--- a/Section-12.docx
+++ b/Section-12.docx
@@ -1818,11 +1818,661 @@
     </w:p>
     <w:p>
       <w:pPr>
-        <w:rPr>
-          <w:color w:val="000000" w:themeColor="text1"/>
-        </w:rPr>
-      </w:pPr>
-    </w:p>
+        <w:pStyle w:val="Heading1"/>
+      </w:pPr>
+      <w:r>
+        <w:t>DESCRIBING DATA</w:t>
+      </w:r>
+    </w:p>
+    <w:p>
+      <w:pPr>
+        <w:rPr>
+          <w:caps/>
+          <w:spacing w:val="15"/>
+          <w:sz w:val="22"/>
+          <w:szCs w:val="22"/>
+        </w:rPr>
+      </w:pPr>
+      <w:r>
+        <w:rPr>
+          <w:caps/>
+          <w:spacing w:val="15"/>
+          <w:sz w:val="22"/>
+          <w:szCs w:val="22"/>
+        </w:rPr>
+        <w:t xml:space="preserve">Describing data means </w:t>
+      </w:r>
+      <w:r>
+        <w:rPr>
+          <w:b/>
+          <w:bCs/>
+          <w:caps/>
+          <w:spacing w:val="15"/>
+          <w:sz w:val="22"/>
+          <w:szCs w:val="22"/>
+        </w:rPr>
+        <w:t>understanding the data</w:t>
+      </w:r>
+      <w:r>
+        <w:rPr>
+          <w:caps/>
+          <w:spacing w:val="15"/>
+          <w:sz w:val="22"/>
+          <w:szCs w:val="22"/>
+        </w:rPr>
+        <w:t xml:space="preserve"> before using it.</w:t>
+      </w:r>
+    </w:p>
+    <w:p>
+      <w:pPr>
+        <w:pStyle w:val="Heading2"/>
+      </w:pPr>
+      <w:r>
+        <w:t>Why it is important:</w:t>
+      </w:r>
+    </w:p>
+    <w:p>
+      <w:pPr>
+        <w:numPr>
+          <w:ilvl w:val="0"/>
+          <w:numId w:val="27"/>
+        </w:numPr>
+        <w:rPr>
+          <w:caps/>
+          <w:spacing w:val="15"/>
+          <w:sz w:val="22"/>
+          <w:szCs w:val="22"/>
+        </w:rPr>
+      </w:pPr>
+      <w:r>
+        <w:rPr>
+          <w:caps/>
+          <w:spacing w:val="15"/>
+          <w:sz w:val="22"/>
+          <w:szCs w:val="22"/>
+        </w:rPr>
+        <w:t>To know what the data contains</w:t>
+      </w:r>
+    </w:p>
+    <w:p>
+      <w:pPr>
+        <w:numPr>
+          <w:ilvl w:val="0"/>
+          <w:numId w:val="27"/>
+        </w:numPr>
+        <w:rPr>
+          <w:caps/>
+          <w:spacing w:val="15"/>
+          <w:sz w:val="22"/>
+          <w:szCs w:val="22"/>
+        </w:rPr>
+      </w:pPr>
+      <w:r>
+        <w:rPr>
+          <w:caps/>
+          <w:spacing w:val="15"/>
+          <w:sz w:val="22"/>
+          <w:szCs w:val="22"/>
+        </w:rPr>
+        <w:t>To find missing or wrong values</w:t>
+      </w:r>
+    </w:p>
+    <w:p>
+      <w:pPr>
+        <w:numPr>
+          <w:ilvl w:val="0"/>
+          <w:numId w:val="27"/>
+        </w:numPr>
+        <w:rPr>
+          <w:caps/>
+          <w:spacing w:val="15"/>
+          <w:sz w:val="22"/>
+          <w:szCs w:val="22"/>
+        </w:rPr>
+      </w:pPr>
+      <w:r>
+        <w:rPr>
+          <w:caps/>
+          <w:spacing w:val="15"/>
+          <w:sz w:val="22"/>
+          <w:szCs w:val="22"/>
+        </w:rPr>
+        <w:t>To understand patterns and trends</w:t>
+      </w:r>
+    </w:p>
+    <w:p>
+      <w:pPr>
+        <w:pStyle w:val="Heading2"/>
+      </w:pPr>
+      <w:r>
+        <w:t>Common ways to describe data:</w:t>
+      </w:r>
+    </w:p>
+    <w:p>
+      <w:pPr>
+        <w:numPr>
+          <w:ilvl w:val="0"/>
+          <w:numId w:val="28"/>
+        </w:numPr>
+        <w:rPr>
+          <w:caps/>
+          <w:spacing w:val="15"/>
+          <w:sz w:val="22"/>
+          <w:szCs w:val="22"/>
+        </w:rPr>
+      </w:pPr>
+      <w:r>
+        <w:rPr>
+          <w:caps/>
+          <w:spacing w:val="15"/>
+          <w:sz w:val="22"/>
+          <w:szCs w:val="22"/>
+        </w:rPr>
+        <w:t>Number of rows and columns</w:t>
+      </w:r>
+    </w:p>
+    <w:p>
+      <w:pPr>
+        <w:numPr>
+          <w:ilvl w:val="0"/>
+          <w:numId w:val="28"/>
+        </w:numPr>
+        <w:rPr>
+          <w:caps/>
+          <w:spacing w:val="15"/>
+          <w:sz w:val="22"/>
+          <w:szCs w:val="22"/>
+        </w:rPr>
+      </w:pPr>
+      <w:r>
+        <w:rPr>
+          <w:caps/>
+          <w:spacing w:val="15"/>
+          <w:sz w:val="22"/>
+          <w:szCs w:val="22"/>
+        </w:rPr>
+        <w:t>Data types (number, text, etc.)</w:t>
+      </w:r>
+    </w:p>
+    <w:p>
+      <w:pPr>
+        <w:numPr>
+          <w:ilvl w:val="0"/>
+          <w:numId w:val="28"/>
+        </w:numPr>
+        <w:rPr>
+          <w:caps/>
+          <w:spacing w:val="15"/>
+          <w:sz w:val="22"/>
+          <w:szCs w:val="22"/>
+        </w:rPr>
+      </w:pPr>
+      <w:r>
+        <w:rPr>
+          <w:caps/>
+          <w:spacing w:val="15"/>
+          <w:sz w:val="22"/>
+          <w:szCs w:val="22"/>
+        </w:rPr>
+        <w:t>Mean, minimum, maximum</w:t>
+      </w:r>
+    </w:p>
+    <w:p>
+      <w:pPr>
+        <w:numPr>
+          <w:ilvl w:val="0"/>
+          <w:numId w:val="28"/>
+        </w:numPr>
+        <w:rPr>
+          <w:caps/>
+          <w:spacing w:val="15"/>
+          <w:sz w:val="22"/>
+          <w:szCs w:val="22"/>
+        </w:rPr>
+      </w:pPr>
+      <w:r>
+        <w:rPr>
+          <w:caps/>
+          <w:spacing w:val="15"/>
+          <w:sz w:val="22"/>
+          <w:szCs w:val="22"/>
+        </w:rPr>
+        <w:t>Count of missing values</w:t>
+      </w:r>
+    </w:p>
+    <w:p>
+      <w:pPr>
+        <w:pStyle w:val="Heading2"/>
+      </w:pPr>
+      <w:r>
+        <w:t>Pandas functions used:</w:t>
+      </w:r>
+    </w:p>
+    <w:p>
+      <w:pPr>
+        <w:rPr>
+          <w:caps/>
+          <w:spacing w:val="15"/>
+          <w:sz w:val="22"/>
+          <w:szCs w:val="22"/>
+        </w:rPr>
+      </w:pPr>
+      <w:r>
+        <w:rPr>
+          <w:caps/>
+          <w:spacing w:val="15"/>
+          <w:sz w:val="22"/>
+          <w:szCs w:val="22"/>
+        </w:rPr>
+        <w:t>df.head()      # first 5 rows</w:t>
+      </w:r>
+    </w:p>
+    <w:p>
+      <w:pPr>
+        <w:rPr>
+          <w:caps/>
+          <w:spacing w:val="15"/>
+          <w:sz w:val="22"/>
+          <w:szCs w:val="22"/>
+        </w:rPr>
+      </w:pPr>
+      <w:r>
+        <w:rPr>
+          <w:caps/>
+          <w:spacing w:val="15"/>
+          <w:sz w:val="22"/>
+          <w:szCs w:val="22"/>
+        </w:rPr>
+        <w:t>df.info()      # data types and null values</w:t>
+      </w:r>
+    </w:p>
+    <w:p>
+      <w:pPr>
+        <w:rPr>
+          <w:caps/>
+          <w:spacing w:val="15"/>
+          <w:sz w:val="22"/>
+          <w:szCs w:val="22"/>
+        </w:rPr>
+      </w:pPr>
+      <w:r>
+        <w:rPr>
+          <w:caps/>
+          <w:spacing w:val="15"/>
+          <w:sz w:val="22"/>
+          <w:szCs w:val="22"/>
+        </w:rPr>
+        <w:t>df.describe()  # summary of numeric data</w:t>
+      </w:r>
+    </w:p>
+    <w:p>
+      <w:pPr>
+        <w:pStyle w:val="Heading1"/>
+      </w:pPr>
+      <w:r>
+        <w:t>DATA SELECTION</w:t>
+      </w:r>
+    </w:p>
+    <w:p>
+      <w:pPr>
+        <w:rPr>
+          <w:caps/>
+          <w:spacing w:val="15"/>
+          <w:sz w:val="22"/>
+          <w:szCs w:val="22"/>
+        </w:rPr>
+      </w:pPr>
+      <w:r>
+        <w:rPr>
+          <w:caps/>
+          <w:spacing w:val="15"/>
+          <w:sz w:val="22"/>
+          <w:szCs w:val="22"/>
+        </w:rPr>
+        <w:t xml:space="preserve">Data selection means </w:t>
+      </w:r>
+      <w:r>
+        <w:rPr>
+          <w:b/>
+          <w:bCs/>
+          <w:caps/>
+          <w:spacing w:val="15"/>
+          <w:sz w:val="22"/>
+          <w:szCs w:val="22"/>
+        </w:rPr>
+        <w:t>choosing the required data</w:t>
+      </w:r>
+      <w:r>
+        <w:rPr>
+          <w:caps/>
+          <w:spacing w:val="15"/>
+          <w:sz w:val="22"/>
+          <w:szCs w:val="22"/>
+        </w:rPr>
+        <w:t xml:space="preserve"> for analysis or modeling.</w:t>
+      </w:r>
+    </w:p>
+    <w:p>
+      <w:pPr>
+        <w:pStyle w:val="Heading2"/>
+      </w:pPr>
+      <w:r>
+        <w:t>Why data selection is needed:</w:t>
+      </w:r>
+    </w:p>
+    <w:p>
+      <w:pPr>
+        <w:numPr>
+          <w:ilvl w:val="0"/>
+          <w:numId w:val="29"/>
+        </w:numPr>
+        <w:rPr>
+          <w:caps/>
+          <w:spacing w:val="15"/>
+          <w:sz w:val="22"/>
+          <w:szCs w:val="22"/>
+        </w:rPr>
+      </w:pPr>
+      <w:r>
+        <w:rPr>
+          <w:caps/>
+          <w:spacing w:val="15"/>
+          <w:sz w:val="22"/>
+          <w:szCs w:val="22"/>
+        </w:rPr>
+        <w:t>Remove unnecessary data</w:t>
+      </w:r>
+    </w:p>
+    <w:p>
+      <w:pPr>
+        <w:numPr>
+          <w:ilvl w:val="0"/>
+          <w:numId w:val="29"/>
+        </w:numPr>
+        <w:rPr>
+          <w:caps/>
+          <w:spacing w:val="15"/>
+          <w:sz w:val="22"/>
+          <w:szCs w:val="22"/>
+        </w:rPr>
+      </w:pPr>
+      <w:r>
+        <w:rPr>
+          <w:caps/>
+          <w:spacing w:val="15"/>
+          <w:sz w:val="22"/>
+          <w:szCs w:val="22"/>
+        </w:rPr>
+        <w:t>Focus on useful features</w:t>
+      </w:r>
+    </w:p>
+    <w:p>
+      <w:pPr>
+        <w:numPr>
+          <w:ilvl w:val="0"/>
+          <w:numId w:val="29"/>
+        </w:numPr>
+        <w:rPr>
+          <w:caps/>
+          <w:spacing w:val="15"/>
+          <w:sz w:val="22"/>
+          <w:szCs w:val="22"/>
+        </w:rPr>
+      </w:pPr>
+      <w:r>
+        <w:rPr>
+          <w:caps/>
+          <w:spacing w:val="15"/>
+          <w:sz w:val="22"/>
+          <w:szCs w:val="22"/>
+        </w:rPr>
+        <w:t>Improve model performance</w:t>
+      </w:r>
+    </w:p>
+    <w:p>
+      <w:pPr>
+        <w:pStyle w:val="Heading2"/>
+      </w:pPr>
+      <w:r>
+        <w:t>Types of data selection:</w:t>
+      </w:r>
+    </w:p>
+    <w:p>
+      <w:pPr>
+        <w:numPr>
+          <w:ilvl w:val="0"/>
+          <w:numId w:val="30"/>
+        </w:numPr>
+        <w:rPr>
+          <w:caps/>
+          <w:spacing w:val="15"/>
+          <w:sz w:val="22"/>
+          <w:szCs w:val="22"/>
+        </w:rPr>
+      </w:pPr>
+      <w:r>
+        <w:rPr>
+          <w:caps/>
+          <w:spacing w:val="15"/>
+          <w:sz w:val="22"/>
+          <w:szCs w:val="22"/>
+        </w:rPr>
+        <w:lastRenderedPageBreak/>
+        <w:t>Selecting columns (features)</w:t>
+      </w:r>
+    </w:p>
+    <w:p>
+      <w:pPr>
+        <w:numPr>
+          <w:ilvl w:val="0"/>
+          <w:numId w:val="30"/>
+        </w:numPr>
+        <w:rPr>
+          <w:caps/>
+          <w:spacing w:val="15"/>
+          <w:sz w:val="22"/>
+          <w:szCs w:val="22"/>
+        </w:rPr>
+      </w:pPr>
+      <w:r>
+        <w:rPr>
+          <w:caps/>
+          <w:spacing w:val="15"/>
+          <w:sz w:val="22"/>
+          <w:szCs w:val="22"/>
+        </w:rPr>
+        <w:t>Selecting rows (records)</w:t>
+      </w:r>
+    </w:p>
+    <w:p>
+      <w:pPr>
+        <w:numPr>
+          <w:ilvl w:val="0"/>
+          <w:numId w:val="30"/>
+        </w:numPr>
+        <w:rPr>
+          <w:caps/>
+          <w:spacing w:val="15"/>
+          <w:sz w:val="22"/>
+          <w:szCs w:val="22"/>
+        </w:rPr>
+      </w:pPr>
+      <w:r>
+        <w:rPr>
+          <w:caps/>
+          <w:spacing w:val="15"/>
+          <w:sz w:val="22"/>
+          <w:szCs w:val="22"/>
+        </w:rPr>
+        <w:t>Filtering data based on conditions</w:t>
+      </w:r>
+    </w:p>
+    <w:p>
+      <w:pPr>
+        <w:pStyle w:val="Heading2"/>
+      </w:pPr>
+      <w:r>
+        <w:t>Examples:</w:t>
+      </w:r>
+    </w:p>
+    <w:p>
+      <w:pPr>
+        <w:rPr>
+          <w:caps/>
+          <w:spacing w:val="15"/>
+          <w:sz w:val="22"/>
+          <w:szCs w:val="22"/>
+        </w:rPr>
+      </w:pPr>
+      <w:r>
+        <w:rPr>
+          <w:caps/>
+          <w:spacing w:val="15"/>
+          <w:sz w:val="22"/>
+          <w:szCs w:val="22"/>
+        </w:rPr>
+        <w:t>df["age"]                 # select one column</w:t>
+      </w:r>
+    </w:p>
+    <w:p>
+      <w:pPr>
+        <w:rPr>
+          <w:caps/>
+          <w:spacing w:val="15"/>
+          <w:sz w:val="22"/>
+          <w:szCs w:val="22"/>
+        </w:rPr>
+      </w:pPr>
+      <w:r>
+        <w:rPr>
+          <w:caps/>
+          <w:spacing w:val="15"/>
+          <w:sz w:val="22"/>
+          <w:szCs w:val="22"/>
+        </w:rPr>
+        <w:t>df[["age", "salary"]]    # select multiple columns</w:t>
+      </w:r>
+    </w:p>
+    <w:p>
+      <w:pPr>
+        <w:rPr>
+          <w:caps/>
+          <w:spacing w:val="15"/>
+          <w:sz w:val="22"/>
+          <w:szCs w:val="22"/>
+        </w:rPr>
+      </w:pPr>
+      <w:r>
+        <w:rPr>
+          <w:caps/>
+          <w:spacing w:val="15"/>
+          <w:sz w:val="22"/>
+          <w:szCs w:val="22"/>
+        </w:rPr>
+        <w:t>df[df["age"] &gt; 30]       # filter rows</w:t>
+      </w:r>
+    </w:p>
+    <w:p>
+      <w:pPr>
+        <w:pStyle w:val="Heading1"/>
+      </w:pPr>
+      <w:r>
+        <w:t>Summary</w:t>
+      </w:r>
+    </w:p>
+    <w:p>
+      <w:pPr>
+        <w:numPr>
+          <w:ilvl w:val="0"/>
+          <w:numId w:val="31"/>
+        </w:numPr>
+        <w:rPr>
+          <w:caps/>
+          <w:spacing w:val="15"/>
+          <w:sz w:val="22"/>
+          <w:szCs w:val="22"/>
+        </w:rPr>
+      </w:pPr>
+      <w:r>
+        <w:rPr>
+          <w:b/>
+          <w:bCs/>
+          <w:caps/>
+          <w:spacing w:val="15"/>
+          <w:sz w:val="22"/>
+          <w:szCs w:val="22"/>
+        </w:rPr>
+        <w:t>Describing data</w:t>
+      </w:r>
+      <w:r>
+        <w:rPr>
+          <w:caps/>
+          <w:spacing w:val="15"/>
+          <w:sz w:val="22"/>
+          <w:szCs w:val="22"/>
+        </w:rPr>
+        <w:t xml:space="preserve"> helps understand data quality and structure</w:t>
+      </w:r>
+    </w:p>
+    <w:p>
+      <w:pPr>
+        <w:numPr>
+          <w:ilvl w:val="0"/>
+          <w:numId w:val="31"/>
+        </w:numPr>
+        <w:rPr>
+          <w:caps/>
+          <w:spacing w:val="15"/>
+          <w:sz w:val="22"/>
+          <w:szCs w:val="22"/>
+        </w:rPr>
+      </w:pPr>
+      <w:r>
+        <w:rPr>
+          <w:b/>
+          <w:bCs/>
+          <w:caps/>
+          <w:spacing w:val="15"/>
+          <w:sz w:val="22"/>
+          <w:szCs w:val="22"/>
+        </w:rPr>
+        <w:t>Data selection</w:t>
+      </w:r>
+      <w:r>
+        <w:rPr>
+          <w:caps/>
+          <w:spacing w:val="15"/>
+          <w:sz w:val="22"/>
+          <w:szCs w:val="22"/>
+        </w:rPr>
+        <w:t xml:space="preserve"> helps choose only useful data</w:t>
+      </w:r>
+    </w:p>
+    <w:p>
+      <w:pPr>
+        <w:numPr>
+          <w:ilvl w:val="0"/>
+          <w:numId w:val="31"/>
+        </w:numPr>
+        <w:rPr>
+          <w:caps/>
+          <w:spacing w:val="15"/>
+          <w:sz w:val="22"/>
+          <w:szCs w:val="22"/>
+        </w:rPr>
+      </w:pPr>
+      <w:r>
+        <w:rPr>
+          <w:caps/>
+          <w:spacing w:val="15"/>
+          <w:sz w:val="22"/>
+          <w:szCs w:val="22"/>
+        </w:rPr>
+        <w:t>Both steps are very important before modeling</w:t>
+      </w:r>
+    </w:p>
+    <w:p/>
+    <w:p/>
     <w:sectPr>
       <w:pgSz w:w="11906" w:h="16838"/>
       <w:pgMar w:top="1440" w:right="1440" w:bottom="1440" w:left="1440" w:header="708" w:footer="708" w:gutter="0"/>
@@ -2134,6 +2784,155 @@
     </w:lvl>
   </w:abstractNum>
   <w:abstractNum w:abstractNumId="2" w15:restartNumberingAfterBreak="0">
+    <w:nsid w:val="0E3248EB"/>
+    <w:multiLevelType w:val="multilevel"/>
+    <w:tmpl w:val="5860D03C"/>
+    <w:lvl w:ilvl="0">
+      <w:start w:val="1"/>
+      <w:numFmt w:val="bullet"/>
+      <w:lvlText w:val=""/>
+      <w:lvlJc w:val="left"/>
+      <w:pPr>
+        <w:tabs>
+          <w:tab w:val="num" w:pos="720"/>
+        </w:tabs>
+        <w:ind w:left="720" w:hanging="360"/>
+      </w:pPr>
+      <w:rPr>
+        <w:rFonts w:ascii="Symbol" w:hAnsi="Symbol" w:hint="default"/>
+        <w:sz w:val="20"/>
+      </w:rPr>
+    </w:lvl>
+    <w:lvl w:ilvl="1" w:tentative="1">
+      <w:start w:val="1"/>
+      <w:numFmt w:val="bullet"/>
+      <w:lvlText w:val="o"/>
+      <w:lvlJc w:val="left"/>
+      <w:pPr>
+        <w:tabs>
+          <w:tab w:val="num" w:pos="1440"/>
+        </w:tabs>
+        <w:ind w:left="1440" w:hanging="360"/>
+      </w:pPr>
+      <w:rPr>
+        <w:rFonts w:ascii="Courier New" w:hAnsi="Courier New" w:hint="default"/>
+        <w:sz w:val="20"/>
+      </w:rPr>
+    </w:lvl>
+    <w:lvl w:ilvl="2" w:tentative="1">
+      <w:start w:val="1"/>
+      <w:numFmt w:val="bullet"/>
+      <w:lvlText w:val=""/>
+      <w:lvlJc w:val="left"/>
+      <w:pPr>
+        <w:tabs>
+          <w:tab w:val="num" w:pos="2160"/>
+        </w:tabs>
+        <w:ind w:left="2160" w:hanging="360"/>
+      </w:pPr>
+      <w:rPr>
+        <w:rFonts w:ascii="Wingdings" w:hAnsi="Wingdings" w:hint="default"/>
+        <w:sz w:val="20"/>
+      </w:rPr>
+    </w:lvl>
+    <w:lvl w:ilvl="3" w:tentative="1">
+      <w:start w:val="1"/>
+      <w:numFmt w:val="bullet"/>
+      <w:lvlText w:val=""/>
+      <w:lvlJc w:val="left"/>
+      <w:pPr>
+        <w:tabs>
+          <w:tab w:val="num" w:pos="2880"/>
+        </w:tabs>
+        <w:ind w:left="2880" w:hanging="360"/>
+      </w:pPr>
+      <w:rPr>
+        <w:rFonts w:ascii="Wingdings" w:hAnsi="Wingdings" w:hint="default"/>
+        <w:sz w:val="20"/>
+      </w:rPr>
+    </w:lvl>
+    <w:lvl w:ilvl="4" w:tentative="1">
+      <w:start w:val="1"/>
+      <w:numFmt w:val="bullet"/>
+      <w:lvlText w:val=""/>
+      <w:lvlJc w:val="left"/>
+      <w:pPr>
+        <w:tabs>
+          <w:tab w:val="num" w:pos="3600"/>
+        </w:tabs>
+        <w:ind w:left="3600" w:hanging="360"/>
+      </w:pPr>
+      <w:rPr>
+        <w:rFonts w:ascii="Wingdings" w:hAnsi="Wingdings" w:hint="default"/>
+        <w:sz w:val="20"/>
+      </w:rPr>
+    </w:lvl>
+    <w:lvl w:ilvl="5" w:tentative="1">
+      <w:start w:val="1"/>
+      <w:numFmt w:val="bullet"/>
+      <w:lvlText w:val=""/>
+      <w:lvlJc w:val="left"/>
+      <w:pPr>
+        <w:tabs>
+          <w:tab w:val="num" w:pos="4320"/>
+        </w:tabs>
+        <w:ind w:left="4320" w:hanging="360"/>
+      </w:pPr>
+      <w:rPr>
+        <w:rFonts w:ascii="Wingdings" w:hAnsi="Wingdings" w:hint="default"/>
+        <w:sz w:val="20"/>
+      </w:rPr>
+    </w:lvl>
+    <w:lvl w:ilvl="6" w:tentative="1">
+      <w:start w:val="1"/>
+      <w:numFmt w:val="bullet"/>
+      <w:lvlText w:val=""/>
+      <w:lvlJc w:val="left"/>
+      <w:pPr>
+        <w:tabs>
+          <w:tab w:val="num" w:pos="5040"/>
+        </w:tabs>
+        <w:ind w:left="5040" w:hanging="360"/>
+      </w:pPr>
+      <w:rPr>
+        <w:rFonts w:ascii="Wingdings" w:hAnsi="Wingdings" w:hint="default"/>
+        <w:sz w:val="20"/>
+      </w:rPr>
+    </w:lvl>
+    <w:lvl w:ilvl="7" w:tentative="1">
+      <w:start w:val="1"/>
+      <w:numFmt w:val="bullet"/>
+      <w:lvlText w:val=""/>
+      <w:lvlJc w:val="left"/>
+      <w:pPr>
+        <w:tabs>
+          <w:tab w:val="num" w:pos="5760"/>
+        </w:tabs>
+        <w:ind w:left="5760" w:hanging="360"/>
+      </w:pPr>
+      <w:rPr>
+        <w:rFonts w:ascii="Wingdings" w:hAnsi="Wingdings" w:hint="default"/>
+        <w:sz w:val="20"/>
+      </w:rPr>
+    </w:lvl>
+    <w:lvl w:ilvl="8" w:tentative="1">
+      <w:start w:val="1"/>
+      <w:numFmt w:val="bullet"/>
+      <w:lvlText w:val=""/>
+      <w:lvlJc w:val="left"/>
+      <w:pPr>
+        <w:tabs>
+          <w:tab w:val="num" w:pos="6480"/>
+        </w:tabs>
+        <w:ind w:left="6480" w:hanging="360"/>
+      </w:pPr>
+      <w:rPr>
+        <w:rFonts w:ascii="Wingdings" w:hAnsi="Wingdings" w:hint="default"/>
+        <w:sz w:val="20"/>
+      </w:rPr>
+    </w:lvl>
+  </w:abstractNum>
+  <w:abstractNum w:abstractNumId="3" w15:restartNumberingAfterBreak="0">
     <w:nsid w:val="11396E6E"/>
     <w:multiLevelType w:val="multilevel"/>
     <w:tmpl w:val="93A8411A"/>
@@ -2282,7 +3081,7 @@
       </w:rPr>
     </w:lvl>
   </w:abstractNum>
-  <w:abstractNum w:abstractNumId="3" w15:restartNumberingAfterBreak="0">
+  <w:abstractNum w:abstractNumId="4" w15:restartNumberingAfterBreak="0">
     <w:nsid w:val="11EB2725"/>
     <w:multiLevelType w:val="multilevel"/>
     <w:tmpl w:val="C45CAD8C"/>
@@ -2431,7 +3230,7 @@
       </w:rPr>
     </w:lvl>
   </w:abstractNum>
-  <w:abstractNum w:abstractNumId="4" w15:restartNumberingAfterBreak="0">
+  <w:abstractNum w:abstractNumId="5" w15:restartNumberingAfterBreak="0">
     <w:nsid w:val="13544403"/>
     <w:multiLevelType w:val="multilevel"/>
     <w:tmpl w:val="F052429C"/>
@@ -2580,7 +3379,7 @@
       </w:rPr>
     </w:lvl>
   </w:abstractNum>
-  <w:abstractNum w:abstractNumId="5" w15:restartNumberingAfterBreak="0">
+  <w:abstractNum w:abstractNumId="6" w15:restartNumberingAfterBreak="0">
     <w:nsid w:val="1D9A58AB"/>
     <w:multiLevelType w:val="multilevel"/>
     <w:tmpl w:val="CE008D12"/>
@@ -2729,7 +3528,7 @@
       </w:rPr>
     </w:lvl>
   </w:abstractNum>
-  <w:abstractNum w:abstractNumId="6" w15:restartNumberingAfterBreak="0">
+  <w:abstractNum w:abstractNumId="7" w15:restartNumberingAfterBreak="0">
     <w:nsid w:val="1E141B4B"/>
     <w:multiLevelType w:val="multilevel"/>
     <w:tmpl w:val="960A6622"/>
@@ -2878,7 +3677,7 @@
       </w:rPr>
     </w:lvl>
   </w:abstractNum>
-  <w:abstractNum w:abstractNumId="7" w15:restartNumberingAfterBreak="0">
+  <w:abstractNum w:abstractNumId="8" w15:restartNumberingAfterBreak="0">
     <w:nsid w:val="20B32952"/>
     <w:multiLevelType w:val="multilevel"/>
     <w:tmpl w:val="BFA468B6"/>
@@ -3027,7 +3826,7 @@
       </w:rPr>
     </w:lvl>
   </w:abstractNum>
-  <w:abstractNum w:abstractNumId="8" w15:restartNumberingAfterBreak="0">
+  <w:abstractNum w:abstractNumId="9" w15:restartNumberingAfterBreak="0">
     <w:nsid w:val="21307118"/>
     <w:multiLevelType w:val="multilevel"/>
     <w:tmpl w:val="D75A45EC"/>
@@ -3176,7 +3975,7 @@
       </w:rPr>
     </w:lvl>
   </w:abstractNum>
-  <w:abstractNum w:abstractNumId="9" w15:restartNumberingAfterBreak="0">
+  <w:abstractNum w:abstractNumId="10" w15:restartNumberingAfterBreak="0">
     <w:nsid w:val="28EB0B90"/>
     <w:multiLevelType w:val="multilevel"/>
     <w:tmpl w:val="9254375A"/>
@@ -3325,7 +4124,7 @@
       </w:rPr>
     </w:lvl>
   </w:abstractNum>
-  <w:abstractNum w:abstractNumId="10" w15:restartNumberingAfterBreak="0">
+  <w:abstractNum w:abstractNumId="11" w15:restartNumberingAfterBreak="0">
     <w:nsid w:val="2E070E90"/>
     <w:multiLevelType w:val="multilevel"/>
     <w:tmpl w:val="D8B409CC"/>
@@ -3474,7 +4273,156 @@
       </w:rPr>
     </w:lvl>
   </w:abstractNum>
-  <w:abstractNum w:abstractNumId="11" w15:restartNumberingAfterBreak="0">
+  <w:abstractNum w:abstractNumId="12" w15:restartNumberingAfterBreak="0">
+    <w:nsid w:val="342A729C"/>
+    <w:multiLevelType w:val="multilevel"/>
+    <w:tmpl w:val="1FFC925E"/>
+    <w:lvl w:ilvl="0">
+      <w:start w:val="1"/>
+      <w:numFmt w:val="bullet"/>
+      <w:lvlText w:val=""/>
+      <w:lvlJc w:val="left"/>
+      <w:pPr>
+        <w:tabs>
+          <w:tab w:val="num" w:pos="720"/>
+        </w:tabs>
+        <w:ind w:left="720" w:hanging="360"/>
+      </w:pPr>
+      <w:rPr>
+        <w:rFonts w:ascii="Symbol" w:hAnsi="Symbol" w:hint="default"/>
+        <w:sz w:val="20"/>
+      </w:rPr>
+    </w:lvl>
+    <w:lvl w:ilvl="1" w:tentative="1">
+      <w:start w:val="1"/>
+      <w:numFmt w:val="bullet"/>
+      <w:lvlText w:val="o"/>
+      <w:lvlJc w:val="left"/>
+      <w:pPr>
+        <w:tabs>
+          <w:tab w:val="num" w:pos="1440"/>
+        </w:tabs>
+        <w:ind w:left="1440" w:hanging="360"/>
+      </w:pPr>
+      <w:rPr>
+        <w:rFonts w:ascii="Courier New" w:hAnsi="Courier New" w:hint="default"/>
+        <w:sz w:val="20"/>
+      </w:rPr>
+    </w:lvl>
+    <w:lvl w:ilvl="2" w:tentative="1">
+      <w:start w:val="1"/>
+      <w:numFmt w:val="bullet"/>
+      <w:lvlText w:val=""/>
+      <w:lvlJc w:val="left"/>
+      <w:pPr>
+        <w:tabs>
+          <w:tab w:val="num" w:pos="2160"/>
+        </w:tabs>
+        <w:ind w:left="2160" w:hanging="360"/>
+      </w:pPr>
+      <w:rPr>
+        <w:rFonts w:ascii="Wingdings" w:hAnsi="Wingdings" w:hint="default"/>
+        <w:sz w:val="20"/>
+      </w:rPr>
+    </w:lvl>
+    <w:lvl w:ilvl="3" w:tentative="1">
+      <w:start w:val="1"/>
+      <w:numFmt w:val="bullet"/>
+      <w:lvlText w:val=""/>
+      <w:lvlJc w:val="left"/>
+      <w:pPr>
+        <w:tabs>
+          <w:tab w:val="num" w:pos="2880"/>
+        </w:tabs>
+        <w:ind w:left="2880" w:hanging="360"/>
+      </w:pPr>
+      <w:rPr>
+        <w:rFonts w:ascii="Wingdings" w:hAnsi="Wingdings" w:hint="default"/>
+        <w:sz w:val="20"/>
+      </w:rPr>
+    </w:lvl>
+    <w:lvl w:ilvl="4" w:tentative="1">
+      <w:start w:val="1"/>
+      <w:numFmt w:val="bullet"/>
+      <w:lvlText w:val=""/>
+      <w:lvlJc w:val="left"/>
+      <w:pPr>
+        <w:tabs>
+          <w:tab w:val="num" w:pos="3600"/>
+        </w:tabs>
+        <w:ind w:left="3600" w:hanging="360"/>
+      </w:pPr>
+      <w:rPr>
+        <w:rFonts w:ascii="Wingdings" w:hAnsi="Wingdings" w:hint="default"/>
+        <w:sz w:val="20"/>
+      </w:rPr>
+    </w:lvl>
+    <w:lvl w:ilvl="5" w:tentative="1">
+      <w:start w:val="1"/>
+      <w:numFmt w:val="bullet"/>
+      <w:lvlText w:val=""/>
+      <w:lvlJc w:val="left"/>
+      <w:pPr>
+        <w:tabs>
+          <w:tab w:val="num" w:pos="4320"/>
+        </w:tabs>
+        <w:ind w:left="4320" w:hanging="360"/>
+      </w:pPr>
+      <w:rPr>
+        <w:rFonts w:ascii="Wingdings" w:hAnsi="Wingdings" w:hint="default"/>
+        <w:sz w:val="20"/>
+      </w:rPr>
+    </w:lvl>
+    <w:lvl w:ilvl="6" w:tentative="1">
+      <w:start w:val="1"/>
+      <w:numFmt w:val="bullet"/>
+      <w:lvlText w:val=""/>
+      <w:lvlJc w:val="left"/>
+      <w:pPr>
+        <w:tabs>
+          <w:tab w:val="num" w:pos="5040"/>
+        </w:tabs>
+        <w:ind w:left="5040" w:hanging="360"/>
+      </w:pPr>
+      <w:rPr>
+        <w:rFonts w:ascii="Wingdings" w:hAnsi="Wingdings" w:hint="default"/>
+        <w:sz w:val="20"/>
+      </w:rPr>
+    </w:lvl>
+    <w:lvl w:ilvl="7" w:tentative="1">
+      <w:start w:val="1"/>
+      <w:numFmt w:val="bullet"/>
+      <w:lvlText w:val=""/>
+      <w:lvlJc w:val="left"/>
+      <w:pPr>
+        <w:tabs>
+          <w:tab w:val="num" w:pos="5760"/>
+        </w:tabs>
+        <w:ind w:left="5760" w:hanging="360"/>
+      </w:pPr>
+      <w:rPr>
+        <w:rFonts w:ascii="Wingdings" w:hAnsi="Wingdings" w:hint="default"/>
+        <w:sz w:val="20"/>
+      </w:rPr>
+    </w:lvl>
+    <w:lvl w:ilvl="8" w:tentative="1">
+      <w:start w:val="1"/>
+      <w:numFmt w:val="bullet"/>
+      <w:lvlText w:val=""/>
+      <w:lvlJc w:val="left"/>
+      <w:pPr>
+        <w:tabs>
+          <w:tab w:val="num" w:pos="6480"/>
+        </w:tabs>
+        <w:ind w:left="6480" w:hanging="360"/>
+      </w:pPr>
+      <w:rPr>
+        <w:rFonts w:ascii="Wingdings" w:hAnsi="Wingdings" w:hint="default"/>
+        <w:sz w:val="20"/>
+      </w:rPr>
+    </w:lvl>
+  </w:abstractNum>
+  <w:abstractNum w:abstractNumId="13" w15:restartNumberingAfterBreak="0">
     <w:nsid w:val="373406AA"/>
     <w:multiLevelType w:val="multilevel"/>
     <w:tmpl w:val="CCF45B48"/>
@@ -3623,7 +4571,7 @@
       </w:rPr>
     </w:lvl>
   </w:abstractNum>
-  <w:abstractNum w:abstractNumId="12" w15:restartNumberingAfterBreak="0">
+  <w:abstractNum w:abstractNumId="14" w15:restartNumberingAfterBreak="0">
     <w:nsid w:val="42236EF1"/>
     <w:multiLevelType w:val="multilevel"/>
     <w:tmpl w:val="DCEE2BB2"/>
@@ -3772,7 +4720,7 @@
       </w:rPr>
     </w:lvl>
   </w:abstractNum>
-  <w:abstractNum w:abstractNumId="13" w15:restartNumberingAfterBreak="0">
+  <w:abstractNum w:abstractNumId="15" w15:restartNumberingAfterBreak="0">
     <w:nsid w:val="44BB7E9C"/>
     <w:multiLevelType w:val="multilevel"/>
     <w:tmpl w:val="FAEA803A"/>
@@ -3921,7 +4869,7 @@
       </w:rPr>
     </w:lvl>
   </w:abstractNum>
-  <w:abstractNum w:abstractNumId="14" w15:restartNumberingAfterBreak="0">
+  <w:abstractNum w:abstractNumId="16" w15:restartNumberingAfterBreak="0">
     <w:nsid w:val="46125FB0"/>
     <w:multiLevelType w:val="multilevel"/>
     <w:tmpl w:val="566615D6"/>
@@ -4070,7 +5018,7 @@
       </w:rPr>
     </w:lvl>
   </w:abstractNum>
-  <w:abstractNum w:abstractNumId="15" w15:restartNumberingAfterBreak="0">
+  <w:abstractNum w:abstractNumId="17" w15:restartNumberingAfterBreak="0">
     <w:nsid w:val="480D4C6B"/>
     <w:multiLevelType w:val="multilevel"/>
     <w:tmpl w:val="B2D89E22"/>
@@ -4219,7 +5167,7 @@
       </w:rPr>
     </w:lvl>
   </w:abstractNum>
-  <w:abstractNum w:abstractNumId="16" w15:restartNumberingAfterBreak="0">
+  <w:abstractNum w:abstractNumId="18" w15:restartNumberingAfterBreak="0">
     <w:nsid w:val="4BBA6C9C"/>
     <w:multiLevelType w:val="multilevel"/>
     <w:tmpl w:val="B2F2A4B4"/>
@@ -4368,7 +5316,7 @@
       </w:rPr>
     </w:lvl>
   </w:abstractNum>
-  <w:abstractNum w:abstractNumId="17" w15:restartNumberingAfterBreak="0">
+  <w:abstractNum w:abstractNumId="19" w15:restartNumberingAfterBreak="0">
     <w:nsid w:val="500C23E5"/>
     <w:multiLevelType w:val="multilevel"/>
     <w:tmpl w:val="9BE08458"/>
@@ -4517,7 +5465,7 @@
       </w:rPr>
     </w:lvl>
   </w:abstractNum>
-  <w:abstractNum w:abstractNumId="18" w15:restartNumberingAfterBreak="0">
+  <w:abstractNum w:abstractNumId="20" w15:restartNumberingAfterBreak="0">
     <w:nsid w:val="545C19E8"/>
     <w:multiLevelType w:val="multilevel"/>
     <w:tmpl w:val="1B423618"/>
@@ -4666,7 +5614,156 @@
       </w:rPr>
     </w:lvl>
   </w:abstractNum>
-  <w:abstractNum w:abstractNumId="19" w15:restartNumberingAfterBreak="0">
+  <w:abstractNum w:abstractNumId="21" w15:restartNumberingAfterBreak="0">
+    <w:nsid w:val="549D5184"/>
+    <w:multiLevelType w:val="multilevel"/>
+    <w:tmpl w:val="134CB2D6"/>
+    <w:lvl w:ilvl="0">
+      <w:start w:val="1"/>
+      <w:numFmt w:val="bullet"/>
+      <w:lvlText w:val=""/>
+      <w:lvlJc w:val="left"/>
+      <w:pPr>
+        <w:tabs>
+          <w:tab w:val="num" w:pos="720"/>
+        </w:tabs>
+        <w:ind w:left="720" w:hanging="360"/>
+      </w:pPr>
+      <w:rPr>
+        <w:rFonts w:ascii="Symbol" w:hAnsi="Symbol" w:hint="default"/>
+        <w:sz w:val="20"/>
+      </w:rPr>
+    </w:lvl>
+    <w:lvl w:ilvl="1" w:tentative="1">
+      <w:start w:val="1"/>
+      <w:numFmt w:val="bullet"/>
+      <w:lvlText w:val="o"/>
+      <w:lvlJc w:val="left"/>
+      <w:pPr>
+        <w:tabs>
+          <w:tab w:val="num" w:pos="1440"/>
+        </w:tabs>
+        <w:ind w:left="1440" w:hanging="360"/>
+      </w:pPr>
+      <w:rPr>
+        <w:rFonts w:ascii="Courier New" w:hAnsi="Courier New" w:hint="default"/>
+        <w:sz w:val="20"/>
+      </w:rPr>
+    </w:lvl>
+    <w:lvl w:ilvl="2" w:tentative="1">
+      <w:start w:val="1"/>
+      <w:numFmt w:val="bullet"/>
+      <w:lvlText w:val=""/>
+      <w:lvlJc w:val="left"/>
+      <w:pPr>
+        <w:tabs>
+          <w:tab w:val="num" w:pos="2160"/>
+        </w:tabs>
+        <w:ind w:left="2160" w:hanging="360"/>
+      </w:pPr>
+      <w:rPr>
+        <w:rFonts w:ascii="Wingdings" w:hAnsi="Wingdings" w:hint="default"/>
+        <w:sz w:val="20"/>
+      </w:rPr>
+    </w:lvl>
+    <w:lvl w:ilvl="3" w:tentative="1">
+      <w:start w:val="1"/>
+      <w:numFmt w:val="bullet"/>
+      <w:lvlText w:val=""/>
+      <w:lvlJc w:val="left"/>
+      <w:pPr>
+        <w:tabs>
+          <w:tab w:val="num" w:pos="2880"/>
+        </w:tabs>
+        <w:ind w:left="2880" w:hanging="360"/>
+      </w:pPr>
+      <w:rPr>
+        <w:rFonts w:ascii="Wingdings" w:hAnsi="Wingdings" w:hint="default"/>
+        <w:sz w:val="20"/>
+      </w:rPr>
+    </w:lvl>
+    <w:lvl w:ilvl="4" w:tentative="1">
+      <w:start w:val="1"/>
+      <w:numFmt w:val="bullet"/>
+      <w:lvlText w:val=""/>
+      <w:lvlJc w:val="left"/>
+      <w:pPr>
+        <w:tabs>
+          <w:tab w:val="num" w:pos="3600"/>
+        </w:tabs>
+        <w:ind w:left="3600" w:hanging="360"/>
+      </w:pPr>
+      <w:rPr>
+        <w:rFonts w:ascii="Wingdings" w:hAnsi="Wingdings" w:hint="default"/>
+        <w:sz w:val="20"/>
+      </w:rPr>
+    </w:lvl>
+    <w:lvl w:ilvl="5" w:tentative="1">
+      <w:start w:val="1"/>
+      <w:numFmt w:val="bullet"/>
+      <w:lvlText w:val=""/>
+      <w:lvlJc w:val="left"/>
+      <w:pPr>
+        <w:tabs>
+          <w:tab w:val="num" w:pos="4320"/>
+        </w:tabs>
+        <w:ind w:left="4320" w:hanging="360"/>
+      </w:pPr>
+      <w:rPr>
+        <w:rFonts w:ascii="Wingdings" w:hAnsi="Wingdings" w:hint="default"/>
+        <w:sz w:val="20"/>
+      </w:rPr>
+    </w:lvl>
+    <w:lvl w:ilvl="6" w:tentative="1">
+      <w:start w:val="1"/>
+      <w:numFmt w:val="bullet"/>
+      <w:lvlText w:val=""/>
+      <w:lvlJc w:val="left"/>
+      <w:pPr>
+        <w:tabs>
+          <w:tab w:val="num" w:pos="5040"/>
+        </w:tabs>
+        <w:ind w:left="5040" w:hanging="360"/>
+      </w:pPr>
+      <w:rPr>
+        <w:rFonts w:ascii="Wingdings" w:hAnsi="Wingdings" w:hint="default"/>
+        <w:sz w:val="20"/>
+      </w:rPr>
+    </w:lvl>
+    <w:lvl w:ilvl="7" w:tentative="1">
+      <w:start w:val="1"/>
+      <w:numFmt w:val="bullet"/>
+      <w:lvlText w:val=""/>
+      <w:lvlJc w:val="left"/>
+      <w:pPr>
+        <w:tabs>
+          <w:tab w:val="num" w:pos="5760"/>
+        </w:tabs>
+        <w:ind w:left="5760" w:hanging="360"/>
+      </w:pPr>
+      <w:rPr>
+        <w:rFonts w:ascii="Wingdings" w:hAnsi="Wingdings" w:hint="default"/>
+        <w:sz w:val="20"/>
+      </w:rPr>
+    </w:lvl>
+    <w:lvl w:ilvl="8" w:tentative="1">
+      <w:start w:val="1"/>
+      <w:numFmt w:val="bullet"/>
+      <w:lvlText w:val=""/>
+      <w:lvlJc w:val="left"/>
+      <w:pPr>
+        <w:tabs>
+          <w:tab w:val="num" w:pos="6480"/>
+        </w:tabs>
+        <w:ind w:left="6480" w:hanging="360"/>
+      </w:pPr>
+      <w:rPr>
+        <w:rFonts w:ascii="Wingdings" w:hAnsi="Wingdings" w:hint="default"/>
+        <w:sz w:val="20"/>
+      </w:rPr>
+    </w:lvl>
+  </w:abstractNum>
+  <w:abstractNum w:abstractNumId="22" w15:restartNumberingAfterBreak="0">
     <w:nsid w:val="5A681313"/>
     <w:multiLevelType w:val="multilevel"/>
     <w:tmpl w:val="FA3EAB7C"/>
@@ -4815,7 +5912,7 @@
       </w:rPr>
     </w:lvl>
   </w:abstractNum>
-  <w:abstractNum w:abstractNumId="20" w15:restartNumberingAfterBreak="0">
+  <w:abstractNum w:abstractNumId="23" w15:restartNumberingAfterBreak="0">
     <w:nsid w:val="60A61CF2"/>
     <w:multiLevelType w:val="multilevel"/>
     <w:tmpl w:val="4B22A894"/>
@@ -4964,7 +6061,156 @@
       </w:rPr>
     </w:lvl>
   </w:abstractNum>
-  <w:abstractNum w:abstractNumId="21" w15:restartNumberingAfterBreak="0">
+  <w:abstractNum w:abstractNumId="24" w15:restartNumberingAfterBreak="0">
+    <w:nsid w:val="613F7C03"/>
+    <w:multiLevelType w:val="multilevel"/>
+    <w:tmpl w:val="B75CB600"/>
+    <w:lvl w:ilvl="0">
+      <w:start w:val="1"/>
+      <w:numFmt w:val="bullet"/>
+      <w:lvlText w:val=""/>
+      <w:lvlJc w:val="left"/>
+      <w:pPr>
+        <w:tabs>
+          <w:tab w:val="num" w:pos="720"/>
+        </w:tabs>
+        <w:ind w:left="720" w:hanging="360"/>
+      </w:pPr>
+      <w:rPr>
+        <w:rFonts w:ascii="Symbol" w:hAnsi="Symbol" w:hint="default"/>
+        <w:sz w:val="20"/>
+      </w:rPr>
+    </w:lvl>
+    <w:lvl w:ilvl="1" w:tentative="1">
+      <w:start w:val="1"/>
+      <w:numFmt w:val="bullet"/>
+      <w:lvlText w:val="o"/>
+      <w:lvlJc w:val="left"/>
+      <w:pPr>
+        <w:tabs>
+          <w:tab w:val="num" w:pos="1440"/>
+        </w:tabs>
+        <w:ind w:left="1440" w:hanging="360"/>
+      </w:pPr>
+      <w:rPr>
+        <w:rFonts w:ascii="Courier New" w:hAnsi="Courier New" w:hint="default"/>
+        <w:sz w:val="20"/>
+      </w:rPr>
+    </w:lvl>
+    <w:lvl w:ilvl="2" w:tentative="1">
+      <w:start w:val="1"/>
+      <w:numFmt w:val="bullet"/>
+      <w:lvlText w:val=""/>
+      <w:lvlJc w:val="left"/>
+      <w:pPr>
+        <w:tabs>
+          <w:tab w:val="num" w:pos="2160"/>
+        </w:tabs>
+        <w:ind w:left="2160" w:hanging="360"/>
+      </w:pPr>
+      <w:rPr>
+        <w:rFonts w:ascii="Wingdings" w:hAnsi="Wingdings" w:hint="default"/>
+        <w:sz w:val="20"/>
+      </w:rPr>
+    </w:lvl>
+    <w:lvl w:ilvl="3" w:tentative="1">
+      <w:start w:val="1"/>
+      <w:numFmt w:val="bullet"/>
+      <w:lvlText w:val=""/>
+      <w:lvlJc w:val="left"/>
+      <w:pPr>
+        <w:tabs>
+          <w:tab w:val="num" w:pos="2880"/>
+        </w:tabs>
+        <w:ind w:left="2880" w:hanging="360"/>
+      </w:pPr>
+      <w:rPr>
+        <w:rFonts w:ascii="Wingdings" w:hAnsi="Wingdings" w:hint="default"/>
+        <w:sz w:val="20"/>
+      </w:rPr>
+    </w:lvl>
+    <w:lvl w:ilvl="4" w:tentative="1">
+      <w:start w:val="1"/>
+      <w:numFmt w:val="bullet"/>
+      <w:lvlText w:val=""/>
+      <w:lvlJc w:val="left"/>
+      <w:pPr>
+        <w:tabs>
+          <w:tab w:val="num" w:pos="3600"/>
+        </w:tabs>
+        <w:ind w:left="3600" w:hanging="360"/>
+      </w:pPr>
+      <w:rPr>
+        <w:rFonts w:ascii="Wingdings" w:hAnsi="Wingdings" w:hint="default"/>
+        <w:sz w:val="20"/>
+      </w:rPr>
+    </w:lvl>
+    <w:lvl w:ilvl="5" w:tentative="1">
+      <w:start w:val="1"/>
+      <w:numFmt w:val="bullet"/>
+      <w:lvlText w:val=""/>
+      <w:lvlJc w:val="left"/>
+      <w:pPr>
+        <w:tabs>
+          <w:tab w:val="num" w:pos="4320"/>
+        </w:tabs>
+        <w:ind w:left="4320" w:hanging="360"/>
+      </w:pPr>
+      <w:rPr>
+        <w:rFonts w:ascii="Wingdings" w:hAnsi="Wingdings" w:hint="default"/>
+        <w:sz w:val="20"/>
+      </w:rPr>
+    </w:lvl>
+    <w:lvl w:ilvl="6" w:tentative="1">
+      <w:start w:val="1"/>
+      <w:numFmt w:val="bullet"/>
+      <w:lvlText w:val=""/>
+      <w:lvlJc w:val="left"/>
+      <w:pPr>
+        <w:tabs>
+          <w:tab w:val="num" w:pos="5040"/>
+        </w:tabs>
+        <w:ind w:left="5040" w:hanging="360"/>
+      </w:pPr>
+      <w:rPr>
+        <w:rFonts w:ascii="Wingdings" w:hAnsi="Wingdings" w:hint="default"/>
+        <w:sz w:val="20"/>
+      </w:rPr>
+    </w:lvl>
+    <w:lvl w:ilvl="7" w:tentative="1">
+      <w:start w:val="1"/>
+      <w:numFmt w:val="bullet"/>
+      <w:lvlText w:val=""/>
+      <w:lvlJc w:val="left"/>
+      <w:pPr>
+        <w:tabs>
+          <w:tab w:val="num" w:pos="5760"/>
+        </w:tabs>
+        <w:ind w:left="5760" w:hanging="360"/>
+      </w:pPr>
+      <w:rPr>
+        <w:rFonts w:ascii="Wingdings" w:hAnsi="Wingdings" w:hint="default"/>
+        <w:sz w:val="20"/>
+      </w:rPr>
+    </w:lvl>
+    <w:lvl w:ilvl="8" w:tentative="1">
+      <w:start w:val="1"/>
+      <w:numFmt w:val="bullet"/>
+      <w:lvlText w:val=""/>
+      <w:lvlJc w:val="left"/>
+      <w:pPr>
+        <w:tabs>
+          <w:tab w:val="num" w:pos="6480"/>
+        </w:tabs>
+        <w:ind w:left="6480" w:hanging="360"/>
+      </w:pPr>
+      <w:rPr>
+        <w:rFonts w:ascii="Wingdings" w:hAnsi="Wingdings" w:hint="default"/>
+        <w:sz w:val="20"/>
+      </w:rPr>
+    </w:lvl>
+  </w:abstractNum>
+  <w:abstractNum w:abstractNumId="25" w15:restartNumberingAfterBreak="0">
     <w:nsid w:val="63092A0B"/>
     <w:multiLevelType w:val="multilevel"/>
     <w:tmpl w:val="2B524C6E"/>
@@ -5113,7 +6359,7 @@
       </w:rPr>
     </w:lvl>
   </w:abstractNum>
-  <w:abstractNum w:abstractNumId="22" w15:restartNumberingAfterBreak="0">
+  <w:abstractNum w:abstractNumId="26" w15:restartNumberingAfterBreak="0">
     <w:nsid w:val="67754929"/>
     <w:multiLevelType w:val="multilevel"/>
     <w:tmpl w:val="E4AAFDAE"/>
@@ -5262,7 +6508,7 @@
       </w:rPr>
     </w:lvl>
   </w:abstractNum>
-  <w:abstractNum w:abstractNumId="23" w15:restartNumberingAfterBreak="0">
+  <w:abstractNum w:abstractNumId="27" w15:restartNumberingAfterBreak="0">
     <w:nsid w:val="67B27704"/>
     <w:multiLevelType w:val="multilevel"/>
     <w:tmpl w:val="52EA5C16"/>
@@ -5411,7 +6657,7 @@
       </w:rPr>
     </w:lvl>
   </w:abstractNum>
-  <w:abstractNum w:abstractNumId="24" w15:restartNumberingAfterBreak="0">
+  <w:abstractNum w:abstractNumId="28" w15:restartNumberingAfterBreak="0">
     <w:nsid w:val="6FB52FF5"/>
     <w:multiLevelType w:val="multilevel"/>
     <w:tmpl w:val="1636572E"/>
@@ -5560,7 +6806,156 @@
       </w:rPr>
     </w:lvl>
   </w:abstractNum>
-  <w:abstractNum w:abstractNumId="25" w15:restartNumberingAfterBreak="0">
+  <w:abstractNum w:abstractNumId="29" w15:restartNumberingAfterBreak="0">
+    <w:nsid w:val="75602EBB"/>
+    <w:multiLevelType w:val="multilevel"/>
+    <w:tmpl w:val="D6D2DCA6"/>
+    <w:lvl w:ilvl="0">
+      <w:start w:val="1"/>
+      <w:numFmt w:val="bullet"/>
+      <w:lvlText w:val=""/>
+      <w:lvlJc w:val="left"/>
+      <w:pPr>
+        <w:tabs>
+          <w:tab w:val="num" w:pos="720"/>
+        </w:tabs>
+        <w:ind w:left="720" w:hanging="360"/>
+      </w:pPr>
+      <w:rPr>
+        <w:rFonts w:ascii="Symbol" w:hAnsi="Symbol" w:hint="default"/>
+        <w:sz w:val="20"/>
+      </w:rPr>
+    </w:lvl>
+    <w:lvl w:ilvl="1" w:tentative="1">
+      <w:start w:val="1"/>
+      <w:numFmt w:val="bullet"/>
+      <w:lvlText w:val="o"/>
+      <w:lvlJc w:val="left"/>
+      <w:pPr>
+        <w:tabs>
+          <w:tab w:val="num" w:pos="1440"/>
+        </w:tabs>
+        <w:ind w:left="1440" w:hanging="360"/>
+      </w:pPr>
+      <w:rPr>
+        <w:rFonts w:ascii="Courier New" w:hAnsi="Courier New" w:hint="default"/>
+        <w:sz w:val="20"/>
+      </w:rPr>
+    </w:lvl>
+    <w:lvl w:ilvl="2" w:tentative="1">
+      <w:start w:val="1"/>
+      <w:numFmt w:val="bullet"/>
+      <w:lvlText w:val=""/>
+      <w:lvlJc w:val="left"/>
+      <w:pPr>
+        <w:tabs>
+          <w:tab w:val="num" w:pos="2160"/>
+        </w:tabs>
+        <w:ind w:left="2160" w:hanging="360"/>
+      </w:pPr>
+      <w:rPr>
+        <w:rFonts w:ascii="Wingdings" w:hAnsi="Wingdings" w:hint="default"/>
+        <w:sz w:val="20"/>
+      </w:rPr>
+    </w:lvl>
+    <w:lvl w:ilvl="3" w:tentative="1">
+      <w:start w:val="1"/>
+      <w:numFmt w:val="bullet"/>
+      <w:lvlText w:val=""/>
+      <w:lvlJc w:val="left"/>
+      <w:pPr>
+        <w:tabs>
+          <w:tab w:val="num" w:pos="2880"/>
+        </w:tabs>
+        <w:ind w:left="2880" w:hanging="360"/>
+      </w:pPr>
+      <w:rPr>
+        <w:rFonts w:ascii="Wingdings" w:hAnsi="Wingdings" w:hint="default"/>
+        <w:sz w:val="20"/>
+      </w:rPr>
+    </w:lvl>
+    <w:lvl w:ilvl="4" w:tentative="1">
+      <w:start w:val="1"/>
+      <w:numFmt w:val="bullet"/>
+      <w:lvlText w:val=""/>
+      <w:lvlJc w:val="left"/>
+      <w:pPr>
+        <w:tabs>
+          <w:tab w:val="num" w:pos="3600"/>
+        </w:tabs>
+        <w:ind w:left="3600" w:hanging="360"/>
+      </w:pPr>
+      <w:rPr>
+        <w:rFonts w:ascii="Wingdings" w:hAnsi="Wingdings" w:hint="default"/>
+        <w:sz w:val="20"/>
+      </w:rPr>
+    </w:lvl>
+    <w:lvl w:ilvl="5" w:tentative="1">
+      <w:start w:val="1"/>
+      <w:numFmt w:val="bullet"/>
+      <w:lvlText w:val=""/>
+      <w:lvlJc w:val="left"/>
+      <w:pPr>
+        <w:tabs>
+          <w:tab w:val="num" w:pos="4320"/>
+        </w:tabs>
+        <w:ind w:left="4320" w:hanging="360"/>
+      </w:pPr>
+      <w:rPr>
+        <w:rFonts w:ascii="Wingdings" w:hAnsi="Wingdings" w:hint="default"/>
+        <w:sz w:val="20"/>
+      </w:rPr>
+    </w:lvl>
+    <w:lvl w:ilvl="6" w:tentative="1">
+      <w:start w:val="1"/>
+      <w:numFmt w:val="bullet"/>
+      <w:lvlText w:val=""/>
+      <w:lvlJc w:val="left"/>
+      <w:pPr>
+        <w:tabs>
+          <w:tab w:val="num" w:pos="5040"/>
+        </w:tabs>
+        <w:ind w:left="5040" w:hanging="360"/>
+      </w:pPr>
+      <w:rPr>
+        <w:rFonts w:ascii="Wingdings" w:hAnsi="Wingdings" w:hint="default"/>
+        <w:sz w:val="20"/>
+      </w:rPr>
+    </w:lvl>
+    <w:lvl w:ilvl="7" w:tentative="1">
+      <w:start w:val="1"/>
+      <w:numFmt w:val="bullet"/>
+      <w:lvlText w:val=""/>
+      <w:lvlJc w:val="left"/>
+      <w:pPr>
+        <w:tabs>
+          <w:tab w:val="num" w:pos="5760"/>
+        </w:tabs>
+        <w:ind w:left="5760" w:hanging="360"/>
+      </w:pPr>
+      <w:rPr>
+        <w:rFonts w:ascii="Wingdings" w:hAnsi="Wingdings" w:hint="default"/>
+        <w:sz w:val="20"/>
+      </w:rPr>
+    </w:lvl>
+    <w:lvl w:ilvl="8" w:tentative="1">
+      <w:start w:val="1"/>
+      <w:numFmt w:val="bullet"/>
+      <w:lvlText w:val=""/>
+      <w:lvlJc w:val="left"/>
+      <w:pPr>
+        <w:tabs>
+          <w:tab w:val="num" w:pos="6480"/>
+        </w:tabs>
+        <w:ind w:left="6480" w:hanging="360"/>
+      </w:pPr>
+      <w:rPr>
+        <w:rFonts w:ascii="Wingdings" w:hAnsi="Wingdings" w:hint="default"/>
+        <w:sz w:val="20"/>
+      </w:rPr>
+    </w:lvl>
+  </w:abstractNum>
+  <w:abstractNum w:abstractNumId="30" w15:restartNumberingAfterBreak="0">
     <w:nsid w:val="7F3F554F"/>
     <w:multiLevelType w:val="multilevel"/>
     <w:tmpl w:val="117AED32"/>
@@ -5710,82 +7105,97 @@
     </w:lvl>
   </w:abstractNum>
   <w:num w:numId="1" w16cid:durableId="1470660412">
-    <w:abstractNumId w:val="4"/>
+    <w:abstractNumId w:val="5"/>
   </w:num>
   <w:num w:numId="2" w16cid:durableId="1738818866">
     <w:abstractNumId w:val="0"/>
   </w:num>
   <w:num w:numId="3" w16cid:durableId="2118670987">
+    <w:abstractNumId w:val="18"/>
+  </w:num>
+  <w:num w:numId="4" w16cid:durableId="1728842303">
+    <w:abstractNumId w:val="19"/>
+  </w:num>
+  <w:num w:numId="5" w16cid:durableId="1588153978">
+    <w:abstractNumId w:val="15"/>
+  </w:num>
+  <w:num w:numId="6" w16cid:durableId="1569339199">
+    <w:abstractNumId w:val="26"/>
+  </w:num>
+  <w:num w:numId="7" w16cid:durableId="1191146902">
+    <w:abstractNumId w:val="8"/>
+  </w:num>
+  <w:num w:numId="8" w16cid:durableId="496379820">
     <w:abstractNumId w:val="16"/>
   </w:num>
-  <w:num w:numId="4" w16cid:durableId="1728842303">
-    <w:abstractNumId w:val="17"/>
+  <w:num w:numId="9" w16cid:durableId="1995988777">
+    <w:abstractNumId w:val="9"/>
   </w:num>
-  <w:num w:numId="5" w16cid:durableId="1588153978">
+  <w:num w:numId="10" w16cid:durableId="1692805259">
+    <w:abstractNumId w:val="23"/>
+  </w:num>
+  <w:num w:numId="11" w16cid:durableId="1259408970">
+    <w:abstractNumId w:val="7"/>
+  </w:num>
+  <w:num w:numId="12" w16cid:durableId="2126608119">
+    <w:abstractNumId w:val="28"/>
+  </w:num>
+  <w:num w:numId="13" w16cid:durableId="747729190">
     <w:abstractNumId w:val="13"/>
   </w:num>
-  <w:num w:numId="6" w16cid:durableId="1569339199">
-    <w:abstractNumId w:val="22"/>
-  </w:num>
-  <w:num w:numId="7" w16cid:durableId="1191146902">
-    <w:abstractNumId w:val="7"/>
-  </w:num>
-  <w:num w:numId="8" w16cid:durableId="496379820">
-    <w:abstractNumId w:val="14"/>
-  </w:num>
-  <w:num w:numId="9" w16cid:durableId="1995988777">
-    <w:abstractNumId w:val="8"/>
-  </w:num>
-  <w:num w:numId="10" w16cid:durableId="1692805259">
-    <w:abstractNumId w:val="20"/>
-  </w:num>
-  <w:num w:numId="11" w16cid:durableId="1259408970">
-    <w:abstractNumId w:val="6"/>
-  </w:num>
-  <w:num w:numId="12" w16cid:durableId="2126608119">
-    <w:abstractNumId w:val="24"/>
-  </w:num>
-  <w:num w:numId="13" w16cid:durableId="747729190">
-    <w:abstractNumId w:val="11"/>
-  </w:num>
   <w:num w:numId="14" w16cid:durableId="1976521081">
-    <w:abstractNumId w:val="2"/>
+    <w:abstractNumId w:val="3"/>
   </w:num>
   <w:num w:numId="15" w16cid:durableId="957758618">
-    <w:abstractNumId w:val="21"/>
+    <w:abstractNumId w:val="25"/>
   </w:num>
   <w:num w:numId="16" w16cid:durableId="672953678">
-    <w:abstractNumId w:val="3"/>
+    <w:abstractNumId w:val="4"/>
   </w:num>
   <w:num w:numId="17" w16cid:durableId="896162629">
     <w:abstractNumId w:val="1"/>
   </w:num>
   <w:num w:numId="18" w16cid:durableId="347104899">
+    <w:abstractNumId w:val="11"/>
+  </w:num>
+  <w:num w:numId="19" w16cid:durableId="315695358">
+    <w:abstractNumId w:val="30"/>
+  </w:num>
+  <w:num w:numId="20" w16cid:durableId="290789926">
+    <w:abstractNumId w:val="27"/>
+  </w:num>
+  <w:num w:numId="21" w16cid:durableId="1530408654">
+    <w:abstractNumId w:val="20"/>
+  </w:num>
+  <w:num w:numId="22" w16cid:durableId="1764451755">
+    <w:abstractNumId w:val="14"/>
+  </w:num>
+  <w:num w:numId="23" w16cid:durableId="1704284714">
     <w:abstractNumId w:val="10"/>
   </w:num>
-  <w:num w:numId="19" w16cid:durableId="315695358">
-    <w:abstractNumId w:val="25"/>
+  <w:num w:numId="24" w16cid:durableId="835270754">
+    <w:abstractNumId w:val="22"/>
   </w:num>
-  <w:num w:numId="20" w16cid:durableId="290789926">
-    <w:abstractNumId w:val="23"/>
+  <w:num w:numId="25" w16cid:durableId="1942102812">
+    <w:abstractNumId w:val="17"/>
   </w:num>
-  <w:num w:numId="21" w16cid:durableId="1530408654">
-    <w:abstractNumId w:val="18"/>
+  <w:num w:numId="26" w16cid:durableId="897278475">
+    <w:abstractNumId w:val="6"/>
   </w:num>
-  <w:num w:numId="22" w16cid:durableId="1764451755">
+  <w:num w:numId="27" w16cid:durableId="426511349">
+    <w:abstractNumId w:val="21"/>
+  </w:num>
+  <w:num w:numId="28" w16cid:durableId="1215851745">
+    <w:abstractNumId w:val="29"/>
+  </w:num>
+  <w:num w:numId="29" w16cid:durableId="1247878341">
     <w:abstractNumId w:val="12"/>
   </w:num>
-  <w:num w:numId="23" w16cid:durableId="1704284714">
-    <w:abstractNumId w:val="9"/>
+  <w:num w:numId="30" w16cid:durableId="1767925373">
+    <w:abstractNumId w:val="24"/>
   </w:num>
-  <w:num w:numId="24" w16cid:durableId="835270754">
-    <w:abstractNumId w:val="19"/>
-  </w:num>
-  <w:num w:numId="25" w16cid:durableId="1942102812">
-    <w:abstractNumId w:val="15"/>
-  </w:num>
-  <w:num w:numId="26" w16cid:durableId="897278475">
-    <w:abstractNumId w:val="5"/>
+  <w:num w:numId="31" w16cid:durableId="225918275">
+    <w:abstractNumId w:val="2"/>
   </w:num>
 </w:numbering>
 </file>
@@ -6399,7 +7809,6 @@
   <w:style w:type="character" w:default="1" w:styleId="DefaultParagraphFont">
     <w:name w:val="Default Paragraph Font"/>
     <w:uiPriority w:val="1"/>
-    <w:semiHidden/>
     <w:unhideWhenUsed/>
   </w:style>
   <w:style w:type="table" w:default="1" w:styleId="TableNormal">

--- a/Section-12.docx
+++ b/Section-12.docx
@@ -2470,6 +2470,688 @@
         </w:rPr>
         <w:t>Both steps are very important before modeling</w:t>
       </w:r>
+    </w:p>
+    <w:p>
+      <w:pPr>
+        <w:pStyle w:val="Heading1"/>
+      </w:pPr>
+      <w:r>
+        <w:t>CHANGING DATA (DATA TRANSFORMATION)</w:t>
+      </w:r>
+    </w:p>
+    <w:p>
+      <w:pPr>
+        <w:rPr>
+          <w:caps/>
+          <w:spacing w:val="15"/>
+          <w:sz w:val="22"/>
+          <w:szCs w:val="22"/>
+        </w:rPr>
+      </w:pPr>
+      <w:r>
+        <w:rPr>
+          <w:caps/>
+          <w:spacing w:val="15"/>
+          <w:sz w:val="22"/>
+          <w:szCs w:val="22"/>
+        </w:rPr>
+        <w:t xml:space="preserve">Changing data means </w:t>
+      </w:r>
+      <w:r>
+        <w:rPr>
+          <w:b/>
+          <w:bCs/>
+          <w:caps/>
+          <w:spacing w:val="15"/>
+          <w:sz w:val="22"/>
+          <w:szCs w:val="22"/>
+        </w:rPr>
+        <w:t>modifying data</w:t>
+      </w:r>
+      <w:r>
+        <w:rPr>
+          <w:caps/>
+          <w:spacing w:val="15"/>
+          <w:sz w:val="22"/>
+          <w:szCs w:val="22"/>
+        </w:rPr>
+        <w:t xml:space="preserve"> so it can be used easily for analysis or machine learning.</w:t>
+      </w:r>
+    </w:p>
+    <w:p>
+      <w:pPr>
+        <w:pStyle w:val="Heading2"/>
+      </w:pPr>
+      <w:r>
+        <w:t>Why We Change Data</w:t>
+      </w:r>
+    </w:p>
+    <w:p>
+      <w:pPr>
+        <w:numPr>
+          <w:ilvl w:val="0"/>
+          <w:numId w:val="32"/>
+        </w:numPr>
+        <w:rPr>
+          <w:caps/>
+          <w:spacing w:val="15"/>
+          <w:sz w:val="22"/>
+          <w:szCs w:val="22"/>
+        </w:rPr>
+      </w:pPr>
+      <w:r>
+        <w:rPr>
+          <w:caps/>
+          <w:spacing w:val="15"/>
+          <w:sz w:val="22"/>
+          <w:szCs w:val="22"/>
+        </w:rPr>
+        <w:t xml:space="preserve">Raw data is often </w:t>
+      </w:r>
+      <w:r>
+        <w:rPr>
+          <w:b/>
+          <w:bCs/>
+          <w:caps/>
+          <w:spacing w:val="15"/>
+          <w:sz w:val="22"/>
+          <w:szCs w:val="22"/>
+        </w:rPr>
+        <w:t>not clean</w:t>
+      </w:r>
+    </w:p>
+    <w:p>
+      <w:pPr>
+        <w:numPr>
+          <w:ilvl w:val="0"/>
+          <w:numId w:val="32"/>
+        </w:numPr>
+        <w:rPr>
+          <w:caps/>
+          <w:spacing w:val="15"/>
+          <w:sz w:val="22"/>
+          <w:szCs w:val="22"/>
+        </w:rPr>
+      </w:pPr>
+      <w:r>
+        <w:rPr>
+          <w:caps/>
+          <w:spacing w:val="15"/>
+          <w:sz w:val="22"/>
+          <w:szCs w:val="22"/>
+        </w:rPr>
+        <w:t xml:space="preserve">Machine learning models need </w:t>
+      </w:r>
+      <w:r>
+        <w:rPr>
+          <w:b/>
+          <w:bCs/>
+          <w:caps/>
+          <w:spacing w:val="15"/>
+          <w:sz w:val="22"/>
+          <w:szCs w:val="22"/>
+        </w:rPr>
+        <w:t>numeric and clean data</w:t>
+      </w:r>
+    </w:p>
+    <w:p>
+      <w:pPr>
+        <w:numPr>
+          <w:ilvl w:val="0"/>
+          <w:numId w:val="32"/>
+        </w:numPr>
+        <w:rPr>
+          <w:caps/>
+          <w:spacing w:val="15"/>
+          <w:sz w:val="22"/>
+          <w:szCs w:val="22"/>
+        </w:rPr>
+      </w:pPr>
+      <w:r>
+        <w:rPr>
+          <w:caps/>
+          <w:spacing w:val="15"/>
+          <w:sz w:val="22"/>
+          <w:szCs w:val="22"/>
+        </w:rPr>
+        <w:t>To improve accuracy of results</w:t>
+      </w:r>
+    </w:p>
+    <w:p>
+      <w:pPr>
+        <w:pStyle w:val="Heading2"/>
+      </w:pPr>
+      <w:r>
+        <w:t>Common Ways to Change Data</w:t>
+      </w:r>
+    </w:p>
+    <w:p>
+      <w:pPr>
+        <w:pStyle w:val="Heading3"/>
+      </w:pPr>
+      <w:r>
+        <w:t>Renaming Columns</w:t>
+      </w:r>
+    </w:p>
+    <w:p>
+      <w:pPr>
+        <w:rPr>
+          <w:caps/>
+          <w:spacing w:val="15"/>
+          <w:sz w:val="22"/>
+          <w:szCs w:val="22"/>
+        </w:rPr>
+      </w:pPr>
+      <w:r>
+        <w:rPr>
+          <w:caps/>
+          <w:spacing w:val="15"/>
+          <w:sz w:val="22"/>
+          <w:szCs w:val="22"/>
+        </w:rPr>
+        <w:t>Used to make column names clear.</w:t>
+      </w:r>
+    </w:p>
+    <w:p>
+      <w:pPr>
+        <w:rPr>
+          <w:caps/>
+          <w:spacing w:val="15"/>
+          <w:sz w:val="22"/>
+          <w:szCs w:val="22"/>
+        </w:rPr>
+      </w:pPr>
+      <w:r>
+        <w:rPr>
+          <w:caps/>
+          <w:spacing w:val="15"/>
+          <w:sz w:val="22"/>
+          <w:szCs w:val="22"/>
+        </w:rPr>
+        <w:t>df.rename(columns={"oldName": "newName"}, inplace=True)</w:t>
+      </w:r>
+    </w:p>
+    <w:p>
+      <w:pPr>
+        <w:pStyle w:val="Heading3"/>
+      </w:pPr>
+      <w:r>
+        <w:t>Changing Data Types</w:t>
+      </w:r>
+    </w:p>
+    <w:p>
+      <w:pPr>
+        <w:rPr>
+          <w:caps/>
+          <w:spacing w:val="15"/>
+          <w:sz w:val="22"/>
+          <w:szCs w:val="22"/>
+        </w:rPr>
+      </w:pPr>
+      <w:r>
+        <w:rPr>
+          <w:caps/>
+          <w:spacing w:val="15"/>
+          <w:sz w:val="22"/>
+          <w:szCs w:val="22"/>
+        </w:rPr>
+        <w:t>Convert text to numbers or numbers to text.</w:t>
+      </w:r>
+    </w:p>
+    <w:p>
+      <w:pPr>
+        <w:rPr>
+          <w:caps/>
+          <w:spacing w:val="15"/>
+          <w:sz w:val="22"/>
+          <w:szCs w:val="22"/>
+        </w:rPr>
+      </w:pPr>
+      <w:r>
+        <w:rPr>
+          <w:caps/>
+          <w:spacing w:val="15"/>
+          <w:sz w:val="22"/>
+          <w:szCs w:val="22"/>
+        </w:rPr>
+        <w:t>df["age"] = df["age"].astype(int)</w:t>
+      </w:r>
+    </w:p>
+    <w:p>
+      <w:pPr>
+        <w:pStyle w:val="Heading3"/>
+      </w:pPr>
+      <w:r>
+        <w:t>Handling Missing Values</w:t>
+      </w:r>
+    </w:p>
+    <w:p>
+      <w:pPr>
+        <w:rPr>
+          <w:caps/>
+          <w:spacing w:val="15"/>
+          <w:sz w:val="22"/>
+          <w:szCs w:val="22"/>
+        </w:rPr>
+      </w:pPr>
+      <w:r>
+        <w:rPr>
+          <w:caps/>
+          <w:spacing w:val="15"/>
+          <w:sz w:val="22"/>
+          <w:szCs w:val="22"/>
+        </w:rPr>
+        <w:t>Fill or remove missing data.</w:t>
+      </w:r>
+    </w:p>
+    <w:p>
+      <w:pPr>
+        <w:rPr>
+          <w:caps/>
+          <w:spacing w:val="15"/>
+          <w:sz w:val="22"/>
+          <w:szCs w:val="22"/>
+        </w:rPr>
+      </w:pPr>
+      <w:r>
+        <w:rPr>
+          <w:caps/>
+          <w:spacing w:val="15"/>
+          <w:sz w:val="22"/>
+          <w:szCs w:val="22"/>
+        </w:rPr>
+        <w:lastRenderedPageBreak/>
+        <w:t>df.fillna(0, inplace=True)</w:t>
+      </w:r>
+    </w:p>
+    <w:p>
+      <w:pPr>
+        <w:rPr>
+          <w:caps/>
+          <w:spacing w:val="15"/>
+          <w:sz w:val="22"/>
+          <w:szCs w:val="22"/>
+        </w:rPr>
+      </w:pPr>
+      <w:r>
+        <w:rPr>
+          <w:caps/>
+          <w:spacing w:val="15"/>
+          <w:sz w:val="22"/>
+          <w:szCs w:val="22"/>
+        </w:rPr>
+        <w:t>df.dropna(inplace=True)</w:t>
+      </w:r>
+    </w:p>
+    <w:p>
+      <w:pPr>
+        <w:pStyle w:val="Heading3"/>
+      </w:pPr>
+      <w:r>
+        <w:t>Replacing Values</w:t>
+      </w:r>
+    </w:p>
+    <w:p>
+      <w:pPr>
+        <w:rPr>
+          <w:caps/>
+          <w:spacing w:val="15"/>
+          <w:sz w:val="22"/>
+          <w:szCs w:val="22"/>
+        </w:rPr>
+      </w:pPr>
+      <w:r>
+        <w:rPr>
+          <w:caps/>
+          <w:spacing w:val="15"/>
+          <w:sz w:val="22"/>
+          <w:szCs w:val="22"/>
+        </w:rPr>
+        <w:t>Change specific values.</w:t>
+      </w:r>
+    </w:p>
+    <w:p>
+      <w:pPr>
+        <w:rPr>
+          <w:caps/>
+          <w:spacing w:val="15"/>
+          <w:sz w:val="22"/>
+          <w:szCs w:val="22"/>
+        </w:rPr>
+      </w:pPr>
+      <w:r>
+        <w:rPr>
+          <w:caps/>
+          <w:spacing w:val="15"/>
+          <w:sz w:val="22"/>
+          <w:szCs w:val="22"/>
+        </w:rPr>
+        <w:t>df["gender"].replace("M", "Male", inplace=True)</w:t>
+      </w:r>
+    </w:p>
+    <w:p>
+      <w:pPr>
+        <w:pStyle w:val="Heading3"/>
+      </w:pPr>
+      <w:r>
+        <w:t>Creating New Columns</w:t>
+      </w:r>
+    </w:p>
+    <w:p>
+      <w:pPr>
+        <w:rPr>
+          <w:caps/>
+          <w:spacing w:val="15"/>
+          <w:sz w:val="22"/>
+          <w:szCs w:val="22"/>
+        </w:rPr>
+      </w:pPr>
+      <w:r>
+        <w:rPr>
+          <w:caps/>
+          <w:spacing w:val="15"/>
+          <w:sz w:val="22"/>
+          <w:szCs w:val="22"/>
+        </w:rPr>
+        <w:t>Create new data from existing data.</w:t>
+      </w:r>
+    </w:p>
+    <w:p>
+      <w:pPr>
+        <w:rPr>
+          <w:caps/>
+          <w:spacing w:val="15"/>
+          <w:sz w:val="22"/>
+          <w:szCs w:val="22"/>
+        </w:rPr>
+      </w:pPr>
+      <w:r>
+        <w:rPr>
+          <w:caps/>
+          <w:spacing w:val="15"/>
+          <w:sz w:val="22"/>
+          <w:szCs w:val="22"/>
+        </w:rPr>
+        <w:t>df["total"] = df["price"] + df["tax"]</w:t>
+      </w:r>
+    </w:p>
+    <w:p>
+      <w:pPr>
+        <w:pStyle w:val="Heading3"/>
+      </w:pPr>
+      <w:r>
+        <w:t>Scaling Data</w:t>
+      </w:r>
+    </w:p>
+    <w:p>
+      <w:pPr>
+        <w:rPr>
+          <w:caps/>
+          <w:spacing w:val="15"/>
+          <w:sz w:val="22"/>
+          <w:szCs w:val="22"/>
+        </w:rPr>
+      </w:pPr>
+      <w:r>
+        <w:rPr>
+          <w:caps/>
+          <w:spacing w:val="15"/>
+          <w:sz w:val="22"/>
+          <w:szCs w:val="22"/>
+        </w:rPr>
+        <w:t>Make numbers small and equal in range.</w:t>
+      </w:r>
+    </w:p>
+    <w:p>
+      <w:pPr>
+        <w:rPr>
+          <w:caps/>
+          <w:spacing w:val="15"/>
+          <w:sz w:val="22"/>
+          <w:szCs w:val="22"/>
+        </w:rPr>
+      </w:pPr>
+      <w:r>
+        <w:rPr>
+          <w:caps/>
+          <w:spacing w:val="15"/>
+          <w:sz w:val="22"/>
+          <w:szCs w:val="22"/>
+        </w:rPr>
+        <w:t>df["salary"] = df["salary"] / 1000</w:t>
+      </w:r>
+    </w:p>
+    <w:p>
+      <w:pPr>
+        <w:pStyle w:val="Heading3"/>
+      </w:pPr>
+      <w:r>
+        <w:t>Encoding Text Data</w:t>
+      </w:r>
+    </w:p>
+    <w:p>
+      <w:pPr>
+        <w:rPr>
+          <w:caps/>
+          <w:spacing w:val="15"/>
+          <w:sz w:val="22"/>
+          <w:szCs w:val="22"/>
+        </w:rPr>
+      </w:pPr>
+      <w:r>
+        <w:rPr>
+          <w:caps/>
+          <w:spacing w:val="15"/>
+          <w:sz w:val="22"/>
+          <w:szCs w:val="22"/>
+        </w:rPr>
+        <w:t>Convert text into numbers.</w:t>
+      </w:r>
+    </w:p>
+    <w:p>
+      <w:pPr>
+        <w:rPr>
+          <w:caps/>
+          <w:spacing w:val="15"/>
+          <w:sz w:val="22"/>
+          <w:szCs w:val="22"/>
+        </w:rPr>
+      </w:pPr>
+      <w:r>
+        <w:rPr>
+          <w:caps/>
+          <w:spacing w:val="15"/>
+          <w:sz w:val="22"/>
+          <w:szCs w:val="22"/>
+        </w:rPr>
+        <w:t>pd.get_dummies(df["city"])</w:t>
+      </w:r>
+    </w:p>
+    <w:p>
+      <w:pPr>
+        <w:pStyle w:val="Heading2"/>
+      </w:pPr>
+      <w:r>
+        <w:t>Why Changing Data Is Important</w:t>
+      </w:r>
+    </w:p>
+    <w:p>
+      <w:pPr>
+        <w:numPr>
+          <w:ilvl w:val="0"/>
+          <w:numId w:val="33"/>
+        </w:numPr>
+        <w:rPr>
+          <w:caps/>
+          <w:spacing w:val="15"/>
+          <w:sz w:val="22"/>
+          <w:szCs w:val="22"/>
+        </w:rPr>
+      </w:pPr>
+      <w:r>
+        <w:rPr>
+          <w:caps/>
+          <w:spacing w:val="15"/>
+          <w:sz w:val="22"/>
+          <w:szCs w:val="22"/>
+        </w:rPr>
+        <w:t xml:space="preserve">Makes data </w:t>
+      </w:r>
+      <w:r>
+        <w:rPr>
+          <w:b/>
+          <w:bCs/>
+          <w:caps/>
+          <w:spacing w:val="15"/>
+          <w:sz w:val="22"/>
+          <w:szCs w:val="22"/>
+        </w:rPr>
+        <w:t>clean</w:t>
+      </w:r>
+    </w:p>
+    <w:p>
+      <w:pPr>
+        <w:numPr>
+          <w:ilvl w:val="0"/>
+          <w:numId w:val="33"/>
+        </w:numPr>
+        <w:rPr>
+          <w:caps/>
+          <w:spacing w:val="15"/>
+          <w:sz w:val="22"/>
+          <w:szCs w:val="22"/>
+        </w:rPr>
+      </w:pPr>
+      <w:r>
+        <w:rPr>
+          <w:caps/>
+          <w:spacing w:val="15"/>
+          <w:sz w:val="22"/>
+          <w:szCs w:val="22"/>
+        </w:rPr>
+        <w:t xml:space="preserve">Makes models </w:t>
+      </w:r>
+      <w:r>
+        <w:rPr>
+          <w:b/>
+          <w:bCs/>
+          <w:caps/>
+          <w:spacing w:val="15"/>
+          <w:sz w:val="22"/>
+          <w:szCs w:val="22"/>
+        </w:rPr>
+        <w:t>work better</w:t>
+      </w:r>
+    </w:p>
+    <w:p>
+      <w:pPr>
+        <w:numPr>
+          <w:ilvl w:val="0"/>
+          <w:numId w:val="33"/>
+        </w:numPr>
+        <w:rPr>
+          <w:caps/>
+          <w:spacing w:val="15"/>
+          <w:sz w:val="22"/>
+          <w:szCs w:val="22"/>
+        </w:rPr>
+      </w:pPr>
+      <w:r>
+        <w:rPr>
+          <w:caps/>
+          <w:spacing w:val="15"/>
+          <w:sz w:val="22"/>
+          <w:szCs w:val="22"/>
+        </w:rPr>
+        <w:t>Reduces errors</w:t>
+      </w:r>
+    </w:p>
+    <w:p>
+      <w:pPr>
+        <w:pStyle w:val="Heading2"/>
+      </w:pPr>
+      <w:r>
+        <w:t>Summary</w:t>
+      </w:r>
+    </w:p>
+    <w:p>
+      <w:pPr>
+        <w:numPr>
+          <w:ilvl w:val="0"/>
+          <w:numId w:val="34"/>
+        </w:numPr>
+        <w:rPr>
+          <w:caps/>
+          <w:spacing w:val="15"/>
+          <w:sz w:val="22"/>
+          <w:szCs w:val="22"/>
+        </w:rPr>
+      </w:pPr>
+      <w:r>
+        <w:rPr>
+          <w:caps/>
+          <w:spacing w:val="15"/>
+          <w:sz w:val="22"/>
+          <w:szCs w:val="22"/>
+        </w:rPr>
+        <w:t>Changing data = preparing data</w:t>
+      </w:r>
+    </w:p>
+    <w:p>
+      <w:pPr>
+        <w:numPr>
+          <w:ilvl w:val="0"/>
+          <w:numId w:val="34"/>
+        </w:numPr>
+        <w:rPr>
+          <w:caps/>
+          <w:spacing w:val="15"/>
+          <w:sz w:val="22"/>
+          <w:szCs w:val="22"/>
+        </w:rPr>
+      </w:pPr>
+      <w:r>
+        <w:rPr>
+          <w:caps/>
+          <w:spacing w:val="15"/>
+          <w:sz w:val="22"/>
+          <w:szCs w:val="22"/>
+        </w:rPr>
+        <w:t>Done before machine learning</w:t>
+      </w:r>
+    </w:p>
+    <w:p>
+      <w:pPr>
+        <w:numPr>
+          <w:ilvl w:val="0"/>
+          <w:numId w:val="34"/>
+        </w:numPr>
+        <w:rPr>
+          <w:caps/>
+          <w:spacing w:val="15"/>
+          <w:sz w:val="22"/>
+          <w:szCs w:val="22"/>
+        </w:rPr>
+      </w:pPr>
+      <w:r>
+        <w:rPr>
+          <w:caps/>
+          <w:spacing w:val="15"/>
+          <w:sz w:val="22"/>
+          <w:szCs w:val="22"/>
+        </w:rPr>
+        <w:t>Uses Pandas mostly</w:t>
+      </w:r>
+    </w:p>
+    <w:p>
+      <w:pPr>
+        <w:rPr>
+          <w:caps/>
+          <w:spacing w:val="15"/>
+          <w:sz w:val="22"/>
+          <w:szCs w:val="22"/>
+        </w:rPr>
+      </w:pPr>
     </w:p>
     <w:p/>
     <w:p/>
@@ -2933,6 +3615,155 @@
     </w:lvl>
   </w:abstractNum>
   <w:abstractNum w:abstractNumId="3" w15:restartNumberingAfterBreak="0">
+    <w:nsid w:val="0E480839"/>
+    <w:multiLevelType w:val="multilevel"/>
+    <w:tmpl w:val="2F9841C8"/>
+    <w:lvl w:ilvl="0">
+      <w:start w:val="1"/>
+      <w:numFmt w:val="bullet"/>
+      <w:lvlText w:val=""/>
+      <w:lvlJc w:val="left"/>
+      <w:pPr>
+        <w:tabs>
+          <w:tab w:val="num" w:pos="720"/>
+        </w:tabs>
+        <w:ind w:left="720" w:hanging="360"/>
+      </w:pPr>
+      <w:rPr>
+        <w:rFonts w:ascii="Symbol" w:hAnsi="Symbol" w:hint="default"/>
+        <w:sz w:val="20"/>
+      </w:rPr>
+    </w:lvl>
+    <w:lvl w:ilvl="1" w:tentative="1">
+      <w:start w:val="1"/>
+      <w:numFmt w:val="bullet"/>
+      <w:lvlText w:val="o"/>
+      <w:lvlJc w:val="left"/>
+      <w:pPr>
+        <w:tabs>
+          <w:tab w:val="num" w:pos="1440"/>
+        </w:tabs>
+        <w:ind w:left="1440" w:hanging="360"/>
+      </w:pPr>
+      <w:rPr>
+        <w:rFonts w:ascii="Courier New" w:hAnsi="Courier New" w:hint="default"/>
+        <w:sz w:val="20"/>
+      </w:rPr>
+    </w:lvl>
+    <w:lvl w:ilvl="2" w:tentative="1">
+      <w:start w:val="1"/>
+      <w:numFmt w:val="bullet"/>
+      <w:lvlText w:val=""/>
+      <w:lvlJc w:val="left"/>
+      <w:pPr>
+        <w:tabs>
+          <w:tab w:val="num" w:pos="2160"/>
+        </w:tabs>
+        <w:ind w:left="2160" w:hanging="360"/>
+      </w:pPr>
+      <w:rPr>
+        <w:rFonts w:ascii="Wingdings" w:hAnsi="Wingdings" w:hint="default"/>
+        <w:sz w:val="20"/>
+      </w:rPr>
+    </w:lvl>
+    <w:lvl w:ilvl="3" w:tentative="1">
+      <w:start w:val="1"/>
+      <w:numFmt w:val="bullet"/>
+      <w:lvlText w:val=""/>
+      <w:lvlJc w:val="left"/>
+      <w:pPr>
+        <w:tabs>
+          <w:tab w:val="num" w:pos="2880"/>
+        </w:tabs>
+        <w:ind w:left="2880" w:hanging="360"/>
+      </w:pPr>
+      <w:rPr>
+        <w:rFonts w:ascii="Wingdings" w:hAnsi="Wingdings" w:hint="default"/>
+        <w:sz w:val="20"/>
+      </w:rPr>
+    </w:lvl>
+    <w:lvl w:ilvl="4" w:tentative="1">
+      <w:start w:val="1"/>
+      <w:numFmt w:val="bullet"/>
+      <w:lvlText w:val=""/>
+      <w:lvlJc w:val="left"/>
+      <w:pPr>
+        <w:tabs>
+          <w:tab w:val="num" w:pos="3600"/>
+        </w:tabs>
+        <w:ind w:left="3600" w:hanging="360"/>
+      </w:pPr>
+      <w:rPr>
+        <w:rFonts w:ascii="Wingdings" w:hAnsi="Wingdings" w:hint="default"/>
+        <w:sz w:val="20"/>
+      </w:rPr>
+    </w:lvl>
+    <w:lvl w:ilvl="5" w:tentative="1">
+      <w:start w:val="1"/>
+      <w:numFmt w:val="bullet"/>
+      <w:lvlText w:val=""/>
+      <w:lvlJc w:val="left"/>
+      <w:pPr>
+        <w:tabs>
+          <w:tab w:val="num" w:pos="4320"/>
+        </w:tabs>
+        <w:ind w:left="4320" w:hanging="360"/>
+      </w:pPr>
+      <w:rPr>
+        <w:rFonts w:ascii="Wingdings" w:hAnsi="Wingdings" w:hint="default"/>
+        <w:sz w:val="20"/>
+      </w:rPr>
+    </w:lvl>
+    <w:lvl w:ilvl="6" w:tentative="1">
+      <w:start w:val="1"/>
+      <w:numFmt w:val="bullet"/>
+      <w:lvlText w:val=""/>
+      <w:lvlJc w:val="left"/>
+      <w:pPr>
+        <w:tabs>
+          <w:tab w:val="num" w:pos="5040"/>
+        </w:tabs>
+        <w:ind w:left="5040" w:hanging="360"/>
+      </w:pPr>
+      <w:rPr>
+        <w:rFonts w:ascii="Wingdings" w:hAnsi="Wingdings" w:hint="default"/>
+        <w:sz w:val="20"/>
+      </w:rPr>
+    </w:lvl>
+    <w:lvl w:ilvl="7" w:tentative="1">
+      <w:start w:val="1"/>
+      <w:numFmt w:val="bullet"/>
+      <w:lvlText w:val=""/>
+      <w:lvlJc w:val="left"/>
+      <w:pPr>
+        <w:tabs>
+          <w:tab w:val="num" w:pos="5760"/>
+        </w:tabs>
+        <w:ind w:left="5760" w:hanging="360"/>
+      </w:pPr>
+      <w:rPr>
+        <w:rFonts w:ascii="Wingdings" w:hAnsi="Wingdings" w:hint="default"/>
+        <w:sz w:val="20"/>
+      </w:rPr>
+    </w:lvl>
+    <w:lvl w:ilvl="8" w:tentative="1">
+      <w:start w:val="1"/>
+      <w:numFmt w:val="bullet"/>
+      <w:lvlText w:val=""/>
+      <w:lvlJc w:val="left"/>
+      <w:pPr>
+        <w:tabs>
+          <w:tab w:val="num" w:pos="6480"/>
+        </w:tabs>
+        <w:ind w:left="6480" w:hanging="360"/>
+      </w:pPr>
+      <w:rPr>
+        <w:rFonts w:ascii="Wingdings" w:hAnsi="Wingdings" w:hint="default"/>
+        <w:sz w:val="20"/>
+      </w:rPr>
+    </w:lvl>
+  </w:abstractNum>
+  <w:abstractNum w:abstractNumId="4" w15:restartNumberingAfterBreak="0">
     <w:nsid w:val="11396E6E"/>
     <w:multiLevelType w:val="multilevel"/>
     <w:tmpl w:val="93A8411A"/>
@@ -3081,7 +3912,7 @@
       </w:rPr>
     </w:lvl>
   </w:abstractNum>
-  <w:abstractNum w:abstractNumId="4" w15:restartNumberingAfterBreak="0">
+  <w:abstractNum w:abstractNumId="5" w15:restartNumberingAfterBreak="0">
     <w:nsid w:val="11EB2725"/>
     <w:multiLevelType w:val="multilevel"/>
     <w:tmpl w:val="C45CAD8C"/>
@@ -3230,7 +4061,7 @@
       </w:rPr>
     </w:lvl>
   </w:abstractNum>
-  <w:abstractNum w:abstractNumId="5" w15:restartNumberingAfterBreak="0">
+  <w:abstractNum w:abstractNumId="6" w15:restartNumberingAfterBreak="0">
     <w:nsid w:val="13544403"/>
     <w:multiLevelType w:val="multilevel"/>
     <w:tmpl w:val="F052429C"/>
@@ -3379,7 +4210,7 @@
       </w:rPr>
     </w:lvl>
   </w:abstractNum>
-  <w:abstractNum w:abstractNumId="6" w15:restartNumberingAfterBreak="0">
+  <w:abstractNum w:abstractNumId="7" w15:restartNumberingAfterBreak="0">
     <w:nsid w:val="1D9A58AB"/>
     <w:multiLevelType w:val="multilevel"/>
     <w:tmpl w:val="CE008D12"/>
@@ -3528,7 +4359,7 @@
       </w:rPr>
     </w:lvl>
   </w:abstractNum>
-  <w:abstractNum w:abstractNumId="7" w15:restartNumberingAfterBreak="0">
+  <w:abstractNum w:abstractNumId="8" w15:restartNumberingAfterBreak="0">
     <w:nsid w:val="1E141B4B"/>
     <w:multiLevelType w:val="multilevel"/>
     <w:tmpl w:val="960A6622"/>
@@ -3677,7 +4508,7 @@
       </w:rPr>
     </w:lvl>
   </w:abstractNum>
-  <w:abstractNum w:abstractNumId="8" w15:restartNumberingAfterBreak="0">
+  <w:abstractNum w:abstractNumId="9" w15:restartNumberingAfterBreak="0">
     <w:nsid w:val="20B32952"/>
     <w:multiLevelType w:val="multilevel"/>
     <w:tmpl w:val="BFA468B6"/>
@@ -3826,7 +4657,7 @@
       </w:rPr>
     </w:lvl>
   </w:abstractNum>
-  <w:abstractNum w:abstractNumId="9" w15:restartNumberingAfterBreak="0">
+  <w:abstractNum w:abstractNumId="10" w15:restartNumberingAfterBreak="0">
     <w:nsid w:val="21307118"/>
     <w:multiLevelType w:val="multilevel"/>
     <w:tmpl w:val="D75A45EC"/>
@@ -3975,7 +4806,7 @@
       </w:rPr>
     </w:lvl>
   </w:abstractNum>
-  <w:abstractNum w:abstractNumId="10" w15:restartNumberingAfterBreak="0">
+  <w:abstractNum w:abstractNumId="11" w15:restartNumberingAfterBreak="0">
     <w:nsid w:val="28EB0B90"/>
     <w:multiLevelType w:val="multilevel"/>
     <w:tmpl w:val="9254375A"/>
@@ -4124,7 +4955,7 @@
       </w:rPr>
     </w:lvl>
   </w:abstractNum>
-  <w:abstractNum w:abstractNumId="11" w15:restartNumberingAfterBreak="0">
+  <w:abstractNum w:abstractNumId="12" w15:restartNumberingAfterBreak="0">
     <w:nsid w:val="2E070E90"/>
     <w:multiLevelType w:val="multilevel"/>
     <w:tmpl w:val="D8B409CC"/>
@@ -4273,7 +5104,156 @@
       </w:rPr>
     </w:lvl>
   </w:abstractNum>
-  <w:abstractNum w:abstractNumId="12" w15:restartNumberingAfterBreak="0">
+  <w:abstractNum w:abstractNumId="13" w15:restartNumberingAfterBreak="0">
+    <w:nsid w:val="31DD3A83"/>
+    <w:multiLevelType w:val="multilevel"/>
+    <w:tmpl w:val="DB3AD422"/>
+    <w:lvl w:ilvl="0">
+      <w:start w:val="1"/>
+      <w:numFmt w:val="bullet"/>
+      <w:lvlText w:val=""/>
+      <w:lvlJc w:val="left"/>
+      <w:pPr>
+        <w:tabs>
+          <w:tab w:val="num" w:pos="720"/>
+        </w:tabs>
+        <w:ind w:left="720" w:hanging="360"/>
+      </w:pPr>
+      <w:rPr>
+        <w:rFonts w:ascii="Symbol" w:hAnsi="Symbol" w:hint="default"/>
+        <w:sz w:val="20"/>
+      </w:rPr>
+    </w:lvl>
+    <w:lvl w:ilvl="1" w:tentative="1">
+      <w:start w:val="1"/>
+      <w:numFmt w:val="bullet"/>
+      <w:lvlText w:val="o"/>
+      <w:lvlJc w:val="left"/>
+      <w:pPr>
+        <w:tabs>
+          <w:tab w:val="num" w:pos="1440"/>
+        </w:tabs>
+        <w:ind w:left="1440" w:hanging="360"/>
+      </w:pPr>
+      <w:rPr>
+        <w:rFonts w:ascii="Courier New" w:hAnsi="Courier New" w:hint="default"/>
+        <w:sz w:val="20"/>
+      </w:rPr>
+    </w:lvl>
+    <w:lvl w:ilvl="2" w:tentative="1">
+      <w:start w:val="1"/>
+      <w:numFmt w:val="bullet"/>
+      <w:lvlText w:val=""/>
+      <w:lvlJc w:val="left"/>
+      <w:pPr>
+        <w:tabs>
+          <w:tab w:val="num" w:pos="2160"/>
+        </w:tabs>
+        <w:ind w:left="2160" w:hanging="360"/>
+      </w:pPr>
+      <w:rPr>
+        <w:rFonts w:ascii="Wingdings" w:hAnsi="Wingdings" w:hint="default"/>
+        <w:sz w:val="20"/>
+      </w:rPr>
+    </w:lvl>
+    <w:lvl w:ilvl="3" w:tentative="1">
+      <w:start w:val="1"/>
+      <w:numFmt w:val="bullet"/>
+      <w:lvlText w:val=""/>
+      <w:lvlJc w:val="left"/>
+      <w:pPr>
+        <w:tabs>
+          <w:tab w:val="num" w:pos="2880"/>
+        </w:tabs>
+        <w:ind w:left="2880" w:hanging="360"/>
+      </w:pPr>
+      <w:rPr>
+        <w:rFonts w:ascii="Wingdings" w:hAnsi="Wingdings" w:hint="default"/>
+        <w:sz w:val="20"/>
+      </w:rPr>
+    </w:lvl>
+    <w:lvl w:ilvl="4" w:tentative="1">
+      <w:start w:val="1"/>
+      <w:numFmt w:val="bullet"/>
+      <w:lvlText w:val=""/>
+      <w:lvlJc w:val="left"/>
+      <w:pPr>
+        <w:tabs>
+          <w:tab w:val="num" w:pos="3600"/>
+        </w:tabs>
+        <w:ind w:left="3600" w:hanging="360"/>
+      </w:pPr>
+      <w:rPr>
+        <w:rFonts w:ascii="Wingdings" w:hAnsi="Wingdings" w:hint="default"/>
+        <w:sz w:val="20"/>
+      </w:rPr>
+    </w:lvl>
+    <w:lvl w:ilvl="5" w:tentative="1">
+      <w:start w:val="1"/>
+      <w:numFmt w:val="bullet"/>
+      <w:lvlText w:val=""/>
+      <w:lvlJc w:val="left"/>
+      <w:pPr>
+        <w:tabs>
+          <w:tab w:val="num" w:pos="4320"/>
+        </w:tabs>
+        <w:ind w:left="4320" w:hanging="360"/>
+      </w:pPr>
+      <w:rPr>
+        <w:rFonts w:ascii="Wingdings" w:hAnsi="Wingdings" w:hint="default"/>
+        <w:sz w:val="20"/>
+      </w:rPr>
+    </w:lvl>
+    <w:lvl w:ilvl="6" w:tentative="1">
+      <w:start w:val="1"/>
+      <w:numFmt w:val="bullet"/>
+      <w:lvlText w:val=""/>
+      <w:lvlJc w:val="left"/>
+      <w:pPr>
+        <w:tabs>
+          <w:tab w:val="num" w:pos="5040"/>
+        </w:tabs>
+        <w:ind w:left="5040" w:hanging="360"/>
+      </w:pPr>
+      <w:rPr>
+        <w:rFonts w:ascii="Wingdings" w:hAnsi="Wingdings" w:hint="default"/>
+        <w:sz w:val="20"/>
+      </w:rPr>
+    </w:lvl>
+    <w:lvl w:ilvl="7" w:tentative="1">
+      <w:start w:val="1"/>
+      <w:numFmt w:val="bullet"/>
+      <w:lvlText w:val=""/>
+      <w:lvlJc w:val="left"/>
+      <w:pPr>
+        <w:tabs>
+          <w:tab w:val="num" w:pos="5760"/>
+        </w:tabs>
+        <w:ind w:left="5760" w:hanging="360"/>
+      </w:pPr>
+      <w:rPr>
+        <w:rFonts w:ascii="Wingdings" w:hAnsi="Wingdings" w:hint="default"/>
+        <w:sz w:val="20"/>
+      </w:rPr>
+    </w:lvl>
+    <w:lvl w:ilvl="8" w:tentative="1">
+      <w:start w:val="1"/>
+      <w:numFmt w:val="bullet"/>
+      <w:lvlText w:val=""/>
+      <w:lvlJc w:val="left"/>
+      <w:pPr>
+        <w:tabs>
+          <w:tab w:val="num" w:pos="6480"/>
+        </w:tabs>
+        <w:ind w:left="6480" w:hanging="360"/>
+      </w:pPr>
+      <w:rPr>
+        <w:rFonts w:ascii="Wingdings" w:hAnsi="Wingdings" w:hint="default"/>
+        <w:sz w:val="20"/>
+      </w:rPr>
+    </w:lvl>
+  </w:abstractNum>
+  <w:abstractNum w:abstractNumId="14" w15:restartNumberingAfterBreak="0">
     <w:nsid w:val="342A729C"/>
     <w:multiLevelType w:val="multilevel"/>
     <w:tmpl w:val="1FFC925E"/>
@@ -4422,7 +5402,7 @@
       </w:rPr>
     </w:lvl>
   </w:abstractNum>
-  <w:abstractNum w:abstractNumId="13" w15:restartNumberingAfterBreak="0">
+  <w:abstractNum w:abstractNumId="15" w15:restartNumberingAfterBreak="0">
     <w:nsid w:val="373406AA"/>
     <w:multiLevelType w:val="multilevel"/>
     <w:tmpl w:val="CCF45B48"/>
@@ -4571,7 +5551,156 @@
       </w:rPr>
     </w:lvl>
   </w:abstractNum>
-  <w:abstractNum w:abstractNumId="14" w15:restartNumberingAfterBreak="0">
+  <w:abstractNum w:abstractNumId="16" w15:restartNumberingAfterBreak="0">
+    <w:nsid w:val="3816530D"/>
+    <w:multiLevelType w:val="multilevel"/>
+    <w:tmpl w:val="CEF88F0C"/>
+    <w:lvl w:ilvl="0">
+      <w:start w:val="1"/>
+      <w:numFmt w:val="bullet"/>
+      <w:lvlText w:val=""/>
+      <w:lvlJc w:val="left"/>
+      <w:pPr>
+        <w:tabs>
+          <w:tab w:val="num" w:pos="720"/>
+        </w:tabs>
+        <w:ind w:left="720" w:hanging="360"/>
+      </w:pPr>
+      <w:rPr>
+        <w:rFonts w:ascii="Symbol" w:hAnsi="Symbol" w:hint="default"/>
+        <w:sz w:val="20"/>
+      </w:rPr>
+    </w:lvl>
+    <w:lvl w:ilvl="1" w:tentative="1">
+      <w:start w:val="1"/>
+      <w:numFmt w:val="bullet"/>
+      <w:lvlText w:val="o"/>
+      <w:lvlJc w:val="left"/>
+      <w:pPr>
+        <w:tabs>
+          <w:tab w:val="num" w:pos="1440"/>
+        </w:tabs>
+        <w:ind w:left="1440" w:hanging="360"/>
+      </w:pPr>
+      <w:rPr>
+        <w:rFonts w:ascii="Courier New" w:hAnsi="Courier New" w:hint="default"/>
+        <w:sz w:val="20"/>
+      </w:rPr>
+    </w:lvl>
+    <w:lvl w:ilvl="2" w:tentative="1">
+      <w:start w:val="1"/>
+      <w:numFmt w:val="bullet"/>
+      <w:lvlText w:val=""/>
+      <w:lvlJc w:val="left"/>
+      <w:pPr>
+        <w:tabs>
+          <w:tab w:val="num" w:pos="2160"/>
+        </w:tabs>
+        <w:ind w:left="2160" w:hanging="360"/>
+      </w:pPr>
+      <w:rPr>
+        <w:rFonts w:ascii="Wingdings" w:hAnsi="Wingdings" w:hint="default"/>
+        <w:sz w:val="20"/>
+      </w:rPr>
+    </w:lvl>
+    <w:lvl w:ilvl="3" w:tentative="1">
+      <w:start w:val="1"/>
+      <w:numFmt w:val="bullet"/>
+      <w:lvlText w:val=""/>
+      <w:lvlJc w:val="left"/>
+      <w:pPr>
+        <w:tabs>
+          <w:tab w:val="num" w:pos="2880"/>
+        </w:tabs>
+        <w:ind w:left="2880" w:hanging="360"/>
+      </w:pPr>
+      <w:rPr>
+        <w:rFonts w:ascii="Wingdings" w:hAnsi="Wingdings" w:hint="default"/>
+        <w:sz w:val="20"/>
+      </w:rPr>
+    </w:lvl>
+    <w:lvl w:ilvl="4" w:tentative="1">
+      <w:start w:val="1"/>
+      <w:numFmt w:val="bullet"/>
+      <w:lvlText w:val=""/>
+      <w:lvlJc w:val="left"/>
+      <w:pPr>
+        <w:tabs>
+          <w:tab w:val="num" w:pos="3600"/>
+        </w:tabs>
+        <w:ind w:left="3600" w:hanging="360"/>
+      </w:pPr>
+      <w:rPr>
+        <w:rFonts w:ascii="Wingdings" w:hAnsi="Wingdings" w:hint="default"/>
+        <w:sz w:val="20"/>
+      </w:rPr>
+    </w:lvl>
+    <w:lvl w:ilvl="5" w:tentative="1">
+      <w:start w:val="1"/>
+      <w:numFmt w:val="bullet"/>
+      <w:lvlText w:val=""/>
+      <w:lvlJc w:val="left"/>
+      <w:pPr>
+        <w:tabs>
+          <w:tab w:val="num" w:pos="4320"/>
+        </w:tabs>
+        <w:ind w:left="4320" w:hanging="360"/>
+      </w:pPr>
+      <w:rPr>
+        <w:rFonts w:ascii="Wingdings" w:hAnsi="Wingdings" w:hint="default"/>
+        <w:sz w:val="20"/>
+      </w:rPr>
+    </w:lvl>
+    <w:lvl w:ilvl="6" w:tentative="1">
+      <w:start w:val="1"/>
+      <w:numFmt w:val="bullet"/>
+      <w:lvlText w:val=""/>
+      <w:lvlJc w:val="left"/>
+      <w:pPr>
+        <w:tabs>
+          <w:tab w:val="num" w:pos="5040"/>
+        </w:tabs>
+        <w:ind w:left="5040" w:hanging="360"/>
+      </w:pPr>
+      <w:rPr>
+        <w:rFonts w:ascii="Wingdings" w:hAnsi="Wingdings" w:hint="default"/>
+        <w:sz w:val="20"/>
+      </w:rPr>
+    </w:lvl>
+    <w:lvl w:ilvl="7" w:tentative="1">
+      <w:start w:val="1"/>
+      <w:numFmt w:val="bullet"/>
+      <w:lvlText w:val=""/>
+      <w:lvlJc w:val="left"/>
+      <w:pPr>
+        <w:tabs>
+          <w:tab w:val="num" w:pos="5760"/>
+        </w:tabs>
+        <w:ind w:left="5760" w:hanging="360"/>
+      </w:pPr>
+      <w:rPr>
+        <w:rFonts w:ascii="Wingdings" w:hAnsi="Wingdings" w:hint="default"/>
+        <w:sz w:val="20"/>
+      </w:rPr>
+    </w:lvl>
+    <w:lvl w:ilvl="8" w:tentative="1">
+      <w:start w:val="1"/>
+      <w:numFmt w:val="bullet"/>
+      <w:lvlText w:val=""/>
+      <w:lvlJc w:val="left"/>
+      <w:pPr>
+        <w:tabs>
+          <w:tab w:val="num" w:pos="6480"/>
+        </w:tabs>
+        <w:ind w:left="6480" w:hanging="360"/>
+      </w:pPr>
+      <w:rPr>
+        <w:rFonts w:ascii="Wingdings" w:hAnsi="Wingdings" w:hint="default"/>
+        <w:sz w:val="20"/>
+      </w:rPr>
+    </w:lvl>
+  </w:abstractNum>
+  <w:abstractNum w:abstractNumId="17" w15:restartNumberingAfterBreak="0">
     <w:nsid w:val="42236EF1"/>
     <w:multiLevelType w:val="multilevel"/>
     <w:tmpl w:val="DCEE2BB2"/>
@@ -4720,7 +5849,7 @@
       </w:rPr>
     </w:lvl>
   </w:abstractNum>
-  <w:abstractNum w:abstractNumId="15" w15:restartNumberingAfterBreak="0">
+  <w:abstractNum w:abstractNumId="18" w15:restartNumberingAfterBreak="0">
     <w:nsid w:val="44BB7E9C"/>
     <w:multiLevelType w:val="multilevel"/>
     <w:tmpl w:val="FAEA803A"/>
@@ -4869,7 +5998,7 @@
       </w:rPr>
     </w:lvl>
   </w:abstractNum>
-  <w:abstractNum w:abstractNumId="16" w15:restartNumberingAfterBreak="0">
+  <w:abstractNum w:abstractNumId="19" w15:restartNumberingAfterBreak="0">
     <w:nsid w:val="46125FB0"/>
     <w:multiLevelType w:val="multilevel"/>
     <w:tmpl w:val="566615D6"/>
@@ -5018,7 +6147,7 @@
       </w:rPr>
     </w:lvl>
   </w:abstractNum>
-  <w:abstractNum w:abstractNumId="17" w15:restartNumberingAfterBreak="0">
+  <w:abstractNum w:abstractNumId="20" w15:restartNumberingAfterBreak="0">
     <w:nsid w:val="480D4C6B"/>
     <w:multiLevelType w:val="multilevel"/>
     <w:tmpl w:val="B2D89E22"/>
@@ -5167,7 +6296,7 @@
       </w:rPr>
     </w:lvl>
   </w:abstractNum>
-  <w:abstractNum w:abstractNumId="18" w15:restartNumberingAfterBreak="0">
+  <w:abstractNum w:abstractNumId="21" w15:restartNumberingAfterBreak="0">
     <w:nsid w:val="4BBA6C9C"/>
     <w:multiLevelType w:val="multilevel"/>
     <w:tmpl w:val="B2F2A4B4"/>
@@ -5316,7 +6445,7 @@
       </w:rPr>
     </w:lvl>
   </w:abstractNum>
-  <w:abstractNum w:abstractNumId="19" w15:restartNumberingAfterBreak="0">
+  <w:abstractNum w:abstractNumId="22" w15:restartNumberingAfterBreak="0">
     <w:nsid w:val="500C23E5"/>
     <w:multiLevelType w:val="multilevel"/>
     <w:tmpl w:val="9BE08458"/>
@@ -5465,7 +6594,7 @@
       </w:rPr>
     </w:lvl>
   </w:abstractNum>
-  <w:abstractNum w:abstractNumId="20" w15:restartNumberingAfterBreak="0">
+  <w:abstractNum w:abstractNumId="23" w15:restartNumberingAfterBreak="0">
     <w:nsid w:val="545C19E8"/>
     <w:multiLevelType w:val="multilevel"/>
     <w:tmpl w:val="1B423618"/>
@@ -5614,7 +6743,7 @@
       </w:rPr>
     </w:lvl>
   </w:abstractNum>
-  <w:abstractNum w:abstractNumId="21" w15:restartNumberingAfterBreak="0">
+  <w:abstractNum w:abstractNumId="24" w15:restartNumberingAfterBreak="0">
     <w:nsid w:val="549D5184"/>
     <w:multiLevelType w:val="multilevel"/>
     <w:tmpl w:val="134CB2D6"/>
@@ -5763,7 +6892,7 @@
       </w:rPr>
     </w:lvl>
   </w:abstractNum>
-  <w:abstractNum w:abstractNumId="22" w15:restartNumberingAfterBreak="0">
+  <w:abstractNum w:abstractNumId="25" w15:restartNumberingAfterBreak="0">
     <w:nsid w:val="5A681313"/>
     <w:multiLevelType w:val="multilevel"/>
     <w:tmpl w:val="FA3EAB7C"/>
@@ -5912,7 +7041,7 @@
       </w:rPr>
     </w:lvl>
   </w:abstractNum>
-  <w:abstractNum w:abstractNumId="23" w15:restartNumberingAfterBreak="0">
+  <w:abstractNum w:abstractNumId="26" w15:restartNumberingAfterBreak="0">
     <w:nsid w:val="60A61CF2"/>
     <w:multiLevelType w:val="multilevel"/>
     <w:tmpl w:val="4B22A894"/>
@@ -6061,7 +7190,7 @@
       </w:rPr>
     </w:lvl>
   </w:abstractNum>
-  <w:abstractNum w:abstractNumId="24" w15:restartNumberingAfterBreak="0">
+  <w:abstractNum w:abstractNumId="27" w15:restartNumberingAfterBreak="0">
     <w:nsid w:val="613F7C03"/>
     <w:multiLevelType w:val="multilevel"/>
     <w:tmpl w:val="B75CB600"/>
@@ -6210,7 +7339,7 @@
       </w:rPr>
     </w:lvl>
   </w:abstractNum>
-  <w:abstractNum w:abstractNumId="25" w15:restartNumberingAfterBreak="0">
+  <w:abstractNum w:abstractNumId="28" w15:restartNumberingAfterBreak="0">
     <w:nsid w:val="63092A0B"/>
     <w:multiLevelType w:val="multilevel"/>
     <w:tmpl w:val="2B524C6E"/>
@@ -6359,7 +7488,7 @@
       </w:rPr>
     </w:lvl>
   </w:abstractNum>
-  <w:abstractNum w:abstractNumId="26" w15:restartNumberingAfterBreak="0">
+  <w:abstractNum w:abstractNumId="29" w15:restartNumberingAfterBreak="0">
     <w:nsid w:val="67754929"/>
     <w:multiLevelType w:val="multilevel"/>
     <w:tmpl w:val="E4AAFDAE"/>
@@ -6508,7 +7637,7 @@
       </w:rPr>
     </w:lvl>
   </w:abstractNum>
-  <w:abstractNum w:abstractNumId="27" w15:restartNumberingAfterBreak="0">
+  <w:abstractNum w:abstractNumId="30" w15:restartNumberingAfterBreak="0">
     <w:nsid w:val="67B27704"/>
     <w:multiLevelType w:val="multilevel"/>
     <w:tmpl w:val="52EA5C16"/>
@@ -6657,7 +7786,7 @@
       </w:rPr>
     </w:lvl>
   </w:abstractNum>
-  <w:abstractNum w:abstractNumId="28" w15:restartNumberingAfterBreak="0">
+  <w:abstractNum w:abstractNumId="31" w15:restartNumberingAfterBreak="0">
     <w:nsid w:val="6FB52FF5"/>
     <w:multiLevelType w:val="multilevel"/>
     <w:tmpl w:val="1636572E"/>
@@ -6806,7 +7935,7 @@
       </w:rPr>
     </w:lvl>
   </w:abstractNum>
-  <w:abstractNum w:abstractNumId="29" w15:restartNumberingAfterBreak="0">
+  <w:abstractNum w:abstractNumId="32" w15:restartNumberingAfterBreak="0">
     <w:nsid w:val="75602EBB"/>
     <w:multiLevelType w:val="multilevel"/>
     <w:tmpl w:val="D6D2DCA6"/>
@@ -6955,7 +8084,7 @@
       </w:rPr>
     </w:lvl>
   </w:abstractNum>
-  <w:abstractNum w:abstractNumId="30" w15:restartNumberingAfterBreak="0">
+  <w:abstractNum w:abstractNumId="33" w15:restartNumberingAfterBreak="0">
     <w:nsid w:val="7F3F554F"/>
     <w:multiLevelType w:val="multilevel"/>
     <w:tmpl w:val="117AED32"/>
@@ -7105,97 +8234,106 @@
     </w:lvl>
   </w:abstractNum>
   <w:num w:numId="1" w16cid:durableId="1470660412">
-    <w:abstractNumId w:val="5"/>
+    <w:abstractNumId w:val="6"/>
   </w:num>
   <w:num w:numId="2" w16cid:durableId="1738818866">
     <w:abstractNumId w:val="0"/>
   </w:num>
   <w:num w:numId="3" w16cid:durableId="2118670987">
+    <w:abstractNumId w:val="21"/>
+  </w:num>
+  <w:num w:numId="4" w16cid:durableId="1728842303">
+    <w:abstractNumId w:val="22"/>
+  </w:num>
+  <w:num w:numId="5" w16cid:durableId="1588153978">
     <w:abstractNumId w:val="18"/>
   </w:num>
-  <w:num w:numId="4" w16cid:durableId="1728842303">
+  <w:num w:numId="6" w16cid:durableId="1569339199">
+    <w:abstractNumId w:val="29"/>
+  </w:num>
+  <w:num w:numId="7" w16cid:durableId="1191146902">
+    <w:abstractNumId w:val="9"/>
+  </w:num>
+  <w:num w:numId="8" w16cid:durableId="496379820">
     <w:abstractNumId w:val="19"/>
   </w:num>
-  <w:num w:numId="5" w16cid:durableId="1588153978">
+  <w:num w:numId="9" w16cid:durableId="1995988777">
+    <w:abstractNumId w:val="10"/>
+  </w:num>
+  <w:num w:numId="10" w16cid:durableId="1692805259">
+    <w:abstractNumId w:val="26"/>
+  </w:num>
+  <w:num w:numId="11" w16cid:durableId="1259408970">
+    <w:abstractNumId w:val="8"/>
+  </w:num>
+  <w:num w:numId="12" w16cid:durableId="2126608119">
+    <w:abstractNumId w:val="31"/>
+  </w:num>
+  <w:num w:numId="13" w16cid:durableId="747729190">
     <w:abstractNumId w:val="15"/>
   </w:num>
-  <w:num w:numId="6" w16cid:durableId="1569339199">
-    <w:abstractNumId w:val="26"/>
+  <w:num w:numId="14" w16cid:durableId="1976521081">
+    <w:abstractNumId w:val="4"/>
   </w:num>
-  <w:num w:numId="7" w16cid:durableId="1191146902">
-    <w:abstractNumId w:val="8"/>
-  </w:num>
-  <w:num w:numId="8" w16cid:durableId="496379820">
-    <w:abstractNumId w:val="16"/>
-  </w:num>
-  <w:num w:numId="9" w16cid:durableId="1995988777">
-    <w:abstractNumId w:val="9"/>
-  </w:num>
-  <w:num w:numId="10" w16cid:durableId="1692805259">
-    <w:abstractNumId w:val="23"/>
-  </w:num>
-  <w:num w:numId="11" w16cid:durableId="1259408970">
-    <w:abstractNumId w:val="7"/>
-  </w:num>
-  <w:num w:numId="12" w16cid:durableId="2126608119">
+  <w:num w:numId="15" w16cid:durableId="957758618">
     <w:abstractNumId w:val="28"/>
   </w:num>
-  <w:num w:numId="13" w16cid:durableId="747729190">
-    <w:abstractNumId w:val="13"/>
-  </w:num>
-  <w:num w:numId="14" w16cid:durableId="1976521081">
-    <w:abstractNumId w:val="3"/>
-  </w:num>
-  <w:num w:numId="15" w16cid:durableId="957758618">
-    <w:abstractNumId w:val="25"/>
-  </w:num>
   <w:num w:numId="16" w16cid:durableId="672953678">
-    <w:abstractNumId w:val="4"/>
+    <w:abstractNumId w:val="5"/>
   </w:num>
   <w:num w:numId="17" w16cid:durableId="896162629">
     <w:abstractNumId w:val="1"/>
   </w:num>
   <w:num w:numId="18" w16cid:durableId="347104899">
+    <w:abstractNumId w:val="12"/>
+  </w:num>
+  <w:num w:numId="19" w16cid:durableId="315695358">
+    <w:abstractNumId w:val="33"/>
+  </w:num>
+  <w:num w:numId="20" w16cid:durableId="290789926">
+    <w:abstractNumId w:val="30"/>
+  </w:num>
+  <w:num w:numId="21" w16cid:durableId="1530408654">
+    <w:abstractNumId w:val="23"/>
+  </w:num>
+  <w:num w:numId="22" w16cid:durableId="1764451755">
+    <w:abstractNumId w:val="17"/>
+  </w:num>
+  <w:num w:numId="23" w16cid:durableId="1704284714">
     <w:abstractNumId w:val="11"/>
   </w:num>
-  <w:num w:numId="19" w16cid:durableId="315695358">
-    <w:abstractNumId w:val="30"/>
+  <w:num w:numId="24" w16cid:durableId="835270754">
+    <w:abstractNumId w:val="25"/>
   </w:num>
-  <w:num w:numId="20" w16cid:durableId="290789926">
-    <w:abstractNumId w:val="27"/>
-  </w:num>
-  <w:num w:numId="21" w16cid:durableId="1530408654">
+  <w:num w:numId="25" w16cid:durableId="1942102812">
     <w:abstractNumId w:val="20"/>
   </w:num>
-  <w:num w:numId="22" w16cid:durableId="1764451755">
+  <w:num w:numId="26" w16cid:durableId="897278475">
+    <w:abstractNumId w:val="7"/>
+  </w:num>
+  <w:num w:numId="27" w16cid:durableId="426511349">
+    <w:abstractNumId w:val="24"/>
+  </w:num>
+  <w:num w:numId="28" w16cid:durableId="1215851745">
+    <w:abstractNumId w:val="32"/>
+  </w:num>
+  <w:num w:numId="29" w16cid:durableId="1247878341">
     <w:abstractNumId w:val="14"/>
   </w:num>
-  <w:num w:numId="23" w16cid:durableId="1704284714">
-    <w:abstractNumId w:val="10"/>
-  </w:num>
-  <w:num w:numId="24" w16cid:durableId="835270754">
-    <w:abstractNumId w:val="22"/>
-  </w:num>
-  <w:num w:numId="25" w16cid:durableId="1942102812">
-    <w:abstractNumId w:val="17"/>
-  </w:num>
-  <w:num w:numId="26" w16cid:durableId="897278475">
-    <w:abstractNumId w:val="6"/>
-  </w:num>
-  <w:num w:numId="27" w16cid:durableId="426511349">
-    <w:abstractNumId w:val="21"/>
-  </w:num>
-  <w:num w:numId="28" w16cid:durableId="1215851745">
-    <w:abstractNumId w:val="29"/>
-  </w:num>
-  <w:num w:numId="29" w16cid:durableId="1247878341">
-    <w:abstractNumId w:val="12"/>
-  </w:num>
   <w:num w:numId="30" w16cid:durableId="1767925373">
-    <w:abstractNumId w:val="24"/>
+    <w:abstractNumId w:val="27"/>
   </w:num>
   <w:num w:numId="31" w16cid:durableId="225918275">
     <w:abstractNumId w:val="2"/>
+  </w:num>
+  <w:num w:numId="32" w16cid:durableId="1548957243">
+    <w:abstractNumId w:val="13"/>
+  </w:num>
+  <w:num w:numId="33" w16cid:durableId="711421185">
+    <w:abstractNumId w:val="16"/>
+  </w:num>
+  <w:num w:numId="34" w16cid:durableId="87696352">
+    <w:abstractNumId w:val="3"/>
   </w:num>
 </w:numbering>
 </file>
@@ -7656,7 +8794,6 @@
     <w:next w:val="Normal"/>
     <w:link w:val="Heading3Char"/>
     <w:uiPriority w:val="9"/>
-    <w:semiHidden/>
     <w:unhideWhenUsed/>
     <w:qFormat/>
     <w:rsid w:val="00EB718B"/>
@@ -7864,7 +9001,6 @@
     <w:basedOn w:val="DefaultParagraphFont"/>
     <w:link w:val="Heading3"/>
     <w:uiPriority w:val="9"/>
-    <w:semiHidden/>
     <w:rsid w:val="00EB718B"/>
     <w:rPr>
       <w:caps/>

--- a/Section-12.docx
+++ b/Section-12.docx
@@ -5,14 +5,22 @@
     <w:p>
       <w:pPr>
         <w:pStyle w:val="Heading1"/>
-      </w:pPr>
-      <w:r>
+        <w:rPr>
+          <w:rFonts w:ascii="Cambria" w:hAnsi="Cambria"/>
+        </w:rPr>
+      </w:pPr>
+      <w:r>
+        <w:rPr>
+          <w:rFonts w:ascii="Cambria" w:hAnsi="Cambria"/>
+          <w:caps w:val="0"/>
+        </w:rPr>
         <w:t>TOOLS NEEDED</w:t>
       </w:r>
     </w:p>
     <w:p>
       <w:pPr>
         <w:rPr>
+          <w:rFonts w:ascii="Cambria" w:hAnsi="Cambria"/>
           <w:caps/>
           <w:color w:val="000000" w:themeColor="text1"/>
           <w:spacing w:val="15"/>
@@ -22,21 +30,32 @@
       </w:pPr>
       <w:r>
         <w:rPr>
-          <w:caps/>
-          <w:color w:val="000000" w:themeColor="text1"/>
-          <w:spacing w:val="15"/>
-          <w:sz w:val="22"/>
-          <w:szCs w:val="22"/>
-        </w:rPr>
-        <w:t>Tools are required to work on a machine learning project.</w:t>
+          <w:rFonts w:ascii="Cambria" w:hAnsi="Cambria"/>
+          <w:color w:val="000000" w:themeColor="text1"/>
+          <w:spacing w:val="15"/>
+          <w:sz w:val="22"/>
+          <w:szCs w:val="22"/>
+        </w:rPr>
+        <w:t>TOOLS ARE REQUIRED TO WORK ON A MACHINE LEARNING PROJECT.</w:t>
       </w:r>
     </w:p>
     <w:p>
       <w:pPr>
         <w:pStyle w:val="Heading2"/>
-      </w:pPr>
-      <w:r>
-        <w:t>Common tools:</w:t>
+        <w:rPr>
+          <w:rFonts w:ascii="Cambria" w:hAnsi="Cambria"/>
+          <w:sz w:val="22"/>
+          <w:szCs w:val="22"/>
+        </w:rPr>
+      </w:pPr>
+      <w:r>
+        <w:rPr>
+          <w:rFonts w:ascii="Cambria" w:hAnsi="Cambria"/>
+          <w:caps w:val="0"/>
+          <w:sz w:val="22"/>
+          <w:szCs w:val="22"/>
+        </w:rPr>
+        <w:t>COMMON TOOLS:</w:t>
       </w:r>
     </w:p>
     <w:p>
@@ -46,6 +65,7 @@
           <w:numId w:val="14"/>
         </w:numPr>
         <w:rPr>
+          <w:rFonts w:ascii="Cambria" w:hAnsi="Cambria"/>
           <w:caps/>
           <w:color w:val="000000" w:themeColor="text1"/>
           <w:spacing w:val="15"/>
@@ -55,13 +75,13 @@
       </w:pPr>
       <w:r>
         <w:rPr>
-          <w:caps/>
-          <w:color w:val="000000" w:themeColor="text1"/>
-          <w:spacing w:val="15"/>
-          <w:sz w:val="22"/>
-          <w:szCs w:val="22"/>
-        </w:rPr>
-        <w:t>Python (programming language)</w:t>
+          <w:rFonts w:ascii="Cambria" w:hAnsi="Cambria"/>
+          <w:color w:val="000000" w:themeColor="text1"/>
+          <w:spacing w:val="15"/>
+          <w:sz w:val="22"/>
+          <w:szCs w:val="22"/>
+        </w:rPr>
+        <w:t>PYTHON (PROGRAMMING LANGUAGE)</w:t>
       </w:r>
     </w:p>
     <w:p>
@@ -71,6 +91,7 @@
           <w:numId w:val="14"/>
         </w:numPr>
         <w:rPr>
+          <w:rFonts w:ascii="Cambria" w:hAnsi="Cambria"/>
           <w:caps/>
           <w:color w:val="000000" w:themeColor="text1"/>
           <w:spacing w:val="15"/>
@@ -80,13 +101,13 @@
       </w:pPr>
       <w:r>
         <w:rPr>
-          <w:caps/>
-          <w:color w:val="000000" w:themeColor="text1"/>
-          <w:spacing w:val="15"/>
-          <w:sz w:val="22"/>
-          <w:szCs w:val="22"/>
-        </w:rPr>
-        <w:t>Anaconda / Miniconda (environment)</w:t>
+          <w:rFonts w:ascii="Cambria" w:hAnsi="Cambria"/>
+          <w:color w:val="000000" w:themeColor="text1"/>
+          <w:spacing w:val="15"/>
+          <w:sz w:val="22"/>
+          <w:szCs w:val="22"/>
+        </w:rPr>
+        <w:t>ANACONDA / MINICONDA (ENVIRONMENT)</w:t>
       </w:r>
     </w:p>
     <w:p>
@@ -96,6 +117,7 @@
           <w:numId w:val="14"/>
         </w:numPr>
         <w:rPr>
+          <w:rFonts w:ascii="Cambria" w:hAnsi="Cambria"/>
           <w:caps/>
           <w:color w:val="000000" w:themeColor="text1"/>
           <w:spacing w:val="15"/>
@@ -105,13 +127,13 @@
       </w:pPr>
       <w:r>
         <w:rPr>
-          <w:caps/>
-          <w:color w:val="000000" w:themeColor="text1"/>
-          <w:spacing w:val="15"/>
-          <w:sz w:val="22"/>
-          <w:szCs w:val="22"/>
-        </w:rPr>
-        <w:t>Jupyter Notebook (coding and testing)</w:t>
+          <w:rFonts w:ascii="Cambria" w:hAnsi="Cambria"/>
+          <w:color w:val="000000" w:themeColor="text1"/>
+          <w:spacing w:val="15"/>
+          <w:sz w:val="22"/>
+          <w:szCs w:val="22"/>
+        </w:rPr>
+        <w:t>JUPYTER NOTEBOOK (CODING AND TESTING)</w:t>
       </w:r>
     </w:p>
     <w:p>
@@ -121,6 +143,7 @@
           <w:numId w:val="14"/>
         </w:numPr>
         <w:rPr>
+          <w:rFonts w:ascii="Cambria" w:hAnsi="Cambria"/>
           <w:caps/>
           <w:color w:val="000000" w:themeColor="text1"/>
           <w:spacing w:val="15"/>
@@ -130,13 +153,13 @@
       </w:pPr>
       <w:r>
         <w:rPr>
-          <w:caps/>
-          <w:color w:val="000000" w:themeColor="text1"/>
-          <w:spacing w:val="15"/>
-          <w:sz w:val="22"/>
-          <w:szCs w:val="22"/>
-        </w:rPr>
-        <w:t>Pandas (data handling)</w:t>
+          <w:rFonts w:ascii="Cambria" w:hAnsi="Cambria"/>
+          <w:color w:val="000000" w:themeColor="text1"/>
+          <w:spacing w:val="15"/>
+          <w:sz w:val="22"/>
+          <w:szCs w:val="22"/>
+        </w:rPr>
+        <w:t>PANDAS (DATA HANDLING)</w:t>
       </w:r>
     </w:p>
     <w:p>
@@ -146,6 +169,7 @@
           <w:numId w:val="14"/>
         </w:numPr>
         <w:rPr>
+          <w:rFonts w:ascii="Cambria" w:hAnsi="Cambria"/>
           <w:caps/>
           <w:color w:val="000000" w:themeColor="text1"/>
           <w:spacing w:val="15"/>
@@ -155,13 +179,13 @@
       </w:pPr>
       <w:r>
         <w:rPr>
-          <w:caps/>
-          <w:color w:val="000000" w:themeColor="text1"/>
-          <w:spacing w:val="15"/>
-          <w:sz w:val="22"/>
-          <w:szCs w:val="22"/>
-        </w:rPr>
-        <w:t>NumPy (math operations)</w:t>
+          <w:rFonts w:ascii="Cambria" w:hAnsi="Cambria"/>
+          <w:color w:val="000000" w:themeColor="text1"/>
+          <w:spacing w:val="15"/>
+          <w:sz w:val="22"/>
+          <w:szCs w:val="22"/>
+        </w:rPr>
+        <w:t>NUMPY (MATH OPERATIONS)</w:t>
       </w:r>
     </w:p>
     <w:p>
@@ -171,6 +195,7 @@
           <w:numId w:val="14"/>
         </w:numPr>
         <w:rPr>
+          <w:rFonts w:ascii="Cambria" w:hAnsi="Cambria"/>
           <w:caps/>
           <w:color w:val="000000" w:themeColor="text1"/>
           <w:spacing w:val="15"/>
@@ -180,13 +205,13 @@
       </w:pPr>
       <w:r>
         <w:rPr>
-          <w:caps/>
-          <w:color w:val="000000" w:themeColor="text1"/>
-          <w:spacing w:val="15"/>
-          <w:sz w:val="22"/>
-          <w:szCs w:val="22"/>
-        </w:rPr>
-        <w:t>Matplotlib / Seaborn (graphs)</w:t>
+          <w:rFonts w:ascii="Cambria" w:hAnsi="Cambria"/>
+          <w:color w:val="000000" w:themeColor="text1"/>
+          <w:spacing w:val="15"/>
+          <w:sz w:val="22"/>
+          <w:szCs w:val="22"/>
+        </w:rPr>
+        <w:t>MATPLOTLIB / SEABORN (GRAPHS)</w:t>
       </w:r>
     </w:p>
     <w:p>
@@ -196,6 +221,7 @@
           <w:numId w:val="14"/>
         </w:numPr>
         <w:rPr>
+          <w:rFonts w:ascii="Cambria" w:hAnsi="Cambria"/>
           <w:caps/>
           <w:color w:val="000000" w:themeColor="text1"/>
           <w:spacing w:val="15"/>
@@ -205,58 +231,66 @@
       </w:pPr>
       <w:r>
         <w:rPr>
+          <w:rFonts w:ascii="Cambria" w:hAnsi="Cambria"/>
+          <w:color w:val="000000" w:themeColor="text1"/>
+          <w:spacing w:val="15"/>
+          <w:sz w:val="22"/>
+          <w:szCs w:val="22"/>
+        </w:rPr>
+        <w:t>SCIKIT-LEARN (MACHINE LEARNING)</w:t>
+      </w:r>
+    </w:p>
+    <w:p>
+      <w:pPr>
+        <w:pStyle w:val="Heading1"/>
+        <w:rPr>
+          <w:rFonts w:ascii="Cambria" w:hAnsi="Cambria"/>
+        </w:rPr>
+      </w:pPr>
+      <w:r>
+        <w:rPr>
+          <w:rFonts w:ascii="Cambria" w:hAnsi="Cambria"/>
+          <w:caps w:val="0"/>
+        </w:rPr>
+        <w:t>PROBLEM DEFINITION</w:t>
+      </w:r>
+    </w:p>
+    <w:p>
+      <w:pPr>
+        <w:rPr>
+          <w:rFonts w:ascii="Cambria" w:hAnsi="Cambria"/>
           <w:caps/>
           <w:color w:val="000000" w:themeColor="text1"/>
           <w:spacing w:val="15"/>
           <w:sz w:val="22"/>
           <w:szCs w:val="22"/>
         </w:rPr>
-        <w:t>Scikit-learn (machine learning)</w:t>
-      </w:r>
-    </w:p>
-    <w:p>
-      <w:pPr>
-        <w:pStyle w:val="Heading1"/>
-      </w:pPr>
-      <w:r>
-        <w:t>PROBLEM DEFINITION</w:t>
-      </w:r>
-    </w:p>
-    <w:p>
-      <w:pPr>
-        <w:rPr>
-          <w:caps/>
-          <w:color w:val="000000" w:themeColor="text1"/>
-          <w:spacing w:val="15"/>
-          <w:sz w:val="22"/>
-          <w:szCs w:val="22"/>
-        </w:rPr>
-      </w:pPr>
-      <w:r>
-        <w:rPr>
-          <w:caps/>
-          <w:color w:val="000000" w:themeColor="text1"/>
-          <w:spacing w:val="15"/>
-          <w:sz w:val="22"/>
-          <w:szCs w:val="22"/>
-        </w:rPr>
-        <w:t xml:space="preserve">This means </w:t>
-      </w:r>
-      <w:r>
-        <w:rPr>
+      </w:pPr>
+      <w:r>
+        <w:rPr>
+          <w:rFonts w:ascii="Cambria" w:hAnsi="Cambria"/>
+          <w:color w:val="000000" w:themeColor="text1"/>
+          <w:spacing w:val="15"/>
+          <w:sz w:val="22"/>
+          <w:szCs w:val="22"/>
+        </w:rPr>
+        <w:t xml:space="preserve">THIS MEANS </w:t>
+      </w:r>
+      <w:r>
+        <w:rPr>
+          <w:rFonts w:ascii="Cambria" w:hAnsi="Cambria"/>
           <w:b/>
           <w:bCs/>
-          <w:caps/>
-          <w:color w:val="000000" w:themeColor="text1"/>
-          <w:spacing w:val="15"/>
-          <w:sz w:val="22"/>
-          <w:szCs w:val="22"/>
-        </w:rPr>
-        <w:t>clearly understanding the problem</w:t>
-      </w:r>
-      <w:r>
-        <w:rPr>
-          <w:caps/>
+          <w:color w:val="000000" w:themeColor="text1"/>
+          <w:spacing w:val="15"/>
+          <w:sz w:val="22"/>
+          <w:szCs w:val="22"/>
+        </w:rPr>
+        <w:t>CLEARLY UNDERSTANDING THE PROBLEM</w:t>
+      </w:r>
+      <w:r>
+        <w:rPr>
+          <w:rFonts w:ascii="Cambria" w:hAnsi="Cambria"/>
           <w:color w:val="000000" w:themeColor="text1"/>
           <w:spacing w:val="15"/>
           <w:sz w:val="22"/>
@@ -268,9 +302,20 @@
     <w:p>
       <w:pPr>
         <w:pStyle w:val="Heading2"/>
-      </w:pPr>
-      <w:r>
-        <w:t>Key points:</w:t>
+        <w:rPr>
+          <w:rFonts w:ascii="Cambria" w:hAnsi="Cambria"/>
+          <w:sz w:val="22"/>
+          <w:szCs w:val="22"/>
+        </w:rPr>
+      </w:pPr>
+      <w:r>
+        <w:rPr>
+          <w:rFonts w:ascii="Cambria" w:hAnsi="Cambria"/>
+          <w:caps w:val="0"/>
+          <w:sz w:val="22"/>
+          <w:szCs w:val="22"/>
+        </w:rPr>
+        <w:t>KEY POINTS:</w:t>
       </w:r>
     </w:p>
     <w:p>
@@ -280,6 +325,7 @@
           <w:numId w:val="15"/>
         </w:numPr>
         <w:rPr>
+          <w:rFonts w:ascii="Cambria" w:hAnsi="Cambria"/>
           <w:caps/>
           <w:color w:val="000000" w:themeColor="text1"/>
           <w:spacing w:val="15"/>
@@ -289,13 +335,13 @@
       </w:pPr>
       <w:r>
         <w:rPr>
-          <w:caps/>
-          <w:color w:val="000000" w:themeColor="text1"/>
-          <w:spacing w:val="15"/>
-          <w:sz w:val="22"/>
-          <w:szCs w:val="22"/>
-        </w:rPr>
-        <w:t>What problem are we solving?</w:t>
+          <w:rFonts w:ascii="Cambria" w:hAnsi="Cambria"/>
+          <w:color w:val="000000" w:themeColor="text1"/>
+          <w:spacing w:val="15"/>
+          <w:sz w:val="22"/>
+          <w:szCs w:val="22"/>
+        </w:rPr>
+        <w:t>WHAT PROBLEM ARE WE SOLVING?</w:t>
       </w:r>
     </w:p>
     <w:p>
@@ -305,6 +351,7 @@
           <w:numId w:val="15"/>
         </w:numPr>
         <w:rPr>
+          <w:rFonts w:ascii="Cambria" w:hAnsi="Cambria"/>
           <w:caps/>
           <w:color w:val="000000" w:themeColor="text1"/>
           <w:spacing w:val="15"/>
@@ -314,13 +361,13 @@
       </w:pPr>
       <w:r>
         <w:rPr>
-          <w:caps/>
-          <w:color w:val="000000" w:themeColor="text1"/>
-          <w:spacing w:val="15"/>
-          <w:sz w:val="22"/>
-          <w:szCs w:val="22"/>
-        </w:rPr>
-        <w:t>What is the input?</w:t>
+          <w:rFonts w:ascii="Cambria" w:hAnsi="Cambria"/>
+          <w:color w:val="000000" w:themeColor="text1"/>
+          <w:spacing w:val="15"/>
+          <w:sz w:val="22"/>
+          <w:szCs w:val="22"/>
+        </w:rPr>
+        <w:t>WHAT IS THE INPUT?</w:t>
       </w:r>
     </w:p>
     <w:p>
@@ -330,6 +377,7 @@
           <w:numId w:val="15"/>
         </w:numPr>
         <w:rPr>
+          <w:rFonts w:ascii="Cambria" w:hAnsi="Cambria"/>
           <w:caps/>
           <w:color w:val="000000" w:themeColor="text1"/>
           <w:spacing w:val="15"/>
@@ -339,13 +387,13 @@
       </w:pPr>
       <w:r>
         <w:rPr>
-          <w:caps/>
-          <w:color w:val="000000" w:themeColor="text1"/>
-          <w:spacing w:val="15"/>
-          <w:sz w:val="22"/>
-          <w:szCs w:val="22"/>
-        </w:rPr>
-        <w:t>What is the output?</w:t>
+          <w:rFonts w:ascii="Cambria" w:hAnsi="Cambria"/>
+          <w:color w:val="000000" w:themeColor="text1"/>
+          <w:spacing w:val="15"/>
+          <w:sz w:val="22"/>
+          <w:szCs w:val="22"/>
+        </w:rPr>
+        <w:t>WHAT IS THE OUTPUT?</w:t>
       </w:r>
     </w:p>
     <w:p>
@@ -355,6 +403,7 @@
           <w:numId w:val="15"/>
         </w:numPr>
         <w:rPr>
+          <w:rFonts w:ascii="Cambria" w:hAnsi="Cambria"/>
           <w:caps/>
           <w:color w:val="000000" w:themeColor="text1"/>
           <w:spacing w:val="15"/>
@@ -364,26 +413,75 @@
       </w:pPr>
       <w:r>
         <w:rPr>
+          <w:rFonts w:ascii="Cambria" w:hAnsi="Cambria"/>
+          <w:color w:val="000000" w:themeColor="text1"/>
+          <w:spacing w:val="15"/>
+          <w:sz w:val="22"/>
+          <w:szCs w:val="22"/>
+        </w:rPr>
+        <w:t>IS IT CLASSIFICATION OR PREDICTION?</w:t>
+      </w:r>
+    </w:p>
+    <w:p>
+      <w:pPr>
+        <w:pStyle w:val="Heading2"/>
+        <w:rPr>
+          <w:rFonts w:ascii="Cambria" w:hAnsi="Cambria"/>
+          <w:sz w:val="22"/>
+          <w:szCs w:val="22"/>
+        </w:rPr>
+      </w:pPr>
+      <w:r>
+        <w:rPr>
+          <w:rFonts w:ascii="Cambria" w:hAnsi="Cambria"/>
+          <w:caps w:val="0"/>
+          <w:sz w:val="22"/>
+          <w:szCs w:val="22"/>
+        </w:rPr>
+        <w:t>EXAMPLE:</w:t>
+      </w:r>
+    </w:p>
+    <w:p>
+      <w:pPr>
+        <w:rPr>
+          <w:rFonts w:ascii="Cambria" w:hAnsi="Cambria"/>
           <w:caps/>
           <w:color w:val="000000" w:themeColor="text1"/>
           <w:spacing w:val="15"/>
           <w:sz w:val="22"/>
           <w:szCs w:val="22"/>
         </w:rPr>
-        <w:t>Is it classification or prediction?</w:t>
-      </w:r>
-    </w:p>
-    <w:p>
-      <w:pPr>
-        <w:pStyle w:val="Heading2"/>
-      </w:pPr>
-      <w:r>
-        <w:t>Example:</w:t>
-      </w:r>
-    </w:p>
-    <w:p>
-      <w:pPr>
-        <w:rPr>
+      </w:pPr>
+      <w:r>
+        <w:rPr>
+          <w:rFonts w:ascii="Cambria" w:hAnsi="Cambria"/>
+          <w:color w:val="000000" w:themeColor="text1"/>
+          <w:spacing w:val="15"/>
+          <w:sz w:val="22"/>
+          <w:szCs w:val="22"/>
+        </w:rPr>
+        <w:t>PREDICT HOUSE PRICE BASED ON SIZE AND LOCATION.</w:t>
+      </w:r>
+    </w:p>
+    <w:p>
+      <w:pPr>
+        <w:pStyle w:val="Heading1"/>
+        <w:rPr>
+          <w:rFonts w:ascii="Cambria" w:hAnsi="Cambria"/>
+        </w:rPr>
+      </w:pPr>
+      <w:r>
+        <w:rPr>
+          <w:rFonts w:ascii="Cambria" w:hAnsi="Cambria"/>
+          <w:caps w:val="0"/>
+        </w:rPr>
+        <w:t>DATA</w:t>
+      </w:r>
+    </w:p>
+    <w:p>
+      <w:pPr>
+        <w:rPr>
+          <w:rFonts w:ascii="Cambria" w:hAnsi="Cambria"/>
           <w:caps/>
           <w:color w:val="000000" w:themeColor="text1"/>
           <w:spacing w:val="15"/>
@@ -393,72 +491,54 @@
       </w:pPr>
       <w:r>
         <w:rPr>
-          <w:caps/>
-          <w:color w:val="000000" w:themeColor="text1"/>
-          <w:spacing w:val="15"/>
-          <w:sz w:val="22"/>
-          <w:szCs w:val="22"/>
-        </w:rPr>
-        <w:t>Predict house price based on size and location.</w:t>
-      </w:r>
-    </w:p>
-    <w:p>
-      <w:pPr>
-        <w:pStyle w:val="Heading1"/>
-      </w:pPr>
-      <w:r>
-        <w:t>DATA</w:t>
-      </w:r>
-    </w:p>
-    <w:p>
-      <w:pPr>
-        <w:rPr>
-          <w:caps/>
-          <w:color w:val="000000" w:themeColor="text1"/>
-          <w:spacing w:val="15"/>
-          <w:sz w:val="22"/>
-          <w:szCs w:val="22"/>
-        </w:rPr>
-      </w:pPr>
-      <w:r>
-        <w:rPr>
-          <w:caps/>
-          <w:color w:val="000000" w:themeColor="text1"/>
-          <w:spacing w:val="15"/>
-          <w:sz w:val="22"/>
-          <w:szCs w:val="22"/>
-        </w:rPr>
-        <w:t xml:space="preserve">Data is the </w:t>
-      </w:r>
-      <w:r>
-        <w:rPr>
+          <w:rFonts w:ascii="Cambria" w:hAnsi="Cambria"/>
+          <w:color w:val="000000" w:themeColor="text1"/>
+          <w:spacing w:val="15"/>
+          <w:sz w:val="22"/>
+          <w:szCs w:val="22"/>
+        </w:rPr>
+        <w:t xml:space="preserve">DATA IS THE </w:t>
+      </w:r>
+      <w:r>
+        <w:rPr>
+          <w:rFonts w:ascii="Cambria" w:hAnsi="Cambria"/>
           <w:b/>
           <w:bCs/>
-          <w:caps/>
-          <w:color w:val="000000" w:themeColor="text1"/>
-          <w:spacing w:val="15"/>
-          <w:sz w:val="22"/>
-          <w:szCs w:val="22"/>
-        </w:rPr>
-        <w:t>main part</w:t>
-      </w:r>
-      <w:r>
-        <w:rPr>
-          <w:caps/>
-          <w:color w:val="000000" w:themeColor="text1"/>
-          <w:spacing w:val="15"/>
-          <w:sz w:val="22"/>
-          <w:szCs w:val="22"/>
-        </w:rPr>
-        <w:t xml:space="preserve"> of any ML project.</w:t>
+          <w:color w:val="000000" w:themeColor="text1"/>
+          <w:spacing w:val="15"/>
+          <w:sz w:val="22"/>
+          <w:szCs w:val="22"/>
+        </w:rPr>
+        <w:t>MAIN PART</w:t>
+      </w:r>
+      <w:r>
+        <w:rPr>
+          <w:rFonts w:ascii="Cambria" w:hAnsi="Cambria"/>
+          <w:color w:val="000000" w:themeColor="text1"/>
+          <w:spacing w:val="15"/>
+          <w:sz w:val="22"/>
+          <w:szCs w:val="22"/>
+        </w:rPr>
+        <w:t xml:space="preserve"> OF ANY ML PROJECT.</w:t>
       </w:r>
     </w:p>
     <w:p>
       <w:pPr>
         <w:pStyle w:val="Heading2"/>
-      </w:pPr>
-      <w:r>
-        <w:t>Types of data:</w:t>
+        <w:rPr>
+          <w:rFonts w:ascii="Cambria" w:hAnsi="Cambria"/>
+          <w:sz w:val="22"/>
+          <w:szCs w:val="22"/>
+        </w:rPr>
+      </w:pPr>
+      <w:r>
+        <w:rPr>
+          <w:rFonts w:ascii="Cambria" w:hAnsi="Cambria"/>
+          <w:caps w:val="0"/>
+          <w:sz w:val="22"/>
+          <w:szCs w:val="22"/>
+        </w:rPr>
+        <w:t>TYPES OF DATA:</w:t>
       </w:r>
     </w:p>
     <w:p>
@@ -468,6 +548,7 @@
           <w:numId w:val="16"/>
         </w:numPr>
         <w:rPr>
+          <w:rFonts w:ascii="Cambria" w:hAnsi="Cambria"/>
           <w:caps/>
           <w:color w:val="000000" w:themeColor="text1"/>
           <w:spacing w:val="15"/>
@@ -477,13 +558,13 @@
       </w:pPr>
       <w:r>
         <w:rPr>
-          <w:caps/>
-          <w:color w:val="000000" w:themeColor="text1"/>
-          <w:spacing w:val="15"/>
-          <w:sz w:val="22"/>
-          <w:szCs w:val="22"/>
-        </w:rPr>
-        <w:t>Structured (tables, CSV files)</w:t>
+          <w:rFonts w:ascii="Cambria" w:hAnsi="Cambria"/>
+          <w:color w:val="000000" w:themeColor="text1"/>
+          <w:spacing w:val="15"/>
+          <w:sz w:val="22"/>
+          <w:szCs w:val="22"/>
+        </w:rPr>
+        <w:t>STRUCTURED (TABLES, CSV FILES)</w:t>
       </w:r>
     </w:p>
     <w:p>
@@ -493,6 +574,7 @@
           <w:numId w:val="16"/>
         </w:numPr>
         <w:rPr>
+          <w:rFonts w:ascii="Cambria" w:hAnsi="Cambria"/>
           <w:caps/>
           <w:color w:val="000000" w:themeColor="text1"/>
           <w:spacing w:val="15"/>
@@ -502,21 +584,32 @@
       </w:pPr>
       <w:r>
         <w:rPr>
-          <w:caps/>
-          <w:color w:val="000000" w:themeColor="text1"/>
-          <w:spacing w:val="15"/>
-          <w:sz w:val="22"/>
-          <w:szCs w:val="22"/>
-        </w:rPr>
-        <w:t>Unstructured (text, images)</w:t>
+          <w:rFonts w:ascii="Cambria" w:hAnsi="Cambria"/>
+          <w:color w:val="000000" w:themeColor="text1"/>
+          <w:spacing w:val="15"/>
+          <w:sz w:val="22"/>
+          <w:szCs w:val="22"/>
+        </w:rPr>
+        <w:t>UNSTRUCTURED (TEXT, IMAGES)</w:t>
       </w:r>
     </w:p>
     <w:p>
       <w:pPr>
         <w:pStyle w:val="Heading2"/>
-      </w:pPr>
-      <w:r>
-        <w:t>Good data should be:</w:t>
+        <w:rPr>
+          <w:rFonts w:ascii="Cambria" w:hAnsi="Cambria"/>
+          <w:sz w:val="22"/>
+          <w:szCs w:val="22"/>
+        </w:rPr>
+      </w:pPr>
+      <w:r>
+        <w:rPr>
+          <w:rFonts w:ascii="Cambria" w:hAnsi="Cambria"/>
+          <w:caps w:val="0"/>
+          <w:sz w:val="22"/>
+          <w:szCs w:val="22"/>
+        </w:rPr>
+        <w:t>GOOD DATA SHOULD BE:</w:t>
       </w:r>
     </w:p>
     <w:p>
@@ -526,6 +619,7 @@
           <w:numId w:val="17"/>
         </w:numPr>
         <w:rPr>
+          <w:rFonts w:ascii="Cambria" w:hAnsi="Cambria"/>
           <w:caps/>
           <w:color w:val="000000" w:themeColor="text1"/>
           <w:spacing w:val="15"/>
@@ -535,13 +629,13 @@
       </w:pPr>
       <w:r>
         <w:rPr>
-          <w:caps/>
-          <w:color w:val="000000" w:themeColor="text1"/>
-          <w:spacing w:val="15"/>
-          <w:sz w:val="22"/>
-          <w:szCs w:val="22"/>
-        </w:rPr>
-        <w:t>Clean</w:t>
+          <w:rFonts w:ascii="Cambria" w:hAnsi="Cambria"/>
+          <w:color w:val="000000" w:themeColor="text1"/>
+          <w:spacing w:val="15"/>
+          <w:sz w:val="22"/>
+          <w:szCs w:val="22"/>
+        </w:rPr>
+        <w:t>CLEAN</w:t>
       </w:r>
     </w:p>
     <w:p>
@@ -551,6 +645,7 @@
           <w:numId w:val="17"/>
         </w:numPr>
         <w:rPr>
+          <w:rFonts w:ascii="Cambria" w:hAnsi="Cambria"/>
           <w:caps/>
           <w:color w:val="000000" w:themeColor="text1"/>
           <w:spacing w:val="15"/>
@@ -560,13 +655,13 @@
       </w:pPr>
       <w:r>
         <w:rPr>
-          <w:caps/>
-          <w:color w:val="000000" w:themeColor="text1"/>
-          <w:spacing w:val="15"/>
-          <w:sz w:val="22"/>
-          <w:szCs w:val="22"/>
-        </w:rPr>
-        <w:t>Complete</w:t>
+          <w:rFonts w:ascii="Cambria" w:hAnsi="Cambria"/>
+          <w:color w:val="000000" w:themeColor="text1"/>
+          <w:spacing w:val="15"/>
+          <w:sz w:val="22"/>
+          <w:szCs w:val="22"/>
+        </w:rPr>
+        <w:t>COMPLETE</w:t>
       </w:r>
     </w:p>
     <w:p>
@@ -576,6 +671,7 @@
           <w:numId w:val="17"/>
         </w:numPr>
         <w:rPr>
+          <w:rFonts w:ascii="Cambria" w:hAnsi="Cambria"/>
           <w:caps/>
           <w:color w:val="000000" w:themeColor="text1"/>
           <w:spacing w:val="15"/>
@@ -585,59 +681,67 @@
       </w:pPr>
       <w:r>
         <w:rPr>
+          <w:rFonts w:ascii="Cambria" w:hAnsi="Cambria"/>
+          <w:color w:val="000000" w:themeColor="text1"/>
+          <w:spacing w:val="15"/>
+          <w:sz w:val="22"/>
+          <w:szCs w:val="22"/>
+        </w:rPr>
+        <w:t>RELEVANT</w:t>
+      </w:r>
+    </w:p>
+    <w:p>
+      <w:pPr>
+        <w:pStyle w:val="Heading1"/>
+        <w:rPr>
+          <w:rFonts w:ascii="Cambria" w:hAnsi="Cambria"/>
+        </w:rPr>
+      </w:pPr>
+      <w:r>
+        <w:rPr>
+          <w:rFonts w:ascii="Cambria" w:hAnsi="Cambria"/>
+          <w:caps w:val="0"/>
+        </w:rPr>
+        <w:lastRenderedPageBreak/>
+        <w:t>EVALUATION</w:t>
+      </w:r>
+    </w:p>
+    <w:p>
+      <w:pPr>
+        <w:rPr>
+          <w:rFonts w:ascii="Cambria" w:hAnsi="Cambria"/>
           <w:caps/>
           <w:color w:val="000000" w:themeColor="text1"/>
           <w:spacing w:val="15"/>
           <w:sz w:val="22"/>
           <w:szCs w:val="22"/>
         </w:rPr>
-        <w:lastRenderedPageBreak/>
-        <w:t>Relevant</w:t>
-      </w:r>
-    </w:p>
-    <w:p>
-      <w:pPr>
-        <w:pStyle w:val="Heading1"/>
-      </w:pPr>
-      <w:r>
-        <w:t>EVALUATION</w:t>
-      </w:r>
-    </w:p>
-    <w:p>
-      <w:pPr>
-        <w:rPr>
-          <w:caps/>
-          <w:color w:val="000000" w:themeColor="text1"/>
-          <w:spacing w:val="15"/>
-          <w:sz w:val="22"/>
-          <w:szCs w:val="22"/>
-        </w:rPr>
-      </w:pPr>
-      <w:r>
-        <w:rPr>
-          <w:caps/>
-          <w:color w:val="000000" w:themeColor="text1"/>
-          <w:spacing w:val="15"/>
-          <w:sz w:val="22"/>
-          <w:szCs w:val="22"/>
-        </w:rPr>
-        <w:t xml:space="preserve">Evaluation checks </w:t>
-      </w:r>
-      <w:r>
-        <w:rPr>
+      </w:pPr>
+      <w:r>
+        <w:rPr>
+          <w:rFonts w:ascii="Cambria" w:hAnsi="Cambria"/>
+          <w:color w:val="000000" w:themeColor="text1"/>
+          <w:spacing w:val="15"/>
+          <w:sz w:val="22"/>
+          <w:szCs w:val="22"/>
+        </w:rPr>
+        <w:t xml:space="preserve">EVALUATION CHECKS </w:t>
+      </w:r>
+      <w:r>
+        <w:rPr>
+          <w:rFonts w:ascii="Cambria" w:hAnsi="Cambria"/>
           <w:b/>
           <w:bCs/>
-          <w:caps/>
-          <w:color w:val="000000" w:themeColor="text1"/>
-          <w:spacing w:val="15"/>
-          <w:sz w:val="22"/>
-          <w:szCs w:val="22"/>
-        </w:rPr>
-        <w:t>how good the model is</w:t>
-      </w:r>
-      <w:r>
-        <w:rPr>
-          <w:caps/>
+          <w:color w:val="000000" w:themeColor="text1"/>
+          <w:spacing w:val="15"/>
+          <w:sz w:val="22"/>
+          <w:szCs w:val="22"/>
+        </w:rPr>
+        <w:t>HOW GOOD THE MODEL IS</w:t>
+      </w:r>
+      <w:r>
+        <w:rPr>
+          <w:rFonts w:ascii="Cambria" w:hAnsi="Cambria"/>
           <w:color w:val="000000" w:themeColor="text1"/>
           <w:spacing w:val="15"/>
           <w:sz w:val="22"/>
@@ -649,9 +753,20 @@
     <w:p>
       <w:pPr>
         <w:pStyle w:val="Heading2"/>
-      </w:pPr>
-      <w:r>
-        <w:t>Common methods:</w:t>
+        <w:rPr>
+          <w:rFonts w:ascii="Cambria" w:hAnsi="Cambria"/>
+          <w:sz w:val="22"/>
+          <w:szCs w:val="22"/>
+        </w:rPr>
+      </w:pPr>
+      <w:r>
+        <w:rPr>
+          <w:rFonts w:ascii="Cambria" w:hAnsi="Cambria"/>
+          <w:caps w:val="0"/>
+          <w:sz w:val="22"/>
+          <w:szCs w:val="22"/>
+        </w:rPr>
+        <w:t>COMMON METHODS:</w:t>
       </w:r>
     </w:p>
     <w:p>
@@ -661,6 +776,7 @@
           <w:numId w:val="18"/>
         </w:numPr>
         <w:rPr>
+          <w:rFonts w:ascii="Cambria" w:hAnsi="Cambria"/>
           <w:caps/>
           <w:color w:val="000000" w:themeColor="text1"/>
           <w:spacing w:val="15"/>
@@ -670,13 +786,13 @@
       </w:pPr>
       <w:r>
         <w:rPr>
-          <w:caps/>
-          <w:color w:val="000000" w:themeColor="text1"/>
-          <w:spacing w:val="15"/>
-          <w:sz w:val="22"/>
-          <w:szCs w:val="22"/>
-        </w:rPr>
-        <w:t>Accuracy</w:t>
+          <w:rFonts w:ascii="Cambria" w:hAnsi="Cambria"/>
+          <w:color w:val="000000" w:themeColor="text1"/>
+          <w:spacing w:val="15"/>
+          <w:sz w:val="22"/>
+          <w:szCs w:val="22"/>
+        </w:rPr>
+        <w:t>ACCURACY</w:t>
       </w:r>
     </w:p>
     <w:p>
@@ -686,6 +802,7 @@
           <w:numId w:val="18"/>
         </w:numPr>
         <w:rPr>
+          <w:rFonts w:ascii="Cambria" w:hAnsi="Cambria"/>
           <w:caps/>
           <w:color w:val="000000" w:themeColor="text1"/>
           <w:spacing w:val="15"/>
@@ -695,13 +812,13 @@
       </w:pPr>
       <w:r>
         <w:rPr>
-          <w:caps/>
-          <w:color w:val="000000" w:themeColor="text1"/>
-          <w:spacing w:val="15"/>
-          <w:sz w:val="22"/>
-          <w:szCs w:val="22"/>
-        </w:rPr>
-        <w:t>Precision</w:t>
+          <w:rFonts w:ascii="Cambria" w:hAnsi="Cambria"/>
+          <w:color w:val="000000" w:themeColor="text1"/>
+          <w:spacing w:val="15"/>
+          <w:sz w:val="22"/>
+          <w:szCs w:val="22"/>
+        </w:rPr>
+        <w:t>PRECISION</w:t>
       </w:r>
     </w:p>
     <w:p>
@@ -711,6 +828,7 @@
           <w:numId w:val="18"/>
         </w:numPr>
         <w:rPr>
+          <w:rFonts w:ascii="Cambria" w:hAnsi="Cambria"/>
           <w:caps/>
           <w:color w:val="000000" w:themeColor="text1"/>
           <w:spacing w:val="15"/>
@@ -720,13 +838,13 @@
       </w:pPr>
       <w:r>
         <w:rPr>
-          <w:caps/>
-          <w:color w:val="000000" w:themeColor="text1"/>
-          <w:spacing w:val="15"/>
-          <w:sz w:val="22"/>
-          <w:szCs w:val="22"/>
-        </w:rPr>
-        <w:t>Recall</w:t>
+          <w:rFonts w:ascii="Cambria" w:hAnsi="Cambria"/>
+          <w:color w:val="000000" w:themeColor="text1"/>
+          <w:spacing w:val="15"/>
+          <w:sz w:val="22"/>
+          <w:szCs w:val="22"/>
+        </w:rPr>
+        <w:t>RECALL</w:t>
       </w:r>
     </w:p>
     <w:p>
@@ -736,6 +854,7 @@
           <w:numId w:val="18"/>
         </w:numPr>
         <w:rPr>
+          <w:rFonts w:ascii="Cambria" w:hAnsi="Cambria"/>
           <w:caps/>
           <w:color w:val="000000" w:themeColor="text1"/>
           <w:spacing w:val="15"/>
@@ -745,27 +864,39 @@
       </w:pPr>
       <w:r>
         <w:rPr>
-          <w:caps/>
-          <w:color w:val="000000" w:themeColor="text1"/>
-          <w:spacing w:val="15"/>
-          <w:sz w:val="22"/>
-          <w:szCs w:val="22"/>
-        </w:rPr>
-        <w:t>Error rate</w:t>
+          <w:rFonts w:ascii="Cambria" w:hAnsi="Cambria"/>
+          <w:color w:val="000000" w:themeColor="text1"/>
+          <w:spacing w:val="15"/>
+          <w:sz w:val="22"/>
+          <w:szCs w:val="22"/>
+        </w:rPr>
+        <w:t>ERROR RATE</w:t>
       </w:r>
     </w:p>
     <w:p>
       <w:pPr>
         <w:pStyle w:val="Heading2"/>
         <w:spacing w:line="240" w:lineRule="auto"/>
-      </w:pPr>
-      <w:r>
-        <w:t>Purpose:</w:t>
-      </w:r>
-    </w:p>
-    <w:p>
-      <w:pPr>
-        <w:rPr>
+        <w:rPr>
+          <w:rFonts w:ascii="Cambria" w:hAnsi="Cambria"/>
+          <w:sz w:val="22"/>
+          <w:szCs w:val="22"/>
+        </w:rPr>
+      </w:pPr>
+      <w:r>
+        <w:rPr>
+          <w:rFonts w:ascii="Cambria" w:hAnsi="Cambria"/>
+          <w:caps w:val="0"/>
+          <w:sz w:val="22"/>
+          <w:szCs w:val="22"/>
+        </w:rPr>
+        <w:t>PURPOSE:</w:t>
+      </w:r>
+    </w:p>
+    <w:p>
+      <w:pPr>
+        <w:rPr>
+          <w:rFonts w:ascii="Cambria" w:hAnsi="Cambria"/>
           <w:caps/>
           <w:color w:val="000000" w:themeColor="text1"/>
           <w:spacing w:val="15"/>
@@ -775,72 +906,91 @@
       </w:pPr>
       <w:r>
         <w:rPr>
+          <w:rFonts w:ascii="Cambria" w:hAnsi="Cambria"/>
+          <w:color w:val="000000" w:themeColor="text1"/>
+          <w:spacing w:val="15"/>
+          <w:sz w:val="22"/>
+          <w:szCs w:val="22"/>
+        </w:rPr>
+        <w:t>TO KNOW IF THE MODEL IS WORKING CORRECTLY.</w:t>
+      </w:r>
+    </w:p>
+    <w:p>
+      <w:pPr>
+        <w:pStyle w:val="Heading1"/>
+        <w:rPr>
+          <w:rFonts w:ascii="Cambria" w:hAnsi="Cambria"/>
+        </w:rPr>
+      </w:pPr>
+      <w:r>
+        <w:rPr>
+          <w:rFonts w:ascii="Cambria" w:hAnsi="Cambria"/>
+          <w:caps w:val="0"/>
+        </w:rPr>
+        <w:t>FEATURES</w:t>
+      </w:r>
+    </w:p>
+    <w:p>
+      <w:pPr>
+        <w:rPr>
+          <w:rFonts w:ascii="Cambria" w:hAnsi="Cambria"/>
           <w:caps/>
           <w:color w:val="000000" w:themeColor="text1"/>
           <w:spacing w:val="15"/>
           <w:sz w:val="22"/>
           <w:szCs w:val="22"/>
         </w:rPr>
-        <w:t>To know if the model is working correctly.</w:t>
-      </w:r>
-    </w:p>
-    <w:p>
-      <w:pPr>
-        <w:pStyle w:val="Heading1"/>
-      </w:pPr>
-      <w:r>
-        <w:t>FEATURES</w:t>
-      </w:r>
-    </w:p>
-    <w:p>
-      <w:pPr>
-        <w:rPr>
-          <w:caps/>
-          <w:color w:val="000000" w:themeColor="text1"/>
-          <w:spacing w:val="15"/>
-          <w:sz w:val="22"/>
-          <w:szCs w:val="22"/>
-        </w:rPr>
-      </w:pPr>
-      <w:r>
-        <w:rPr>
-          <w:caps/>
-          <w:color w:val="000000" w:themeColor="text1"/>
-          <w:spacing w:val="15"/>
-          <w:sz w:val="22"/>
-          <w:szCs w:val="22"/>
-        </w:rPr>
-        <w:t xml:space="preserve">Features are </w:t>
-      </w:r>
-      <w:r>
-        <w:rPr>
+      </w:pPr>
+      <w:r>
+        <w:rPr>
+          <w:rFonts w:ascii="Cambria" w:hAnsi="Cambria"/>
+          <w:color w:val="000000" w:themeColor="text1"/>
+          <w:spacing w:val="15"/>
+          <w:sz w:val="22"/>
+          <w:szCs w:val="22"/>
+        </w:rPr>
+        <w:t xml:space="preserve">FEATURES ARE </w:t>
+      </w:r>
+      <w:r>
+        <w:rPr>
+          <w:rFonts w:ascii="Cambria" w:hAnsi="Cambria"/>
           <w:b/>
           <w:bCs/>
-          <w:caps/>
-          <w:color w:val="000000" w:themeColor="text1"/>
-          <w:spacing w:val="15"/>
-          <w:sz w:val="22"/>
-          <w:szCs w:val="22"/>
-        </w:rPr>
-        <w:t>input variables</w:t>
-      </w:r>
-      <w:r>
-        <w:rPr>
-          <w:caps/>
-          <w:color w:val="000000" w:themeColor="text1"/>
-          <w:spacing w:val="15"/>
-          <w:sz w:val="22"/>
-          <w:szCs w:val="22"/>
-        </w:rPr>
-        <w:t xml:space="preserve"> used by the model.</w:t>
+          <w:color w:val="000000" w:themeColor="text1"/>
+          <w:spacing w:val="15"/>
+          <w:sz w:val="22"/>
+          <w:szCs w:val="22"/>
+        </w:rPr>
+        <w:t>INPUT VARIABLES</w:t>
+      </w:r>
+      <w:r>
+        <w:rPr>
+          <w:rFonts w:ascii="Cambria" w:hAnsi="Cambria"/>
+          <w:color w:val="000000" w:themeColor="text1"/>
+          <w:spacing w:val="15"/>
+          <w:sz w:val="22"/>
+          <w:szCs w:val="22"/>
+        </w:rPr>
+        <w:t xml:space="preserve"> USED BY THE MODEL.</w:t>
       </w:r>
     </w:p>
     <w:p>
       <w:pPr>
         <w:pStyle w:val="Heading2"/>
-      </w:pPr>
-      <w:r>
-        <w:t>Example:</w:t>
+        <w:rPr>
+          <w:rFonts w:ascii="Cambria" w:hAnsi="Cambria"/>
+          <w:sz w:val="22"/>
+          <w:szCs w:val="22"/>
+        </w:rPr>
+      </w:pPr>
+      <w:r>
+        <w:rPr>
+          <w:rFonts w:ascii="Cambria" w:hAnsi="Cambria"/>
+          <w:caps w:val="0"/>
+          <w:sz w:val="22"/>
+          <w:szCs w:val="22"/>
+        </w:rPr>
+        <w:t>EXAMPLE:</w:t>
       </w:r>
     </w:p>
     <w:p>
@@ -850,6 +1000,7 @@
           <w:numId w:val="19"/>
         </w:numPr>
         <w:rPr>
+          <w:rFonts w:ascii="Cambria" w:hAnsi="Cambria"/>
           <w:caps/>
           <w:color w:val="000000" w:themeColor="text1"/>
           <w:spacing w:val="15"/>
@@ -859,13 +1010,13 @@
       </w:pPr>
       <w:r>
         <w:rPr>
-          <w:caps/>
-          <w:color w:val="000000" w:themeColor="text1"/>
-          <w:spacing w:val="15"/>
-          <w:sz w:val="22"/>
-          <w:szCs w:val="22"/>
-        </w:rPr>
-        <w:t>Age</w:t>
+          <w:rFonts w:ascii="Cambria" w:hAnsi="Cambria"/>
+          <w:color w:val="000000" w:themeColor="text1"/>
+          <w:spacing w:val="15"/>
+          <w:sz w:val="22"/>
+          <w:szCs w:val="22"/>
+        </w:rPr>
+        <w:t>AGE</w:t>
       </w:r>
     </w:p>
     <w:p>
@@ -875,6 +1026,7 @@
           <w:numId w:val="19"/>
         </w:numPr>
         <w:rPr>
+          <w:rFonts w:ascii="Cambria" w:hAnsi="Cambria"/>
           <w:caps/>
           <w:color w:val="000000" w:themeColor="text1"/>
           <w:spacing w:val="15"/>
@@ -884,13 +1036,13 @@
       </w:pPr>
       <w:r>
         <w:rPr>
-          <w:caps/>
-          <w:color w:val="000000" w:themeColor="text1"/>
-          <w:spacing w:val="15"/>
-          <w:sz w:val="22"/>
-          <w:szCs w:val="22"/>
-        </w:rPr>
-        <w:t>Salary</w:t>
+          <w:rFonts w:ascii="Cambria" w:hAnsi="Cambria"/>
+          <w:color w:val="000000" w:themeColor="text1"/>
+          <w:spacing w:val="15"/>
+          <w:sz w:val="22"/>
+          <w:szCs w:val="22"/>
+        </w:rPr>
+        <w:t>SALARY</w:t>
       </w:r>
     </w:p>
     <w:p>
@@ -900,6 +1052,7 @@
           <w:numId w:val="19"/>
         </w:numPr>
         <w:rPr>
+          <w:rFonts w:ascii="Cambria" w:hAnsi="Cambria"/>
           <w:caps/>
           <w:color w:val="000000" w:themeColor="text1"/>
           <w:spacing w:val="15"/>
@@ -909,21 +1062,32 @@
       </w:pPr>
       <w:r>
         <w:rPr>
-          <w:caps/>
-          <w:color w:val="000000" w:themeColor="text1"/>
-          <w:spacing w:val="15"/>
-          <w:sz w:val="22"/>
-          <w:szCs w:val="22"/>
-        </w:rPr>
-        <w:t>Height</w:t>
+          <w:rFonts w:ascii="Cambria" w:hAnsi="Cambria"/>
+          <w:color w:val="000000" w:themeColor="text1"/>
+          <w:spacing w:val="15"/>
+          <w:sz w:val="22"/>
+          <w:szCs w:val="22"/>
+        </w:rPr>
+        <w:t>HEIGHT</w:t>
       </w:r>
     </w:p>
     <w:p>
       <w:pPr>
         <w:pStyle w:val="Heading2"/>
-      </w:pPr>
-      <w:r>
-        <w:t>Feature selection helps:</w:t>
+        <w:rPr>
+          <w:rFonts w:ascii="Cambria" w:hAnsi="Cambria"/>
+          <w:sz w:val="22"/>
+          <w:szCs w:val="22"/>
+        </w:rPr>
+      </w:pPr>
+      <w:r>
+        <w:rPr>
+          <w:rFonts w:ascii="Cambria" w:hAnsi="Cambria"/>
+          <w:caps w:val="0"/>
+          <w:sz w:val="22"/>
+          <w:szCs w:val="22"/>
+        </w:rPr>
+        <w:t>FEATURE SELECTION HELPS:</w:t>
       </w:r>
     </w:p>
     <w:p>
@@ -933,6 +1097,7 @@
           <w:numId w:val="20"/>
         </w:numPr>
         <w:rPr>
+          <w:rFonts w:ascii="Cambria" w:hAnsi="Cambria"/>
           <w:caps/>
           <w:color w:val="000000" w:themeColor="text1"/>
           <w:spacing w:val="15"/>
@@ -942,13 +1107,13 @@
       </w:pPr>
       <w:r>
         <w:rPr>
-          <w:caps/>
-          <w:color w:val="000000" w:themeColor="text1"/>
-          <w:spacing w:val="15"/>
-          <w:sz w:val="22"/>
-          <w:szCs w:val="22"/>
-        </w:rPr>
-        <w:t>Improve accuracy</w:t>
+          <w:rFonts w:ascii="Cambria" w:hAnsi="Cambria"/>
+          <w:color w:val="000000" w:themeColor="text1"/>
+          <w:spacing w:val="15"/>
+          <w:sz w:val="22"/>
+          <w:szCs w:val="22"/>
+        </w:rPr>
+        <w:t>IMPROVE ACCURACY</w:t>
       </w:r>
     </w:p>
     <w:p>
@@ -958,6 +1123,7 @@
           <w:numId w:val="20"/>
         </w:numPr>
         <w:rPr>
+          <w:rFonts w:ascii="Cambria" w:hAnsi="Cambria"/>
           <w:caps/>
           <w:color w:val="000000" w:themeColor="text1"/>
           <w:spacing w:val="15"/>
@@ -967,13 +1133,13 @@
       </w:pPr>
       <w:r>
         <w:rPr>
-          <w:caps/>
-          <w:color w:val="000000" w:themeColor="text1"/>
-          <w:spacing w:val="15"/>
-          <w:sz w:val="22"/>
-          <w:szCs w:val="22"/>
-        </w:rPr>
-        <w:t>Reduce complexity</w:t>
+          <w:rFonts w:ascii="Cambria" w:hAnsi="Cambria"/>
+          <w:color w:val="000000" w:themeColor="text1"/>
+          <w:spacing w:val="15"/>
+          <w:sz w:val="22"/>
+          <w:szCs w:val="22"/>
+        </w:rPr>
+        <w:t>REDUCE COMPLEXITY</w:t>
       </w:r>
     </w:p>
     <w:p>
@@ -983,6 +1149,7 @@
           <w:numId w:val="20"/>
         </w:numPr>
         <w:rPr>
+          <w:rFonts w:ascii="Cambria" w:hAnsi="Cambria"/>
           <w:caps/>
           <w:color w:val="000000" w:themeColor="text1"/>
           <w:spacing w:val="15"/>
@@ -992,58 +1159,66 @@
       </w:pPr>
       <w:r>
         <w:rPr>
+          <w:rFonts w:ascii="Cambria" w:hAnsi="Cambria"/>
+          <w:color w:val="000000" w:themeColor="text1"/>
+          <w:spacing w:val="15"/>
+          <w:sz w:val="22"/>
+          <w:szCs w:val="22"/>
+        </w:rPr>
+        <w:t>SAVE TIME</w:t>
+      </w:r>
+    </w:p>
+    <w:p>
+      <w:pPr>
+        <w:pStyle w:val="Heading1"/>
+        <w:rPr>
+          <w:rFonts w:ascii="Cambria" w:hAnsi="Cambria"/>
+        </w:rPr>
+      </w:pPr>
+      <w:r>
+        <w:rPr>
+          <w:rFonts w:ascii="Cambria" w:hAnsi="Cambria"/>
+          <w:caps w:val="0"/>
+        </w:rPr>
+        <w:t>MODELLING</w:t>
+      </w:r>
+    </w:p>
+    <w:p>
+      <w:pPr>
+        <w:rPr>
+          <w:rFonts w:ascii="Cambria" w:hAnsi="Cambria"/>
           <w:caps/>
           <w:color w:val="000000" w:themeColor="text1"/>
           <w:spacing w:val="15"/>
           <w:sz w:val="22"/>
           <w:szCs w:val="22"/>
         </w:rPr>
-        <w:t>Save time</w:t>
-      </w:r>
-    </w:p>
-    <w:p>
-      <w:pPr>
-        <w:pStyle w:val="Heading1"/>
-      </w:pPr>
-      <w:r>
-        <w:t>MODELLING</w:t>
-      </w:r>
-    </w:p>
-    <w:p>
-      <w:pPr>
-        <w:rPr>
-          <w:caps/>
-          <w:color w:val="000000" w:themeColor="text1"/>
-          <w:spacing w:val="15"/>
-          <w:sz w:val="22"/>
-          <w:szCs w:val="22"/>
-        </w:rPr>
-      </w:pPr>
-      <w:r>
-        <w:rPr>
-          <w:caps/>
-          <w:color w:val="000000" w:themeColor="text1"/>
-          <w:spacing w:val="15"/>
-          <w:sz w:val="22"/>
-          <w:szCs w:val="22"/>
-        </w:rPr>
-        <w:t xml:space="preserve">Modeling means </w:t>
-      </w:r>
-      <w:r>
-        <w:rPr>
+      </w:pPr>
+      <w:r>
+        <w:rPr>
+          <w:rFonts w:ascii="Cambria" w:hAnsi="Cambria"/>
+          <w:color w:val="000000" w:themeColor="text1"/>
+          <w:spacing w:val="15"/>
+          <w:sz w:val="22"/>
+          <w:szCs w:val="22"/>
+        </w:rPr>
+        <w:t xml:space="preserve">MODELING MEANS </w:t>
+      </w:r>
+      <w:r>
+        <w:rPr>
+          <w:rFonts w:ascii="Cambria" w:hAnsi="Cambria"/>
           <w:b/>
           <w:bCs/>
-          <w:caps/>
-          <w:color w:val="000000" w:themeColor="text1"/>
-          <w:spacing w:val="15"/>
-          <w:sz w:val="22"/>
-          <w:szCs w:val="22"/>
-        </w:rPr>
-        <w:t>training the machine learning model</w:t>
-      </w:r>
-      <w:r>
-        <w:rPr>
-          <w:caps/>
+          <w:color w:val="000000" w:themeColor="text1"/>
+          <w:spacing w:val="15"/>
+          <w:sz w:val="22"/>
+          <w:szCs w:val="22"/>
+        </w:rPr>
+        <w:t>TRAINING THE MACHINE LEARNING MODEL</w:t>
+      </w:r>
+      <w:r>
+        <w:rPr>
+          <w:rFonts w:ascii="Cambria" w:hAnsi="Cambria"/>
           <w:color w:val="000000" w:themeColor="text1"/>
           <w:spacing w:val="15"/>
           <w:sz w:val="22"/>
@@ -1055,9 +1230,20 @@
     <w:p>
       <w:pPr>
         <w:pStyle w:val="Heading2"/>
-      </w:pPr>
-      <w:r>
-        <w:t>Steps:</w:t>
+        <w:rPr>
+          <w:rFonts w:ascii="Cambria" w:hAnsi="Cambria"/>
+          <w:sz w:val="22"/>
+          <w:szCs w:val="22"/>
+        </w:rPr>
+      </w:pPr>
+      <w:r>
+        <w:rPr>
+          <w:rFonts w:ascii="Cambria" w:hAnsi="Cambria"/>
+          <w:caps w:val="0"/>
+          <w:sz w:val="22"/>
+          <w:szCs w:val="22"/>
+        </w:rPr>
+        <w:t>STEPS:</w:t>
       </w:r>
     </w:p>
     <w:p>
@@ -1067,6 +1253,7 @@
           <w:numId w:val="21"/>
         </w:numPr>
         <w:rPr>
+          <w:rFonts w:ascii="Cambria" w:hAnsi="Cambria"/>
           <w:caps/>
           <w:color w:val="000000" w:themeColor="text1"/>
           <w:spacing w:val="15"/>
@@ -1076,13 +1263,13 @@
       </w:pPr>
       <w:r>
         <w:rPr>
-          <w:caps/>
-          <w:color w:val="000000" w:themeColor="text1"/>
-          <w:spacing w:val="15"/>
-          <w:sz w:val="22"/>
-          <w:szCs w:val="22"/>
-        </w:rPr>
-        <w:t>Choose an algorithm</w:t>
+          <w:rFonts w:ascii="Cambria" w:hAnsi="Cambria"/>
+          <w:color w:val="000000" w:themeColor="text1"/>
+          <w:spacing w:val="15"/>
+          <w:sz w:val="22"/>
+          <w:szCs w:val="22"/>
+        </w:rPr>
+        <w:t>CHOOSE AN ALGORITHM</w:t>
       </w:r>
     </w:p>
     <w:p>
@@ -1092,6 +1279,7 @@
           <w:numId w:val="21"/>
         </w:numPr>
         <w:rPr>
+          <w:rFonts w:ascii="Cambria" w:hAnsi="Cambria"/>
           <w:caps/>
           <w:color w:val="000000" w:themeColor="text1"/>
           <w:spacing w:val="15"/>
@@ -1101,13 +1289,13 @@
       </w:pPr>
       <w:r>
         <w:rPr>
-          <w:caps/>
-          <w:color w:val="000000" w:themeColor="text1"/>
-          <w:spacing w:val="15"/>
-          <w:sz w:val="22"/>
-          <w:szCs w:val="22"/>
-        </w:rPr>
-        <w:t>Train the model</w:t>
+          <w:rFonts w:ascii="Cambria" w:hAnsi="Cambria"/>
+          <w:color w:val="000000" w:themeColor="text1"/>
+          <w:spacing w:val="15"/>
+          <w:sz w:val="22"/>
+          <w:szCs w:val="22"/>
+        </w:rPr>
+        <w:t>TRAIN THE MODEL</w:t>
       </w:r>
     </w:p>
     <w:p>
@@ -1117,6 +1305,7 @@
           <w:numId w:val="21"/>
         </w:numPr>
         <w:rPr>
+          <w:rFonts w:ascii="Cambria" w:hAnsi="Cambria"/>
           <w:caps/>
           <w:color w:val="000000" w:themeColor="text1"/>
           <w:spacing w:val="15"/>
@@ -1126,21 +1315,32 @@
       </w:pPr>
       <w:r>
         <w:rPr>
-          <w:caps/>
-          <w:color w:val="000000" w:themeColor="text1"/>
-          <w:spacing w:val="15"/>
-          <w:sz w:val="22"/>
-          <w:szCs w:val="22"/>
-        </w:rPr>
-        <w:t>Test the model</w:t>
+          <w:rFonts w:ascii="Cambria" w:hAnsi="Cambria"/>
+          <w:color w:val="000000" w:themeColor="text1"/>
+          <w:spacing w:val="15"/>
+          <w:sz w:val="22"/>
+          <w:szCs w:val="22"/>
+        </w:rPr>
+        <w:t>TEST THE MODEL</w:t>
       </w:r>
     </w:p>
     <w:p>
       <w:pPr>
         <w:pStyle w:val="Heading2"/>
-      </w:pPr>
-      <w:r>
-        <w:t>Examples:</w:t>
+        <w:rPr>
+          <w:rFonts w:ascii="Cambria" w:hAnsi="Cambria"/>
+          <w:sz w:val="22"/>
+          <w:szCs w:val="22"/>
+        </w:rPr>
+      </w:pPr>
+      <w:r>
+        <w:rPr>
+          <w:rFonts w:ascii="Cambria" w:hAnsi="Cambria"/>
+          <w:caps w:val="0"/>
+          <w:sz w:val="22"/>
+          <w:szCs w:val="22"/>
+        </w:rPr>
+        <w:t>EXAMPLES:</w:t>
       </w:r>
     </w:p>
     <w:p>
@@ -1150,6 +1350,7 @@
           <w:numId w:val="22"/>
         </w:numPr>
         <w:rPr>
+          <w:rFonts w:ascii="Cambria" w:hAnsi="Cambria"/>
           <w:caps/>
           <w:color w:val="000000" w:themeColor="text1"/>
           <w:spacing w:val="15"/>
@@ -1159,14 +1360,13 @@
       </w:pPr>
       <w:r>
         <w:rPr>
-          <w:caps/>
-          <w:color w:val="000000" w:themeColor="text1"/>
-          <w:spacing w:val="15"/>
-          <w:sz w:val="22"/>
-          <w:szCs w:val="22"/>
-        </w:rPr>
-        <w:lastRenderedPageBreak/>
-        <w:t>Linear Regression</w:t>
+          <w:rFonts w:ascii="Cambria" w:hAnsi="Cambria"/>
+          <w:color w:val="000000" w:themeColor="text1"/>
+          <w:spacing w:val="15"/>
+          <w:sz w:val="22"/>
+          <w:szCs w:val="22"/>
+        </w:rPr>
+        <w:t>LINEAR REGRESSION</w:t>
       </w:r>
     </w:p>
     <w:p>
@@ -1176,6 +1376,7 @@
           <w:numId w:val="22"/>
         </w:numPr>
         <w:rPr>
+          <w:rFonts w:ascii="Cambria" w:hAnsi="Cambria"/>
           <w:caps/>
           <w:color w:val="000000" w:themeColor="text1"/>
           <w:spacing w:val="15"/>
@@ -1185,13 +1386,13 @@
       </w:pPr>
       <w:r>
         <w:rPr>
-          <w:caps/>
-          <w:color w:val="000000" w:themeColor="text1"/>
-          <w:spacing w:val="15"/>
-          <w:sz w:val="22"/>
-          <w:szCs w:val="22"/>
-        </w:rPr>
-        <w:t>Decision Tree</w:t>
+          <w:rFonts w:ascii="Cambria" w:hAnsi="Cambria"/>
+          <w:color w:val="000000" w:themeColor="text1"/>
+          <w:spacing w:val="15"/>
+          <w:sz w:val="22"/>
+          <w:szCs w:val="22"/>
+        </w:rPr>
+        <w:t>DECISION TREE</w:t>
       </w:r>
     </w:p>
     <w:p>
@@ -1201,6 +1402,7 @@
           <w:numId w:val="22"/>
         </w:numPr>
         <w:rPr>
+          <w:rFonts w:ascii="Cambria" w:hAnsi="Cambria"/>
           <w:caps/>
           <w:color w:val="000000" w:themeColor="text1"/>
           <w:spacing w:val="15"/>
@@ -1210,75 +1412,92 @@
       </w:pPr>
       <w:r>
         <w:rPr>
+          <w:rFonts w:ascii="Cambria" w:hAnsi="Cambria"/>
+          <w:color w:val="000000" w:themeColor="text1"/>
+          <w:spacing w:val="15"/>
+          <w:sz w:val="22"/>
+          <w:szCs w:val="22"/>
+        </w:rPr>
+        <w:lastRenderedPageBreak/>
+        <w:t>LOGISTIC REGRESSION</w:t>
+      </w:r>
+    </w:p>
+    <w:p>
+      <w:pPr>
+        <w:pStyle w:val="Heading1"/>
+        <w:rPr>
+          <w:rFonts w:ascii="Cambria" w:hAnsi="Cambria"/>
+        </w:rPr>
+      </w:pPr>
+      <w:r>
+        <w:rPr>
+          <w:rFonts w:ascii="Cambria" w:hAnsi="Cambria"/>
+          <w:caps w:val="0"/>
+        </w:rPr>
+        <w:t>ITERATION</w:t>
+      </w:r>
+    </w:p>
+    <w:p>
+      <w:pPr>
+        <w:rPr>
+          <w:rFonts w:ascii="Cambria" w:hAnsi="Cambria"/>
           <w:caps/>
           <w:color w:val="000000" w:themeColor="text1"/>
           <w:spacing w:val="15"/>
           <w:sz w:val="22"/>
           <w:szCs w:val="22"/>
         </w:rPr>
-        <w:t>Logistic Regression</w:t>
-      </w:r>
-    </w:p>
-    <w:p>
-      <w:pPr>
-        <w:pStyle w:val="Heading1"/>
-      </w:pPr>
-      <w:r>
-        <w:t>i</w:t>
-      </w:r>
-      <w:r>
-        <w:t>TERATION</w:t>
-      </w:r>
-    </w:p>
-    <w:p>
-      <w:pPr>
-        <w:rPr>
-          <w:caps/>
-          <w:color w:val="000000" w:themeColor="text1"/>
-          <w:spacing w:val="15"/>
-          <w:sz w:val="22"/>
-          <w:szCs w:val="22"/>
-        </w:rPr>
-      </w:pPr>
-      <w:r>
-        <w:rPr>
-          <w:caps/>
-          <w:color w:val="000000" w:themeColor="text1"/>
-          <w:spacing w:val="15"/>
-          <w:sz w:val="22"/>
-          <w:szCs w:val="22"/>
-        </w:rPr>
-        <w:t xml:space="preserve">Iteration means </w:t>
-      </w:r>
-      <w:r>
-        <w:rPr>
+      </w:pPr>
+      <w:r>
+        <w:rPr>
+          <w:rFonts w:ascii="Cambria" w:hAnsi="Cambria"/>
+          <w:color w:val="000000" w:themeColor="text1"/>
+          <w:spacing w:val="15"/>
+          <w:sz w:val="22"/>
+          <w:szCs w:val="22"/>
+        </w:rPr>
+        <w:t xml:space="preserve">ITERATION MEANS </w:t>
+      </w:r>
+      <w:r>
+        <w:rPr>
+          <w:rFonts w:ascii="Cambria" w:hAnsi="Cambria"/>
           <w:b/>
           <w:bCs/>
-          <w:caps/>
-          <w:color w:val="000000" w:themeColor="text1"/>
-          <w:spacing w:val="15"/>
-          <w:sz w:val="22"/>
-          <w:szCs w:val="22"/>
-        </w:rPr>
-        <w:t>repeating steps</w:t>
-      </w:r>
-      <w:r>
-        <w:rPr>
-          <w:caps/>
-          <w:color w:val="000000" w:themeColor="text1"/>
-          <w:spacing w:val="15"/>
-          <w:sz w:val="22"/>
-          <w:szCs w:val="22"/>
-        </w:rPr>
-        <w:t xml:space="preserve"> to improve results.</w:t>
+          <w:color w:val="000000" w:themeColor="text1"/>
+          <w:spacing w:val="15"/>
+          <w:sz w:val="22"/>
+          <w:szCs w:val="22"/>
+        </w:rPr>
+        <w:t>REPEATING STEPS</w:t>
+      </w:r>
+      <w:r>
+        <w:rPr>
+          <w:rFonts w:ascii="Cambria" w:hAnsi="Cambria"/>
+          <w:color w:val="000000" w:themeColor="text1"/>
+          <w:spacing w:val="15"/>
+          <w:sz w:val="22"/>
+          <w:szCs w:val="22"/>
+        </w:rPr>
+        <w:t xml:space="preserve"> TO IMPROVE RESULTS.</w:t>
       </w:r>
     </w:p>
     <w:p>
       <w:pPr>
         <w:pStyle w:val="Heading2"/>
-      </w:pPr>
-      <w:r>
-        <w:t>Includes:</w:t>
+        <w:rPr>
+          <w:rFonts w:ascii="Cambria" w:hAnsi="Cambria"/>
+          <w:sz w:val="22"/>
+          <w:szCs w:val="22"/>
+        </w:rPr>
+      </w:pPr>
+      <w:r>
+        <w:rPr>
+          <w:rFonts w:ascii="Cambria" w:hAnsi="Cambria"/>
+          <w:caps w:val="0"/>
+          <w:sz w:val="22"/>
+          <w:szCs w:val="22"/>
+        </w:rPr>
+        <w:t>INCLUDES:</w:t>
       </w:r>
     </w:p>
     <w:p>
@@ -1288,6 +1507,7 @@
           <w:numId w:val="23"/>
         </w:numPr>
         <w:rPr>
+          <w:rFonts w:ascii="Cambria" w:hAnsi="Cambria"/>
           <w:caps/>
           <w:color w:val="000000" w:themeColor="text1"/>
           <w:spacing w:val="15"/>
@@ -1297,13 +1517,13 @@
       </w:pPr>
       <w:r>
         <w:rPr>
-          <w:caps/>
-          <w:color w:val="000000" w:themeColor="text1"/>
-          <w:spacing w:val="15"/>
-          <w:sz w:val="22"/>
-          <w:szCs w:val="22"/>
-        </w:rPr>
-        <w:t>Changing features</w:t>
+          <w:rFonts w:ascii="Cambria" w:hAnsi="Cambria"/>
+          <w:color w:val="000000" w:themeColor="text1"/>
+          <w:spacing w:val="15"/>
+          <w:sz w:val="22"/>
+          <w:szCs w:val="22"/>
+        </w:rPr>
+        <w:t>CHANGING FEATURES</w:t>
       </w:r>
     </w:p>
     <w:p>
@@ -1313,6 +1533,7 @@
           <w:numId w:val="23"/>
         </w:numPr>
         <w:rPr>
+          <w:rFonts w:ascii="Cambria" w:hAnsi="Cambria"/>
           <w:caps/>
           <w:color w:val="000000" w:themeColor="text1"/>
           <w:spacing w:val="15"/>
@@ -1322,13 +1543,13 @@
       </w:pPr>
       <w:r>
         <w:rPr>
-          <w:caps/>
-          <w:color w:val="000000" w:themeColor="text1"/>
-          <w:spacing w:val="15"/>
-          <w:sz w:val="22"/>
-          <w:szCs w:val="22"/>
-        </w:rPr>
-        <w:t>Using a different model</w:t>
+          <w:rFonts w:ascii="Cambria" w:hAnsi="Cambria"/>
+          <w:color w:val="000000" w:themeColor="text1"/>
+          <w:spacing w:val="15"/>
+          <w:sz w:val="22"/>
+          <w:szCs w:val="22"/>
+        </w:rPr>
+        <w:t>USING A DIFFERENT MODEL</w:t>
       </w:r>
     </w:p>
     <w:p>
@@ -1338,6 +1559,7 @@
           <w:numId w:val="23"/>
         </w:numPr>
         <w:rPr>
+          <w:rFonts w:ascii="Cambria" w:hAnsi="Cambria"/>
           <w:caps/>
           <w:color w:val="000000" w:themeColor="text1"/>
           <w:spacing w:val="15"/>
@@ -1347,26 +1569,75 @@
       </w:pPr>
       <w:r>
         <w:rPr>
+          <w:rFonts w:ascii="Cambria" w:hAnsi="Cambria"/>
+          <w:color w:val="000000" w:themeColor="text1"/>
+          <w:spacing w:val="15"/>
+          <w:sz w:val="22"/>
+          <w:szCs w:val="22"/>
+        </w:rPr>
+        <w:t>TUNING PARAMETERS</w:t>
+      </w:r>
+    </w:p>
+    <w:p>
+      <w:pPr>
+        <w:pStyle w:val="Heading2"/>
+        <w:rPr>
+          <w:rFonts w:ascii="Cambria" w:hAnsi="Cambria"/>
+          <w:sz w:val="22"/>
+          <w:szCs w:val="22"/>
+        </w:rPr>
+      </w:pPr>
+      <w:r>
+        <w:rPr>
+          <w:rFonts w:ascii="Cambria" w:hAnsi="Cambria"/>
+          <w:caps w:val="0"/>
+          <w:sz w:val="22"/>
+          <w:szCs w:val="22"/>
+        </w:rPr>
+        <w:t>GOAL:</w:t>
+      </w:r>
+    </w:p>
+    <w:p>
+      <w:pPr>
+        <w:rPr>
+          <w:rFonts w:ascii="Cambria" w:hAnsi="Cambria"/>
           <w:caps/>
           <w:color w:val="000000" w:themeColor="text1"/>
           <w:spacing w:val="15"/>
           <w:sz w:val="22"/>
           <w:szCs w:val="22"/>
         </w:rPr>
-        <w:t>Tuning parameters</w:t>
-      </w:r>
-    </w:p>
-    <w:p>
-      <w:pPr>
-        <w:pStyle w:val="Heading2"/>
-      </w:pPr>
-      <w:r>
-        <w:t>Goal:</w:t>
-      </w:r>
-    </w:p>
-    <w:p>
-      <w:pPr>
-        <w:rPr>
+      </w:pPr>
+      <w:r>
+        <w:rPr>
+          <w:rFonts w:ascii="Cambria" w:hAnsi="Cambria"/>
+          <w:color w:val="000000" w:themeColor="text1"/>
+          <w:spacing w:val="15"/>
+          <w:sz w:val="22"/>
+          <w:szCs w:val="22"/>
+        </w:rPr>
+        <w:t>GET BETTER PERFORMANCE.</w:t>
+      </w:r>
+    </w:p>
+    <w:p>
+      <w:pPr>
+        <w:pStyle w:val="Heading1"/>
+        <w:rPr>
+          <w:rFonts w:ascii="Cambria" w:hAnsi="Cambria"/>
+        </w:rPr>
+      </w:pPr>
+      <w:r>
+        <w:rPr>
+          <w:rFonts w:ascii="Cambria" w:hAnsi="Cambria"/>
+          <w:caps w:val="0"/>
+        </w:rPr>
+        <w:t>PANDAS</w:t>
+      </w:r>
+    </w:p>
+    <w:p>
+      <w:pPr>
+        <w:rPr>
+          <w:rFonts w:ascii="Cambria" w:hAnsi="Cambria"/>
           <w:caps/>
           <w:color w:val="000000" w:themeColor="text1"/>
           <w:spacing w:val="15"/>
@@ -1376,72 +1647,54 @@
       </w:pPr>
       <w:r>
         <w:rPr>
-          <w:caps/>
-          <w:color w:val="000000" w:themeColor="text1"/>
-          <w:spacing w:val="15"/>
-          <w:sz w:val="22"/>
-          <w:szCs w:val="22"/>
-        </w:rPr>
-        <w:t>Get better performance.</w:t>
-      </w:r>
-    </w:p>
-    <w:p>
-      <w:pPr>
-        <w:pStyle w:val="Heading1"/>
-      </w:pPr>
-      <w:r>
-        <w:t>PANDAS</w:t>
-      </w:r>
-    </w:p>
-    <w:p>
-      <w:pPr>
-        <w:rPr>
-          <w:caps/>
-          <w:color w:val="000000" w:themeColor="text1"/>
-          <w:spacing w:val="15"/>
-          <w:sz w:val="22"/>
-          <w:szCs w:val="22"/>
-        </w:rPr>
-      </w:pPr>
-      <w:r>
-        <w:rPr>
-          <w:caps/>
-          <w:color w:val="000000" w:themeColor="text1"/>
-          <w:spacing w:val="15"/>
-          <w:sz w:val="22"/>
-          <w:szCs w:val="22"/>
-        </w:rPr>
-        <w:t xml:space="preserve">Pandas is a </w:t>
-      </w:r>
-      <w:r>
-        <w:rPr>
+          <w:rFonts w:ascii="Cambria" w:hAnsi="Cambria"/>
+          <w:color w:val="000000" w:themeColor="text1"/>
+          <w:spacing w:val="15"/>
+          <w:sz w:val="22"/>
+          <w:szCs w:val="22"/>
+        </w:rPr>
+        <w:t xml:space="preserve">PANDAS IS A </w:t>
+      </w:r>
+      <w:r>
+        <w:rPr>
+          <w:rFonts w:ascii="Cambria" w:hAnsi="Cambria"/>
           <w:b/>
           <w:bCs/>
-          <w:caps/>
-          <w:color w:val="000000" w:themeColor="text1"/>
-          <w:spacing w:val="15"/>
-          <w:sz w:val="22"/>
-          <w:szCs w:val="22"/>
-        </w:rPr>
-        <w:t>Python library</w:t>
-      </w:r>
-      <w:r>
-        <w:rPr>
-          <w:caps/>
-          <w:color w:val="000000" w:themeColor="text1"/>
-          <w:spacing w:val="15"/>
-          <w:sz w:val="22"/>
-          <w:szCs w:val="22"/>
-        </w:rPr>
-        <w:t xml:space="preserve"> for data analysis.</w:t>
+          <w:color w:val="000000" w:themeColor="text1"/>
+          <w:spacing w:val="15"/>
+          <w:sz w:val="22"/>
+          <w:szCs w:val="22"/>
+        </w:rPr>
+        <w:t>PYTHON LIBRARY</w:t>
+      </w:r>
+      <w:r>
+        <w:rPr>
+          <w:rFonts w:ascii="Cambria" w:hAnsi="Cambria"/>
+          <w:color w:val="000000" w:themeColor="text1"/>
+          <w:spacing w:val="15"/>
+          <w:sz w:val="22"/>
+          <w:szCs w:val="22"/>
+        </w:rPr>
+        <w:t xml:space="preserve"> FOR DATA ANALYSIS.</w:t>
       </w:r>
     </w:p>
     <w:p>
       <w:pPr>
         <w:pStyle w:val="Heading2"/>
-      </w:pPr>
-      <w:r>
-        <w:t>Uses:</w:t>
+        <w:rPr>
+          <w:rFonts w:ascii="Cambria" w:hAnsi="Cambria"/>
+          <w:sz w:val="22"/>
+          <w:szCs w:val="22"/>
+        </w:rPr>
+      </w:pPr>
+      <w:r>
+        <w:rPr>
+          <w:rFonts w:ascii="Cambria" w:hAnsi="Cambria"/>
+          <w:caps w:val="0"/>
+          <w:sz w:val="22"/>
+          <w:szCs w:val="22"/>
+        </w:rPr>
+        <w:t>USES:</w:t>
       </w:r>
     </w:p>
     <w:p>
@@ -1451,6 +1704,7 @@
           <w:numId w:val="24"/>
         </w:numPr>
         <w:rPr>
+          <w:rFonts w:ascii="Cambria" w:hAnsi="Cambria"/>
           <w:caps/>
           <w:color w:val="000000" w:themeColor="text1"/>
           <w:spacing w:val="15"/>
@@ -1460,13 +1714,13 @@
       </w:pPr>
       <w:r>
         <w:rPr>
-          <w:caps/>
-          <w:color w:val="000000" w:themeColor="text1"/>
-          <w:spacing w:val="15"/>
-          <w:sz w:val="22"/>
-          <w:szCs w:val="22"/>
-        </w:rPr>
-        <w:t>Read data files</w:t>
+          <w:rFonts w:ascii="Cambria" w:hAnsi="Cambria"/>
+          <w:color w:val="000000" w:themeColor="text1"/>
+          <w:spacing w:val="15"/>
+          <w:sz w:val="22"/>
+          <w:szCs w:val="22"/>
+        </w:rPr>
+        <w:t>READ DATA FILES</w:t>
       </w:r>
     </w:p>
     <w:p>
@@ -1476,6 +1730,7 @@
           <w:numId w:val="24"/>
         </w:numPr>
         <w:rPr>
+          <w:rFonts w:ascii="Cambria" w:hAnsi="Cambria"/>
           <w:caps/>
           <w:color w:val="000000" w:themeColor="text1"/>
           <w:spacing w:val="15"/>
@@ -1485,13 +1740,13 @@
       </w:pPr>
       <w:r>
         <w:rPr>
-          <w:caps/>
-          <w:color w:val="000000" w:themeColor="text1"/>
-          <w:spacing w:val="15"/>
-          <w:sz w:val="22"/>
-          <w:szCs w:val="22"/>
-        </w:rPr>
-        <w:t>Clean data</w:t>
+          <w:rFonts w:ascii="Cambria" w:hAnsi="Cambria"/>
+          <w:color w:val="000000" w:themeColor="text1"/>
+          <w:spacing w:val="15"/>
+          <w:sz w:val="22"/>
+          <w:szCs w:val="22"/>
+        </w:rPr>
+        <w:t>CLEAN DATA</w:t>
       </w:r>
     </w:p>
     <w:p>
@@ -1501,6 +1756,7 @@
           <w:numId w:val="24"/>
         </w:numPr>
         <w:rPr>
+          <w:rFonts w:ascii="Cambria" w:hAnsi="Cambria"/>
           <w:caps/>
           <w:color w:val="000000" w:themeColor="text1"/>
           <w:spacing w:val="15"/>
@@ -1510,72 +1766,91 @@
       </w:pPr>
       <w:r>
         <w:rPr>
+          <w:rFonts w:ascii="Cambria" w:hAnsi="Cambria"/>
+          <w:color w:val="000000" w:themeColor="text1"/>
+          <w:spacing w:val="15"/>
+          <w:sz w:val="22"/>
+          <w:szCs w:val="22"/>
+        </w:rPr>
+        <w:t>ANALYZE DATA</w:t>
+      </w:r>
+    </w:p>
+    <w:p>
+      <w:pPr>
+        <w:pStyle w:val="Heading1"/>
+        <w:rPr>
+          <w:rFonts w:ascii="Cambria" w:hAnsi="Cambria"/>
+        </w:rPr>
+      </w:pPr>
+      <w:r>
+        <w:rPr>
+          <w:rFonts w:ascii="Cambria" w:hAnsi="Cambria"/>
+          <w:caps w:val="0"/>
+        </w:rPr>
+        <w:t>DATA FRAMES</w:t>
+      </w:r>
+    </w:p>
+    <w:p>
+      <w:pPr>
+        <w:rPr>
+          <w:rFonts w:ascii="Cambria" w:hAnsi="Cambria"/>
           <w:caps/>
           <w:color w:val="000000" w:themeColor="text1"/>
           <w:spacing w:val="15"/>
           <w:sz w:val="22"/>
           <w:szCs w:val="22"/>
         </w:rPr>
-        <w:t>Analyze data</w:t>
-      </w:r>
-    </w:p>
-    <w:p>
-      <w:pPr>
-        <w:pStyle w:val="Heading1"/>
-      </w:pPr>
-      <w:r>
-        <w:t>DATA FRAMES</w:t>
-      </w:r>
-    </w:p>
-    <w:p>
-      <w:pPr>
-        <w:rPr>
-          <w:caps/>
-          <w:color w:val="000000" w:themeColor="text1"/>
-          <w:spacing w:val="15"/>
-          <w:sz w:val="22"/>
-          <w:szCs w:val="22"/>
-        </w:rPr>
-      </w:pPr>
-      <w:r>
-        <w:rPr>
-          <w:caps/>
-          <w:color w:val="000000" w:themeColor="text1"/>
-          <w:spacing w:val="15"/>
-          <w:sz w:val="22"/>
-          <w:szCs w:val="22"/>
-        </w:rPr>
-        <w:t xml:space="preserve">A DataFrame is a </w:t>
-      </w:r>
-      <w:r>
-        <w:rPr>
+      </w:pPr>
+      <w:r>
+        <w:rPr>
+          <w:rFonts w:ascii="Cambria" w:hAnsi="Cambria"/>
+          <w:color w:val="000000" w:themeColor="text1"/>
+          <w:spacing w:val="15"/>
+          <w:sz w:val="22"/>
+          <w:szCs w:val="22"/>
+        </w:rPr>
+        <w:t xml:space="preserve">A DATAFRAME IS A </w:t>
+      </w:r>
+      <w:r>
+        <w:rPr>
+          <w:rFonts w:ascii="Cambria" w:hAnsi="Cambria"/>
           <w:b/>
           <w:bCs/>
-          <w:caps/>
-          <w:color w:val="000000" w:themeColor="text1"/>
-          <w:spacing w:val="15"/>
-          <w:sz w:val="22"/>
-          <w:szCs w:val="22"/>
-        </w:rPr>
-        <w:t>table-like structure</w:t>
-      </w:r>
-      <w:r>
-        <w:rPr>
-          <w:caps/>
-          <w:color w:val="000000" w:themeColor="text1"/>
-          <w:spacing w:val="15"/>
-          <w:sz w:val="22"/>
-          <w:szCs w:val="22"/>
-        </w:rPr>
-        <w:t xml:space="preserve"> in Pandas.</w:t>
+          <w:color w:val="000000" w:themeColor="text1"/>
+          <w:spacing w:val="15"/>
+          <w:sz w:val="22"/>
+          <w:szCs w:val="22"/>
+        </w:rPr>
+        <w:t>TABLE-LIKE STRUCTURE</w:t>
+      </w:r>
+      <w:r>
+        <w:rPr>
+          <w:rFonts w:ascii="Cambria" w:hAnsi="Cambria"/>
+          <w:color w:val="000000" w:themeColor="text1"/>
+          <w:spacing w:val="15"/>
+          <w:sz w:val="22"/>
+          <w:szCs w:val="22"/>
+        </w:rPr>
+        <w:t xml:space="preserve"> IN PANDAS.</w:t>
       </w:r>
     </w:p>
     <w:p>
       <w:pPr>
         <w:pStyle w:val="Heading2"/>
-      </w:pPr>
-      <w:r>
-        <w:t>Features:</w:t>
+        <w:rPr>
+          <w:rFonts w:ascii="Cambria" w:hAnsi="Cambria"/>
+          <w:sz w:val="22"/>
+          <w:szCs w:val="22"/>
+        </w:rPr>
+      </w:pPr>
+      <w:r>
+        <w:rPr>
+          <w:rFonts w:ascii="Cambria" w:hAnsi="Cambria"/>
+          <w:caps w:val="0"/>
+          <w:sz w:val="22"/>
+          <w:szCs w:val="22"/>
+        </w:rPr>
+        <w:t>FEATURES:</w:t>
       </w:r>
     </w:p>
     <w:p>
@@ -1585,6 +1860,7 @@
           <w:numId w:val="25"/>
         </w:numPr>
         <w:rPr>
+          <w:rFonts w:ascii="Cambria" w:hAnsi="Cambria"/>
           <w:caps/>
           <w:color w:val="000000" w:themeColor="text1"/>
           <w:spacing w:val="15"/>
@@ -1594,13 +1870,13 @@
       </w:pPr>
       <w:r>
         <w:rPr>
-          <w:caps/>
-          <w:color w:val="000000" w:themeColor="text1"/>
-          <w:spacing w:val="15"/>
-          <w:sz w:val="22"/>
-          <w:szCs w:val="22"/>
-        </w:rPr>
-        <w:t>Rows and columns</w:t>
+          <w:rFonts w:ascii="Cambria" w:hAnsi="Cambria"/>
+          <w:color w:val="000000" w:themeColor="text1"/>
+          <w:spacing w:val="15"/>
+          <w:sz w:val="22"/>
+          <w:szCs w:val="22"/>
+        </w:rPr>
+        <w:t>ROWS AND COLUMNS</w:t>
       </w:r>
     </w:p>
     <w:p>
@@ -1610,6 +1886,7 @@
           <w:numId w:val="25"/>
         </w:numPr>
         <w:rPr>
+          <w:rFonts w:ascii="Cambria" w:hAnsi="Cambria"/>
           <w:caps/>
           <w:color w:val="000000" w:themeColor="text1"/>
           <w:spacing w:val="15"/>
@@ -1619,13 +1896,13 @@
       </w:pPr>
       <w:r>
         <w:rPr>
-          <w:caps/>
-          <w:color w:val="000000" w:themeColor="text1"/>
-          <w:spacing w:val="15"/>
-          <w:sz w:val="22"/>
-          <w:szCs w:val="22"/>
-        </w:rPr>
-        <w:t>Similar to Excel sheets</w:t>
+          <w:rFonts w:ascii="Cambria" w:hAnsi="Cambria"/>
+          <w:color w:val="000000" w:themeColor="text1"/>
+          <w:spacing w:val="15"/>
+          <w:sz w:val="22"/>
+          <w:szCs w:val="22"/>
+        </w:rPr>
+        <w:t>SIMILAR TO EXCEL SHEETS</w:t>
       </w:r>
     </w:p>
     <w:p>
@@ -1635,6 +1912,7 @@
           <w:numId w:val="25"/>
         </w:numPr>
         <w:rPr>
+          <w:rFonts w:ascii="Cambria" w:hAnsi="Cambria"/>
           <w:caps/>
           <w:color w:val="000000" w:themeColor="text1"/>
           <w:spacing w:val="15"/>
@@ -1644,50 +1922,69 @@
       </w:pPr>
       <w:r>
         <w:rPr>
+          <w:rFonts w:ascii="Cambria" w:hAnsi="Cambria"/>
+          <w:color w:val="000000" w:themeColor="text1"/>
+          <w:spacing w:val="15"/>
+          <w:sz w:val="22"/>
+          <w:szCs w:val="22"/>
+        </w:rPr>
+        <w:t>EASY DATA HANDLING</w:t>
+      </w:r>
+    </w:p>
+    <w:p>
+      <w:pPr>
+        <w:pStyle w:val="Heading1"/>
+        <w:rPr>
+          <w:rFonts w:ascii="Cambria" w:hAnsi="Cambria"/>
+        </w:rPr>
+      </w:pPr>
+      <w:r>
+        <w:rPr>
+          <w:rFonts w:ascii="Cambria" w:hAnsi="Cambria"/>
+          <w:caps w:val="0"/>
+        </w:rPr>
+        <w:t>HOW TO IMPORT DATA</w:t>
+      </w:r>
+    </w:p>
+    <w:p>
+      <w:pPr>
+        <w:rPr>
+          <w:rFonts w:ascii="Cambria" w:hAnsi="Cambria"/>
           <w:caps/>
           <w:color w:val="000000" w:themeColor="text1"/>
           <w:spacing w:val="15"/>
           <w:sz w:val="22"/>
           <w:szCs w:val="22"/>
         </w:rPr>
-        <w:t>Easy data handling</w:t>
-      </w:r>
-    </w:p>
-    <w:p>
-      <w:pPr>
-        <w:pStyle w:val="Heading1"/>
-      </w:pPr>
-      <w:r>
-        <w:t>HOW TO IMPORT DATA</w:t>
-      </w:r>
-    </w:p>
-    <w:p>
-      <w:pPr>
-        <w:rPr>
-          <w:caps/>
-          <w:color w:val="000000" w:themeColor="text1"/>
-          <w:spacing w:val="15"/>
-          <w:sz w:val="22"/>
-          <w:szCs w:val="22"/>
-        </w:rPr>
-      </w:pPr>
-      <w:r>
-        <w:rPr>
-          <w:caps/>
-          <w:color w:val="000000" w:themeColor="text1"/>
-          <w:spacing w:val="15"/>
-          <w:sz w:val="22"/>
-          <w:szCs w:val="22"/>
-        </w:rPr>
-        <w:t>Data is usually imported using Pandas.</w:t>
+      </w:pPr>
+      <w:r>
+        <w:rPr>
+          <w:rFonts w:ascii="Cambria" w:hAnsi="Cambria"/>
+          <w:color w:val="000000" w:themeColor="text1"/>
+          <w:spacing w:val="15"/>
+          <w:sz w:val="22"/>
+          <w:szCs w:val="22"/>
+        </w:rPr>
+        <w:t>DATA IS USUALLY IMPORTED USING PANDAS.</w:t>
       </w:r>
     </w:p>
     <w:p>
       <w:pPr>
         <w:pStyle w:val="Heading2"/>
-      </w:pPr>
-      <w:r>
-        <w:t>Common formats:</w:t>
+        <w:rPr>
+          <w:rFonts w:ascii="Cambria" w:hAnsi="Cambria"/>
+          <w:sz w:val="22"/>
+          <w:szCs w:val="22"/>
+        </w:rPr>
+      </w:pPr>
+      <w:r>
+        <w:rPr>
+          <w:rFonts w:ascii="Cambria" w:hAnsi="Cambria"/>
+          <w:caps w:val="0"/>
+          <w:sz w:val="22"/>
+          <w:szCs w:val="22"/>
+        </w:rPr>
+        <w:t>COMMON FORMATS:</w:t>
       </w:r>
     </w:p>
     <w:p>
@@ -1697,6 +1994,7 @@
           <w:numId w:val="26"/>
         </w:numPr>
         <w:rPr>
+          <w:rFonts w:ascii="Cambria" w:hAnsi="Cambria"/>
           <w:caps/>
           <w:color w:val="000000" w:themeColor="text1"/>
           <w:spacing w:val="15"/>
@@ -1706,7 +2004,7 @@
       </w:pPr>
       <w:r>
         <w:rPr>
-          <w:caps/>
+          <w:rFonts w:ascii="Cambria" w:hAnsi="Cambria"/>
           <w:color w:val="000000" w:themeColor="text1"/>
           <w:spacing w:val="15"/>
           <w:sz w:val="22"/>
@@ -1722,6 +2020,7 @@
           <w:numId w:val="26"/>
         </w:numPr>
         <w:rPr>
+          <w:rFonts w:ascii="Cambria" w:hAnsi="Cambria"/>
           <w:caps/>
           <w:color w:val="000000" w:themeColor="text1"/>
           <w:spacing w:val="15"/>
@@ -1731,14 +2030,13 @@
       </w:pPr>
       <w:r>
         <w:rPr>
-          <w:caps/>
-          <w:color w:val="000000" w:themeColor="text1"/>
-          <w:spacing w:val="15"/>
-          <w:sz w:val="22"/>
-          <w:szCs w:val="22"/>
-        </w:rPr>
-        <w:lastRenderedPageBreak/>
-        <w:t>Excel</w:t>
+          <w:rFonts w:ascii="Cambria" w:hAnsi="Cambria"/>
+          <w:color w:val="000000" w:themeColor="text1"/>
+          <w:spacing w:val="15"/>
+          <w:sz w:val="22"/>
+          <w:szCs w:val="22"/>
+        </w:rPr>
+        <w:t>EXCEL</w:t>
       </w:r>
     </w:p>
     <w:p>
@@ -1748,6 +2046,7 @@
           <w:numId w:val="26"/>
         </w:numPr>
         <w:rPr>
+          <w:rFonts w:ascii="Cambria" w:hAnsi="Cambria"/>
           <w:caps/>
           <w:color w:val="000000" w:themeColor="text1"/>
           <w:spacing w:val="15"/>
@@ -1757,26 +2056,61 @@
       </w:pPr>
       <w:r>
         <w:rPr>
+          <w:rFonts w:ascii="Cambria" w:hAnsi="Cambria"/>
+          <w:color w:val="000000" w:themeColor="text1"/>
+          <w:spacing w:val="15"/>
+          <w:sz w:val="22"/>
+          <w:szCs w:val="22"/>
+        </w:rPr>
+        <w:t>JSON</w:t>
+      </w:r>
+    </w:p>
+    <w:p>
+      <w:pPr>
+        <w:pStyle w:val="Heading2"/>
+        <w:rPr>
+          <w:rFonts w:ascii="Cambria" w:hAnsi="Cambria"/>
+          <w:sz w:val="22"/>
+          <w:szCs w:val="22"/>
+        </w:rPr>
+      </w:pPr>
+      <w:r>
+        <w:rPr>
+          <w:rFonts w:ascii="Cambria" w:hAnsi="Cambria"/>
+          <w:caps w:val="0"/>
+          <w:sz w:val="22"/>
+          <w:szCs w:val="22"/>
+        </w:rPr>
+        <w:lastRenderedPageBreak/>
+        <w:t>EXAMPLE CODE:</w:t>
+      </w:r>
+    </w:p>
+    <w:p>
+      <w:pPr>
+        <w:rPr>
+          <w:rFonts w:ascii="Cambria" w:hAnsi="Cambria"/>
           <w:caps/>
           <w:color w:val="000000" w:themeColor="text1"/>
           <w:spacing w:val="15"/>
           <w:sz w:val="22"/>
           <w:szCs w:val="22"/>
         </w:rPr>
-        <w:t>JSON</w:t>
-      </w:r>
-    </w:p>
-    <w:p>
-      <w:pPr>
-        <w:pStyle w:val="Heading2"/>
-      </w:pPr>
-      <w:r>
-        <w:t>Example code:</w:t>
-      </w:r>
-    </w:p>
-    <w:p>
-      <w:pPr>
-        <w:rPr>
+      </w:pPr>
+      <w:r>
+        <w:rPr>
+          <w:rFonts w:ascii="Cambria" w:hAnsi="Cambria"/>
+          <w:color w:val="000000" w:themeColor="text1"/>
+          <w:spacing w:val="15"/>
+          <w:sz w:val="22"/>
+          <w:szCs w:val="22"/>
+        </w:rPr>
+        <w:t>IMPORT PANDAS AS PD</w:t>
+      </w:r>
+    </w:p>
+    <w:p>
+      <w:pPr>
+        <w:rPr>
+          <w:rFonts w:ascii="Cambria" w:hAnsi="Cambria"/>
           <w:caps/>
           <w:color w:val="000000" w:themeColor="text1"/>
           <w:spacing w:val="15"/>
@@ -1786,89 +2120,87 @@
       </w:pPr>
       <w:r>
         <w:rPr>
+          <w:rFonts w:ascii="Cambria" w:hAnsi="Cambria"/>
+          <w:color w:val="000000" w:themeColor="text1"/>
+          <w:spacing w:val="15"/>
+          <w:sz w:val="22"/>
+          <w:szCs w:val="22"/>
+        </w:rPr>
+        <w:t>DF = PD.READ_CSV("DATA.CSV")</w:t>
+      </w:r>
+    </w:p>
+    <w:p>
+      <w:pPr>
+        <w:pStyle w:val="Heading1"/>
+        <w:rPr>
+          <w:rFonts w:ascii="Cambria" w:hAnsi="Cambria"/>
+        </w:rPr>
+      </w:pPr>
+      <w:r>
+        <w:rPr>
+          <w:rFonts w:ascii="Cambria" w:hAnsi="Cambria"/>
+          <w:caps w:val="0"/>
+        </w:rPr>
+        <w:t>DESCRIBING DATA</w:t>
+      </w:r>
+    </w:p>
+    <w:p>
+      <w:pPr>
+        <w:rPr>
+          <w:rFonts w:ascii="Cambria" w:hAnsi="Cambria"/>
           <w:caps/>
-          <w:color w:val="000000" w:themeColor="text1"/>
-          <w:spacing w:val="15"/>
-          <w:sz w:val="22"/>
-          <w:szCs w:val="22"/>
-        </w:rPr>
-        <w:t>import pandas as pd</w:t>
-      </w:r>
-    </w:p>
-    <w:p>
-      <w:pPr>
-        <w:rPr>
-          <w:caps/>
-          <w:color w:val="000000" w:themeColor="text1"/>
-          <w:spacing w:val="15"/>
-          <w:sz w:val="22"/>
-          <w:szCs w:val="22"/>
-        </w:rPr>
-      </w:pPr>
-      <w:r>
-        <w:rPr>
-          <w:caps/>
-          <w:color w:val="000000" w:themeColor="text1"/>
-          <w:spacing w:val="15"/>
-          <w:sz w:val="22"/>
-          <w:szCs w:val="22"/>
-        </w:rPr>
-        <w:t>df = pd.read_csv("data.csv")</w:t>
-      </w:r>
-    </w:p>
-    <w:p>
-      <w:pPr>
-        <w:pStyle w:val="Heading1"/>
-      </w:pPr>
-      <w:r>
-        <w:t>DESCRIBING DATA</w:t>
-      </w:r>
-    </w:p>
-    <w:p>
-      <w:pPr>
-        <w:rPr>
-          <w:caps/>
-          <w:spacing w:val="15"/>
-          <w:sz w:val="22"/>
-          <w:szCs w:val="22"/>
-        </w:rPr>
-      </w:pPr>
-      <w:r>
-        <w:rPr>
-          <w:caps/>
-          <w:spacing w:val="15"/>
-          <w:sz w:val="22"/>
-          <w:szCs w:val="22"/>
-        </w:rPr>
-        <w:t xml:space="preserve">Describing data means </w:t>
-      </w:r>
-      <w:r>
-        <w:rPr>
+          <w:spacing w:val="15"/>
+          <w:sz w:val="22"/>
+          <w:szCs w:val="22"/>
+        </w:rPr>
+      </w:pPr>
+      <w:r>
+        <w:rPr>
+          <w:rFonts w:ascii="Cambria" w:hAnsi="Cambria"/>
+          <w:spacing w:val="15"/>
+          <w:sz w:val="22"/>
+          <w:szCs w:val="22"/>
+        </w:rPr>
+        <w:t xml:space="preserve">DESCRIBING DATA MEANS </w:t>
+      </w:r>
+      <w:r>
+        <w:rPr>
+          <w:rFonts w:ascii="Cambria" w:hAnsi="Cambria"/>
           <w:b/>
           <w:bCs/>
-          <w:caps/>
-          <w:spacing w:val="15"/>
-          <w:sz w:val="22"/>
-          <w:szCs w:val="22"/>
-        </w:rPr>
-        <w:t>understanding the data</w:t>
-      </w:r>
-      <w:r>
-        <w:rPr>
-          <w:caps/>
-          <w:spacing w:val="15"/>
-          <w:sz w:val="22"/>
-          <w:szCs w:val="22"/>
-        </w:rPr>
-        <w:t xml:space="preserve"> before using it.</w:t>
+          <w:spacing w:val="15"/>
+          <w:sz w:val="22"/>
+          <w:szCs w:val="22"/>
+        </w:rPr>
+        <w:t>UNDERSTANDING THE DATA</w:t>
+      </w:r>
+      <w:r>
+        <w:rPr>
+          <w:rFonts w:ascii="Cambria" w:hAnsi="Cambria"/>
+          <w:spacing w:val="15"/>
+          <w:sz w:val="22"/>
+          <w:szCs w:val="22"/>
+        </w:rPr>
+        <w:t xml:space="preserve"> BEFORE USING IT.</w:t>
       </w:r>
     </w:p>
     <w:p>
       <w:pPr>
         <w:pStyle w:val="Heading2"/>
-      </w:pPr>
-      <w:r>
-        <w:t>Why it is important:</w:t>
+        <w:rPr>
+          <w:rFonts w:ascii="Cambria" w:hAnsi="Cambria"/>
+          <w:sz w:val="22"/>
+          <w:szCs w:val="22"/>
+        </w:rPr>
+      </w:pPr>
+      <w:r>
+        <w:rPr>
+          <w:rFonts w:ascii="Cambria" w:hAnsi="Cambria"/>
+          <w:caps w:val="0"/>
+          <w:sz w:val="22"/>
+          <w:szCs w:val="22"/>
+        </w:rPr>
+        <w:t>WHY IT IS IMPORTANT:</w:t>
       </w:r>
     </w:p>
     <w:p>
@@ -1878,6 +2210,7 @@
           <w:numId w:val="27"/>
         </w:numPr>
         <w:rPr>
+          <w:rFonts w:ascii="Cambria" w:hAnsi="Cambria"/>
           <w:caps/>
           <w:spacing w:val="15"/>
           <w:sz w:val="22"/>
@@ -1886,12 +2219,12 @@
       </w:pPr>
       <w:r>
         <w:rPr>
-          <w:caps/>
-          <w:spacing w:val="15"/>
-          <w:sz w:val="22"/>
-          <w:szCs w:val="22"/>
-        </w:rPr>
-        <w:t>To know what the data contains</w:t>
+          <w:rFonts w:ascii="Cambria" w:hAnsi="Cambria"/>
+          <w:spacing w:val="15"/>
+          <w:sz w:val="22"/>
+          <w:szCs w:val="22"/>
+        </w:rPr>
+        <w:t>TO KNOW WHAT THE DATA CONTAINS</w:t>
       </w:r>
     </w:p>
     <w:p>
@@ -1901,6 +2234,7 @@
           <w:numId w:val="27"/>
         </w:numPr>
         <w:rPr>
+          <w:rFonts w:ascii="Cambria" w:hAnsi="Cambria"/>
           <w:caps/>
           <w:spacing w:val="15"/>
           <w:sz w:val="22"/>
@@ -1909,12 +2243,12 @@
       </w:pPr>
       <w:r>
         <w:rPr>
-          <w:caps/>
-          <w:spacing w:val="15"/>
-          <w:sz w:val="22"/>
-          <w:szCs w:val="22"/>
-        </w:rPr>
-        <w:t>To find missing or wrong values</w:t>
+          <w:rFonts w:ascii="Cambria" w:hAnsi="Cambria"/>
+          <w:spacing w:val="15"/>
+          <w:sz w:val="22"/>
+          <w:szCs w:val="22"/>
+        </w:rPr>
+        <w:t>TO FIND MISSING OR WRONG VALUES</w:t>
       </w:r>
     </w:p>
     <w:p>
@@ -1924,6 +2258,7 @@
           <w:numId w:val="27"/>
         </w:numPr>
         <w:rPr>
+          <w:rFonts w:ascii="Cambria" w:hAnsi="Cambria"/>
           <w:caps/>
           <w:spacing w:val="15"/>
           <w:sz w:val="22"/>
@@ -1932,20 +2267,31 @@
       </w:pPr>
       <w:r>
         <w:rPr>
-          <w:caps/>
-          <w:spacing w:val="15"/>
-          <w:sz w:val="22"/>
-          <w:szCs w:val="22"/>
-        </w:rPr>
-        <w:t>To understand patterns and trends</w:t>
+          <w:rFonts w:ascii="Cambria" w:hAnsi="Cambria"/>
+          <w:spacing w:val="15"/>
+          <w:sz w:val="22"/>
+          <w:szCs w:val="22"/>
+        </w:rPr>
+        <w:t>TO UNDERSTAND PATTERNS AND TRENDS</w:t>
       </w:r>
     </w:p>
     <w:p>
       <w:pPr>
         <w:pStyle w:val="Heading2"/>
-      </w:pPr>
-      <w:r>
-        <w:t>Common ways to describe data:</w:t>
+        <w:rPr>
+          <w:rFonts w:ascii="Cambria" w:hAnsi="Cambria"/>
+          <w:sz w:val="22"/>
+          <w:szCs w:val="22"/>
+        </w:rPr>
+      </w:pPr>
+      <w:r>
+        <w:rPr>
+          <w:rFonts w:ascii="Cambria" w:hAnsi="Cambria"/>
+          <w:caps w:val="0"/>
+          <w:sz w:val="22"/>
+          <w:szCs w:val="22"/>
+        </w:rPr>
+        <w:t>COMMON WAYS TO DESCRIBE DATA:</w:t>
       </w:r>
     </w:p>
     <w:p>
@@ -1955,6 +2301,7 @@
           <w:numId w:val="28"/>
         </w:numPr>
         <w:rPr>
+          <w:rFonts w:ascii="Cambria" w:hAnsi="Cambria"/>
           <w:caps/>
           <w:spacing w:val="15"/>
           <w:sz w:val="22"/>
@@ -1963,12 +2310,12 @@
       </w:pPr>
       <w:r>
         <w:rPr>
-          <w:caps/>
-          <w:spacing w:val="15"/>
-          <w:sz w:val="22"/>
-          <w:szCs w:val="22"/>
-        </w:rPr>
-        <w:t>Number of rows and columns</w:t>
+          <w:rFonts w:ascii="Cambria" w:hAnsi="Cambria"/>
+          <w:spacing w:val="15"/>
+          <w:sz w:val="22"/>
+          <w:szCs w:val="22"/>
+        </w:rPr>
+        <w:t>NUMBER OF ROWS AND COLUMNS</w:t>
       </w:r>
     </w:p>
     <w:p>
@@ -1978,6 +2325,7 @@
           <w:numId w:val="28"/>
         </w:numPr>
         <w:rPr>
+          <w:rFonts w:ascii="Cambria" w:hAnsi="Cambria"/>
           <w:caps/>
           <w:spacing w:val="15"/>
           <w:sz w:val="22"/>
@@ -1986,12 +2334,12 @@
       </w:pPr>
       <w:r>
         <w:rPr>
-          <w:caps/>
-          <w:spacing w:val="15"/>
-          <w:sz w:val="22"/>
-          <w:szCs w:val="22"/>
-        </w:rPr>
-        <w:t>Data types (number, text, etc.)</w:t>
+          <w:rFonts w:ascii="Cambria" w:hAnsi="Cambria"/>
+          <w:spacing w:val="15"/>
+          <w:sz w:val="22"/>
+          <w:szCs w:val="22"/>
+        </w:rPr>
+        <w:t>DATA TYPES (NUMBER, TEXT, ETC.)</w:t>
       </w:r>
     </w:p>
     <w:p>
@@ -2001,6 +2349,7 @@
           <w:numId w:val="28"/>
         </w:numPr>
         <w:rPr>
+          <w:rFonts w:ascii="Cambria" w:hAnsi="Cambria"/>
           <w:caps/>
           <w:spacing w:val="15"/>
           <w:sz w:val="22"/>
@@ -2009,12 +2358,12 @@
       </w:pPr>
       <w:r>
         <w:rPr>
-          <w:caps/>
-          <w:spacing w:val="15"/>
-          <w:sz w:val="22"/>
-          <w:szCs w:val="22"/>
-        </w:rPr>
-        <w:t>Mean, minimum, maximum</w:t>
+          <w:rFonts w:ascii="Cambria" w:hAnsi="Cambria"/>
+          <w:spacing w:val="15"/>
+          <w:sz w:val="22"/>
+          <w:szCs w:val="22"/>
+        </w:rPr>
+        <w:t>MEAN, MINIMUM, MAXIMUM</w:t>
       </w:r>
     </w:p>
     <w:p>
@@ -2024,6 +2373,7 @@
           <w:numId w:val="28"/>
         </w:numPr>
         <w:rPr>
+          <w:rFonts w:ascii="Cambria" w:hAnsi="Cambria"/>
           <w:caps/>
           <w:spacing w:val="15"/>
           <w:sz w:val="22"/>
@@ -2032,25 +2382,57 @@
       </w:pPr>
       <w:r>
         <w:rPr>
+          <w:rFonts w:ascii="Cambria" w:hAnsi="Cambria"/>
+          <w:spacing w:val="15"/>
+          <w:sz w:val="22"/>
+          <w:szCs w:val="22"/>
+        </w:rPr>
+        <w:t>COUNT OF MISSING VALUES</w:t>
+      </w:r>
+    </w:p>
+    <w:p>
+      <w:pPr>
+        <w:pStyle w:val="Heading2"/>
+        <w:rPr>
+          <w:rFonts w:ascii="Cambria" w:hAnsi="Cambria"/>
+          <w:sz w:val="22"/>
+          <w:szCs w:val="22"/>
+        </w:rPr>
+      </w:pPr>
+      <w:r>
+        <w:rPr>
+          <w:rFonts w:ascii="Cambria" w:hAnsi="Cambria"/>
+          <w:caps w:val="0"/>
+          <w:sz w:val="22"/>
+          <w:szCs w:val="22"/>
+        </w:rPr>
+        <w:t>PANDAS FUNCTIONS USED:</w:t>
+      </w:r>
+    </w:p>
+    <w:p>
+      <w:pPr>
+        <w:rPr>
+          <w:rFonts w:ascii="Cambria" w:hAnsi="Cambria"/>
           <w:caps/>
           <w:spacing w:val="15"/>
           <w:sz w:val="22"/>
           <w:szCs w:val="22"/>
         </w:rPr>
-        <w:t>Count of missing values</w:t>
-      </w:r>
-    </w:p>
-    <w:p>
-      <w:pPr>
-        <w:pStyle w:val="Heading2"/>
-      </w:pPr>
-      <w:r>
-        <w:t>Pandas functions used:</w:t>
-      </w:r>
-    </w:p>
-    <w:p>
-      <w:pPr>
-        <w:rPr>
+      </w:pPr>
+      <w:r>
+        <w:rPr>
+          <w:rFonts w:ascii="Cambria" w:hAnsi="Cambria"/>
+          <w:spacing w:val="15"/>
+          <w:sz w:val="22"/>
+          <w:szCs w:val="22"/>
+        </w:rPr>
+        <w:t>DF.HEAD()      # FIRST 5 ROWS</w:t>
+      </w:r>
+    </w:p>
+    <w:p>
+      <w:pPr>
+        <w:rPr>
+          <w:rFonts w:ascii="Cambria" w:hAnsi="Cambria"/>
           <w:caps/>
           <w:spacing w:val="15"/>
           <w:sz w:val="22"/>
@@ -2059,17 +2441,53 @@
       </w:pPr>
       <w:r>
         <w:rPr>
+          <w:rFonts w:ascii="Cambria" w:hAnsi="Cambria"/>
+          <w:spacing w:val="15"/>
+          <w:sz w:val="22"/>
+          <w:szCs w:val="22"/>
+        </w:rPr>
+        <w:t>DF.INFO()      # DATA TYPES AND NULL VALUES</w:t>
+      </w:r>
+    </w:p>
+    <w:p>
+      <w:pPr>
+        <w:rPr>
+          <w:rFonts w:ascii="Cambria" w:hAnsi="Cambria"/>
           <w:caps/>
           <w:spacing w:val="15"/>
           <w:sz w:val="22"/>
           <w:szCs w:val="22"/>
         </w:rPr>
-        <w:t>df.head()      # first 5 rows</w:t>
-      </w:r>
-    </w:p>
-    <w:p>
-      <w:pPr>
-        <w:rPr>
+      </w:pPr>
+      <w:r>
+        <w:rPr>
+          <w:rFonts w:ascii="Cambria" w:hAnsi="Cambria"/>
+          <w:spacing w:val="15"/>
+          <w:sz w:val="22"/>
+          <w:szCs w:val="22"/>
+        </w:rPr>
+        <w:t>DF.DESCRIBE()  # SUMMARY OF NUMERIC DATA</w:t>
+      </w:r>
+    </w:p>
+    <w:p>
+      <w:pPr>
+        <w:pStyle w:val="Heading1"/>
+        <w:rPr>
+          <w:rFonts w:ascii="Cambria" w:hAnsi="Cambria"/>
+        </w:rPr>
+      </w:pPr>
+      <w:r>
+        <w:rPr>
+          <w:rFonts w:ascii="Cambria" w:hAnsi="Cambria"/>
+          <w:caps w:val="0"/>
+        </w:rPr>
+        <w:t>DATA SELECTION</w:t>
+      </w:r>
+    </w:p>
+    <w:p>
+      <w:pPr>
+        <w:rPr>
+          <w:rFonts w:ascii="Cambria" w:hAnsi="Cambria"/>
           <w:caps/>
           <w:spacing w:val="15"/>
           <w:sz w:val="22"/>
@@ -2078,86 +2496,51 @@
       </w:pPr>
       <w:r>
         <w:rPr>
-          <w:caps/>
-          <w:spacing w:val="15"/>
-          <w:sz w:val="22"/>
-          <w:szCs w:val="22"/>
-        </w:rPr>
-        <w:t>df.info()      # data types and null values</w:t>
-      </w:r>
-    </w:p>
-    <w:p>
-      <w:pPr>
-        <w:rPr>
-          <w:caps/>
-          <w:spacing w:val="15"/>
-          <w:sz w:val="22"/>
-          <w:szCs w:val="22"/>
-        </w:rPr>
-      </w:pPr>
-      <w:r>
-        <w:rPr>
-          <w:caps/>
-          <w:spacing w:val="15"/>
-          <w:sz w:val="22"/>
-          <w:szCs w:val="22"/>
-        </w:rPr>
-        <w:t>df.describe()  # summary of numeric data</w:t>
-      </w:r>
-    </w:p>
-    <w:p>
-      <w:pPr>
-        <w:pStyle w:val="Heading1"/>
-      </w:pPr>
-      <w:r>
-        <w:t>DATA SELECTION</w:t>
-      </w:r>
-    </w:p>
-    <w:p>
-      <w:pPr>
-        <w:rPr>
-          <w:caps/>
-          <w:spacing w:val="15"/>
-          <w:sz w:val="22"/>
-          <w:szCs w:val="22"/>
-        </w:rPr>
-      </w:pPr>
-      <w:r>
-        <w:rPr>
-          <w:caps/>
-          <w:spacing w:val="15"/>
-          <w:sz w:val="22"/>
-          <w:szCs w:val="22"/>
-        </w:rPr>
-        <w:t xml:space="preserve">Data selection means </w:t>
-      </w:r>
-      <w:r>
-        <w:rPr>
+          <w:rFonts w:ascii="Cambria" w:hAnsi="Cambria"/>
+          <w:spacing w:val="15"/>
+          <w:sz w:val="22"/>
+          <w:szCs w:val="22"/>
+        </w:rPr>
+        <w:t xml:space="preserve">DATA SELECTION MEANS </w:t>
+      </w:r>
+      <w:r>
+        <w:rPr>
+          <w:rFonts w:ascii="Cambria" w:hAnsi="Cambria"/>
           <w:b/>
           <w:bCs/>
-          <w:caps/>
-          <w:spacing w:val="15"/>
-          <w:sz w:val="22"/>
-          <w:szCs w:val="22"/>
-        </w:rPr>
-        <w:t>choosing the required data</w:t>
-      </w:r>
-      <w:r>
-        <w:rPr>
-          <w:caps/>
-          <w:spacing w:val="15"/>
-          <w:sz w:val="22"/>
-          <w:szCs w:val="22"/>
-        </w:rPr>
-        <w:t xml:space="preserve"> for analysis or modeling.</w:t>
+          <w:spacing w:val="15"/>
+          <w:sz w:val="22"/>
+          <w:szCs w:val="22"/>
+        </w:rPr>
+        <w:t>CHOOSING THE REQUIRED DATA</w:t>
+      </w:r>
+      <w:r>
+        <w:rPr>
+          <w:rFonts w:ascii="Cambria" w:hAnsi="Cambria"/>
+          <w:spacing w:val="15"/>
+          <w:sz w:val="22"/>
+          <w:szCs w:val="22"/>
+        </w:rPr>
+        <w:t xml:space="preserve"> FOR ANALYSIS OR MODELING.</w:t>
       </w:r>
     </w:p>
     <w:p>
       <w:pPr>
         <w:pStyle w:val="Heading2"/>
-      </w:pPr>
-      <w:r>
-        <w:t>Why data selection is needed:</w:t>
+        <w:rPr>
+          <w:rFonts w:ascii="Cambria" w:hAnsi="Cambria"/>
+          <w:sz w:val="22"/>
+          <w:szCs w:val="22"/>
+        </w:rPr>
+      </w:pPr>
+      <w:r>
+        <w:rPr>
+          <w:rFonts w:ascii="Cambria" w:hAnsi="Cambria"/>
+          <w:caps w:val="0"/>
+          <w:sz w:val="22"/>
+          <w:szCs w:val="22"/>
+        </w:rPr>
+        <w:t>WHY DATA SELECTION IS NEEDED:</w:t>
       </w:r>
     </w:p>
     <w:p>
@@ -2167,6 +2550,7 @@
           <w:numId w:val="29"/>
         </w:numPr>
         <w:rPr>
+          <w:rFonts w:ascii="Cambria" w:hAnsi="Cambria"/>
           <w:caps/>
           <w:spacing w:val="15"/>
           <w:sz w:val="22"/>
@@ -2175,12 +2559,12 @@
       </w:pPr>
       <w:r>
         <w:rPr>
-          <w:caps/>
-          <w:spacing w:val="15"/>
-          <w:sz w:val="22"/>
-          <w:szCs w:val="22"/>
-        </w:rPr>
-        <w:t>Remove unnecessary data</w:t>
+          <w:rFonts w:ascii="Cambria" w:hAnsi="Cambria"/>
+          <w:spacing w:val="15"/>
+          <w:sz w:val="22"/>
+          <w:szCs w:val="22"/>
+        </w:rPr>
+        <w:t>REMOVE UNNECESSARY DATA</w:t>
       </w:r>
     </w:p>
     <w:p>
@@ -2190,6 +2574,7 @@
           <w:numId w:val="29"/>
         </w:numPr>
         <w:rPr>
+          <w:rFonts w:ascii="Cambria" w:hAnsi="Cambria"/>
           <w:caps/>
           <w:spacing w:val="15"/>
           <w:sz w:val="22"/>
@@ -2198,12 +2583,12 @@
       </w:pPr>
       <w:r>
         <w:rPr>
-          <w:caps/>
-          <w:spacing w:val="15"/>
-          <w:sz w:val="22"/>
-          <w:szCs w:val="22"/>
-        </w:rPr>
-        <w:t>Focus on useful features</w:t>
+          <w:rFonts w:ascii="Cambria" w:hAnsi="Cambria"/>
+          <w:spacing w:val="15"/>
+          <w:sz w:val="22"/>
+          <w:szCs w:val="22"/>
+        </w:rPr>
+        <w:t>FOCUS ON USEFUL FEATURES</w:t>
       </w:r>
     </w:p>
     <w:p>
@@ -2213,6 +2598,7 @@
           <w:numId w:val="29"/>
         </w:numPr>
         <w:rPr>
+          <w:rFonts w:ascii="Cambria" w:hAnsi="Cambria"/>
           <w:caps/>
           <w:spacing w:val="15"/>
           <w:sz w:val="22"/>
@@ -2221,20 +2607,31 @@
       </w:pPr>
       <w:r>
         <w:rPr>
-          <w:caps/>
-          <w:spacing w:val="15"/>
-          <w:sz w:val="22"/>
-          <w:szCs w:val="22"/>
-        </w:rPr>
-        <w:t>Improve model performance</w:t>
+          <w:rFonts w:ascii="Cambria" w:hAnsi="Cambria"/>
+          <w:spacing w:val="15"/>
+          <w:sz w:val="22"/>
+          <w:szCs w:val="22"/>
+        </w:rPr>
+        <w:t>IMPROVE MODEL PERFORMANCE</w:t>
       </w:r>
     </w:p>
     <w:p>
       <w:pPr>
         <w:pStyle w:val="Heading2"/>
-      </w:pPr>
-      <w:r>
-        <w:t>Types of data selection:</w:t>
+        <w:rPr>
+          <w:rFonts w:ascii="Cambria" w:hAnsi="Cambria"/>
+          <w:sz w:val="22"/>
+          <w:szCs w:val="22"/>
+        </w:rPr>
+      </w:pPr>
+      <w:r>
+        <w:rPr>
+          <w:rFonts w:ascii="Cambria" w:hAnsi="Cambria"/>
+          <w:caps w:val="0"/>
+          <w:sz w:val="22"/>
+          <w:szCs w:val="22"/>
+        </w:rPr>
+        <w:t>TYPES OF DATA SELECTION:</w:t>
       </w:r>
     </w:p>
     <w:p>
@@ -2244,6 +2641,7 @@
           <w:numId w:val="30"/>
         </w:numPr>
         <w:rPr>
+          <w:rFonts w:ascii="Cambria" w:hAnsi="Cambria"/>
           <w:caps/>
           <w:spacing w:val="15"/>
           <w:sz w:val="22"/>
@@ -2252,13 +2650,12 @@
       </w:pPr>
       <w:r>
         <w:rPr>
-          <w:caps/>
-          <w:spacing w:val="15"/>
-          <w:sz w:val="22"/>
-          <w:szCs w:val="22"/>
-        </w:rPr>
-        <w:lastRenderedPageBreak/>
-        <w:t>Selecting columns (features)</w:t>
+          <w:rFonts w:ascii="Cambria" w:hAnsi="Cambria"/>
+          <w:spacing w:val="15"/>
+          <w:sz w:val="22"/>
+          <w:szCs w:val="22"/>
+        </w:rPr>
+        <w:t>SELECTING COLUMNS (FEATURES)</w:t>
       </w:r>
     </w:p>
     <w:p>
@@ -2268,6 +2665,7 @@
           <w:numId w:val="30"/>
         </w:numPr>
         <w:rPr>
+          <w:rFonts w:ascii="Cambria" w:hAnsi="Cambria"/>
           <w:caps/>
           <w:spacing w:val="15"/>
           <w:sz w:val="22"/>
@@ -2276,12 +2674,12 @@
       </w:pPr>
       <w:r>
         <w:rPr>
-          <w:caps/>
-          <w:spacing w:val="15"/>
-          <w:sz w:val="22"/>
-          <w:szCs w:val="22"/>
-        </w:rPr>
-        <w:t>Selecting rows (records)</w:t>
+          <w:rFonts w:ascii="Cambria" w:hAnsi="Cambria"/>
+          <w:spacing w:val="15"/>
+          <w:sz w:val="22"/>
+          <w:szCs w:val="22"/>
+        </w:rPr>
+        <w:t>SELECTING ROWS (RECORDS)</w:t>
       </w:r>
     </w:p>
     <w:p>
@@ -2291,6 +2689,7 @@
           <w:numId w:val="30"/>
         </w:numPr>
         <w:rPr>
+          <w:rFonts w:ascii="Cambria" w:hAnsi="Cambria"/>
           <w:caps/>
           <w:spacing w:val="15"/>
           <w:sz w:val="22"/>
@@ -2299,25 +2698,58 @@
       </w:pPr>
       <w:r>
         <w:rPr>
+          <w:rFonts w:ascii="Cambria" w:hAnsi="Cambria"/>
+          <w:spacing w:val="15"/>
+          <w:sz w:val="22"/>
+          <w:szCs w:val="22"/>
+        </w:rPr>
+        <w:lastRenderedPageBreak/>
+        <w:t>FILTERING DATA BASED ON CONDITIONS</w:t>
+      </w:r>
+    </w:p>
+    <w:p>
+      <w:pPr>
+        <w:pStyle w:val="Heading2"/>
+        <w:rPr>
+          <w:rFonts w:ascii="Cambria" w:hAnsi="Cambria"/>
+          <w:sz w:val="22"/>
+          <w:szCs w:val="22"/>
+        </w:rPr>
+      </w:pPr>
+      <w:r>
+        <w:rPr>
+          <w:rFonts w:ascii="Cambria" w:hAnsi="Cambria"/>
+          <w:caps w:val="0"/>
+          <w:sz w:val="22"/>
+          <w:szCs w:val="22"/>
+        </w:rPr>
+        <w:t>EXAMPLES:</w:t>
+      </w:r>
+    </w:p>
+    <w:p>
+      <w:pPr>
+        <w:rPr>
+          <w:rFonts w:ascii="Cambria" w:hAnsi="Cambria"/>
           <w:caps/>
           <w:spacing w:val="15"/>
           <w:sz w:val="22"/>
           <w:szCs w:val="22"/>
         </w:rPr>
-        <w:t>Filtering data based on conditions</w:t>
-      </w:r>
-    </w:p>
-    <w:p>
-      <w:pPr>
-        <w:pStyle w:val="Heading2"/>
-      </w:pPr>
-      <w:r>
-        <w:t>Examples:</w:t>
-      </w:r>
-    </w:p>
-    <w:p>
-      <w:pPr>
-        <w:rPr>
+      </w:pPr>
+      <w:r>
+        <w:rPr>
+          <w:rFonts w:ascii="Cambria" w:hAnsi="Cambria"/>
+          <w:spacing w:val="15"/>
+          <w:sz w:val="22"/>
+          <w:szCs w:val="22"/>
+        </w:rPr>
+        <w:t>DF["AGE"]                 # SELECT ONE COLUMN</w:t>
+      </w:r>
+    </w:p>
+    <w:p>
+      <w:pPr>
+        <w:rPr>
+          <w:rFonts w:ascii="Cambria" w:hAnsi="Cambria"/>
           <w:caps/>
           <w:spacing w:val="15"/>
           <w:sz w:val="22"/>
@@ -2326,58 +2758,47 @@
       </w:pPr>
       <w:r>
         <w:rPr>
+          <w:rFonts w:ascii="Cambria" w:hAnsi="Cambria"/>
+          <w:spacing w:val="15"/>
+          <w:sz w:val="22"/>
+          <w:szCs w:val="22"/>
+        </w:rPr>
+        <w:t>DF[["AGE", "SALARY"]]    # SELECT MULTIPLE COLUMNS</w:t>
+      </w:r>
+    </w:p>
+    <w:p>
+      <w:pPr>
+        <w:rPr>
+          <w:rFonts w:ascii="Cambria" w:hAnsi="Cambria"/>
           <w:caps/>
           <w:spacing w:val="15"/>
           <w:sz w:val="22"/>
           <w:szCs w:val="22"/>
         </w:rPr>
-        <w:t>df["age"]                 # select one column</w:t>
-      </w:r>
-    </w:p>
-    <w:p>
-      <w:pPr>
-        <w:rPr>
-          <w:caps/>
-          <w:spacing w:val="15"/>
-          <w:sz w:val="22"/>
-          <w:szCs w:val="22"/>
-        </w:rPr>
-      </w:pPr>
-      <w:r>
-        <w:rPr>
-          <w:caps/>
-          <w:spacing w:val="15"/>
-          <w:sz w:val="22"/>
-          <w:szCs w:val="22"/>
-        </w:rPr>
-        <w:t>df[["age", "salary"]]    # select multiple columns</w:t>
-      </w:r>
-    </w:p>
-    <w:p>
-      <w:pPr>
-        <w:rPr>
-          <w:caps/>
-          <w:spacing w:val="15"/>
-          <w:sz w:val="22"/>
-          <w:szCs w:val="22"/>
-        </w:rPr>
-      </w:pPr>
-      <w:r>
-        <w:rPr>
-          <w:caps/>
-          <w:spacing w:val="15"/>
-          <w:sz w:val="22"/>
-          <w:szCs w:val="22"/>
-        </w:rPr>
-        <w:t>df[df["age"] &gt; 30]       # filter rows</w:t>
+      </w:pPr>
+      <w:r>
+        <w:rPr>
+          <w:rFonts w:ascii="Cambria" w:hAnsi="Cambria"/>
+          <w:spacing w:val="15"/>
+          <w:sz w:val="22"/>
+          <w:szCs w:val="22"/>
+        </w:rPr>
+        <w:t>DF[DF["AGE"] &gt; 30]       # FILTER ROWS</w:t>
       </w:r>
     </w:p>
     <w:p>
       <w:pPr>
         <w:pStyle w:val="Heading1"/>
-      </w:pPr>
-      <w:r>
-        <w:t>Summary</w:t>
+        <w:rPr>
+          <w:rFonts w:ascii="Cambria" w:hAnsi="Cambria"/>
+        </w:rPr>
+      </w:pPr>
+      <w:r>
+        <w:rPr>
+          <w:rFonts w:ascii="Cambria" w:hAnsi="Cambria"/>
+          <w:caps w:val="0"/>
+        </w:rPr>
+        <w:t>SUMMARY</w:t>
       </w:r>
     </w:p>
     <w:p>
@@ -2387,6 +2808,7 @@
           <w:numId w:val="31"/>
         </w:numPr>
         <w:rPr>
+          <w:rFonts w:ascii="Cambria" w:hAnsi="Cambria"/>
           <w:caps/>
           <w:spacing w:val="15"/>
           <w:sz w:val="22"/>
@@ -2395,23 +2817,23 @@
       </w:pPr>
       <w:r>
         <w:rPr>
+          <w:rFonts w:ascii="Cambria" w:hAnsi="Cambria"/>
           <w:b/>
           <w:bCs/>
-          <w:caps/>
-          <w:spacing w:val="15"/>
-          <w:sz w:val="22"/>
-          <w:szCs w:val="22"/>
-        </w:rPr>
-        <w:t>Describing data</w:t>
-      </w:r>
-      <w:r>
-        <w:rPr>
-          <w:caps/>
-          <w:spacing w:val="15"/>
-          <w:sz w:val="22"/>
-          <w:szCs w:val="22"/>
-        </w:rPr>
-        <w:t xml:space="preserve"> helps understand data quality and structure</w:t>
+          <w:spacing w:val="15"/>
+          <w:sz w:val="22"/>
+          <w:szCs w:val="22"/>
+        </w:rPr>
+        <w:t>DESCRIBING DATA</w:t>
+      </w:r>
+      <w:r>
+        <w:rPr>
+          <w:rFonts w:ascii="Cambria" w:hAnsi="Cambria"/>
+          <w:spacing w:val="15"/>
+          <w:sz w:val="22"/>
+          <w:szCs w:val="22"/>
+        </w:rPr>
+        <w:t xml:space="preserve"> HELPS UNDERSTAND DATA QUALITY AND STRUCTURE</w:t>
       </w:r>
     </w:p>
     <w:p>
@@ -2421,6 +2843,7 @@
           <w:numId w:val="31"/>
         </w:numPr>
         <w:rPr>
+          <w:rFonts w:ascii="Cambria" w:hAnsi="Cambria"/>
           <w:caps/>
           <w:spacing w:val="15"/>
           <w:sz w:val="22"/>
@@ -2429,23 +2852,23 @@
       </w:pPr>
       <w:r>
         <w:rPr>
+          <w:rFonts w:ascii="Cambria" w:hAnsi="Cambria"/>
           <w:b/>
           <w:bCs/>
-          <w:caps/>
-          <w:spacing w:val="15"/>
-          <w:sz w:val="22"/>
-          <w:szCs w:val="22"/>
-        </w:rPr>
-        <w:t>Data selection</w:t>
-      </w:r>
-      <w:r>
-        <w:rPr>
-          <w:caps/>
-          <w:spacing w:val="15"/>
-          <w:sz w:val="22"/>
-          <w:szCs w:val="22"/>
-        </w:rPr>
-        <w:t xml:space="preserve"> helps choose only useful data</w:t>
+          <w:spacing w:val="15"/>
+          <w:sz w:val="22"/>
+          <w:szCs w:val="22"/>
+        </w:rPr>
+        <w:t>DATA SELECTION</w:t>
+      </w:r>
+      <w:r>
+        <w:rPr>
+          <w:rFonts w:ascii="Cambria" w:hAnsi="Cambria"/>
+          <w:spacing w:val="15"/>
+          <w:sz w:val="22"/>
+          <w:szCs w:val="22"/>
+        </w:rPr>
+        <w:t xml:space="preserve"> HELPS CHOOSE ONLY USEFUL DATA</w:t>
       </w:r>
     </w:p>
     <w:p>
@@ -2455,6 +2878,7 @@
           <w:numId w:val="31"/>
         </w:numPr>
         <w:rPr>
+          <w:rFonts w:ascii="Cambria" w:hAnsi="Cambria"/>
           <w:caps/>
           <w:spacing w:val="15"/>
           <w:sz w:val="22"/>
@@ -2463,67 +2887,86 @@
       </w:pPr>
       <w:r>
         <w:rPr>
+          <w:rFonts w:ascii="Cambria" w:hAnsi="Cambria"/>
+          <w:spacing w:val="15"/>
+          <w:sz w:val="22"/>
+          <w:szCs w:val="22"/>
+        </w:rPr>
+        <w:t>BOTH STEPS ARE VERY IMPORTANT BEFORE MODELING</w:t>
+      </w:r>
+    </w:p>
+    <w:p>
+      <w:pPr>
+        <w:pStyle w:val="Heading1"/>
+        <w:rPr>
+          <w:rFonts w:ascii="Cambria" w:hAnsi="Cambria"/>
+        </w:rPr>
+      </w:pPr>
+      <w:r>
+        <w:rPr>
+          <w:rFonts w:ascii="Cambria" w:hAnsi="Cambria"/>
+          <w:caps w:val="0"/>
+        </w:rPr>
+        <w:t>CHANGING DATA (DATA TRANSFORMATION)</w:t>
+      </w:r>
+    </w:p>
+    <w:p>
+      <w:pPr>
+        <w:rPr>
+          <w:rFonts w:ascii="Cambria" w:hAnsi="Cambria"/>
           <w:caps/>
           <w:spacing w:val="15"/>
           <w:sz w:val="22"/>
           <w:szCs w:val="22"/>
         </w:rPr>
-        <w:t>Both steps are very important before modeling</w:t>
-      </w:r>
-    </w:p>
-    <w:p>
-      <w:pPr>
-        <w:pStyle w:val="Heading1"/>
-      </w:pPr>
-      <w:r>
-        <w:t>CHANGING DATA (DATA TRANSFORMATION)</w:t>
-      </w:r>
-    </w:p>
-    <w:p>
-      <w:pPr>
-        <w:rPr>
-          <w:caps/>
-          <w:spacing w:val="15"/>
-          <w:sz w:val="22"/>
-          <w:szCs w:val="22"/>
-        </w:rPr>
-      </w:pPr>
-      <w:r>
-        <w:rPr>
-          <w:caps/>
-          <w:spacing w:val="15"/>
-          <w:sz w:val="22"/>
-          <w:szCs w:val="22"/>
-        </w:rPr>
-        <w:t xml:space="preserve">Changing data means </w:t>
-      </w:r>
-      <w:r>
-        <w:rPr>
+      </w:pPr>
+      <w:r>
+        <w:rPr>
+          <w:rFonts w:ascii="Cambria" w:hAnsi="Cambria"/>
+          <w:spacing w:val="15"/>
+          <w:sz w:val="22"/>
+          <w:szCs w:val="22"/>
+        </w:rPr>
+        <w:t xml:space="preserve">CHANGING DATA MEANS </w:t>
+      </w:r>
+      <w:r>
+        <w:rPr>
+          <w:rFonts w:ascii="Cambria" w:hAnsi="Cambria"/>
           <w:b/>
           <w:bCs/>
-          <w:caps/>
-          <w:spacing w:val="15"/>
-          <w:sz w:val="22"/>
-          <w:szCs w:val="22"/>
-        </w:rPr>
-        <w:t>modifying data</w:t>
-      </w:r>
-      <w:r>
-        <w:rPr>
-          <w:caps/>
-          <w:spacing w:val="15"/>
-          <w:sz w:val="22"/>
-          <w:szCs w:val="22"/>
-        </w:rPr>
-        <w:t xml:space="preserve"> so it can be used easily for analysis or machine learning.</w:t>
+          <w:spacing w:val="15"/>
+          <w:sz w:val="22"/>
+          <w:szCs w:val="22"/>
+        </w:rPr>
+        <w:t>MODIFYING DATA</w:t>
+      </w:r>
+      <w:r>
+        <w:rPr>
+          <w:rFonts w:ascii="Cambria" w:hAnsi="Cambria"/>
+          <w:spacing w:val="15"/>
+          <w:sz w:val="22"/>
+          <w:szCs w:val="22"/>
+        </w:rPr>
+        <w:t xml:space="preserve"> SO IT CAN BE USED EASILY FOR ANALYSIS OR MACHINE LEARNING.</w:t>
       </w:r>
     </w:p>
     <w:p>
       <w:pPr>
         <w:pStyle w:val="Heading2"/>
-      </w:pPr>
-      <w:r>
-        <w:t>Why We Change Data</w:t>
+        <w:rPr>
+          <w:rFonts w:ascii="Cambria" w:hAnsi="Cambria"/>
+          <w:sz w:val="22"/>
+          <w:szCs w:val="22"/>
+        </w:rPr>
+      </w:pPr>
+      <w:r>
+        <w:rPr>
+          <w:rFonts w:ascii="Cambria" w:hAnsi="Cambria"/>
+          <w:caps w:val="0"/>
+          <w:sz w:val="22"/>
+          <w:szCs w:val="22"/>
+        </w:rPr>
+        <w:t>WHY WE CHANGE DATA</w:t>
       </w:r>
     </w:p>
     <w:p>
@@ -2533,6 +2976,7 @@
           <w:numId w:val="32"/>
         </w:numPr>
         <w:rPr>
+          <w:rFonts w:ascii="Cambria" w:hAnsi="Cambria"/>
           <w:caps/>
           <w:spacing w:val="15"/>
           <w:sz w:val="22"/>
@@ -2541,23 +2985,23 @@
       </w:pPr>
       <w:r>
         <w:rPr>
-          <w:caps/>
-          <w:spacing w:val="15"/>
-          <w:sz w:val="22"/>
-          <w:szCs w:val="22"/>
-        </w:rPr>
-        <w:t xml:space="preserve">Raw data is often </w:t>
-      </w:r>
-      <w:r>
-        <w:rPr>
+          <w:rFonts w:ascii="Cambria" w:hAnsi="Cambria"/>
+          <w:spacing w:val="15"/>
+          <w:sz w:val="22"/>
+          <w:szCs w:val="22"/>
+        </w:rPr>
+        <w:t xml:space="preserve">RAW DATA IS OFTEN </w:t>
+      </w:r>
+      <w:r>
+        <w:rPr>
+          <w:rFonts w:ascii="Cambria" w:hAnsi="Cambria"/>
           <w:b/>
           <w:bCs/>
-          <w:caps/>
-          <w:spacing w:val="15"/>
-          <w:sz w:val="22"/>
-          <w:szCs w:val="22"/>
-        </w:rPr>
-        <w:t>not clean</w:t>
+          <w:spacing w:val="15"/>
+          <w:sz w:val="22"/>
+          <w:szCs w:val="22"/>
+        </w:rPr>
+        <w:t>NOT CLEAN</w:t>
       </w:r>
     </w:p>
     <w:p>
@@ -2567,6 +3011,7 @@
           <w:numId w:val="32"/>
         </w:numPr>
         <w:rPr>
+          <w:rFonts w:ascii="Cambria" w:hAnsi="Cambria"/>
           <w:caps/>
           <w:spacing w:val="15"/>
           <w:sz w:val="22"/>
@@ -2575,23 +3020,23 @@
       </w:pPr>
       <w:r>
         <w:rPr>
-          <w:caps/>
-          <w:spacing w:val="15"/>
-          <w:sz w:val="22"/>
-          <w:szCs w:val="22"/>
-        </w:rPr>
-        <w:t xml:space="preserve">Machine learning models need </w:t>
-      </w:r>
-      <w:r>
-        <w:rPr>
+          <w:rFonts w:ascii="Cambria" w:hAnsi="Cambria"/>
+          <w:spacing w:val="15"/>
+          <w:sz w:val="22"/>
+          <w:szCs w:val="22"/>
+        </w:rPr>
+        <w:t xml:space="preserve">MACHINE LEARNING MODELS NEED </w:t>
+      </w:r>
+      <w:r>
+        <w:rPr>
+          <w:rFonts w:ascii="Cambria" w:hAnsi="Cambria"/>
           <w:b/>
           <w:bCs/>
-          <w:caps/>
-          <w:spacing w:val="15"/>
-          <w:sz w:val="22"/>
-          <w:szCs w:val="22"/>
-        </w:rPr>
-        <w:t>numeric and clean data</w:t>
+          <w:spacing w:val="15"/>
+          <w:sz w:val="22"/>
+          <w:szCs w:val="22"/>
+        </w:rPr>
+        <w:t>NUMERIC AND CLEAN DATA</w:t>
       </w:r>
     </w:p>
     <w:p>
@@ -2601,6 +3046,7 @@
           <w:numId w:val="32"/>
         </w:numPr>
         <w:rPr>
+          <w:rFonts w:ascii="Cambria" w:hAnsi="Cambria"/>
           <w:caps/>
           <w:spacing w:val="15"/>
           <w:sz w:val="22"/>
@@ -2609,370 +3055,484 @@
       </w:pPr>
       <w:r>
         <w:rPr>
+          <w:rFonts w:ascii="Cambria" w:hAnsi="Cambria"/>
+          <w:spacing w:val="15"/>
+          <w:sz w:val="22"/>
+          <w:szCs w:val="22"/>
+        </w:rPr>
+        <w:t>TO IMPROVE ACCURACY OF RESULTS</w:t>
+      </w:r>
+    </w:p>
+    <w:p>
+      <w:pPr>
+        <w:pStyle w:val="Heading2"/>
+        <w:rPr>
+          <w:rFonts w:ascii="Cambria" w:hAnsi="Cambria"/>
+          <w:sz w:val="22"/>
+          <w:szCs w:val="22"/>
+        </w:rPr>
+      </w:pPr>
+      <w:r>
+        <w:rPr>
+          <w:rFonts w:ascii="Cambria" w:hAnsi="Cambria"/>
+          <w:caps w:val="0"/>
+          <w:sz w:val="22"/>
+          <w:szCs w:val="22"/>
+        </w:rPr>
+        <w:t>COMMON WAYS TO CHANGE DATA</w:t>
+      </w:r>
+    </w:p>
+    <w:p>
+      <w:pPr>
+        <w:pStyle w:val="Heading3"/>
+        <w:rPr>
+          <w:rFonts w:ascii="Cambria" w:hAnsi="Cambria"/>
+          <w:sz w:val="22"/>
+          <w:szCs w:val="22"/>
+        </w:rPr>
+      </w:pPr>
+      <w:r>
+        <w:rPr>
+          <w:rFonts w:ascii="Cambria" w:hAnsi="Cambria"/>
+          <w:caps w:val="0"/>
+          <w:sz w:val="22"/>
+          <w:szCs w:val="22"/>
+        </w:rPr>
+        <w:t>RENAMING COLUMNS</w:t>
+      </w:r>
+    </w:p>
+    <w:p>
+      <w:pPr>
+        <w:rPr>
+          <w:rFonts w:ascii="Cambria" w:hAnsi="Cambria"/>
           <w:caps/>
           <w:spacing w:val="15"/>
           <w:sz w:val="22"/>
           <w:szCs w:val="22"/>
         </w:rPr>
-        <w:t>To improve accuracy of results</w:t>
+      </w:pPr>
+      <w:r>
+        <w:rPr>
+          <w:rFonts w:ascii="Cambria" w:hAnsi="Cambria"/>
+          <w:spacing w:val="15"/>
+          <w:sz w:val="22"/>
+          <w:szCs w:val="22"/>
+        </w:rPr>
+        <w:t>USED TO MAKE COLUMN NAMES CLEAR.</w:t>
+      </w:r>
+    </w:p>
+    <w:p>
+      <w:pPr>
+        <w:rPr>
+          <w:rFonts w:ascii="Cambria" w:hAnsi="Cambria"/>
+          <w:caps/>
+          <w:spacing w:val="15"/>
+          <w:sz w:val="22"/>
+          <w:szCs w:val="22"/>
+        </w:rPr>
+      </w:pPr>
+      <w:r>
+        <w:rPr>
+          <w:rFonts w:ascii="Cambria" w:hAnsi="Cambria"/>
+          <w:spacing w:val="15"/>
+          <w:sz w:val="22"/>
+          <w:szCs w:val="22"/>
+        </w:rPr>
+        <w:t>DF.RENAME(COLUMNS={"OLDNAME": "NEWNAME"}, INPLACE=TRUE)</w:t>
+      </w:r>
+    </w:p>
+    <w:p>
+      <w:pPr>
+        <w:pStyle w:val="Heading3"/>
+        <w:rPr>
+          <w:rFonts w:ascii="Cambria" w:hAnsi="Cambria"/>
+          <w:sz w:val="22"/>
+          <w:szCs w:val="22"/>
+        </w:rPr>
+      </w:pPr>
+      <w:r>
+        <w:rPr>
+          <w:rFonts w:ascii="Cambria" w:hAnsi="Cambria"/>
+          <w:caps w:val="0"/>
+          <w:sz w:val="22"/>
+          <w:szCs w:val="22"/>
+        </w:rPr>
+        <w:t>CHANGING DATA TYPES</w:t>
+      </w:r>
+    </w:p>
+    <w:p>
+      <w:pPr>
+        <w:rPr>
+          <w:rFonts w:ascii="Cambria" w:hAnsi="Cambria"/>
+          <w:caps/>
+          <w:spacing w:val="15"/>
+          <w:sz w:val="22"/>
+          <w:szCs w:val="22"/>
+        </w:rPr>
+      </w:pPr>
+      <w:r>
+        <w:rPr>
+          <w:rFonts w:ascii="Cambria" w:hAnsi="Cambria"/>
+          <w:spacing w:val="15"/>
+          <w:sz w:val="22"/>
+          <w:szCs w:val="22"/>
+        </w:rPr>
+        <w:t>CONVERT TEXT TO NUMBERS OR NUMBERS TO TEXT.</w:t>
+      </w:r>
+    </w:p>
+    <w:p>
+      <w:pPr>
+        <w:rPr>
+          <w:rFonts w:ascii="Cambria" w:hAnsi="Cambria"/>
+          <w:caps/>
+          <w:spacing w:val="15"/>
+          <w:sz w:val="22"/>
+          <w:szCs w:val="22"/>
+        </w:rPr>
+      </w:pPr>
+      <w:r>
+        <w:rPr>
+          <w:rFonts w:ascii="Cambria" w:hAnsi="Cambria"/>
+          <w:spacing w:val="15"/>
+          <w:sz w:val="22"/>
+          <w:szCs w:val="22"/>
+        </w:rPr>
+        <w:t>DF["AGE"] = DF["AGE"].ASTYPE(INT)</w:t>
+      </w:r>
+    </w:p>
+    <w:p>
+      <w:pPr>
+        <w:pStyle w:val="Heading3"/>
+        <w:rPr>
+          <w:rFonts w:ascii="Cambria" w:hAnsi="Cambria"/>
+          <w:sz w:val="22"/>
+          <w:szCs w:val="22"/>
+        </w:rPr>
+      </w:pPr>
+      <w:r>
+        <w:rPr>
+          <w:rFonts w:ascii="Cambria" w:hAnsi="Cambria"/>
+          <w:caps w:val="0"/>
+          <w:sz w:val="22"/>
+          <w:szCs w:val="22"/>
+        </w:rPr>
+        <w:t>HANDLING MISSING VALUES</w:t>
+      </w:r>
+    </w:p>
+    <w:p>
+      <w:pPr>
+        <w:rPr>
+          <w:rFonts w:ascii="Cambria" w:hAnsi="Cambria"/>
+          <w:caps/>
+          <w:spacing w:val="15"/>
+          <w:sz w:val="22"/>
+          <w:szCs w:val="22"/>
+        </w:rPr>
+      </w:pPr>
+      <w:r>
+        <w:rPr>
+          <w:rFonts w:ascii="Cambria" w:hAnsi="Cambria"/>
+          <w:spacing w:val="15"/>
+          <w:sz w:val="22"/>
+          <w:szCs w:val="22"/>
+        </w:rPr>
+        <w:t>FILL OR REMOVE MISSING DATA.</w:t>
+      </w:r>
+    </w:p>
+    <w:p>
+      <w:pPr>
+        <w:rPr>
+          <w:rFonts w:ascii="Cambria" w:hAnsi="Cambria"/>
+          <w:caps/>
+          <w:spacing w:val="15"/>
+          <w:sz w:val="22"/>
+          <w:szCs w:val="22"/>
+        </w:rPr>
+      </w:pPr>
+      <w:r>
+        <w:rPr>
+          <w:rFonts w:ascii="Cambria" w:hAnsi="Cambria"/>
+          <w:spacing w:val="15"/>
+          <w:sz w:val="22"/>
+          <w:szCs w:val="22"/>
+        </w:rPr>
+        <w:t>DF.FILLNA(0, INPLACE=TRUE)</w:t>
+      </w:r>
+    </w:p>
+    <w:p>
+      <w:pPr>
+        <w:rPr>
+          <w:rFonts w:ascii="Cambria" w:hAnsi="Cambria"/>
+          <w:caps/>
+          <w:spacing w:val="15"/>
+          <w:sz w:val="22"/>
+          <w:szCs w:val="22"/>
+        </w:rPr>
+      </w:pPr>
+      <w:r>
+        <w:rPr>
+          <w:rFonts w:ascii="Cambria" w:hAnsi="Cambria"/>
+          <w:spacing w:val="15"/>
+          <w:sz w:val="22"/>
+          <w:szCs w:val="22"/>
+        </w:rPr>
+        <w:t>DF.DROPNA(INPLACE=TRUE)</w:t>
+      </w:r>
+    </w:p>
+    <w:p>
+      <w:pPr>
+        <w:pStyle w:val="Heading3"/>
+        <w:rPr>
+          <w:rFonts w:ascii="Cambria" w:hAnsi="Cambria"/>
+          <w:sz w:val="22"/>
+          <w:szCs w:val="22"/>
+        </w:rPr>
+      </w:pPr>
+      <w:r>
+        <w:rPr>
+          <w:rFonts w:ascii="Cambria" w:hAnsi="Cambria"/>
+          <w:caps w:val="0"/>
+          <w:sz w:val="22"/>
+          <w:szCs w:val="22"/>
+        </w:rPr>
+        <w:lastRenderedPageBreak/>
+        <w:t>REPLACING VALUES</w:t>
+      </w:r>
+    </w:p>
+    <w:p>
+      <w:pPr>
+        <w:rPr>
+          <w:rFonts w:ascii="Cambria" w:hAnsi="Cambria"/>
+          <w:caps/>
+          <w:spacing w:val="15"/>
+          <w:sz w:val="22"/>
+          <w:szCs w:val="22"/>
+        </w:rPr>
+      </w:pPr>
+      <w:r>
+        <w:rPr>
+          <w:rFonts w:ascii="Cambria" w:hAnsi="Cambria"/>
+          <w:spacing w:val="15"/>
+          <w:sz w:val="22"/>
+          <w:szCs w:val="22"/>
+        </w:rPr>
+        <w:t>CHANGE SPECIFIC VALUES.</w:t>
+      </w:r>
+    </w:p>
+    <w:p>
+      <w:pPr>
+        <w:rPr>
+          <w:rFonts w:ascii="Cambria" w:hAnsi="Cambria"/>
+          <w:caps/>
+          <w:spacing w:val="15"/>
+          <w:sz w:val="22"/>
+          <w:szCs w:val="22"/>
+        </w:rPr>
+      </w:pPr>
+      <w:r>
+        <w:rPr>
+          <w:rFonts w:ascii="Cambria" w:hAnsi="Cambria"/>
+          <w:spacing w:val="15"/>
+          <w:sz w:val="22"/>
+          <w:szCs w:val="22"/>
+        </w:rPr>
+        <w:t>DF["GENDER"].REPLACE("M", "MALE", INPLACE=TRUE)</w:t>
+      </w:r>
+    </w:p>
+    <w:p>
+      <w:pPr>
+        <w:pStyle w:val="Heading3"/>
+        <w:rPr>
+          <w:rFonts w:ascii="Cambria" w:hAnsi="Cambria"/>
+          <w:sz w:val="22"/>
+          <w:szCs w:val="22"/>
+        </w:rPr>
+      </w:pPr>
+      <w:r>
+        <w:rPr>
+          <w:rFonts w:ascii="Cambria" w:hAnsi="Cambria"/>
+          <w:caps w:val="0"/>
+          <w:sz w:val="22"/>
+          <w:szCs w:val="22"/>
+        </w:rPr>
+        <w:t>CREATING NEW COLUMNS</w:t>
+      </w:r>
+    </w:p>
+    <w:p>
+      <w:pPr>
+        <w:rPr>
+          <w:rFonts w:ascii="Cambria" w:hAnsi="Cambria"/>
+          <w:caps/>
+          <w:spacing w:val="15"/>
+          <w:sz w:val="22"/>
+          <w:szCs w:val="22"/>
+        </w:rPr>
+      </w:pPr>
+      <w:r>
+        <w:rPr>
+          <w:rFonts w:ascii="Cambria" w:hAnsi="Cambria"/>
+          <w:spacing w:val="15"/>
+          <w:sz w:val="22"/>
+          <w:szCs w:val="22"/>
+        </w:rPr>
+        <w:t>CREATE NEW DATA FROM EXISTING DATA.</w:t>
+      </w:r>
+    </w:p>
+    <w:p>
+      <w:pPr>
+        <w:rPr>
+          <w:rFonts w:ascii="Cambria" w:hAnsi="Cambria"/>
+          <w:caps/>
+          <w:spacing w:val="15"/>
+          <w:sz w:val="22"/>
+          <w:szCs w:val="22"/>
+        </w:rPr>
+      </w:pPr>
+      <w:r>
+        <w:rPr>
+          <w:rFonts w:ascii="Cambria" w:hAnsi="Cambria"/>
+          <w:spacing w:val="15"/>
+          <w:sz w:val="22"/>
+          <w:szCs w:val="22"/>
+        </w:rPr>
+        <w:t>DF["TOTAL"] = DF["PRICE"] + DF["TAX"]</w:t>
+      </w:r>
+    </w:p>
+    <w:p>
+      <w:pPr>
+        <w:pStyle w:val="Heading3"/>
+        <w:rPr>
+          <w:rFonts w:ascii="Cambria" w:hAnsi="Cambria"/>
+          <w:sz w:val="22"/>
+          <w:szCs w:val="22"/>
+        </w:rPr>
+      </w:pPr>
+      <w:r>
+        <w:rPr>
+          <w:rFonts w:ascii="Cambria" w:hAnsi="Cambria"/>
+          <w:caps w:val="0"/>
+          <w:sz w:val="22"/>
+          <w:szCs w:val="22"/>
+        </w:rPr>
+        <w:t>SCALING DATA</w:t>
+      </w:r>
+    </w:p>
+    <w:p>
+      <w:pPr>
+        <w:rPr>
+          <w:rFonts w:ascii="Cambria" w:hAnsi="Cambria"/>
+          <w:caps/>
+          <w:spacing w:val="15"/>
+          <w:sz w:val="22"/>
+          <w:szCs w:val="22"/>
+        </w:rPr>
+      </w:pPr>
+      <w:r>
+        <w:rPr>
+          <w:rFonts w:ascii="Cambria" w:hAnsi="Cambria"/>
+          <w:spacing w:val="15"/>
+          <w:sz w:val="22"/>
+          <w:szCs w:val="22"/>
+        </w:rPr>
+        <w:t>MAKE NUMBERS SMALL AND EQUAL IN RANGE.</w:t>
+      </w:r>
+    </w:p>
+    <w:p>
+      <w:pPr>
+        <w:rPr>
+          <w:rFonts w:ascii="Cambria" w:hAnsi="Cambria"/>
+          <w:caps/>
+          <w:spacing w:val="15"/>
+          <w:sz w:val="22"/>
+          <w:szCs w:val="22"/>
+        </w:rPr>
+      </w:pPr>
+      <w:r>
+        <w:rPr>
+          <w:rFonts w:ascii="Cambria" w:hAnsi="Cambria"/>
+          <w:spacing w:val="15"/>
+          <w:sz w:val="22"/>
+          <w:szCs w:val="22"/>
+        </w:rPr>
+        <w:t>DF["SALARY"] = DF["SALARY"] / 1000</w:t>
+      </w:r>
+    </w:p>
+    <w:p>
+      <w:pPr>
+        <w:pStyle w:val="Heading3"/>
+        <w:rPr>
+          <w:rFonts w:ascii="Cambria" w:hAnsi="Cambria"/>
+          <w:sz w:val="22"/>
+          <w:szCs w:val="22"/>
+        </w:rPr>
+      </w:pPr>
+      <w:r>
+        <w:rPr>
+          <w:rFonts w:ascii="Cambria" w:hAnsi="Cambria"/>
+          <w:caps w:val="0"/>
+          <w:sz w:val="22"/>
+          <w:szCs w:val="22"/>
+        </w:rPr>
+        <w:t>ENCODING TEXT DATA</w:t>
+      </w:r>
+    </w:p>
+    <w:p>
+      <w:pPr>
+        <w:rPr>
+          <w:rFonts w:ascii="Cambria" w:hAnsi="Cambria"/>
+          <w:caps/>
+          <w:spacing w:val="15"/>
+          <w:sz w:val="22"/>
+          <w:szCs w:val="22"/>
+        </w:rPr>
+      </w:pPr>
+      <w:r>
+        <w:rPr>
+          <w:rFonts w:ascii="Cambria" w:hAnsi="Cambria"/>
+          <w:spacing w:val="15"/>
+          <w:sz w:val="22"/>
+          <w:szCs w:val="22"/>
+        </w:rPr>
+        <w:t>CONVERT TEXT INTO NUMBERS.</w:t>
+      </w:r>
+    </w:p>
+    <w:p>
+      <w:pPr>
+        <w:rPr>
+          <w:rFonts w:ascii="Cambria" w:hAnsi="Cambria"/>
+          <w:caps/>
+          <w:spacing w:val="15"/>
+          <w:sz w:val="22"/>
+          <w:szCs w:val="22"/>
+        </w:rPr>
+      </w:pPr>
+      <w:r>
+        <w:rPr>
+          <w:rFonts w:ascii="Cambria" w:hAnsi="Cambria"/>
+          <w:spacing w:val="15"/>
+          <w:sz w:val="22"/>
+          <w:szCs w:val="22"/>
+        </w:rPr>
+        <w:t>PD.GET_DUMMIES(DF["CITY"])</w:t>
       </w:r>
     </w:p>
     <w:p>
       <w:pPr>
         <w:pStyle w:val="Heading2"/>
-      </w:pPr>
-      <w:r>
-        <w:t>Common Ways to Change Data</w:t>
-      </w:r>
-    </w:p>
-    <w:p>
-      <w:pPr>
-        <w:pStyle w:val="Heading3"/>
-      </w:pPr>
-      <w:r>
-        <w:t>Renaming Columns</w:t>
-      </w:r>
-    </w:p>
-    <w:p>
-      <w:pPr>
-        <w:rPr>
-          <w:caps/>
-          <w:spacing w:val="15"/>
-          <w:sz w:val="22"/>
-          <w:szCs w:val="22"/>
-        </w:rPr>
-      </w:pPr>
-      <w:r>
-        <w:rPr>
-          <w:caps/>
-          <w:spacing w:val="15"/>
-          <w:sz w:val="22"/>
-          <w:szCs w:val="22"/>
-        </w:rPr>
-        <w:t>Used to make column names clear.</w:t>
-      </w:r>
-    </w:p>
-    <w:p>
-      <w:pPr>
-        <w:rPr>
-          <w:caps/>
-          <w:spacing w:val="15"/>
-          <w:sz w:val="22"/>
-          <w:szCs w:val="22"/>
-        </w:rPr>
-      </w:pPr>
-      <w:r>
-        <w:rPr>
-          <w:caps/>
-          <w:spacing w:val="15"/>
-          <w:sz w:val="22"/>
-          <w:szCs w:val="22"/>
-        </w:rPr>
-        <w:t>df.rename(columns={"oldName": "newName"}, inplace=True)</w:t>
-      </w:r>
-    </w:p>
-    <w:p>
-      <w:pPr>
-        <w:pStyle w:val="Heading3"/>
-      </w:pPr>
-      <w:r>
-        <w:t>Changing Data Types</w:t>
-      </w:r>
-    </w:p>
-    <w:p>
-      <w:pPr>
-        <w:rPr>
-          <w:caps/>
-          <w:spacing w:val="15"/>
-          <w:sz w:val="22"/>
-          <w:szCs w:val="22"/>
-        </w:rPr>
-      </w:pPr>
-      <w:r>
-        <w:rPr>
-          <w:caps/>
-          <w:spacing w:val="15"/>
-          <w:sz w:val="22"/>
-          <w:szCs w:val="22"/>
-        </w:rPr>
-        <w:t>Convert text to numbers or numbers to text.</w:t>
-      </w:r>
-    </w:p>
-    <w:p>
-      <w:pPr>
-        <w:rPr>
-          <w:caps/>
-          <w:spacing w:val="15"/>
-          <w:sz w:val="22"/>
-          <w:szCs w:val="22"/>
-        </w:rPr>
-      </w:pPr>
-      <w:r>
-        <w:rPr>
-          <w:caps/>
-          <w:spacing w:val="15"/>
-          <w:sz w:val="22"/>
-          <w:szCs w:val="22"/>
-        </w:rPr>
-        <w:t>df["age"] = df["age"].astype(int)</w:t>
-      </w:r>
-    </w:p>
-    <w:p>
-      <w:pPr>
-        <w:pStyle w:val="Heading3"/>
-      </w:pPr>
-      <w:r>
-        <w:t>Handling Missing Values</w:t>
-      </w:r>
-    </w:p>
-    <w:p>
-      <w:pPr>
-        <w:rPr>
-          <w:caps/>
-          <w:spacing w:val="15"/>
-          <w:sz w:val="22"/>
-          <w:szCs w:val="22"/>
-        </w:rPr>
-      </w:pPr>
-      <w:r>
-        <w:rPr>
-          <w:caps/>
-          <w:spacing w:val="15"/>
-          <w:sz w:val="22"/>
-          <w:szCs w:val="22"/>
-        </w:rPr>
-        <w:t>Fill or remove missing data.</w:t>
-      </w:r>
-    </w:p>
-    <w:p>
-      <w:pPr>
-        <w:rPr>
-          <w:caps/>
-          <w:spacing w:val="15"/>
-          <w:sz w:val="22"/>
-          <w:szCs w:val="22"/>
-        </w:rPr>
-      </w:pPr>
-      <w:r>
-        <w:rPr>
-          <w:caps/>
-          <w:spacing w:val="15"/>
-          <w:sz w:val="22"/>
-          <w:szCs w:val="22"/>
-        </w:rPr>
-        <w:lastRenderedPageBreak/>
-        <w:t>df.fillna(0, inplace=True)</w:t>
-      </w:r>
-    </w:p>
-    <w:p>
-      <w:pPr>
-        <w:rPr>
-          <w:caps/>
-          <w:spacing w:val="15"/>
-          <w:sz w:val="22"/>
-          <w:szCs w:val="22"/>
-        </w:rPr>
-      </w:pPr>
-      <w:r>
-        <w:rPr>
-          <w:caps/>
-          <w:spacing w:val="15"/>
-          <w:sz w:val="22"/>
-          <w:szCs w:val="22"/>
-        </w:rPr>
-        <w:t>df.dropna(inplace=True)</w:t>
-      </w:r>
-    </w:p>
-    <w:p>
-      <w:pPr>
-        <w:pStyle w:val="Heading3"/>
-      </w:pPr>
-      <w:r>
-        <w:t>Replacing Values</w:t>
-      </w:r>
-    </w:p>
-    <w:p>
-      <w:pPr>
-        <w:rPr>
-          <w:caps/>
-          <w:spacing w:val="15"/>
-          <w:sz w:val="22"/>
-          <w:szCs w:val="22"/>
-        </w:rPr>
-      </w:pPr>
-      <w:r>
-        <w:rPr>
-          <w:caps/>
-          <w:spacing w:val="15"/>
-          <w:sz w:val="22"/>
-          <w:szCs w:val="22"/>
-        </w:rPr>
-        <w:t>Change specific values.</w:t>
-      </w:r>
-    </w:p>
-    <w:p>
-      <w:pPr>
-        <w:rPr>
-          <w:caps/>
-          <w:spacing w:val="15"/>
-          <w:sz w:val="22"/>
-          <w:szCs w:val="22"/>
-        </w:rPr>
-      </w:pPr>
-      <w:r>
-        <w:rPr>
-          <w:caps/>
-          <w:spacing w:val="15"/>
-          <w:sz w:val="22"/>
-          <w:szCs w:val="22"/>
-        </w:rPr>
-        <w:t>df["gender"].replace("M", "Male", inplace=True)</w:t>
-      </w:r>
-    </w:p>
-    <w:p>
-      <w:pPr>
-        <w:pStyle w:val="Heading3"/>
-      </w:pPr>
-      <w:r>
-        <w:t>Creating New Columns</w:t>
-      </w:r>
-    </w:p>
-    <w:p>
-      <w:pPr>
-        <w:rPr>
-          <w:caps/>
-          <w:spacing w:val="15"/>
-          <w:sz w:val="22"/>
-          <w:szCs w:val="22"/>
-        </w:rPr>
-      </w:pPr>
-      <w:r>
-        <w:rPr>
-          <w:caps/>
-          <w:spacing w:val="15"/>
-          <w:sz w:val="22"/>
-          <w:szCs w:val="22"/>
-        </w:rPr>
-        <w:t>Create new data from existing data.</w:t>
-      </w:r>
-    </w:p>
-    <w:p>
-      <w:pPr>
-        <w:rPr>
-          <w:caps/>
-          <w:spacing w:val="15"/>
-          <w:sz w:val="22"/>
-          <w:szCs w:val="22"/>
-        </w:rPr>
-      </w:pPr>
-      <w:r>
-        <w:rPr>
-          <w:caps/>
-          <w:spacing w:val="15"/>
-          <w:sz w:val="22"/>
-          <w:szCs w:val="22"/>
-        </w:rPr>
-        <w:t>df["total"] = df["price"] + df["tax"]</w:t>
-      </w:r>
-    </w:p>
-    <w:p>
-      <w:pPr>
-        <w:pStyle w:val="Heading3"/>
-      </w:pPr>
-      <w:r>
-        <w:t>Scaling Data</w:t>
-      </w:r>
-    </w:p>
-    <w:p>
-      <w:pPr>
-        <w:rPr>
-          <w:caps/>
-          <w:spacing w:val="15"/>
-          <w:sz w:val="22"/>
-          <w:szCs w:val="22"/>
-        </w:rPr>
-      </w:pPr>
-      <w:r>
-        <w:rPr>
-          <w:caps/>
-          <w:spacing w:val="15"/>
-          <w:sz w:val="22"/>
-          <w:szCs w:val="22"/>
-        </w:rPr>
-        <w:t>Make numbers small and equal in range.</w:t>
-      </w:r>
-    </w:p>
-    <w:p>
-      <w:pPr>
-        <w:rPr>
-          <w:caps/>
-          <w:spacing w:val="15"/>
-          <w:sz w:val="22"/>
-          <w:szCs w:val="22"/>
-        </w:rPr>
-      </w:pPr>
-      <w:r>
-        <w:rPr>
-          <w:caps/>
-          <w:spacing w:val="15"/>
-          <w:sz w:val="22"/>
-          <w:szCs w:val="22"/>
-        </w:rPr>
-        <w:t>df["salary"] = df["salary"] / 1000</w:t>
-      </w:r>
-    </w:p>
-    <w:p>
-      <w:pPr>
-        <w:pStyle w:val="Heading3"/>
-      </w:pPr>
-      <w:r>
-        <w:t>Encoding Text Data</w:t>
-      </w:r>
-    </w:p>
-    <w:p>
-      <w:pPr>
-        <w:rPr>
-          <w:caps/>
-          <w:spacing w:val="15"/>
-          <w:sz w:val="22"/>
-          <w:szCs w:val="22"/>
-        </w:rPr>
-      </w:pPr>
-      <w:r>
-        <w:rPr>
-          <w:caps/>
-          <w:spacing w:val="15"/>
-          <w:sz w:val="22"/>
-          <w:szCs w:val="22"/>
-        </w:rPr>
-        <w:t>Convert text into numbers.</w:t>
-      </w:r>
-    </w:p>
-    <w:p>
-      <w:pPr>
-        <w:rPr>
-          <w:caps/>
-          <w:spacing w:val="15"/>
-          <w:sz w:val="22"/>
-          <w:szCs w:val="22"/>
-        </w:rPr>
-      </w:pPr>
-      <w:r>
-        <w:rPr>
-          <w:caps/>
-          <w:spacing w:val="15"/>
-          <w:sz w:val="22"/>
-          <w:szCs w:val="22"/>
-        </w:rPr>
-        <w:t>pd.get_dummies(df["city"])</w:t>
-      </w:r>
-    </w:p>
-    <w:p>
-      <w:pPr>
-        <w:pStyle w:val="Heading2"/>
-      </w:pPr>
-      <w:r>
-        <w:t>Why Changing Data Is Important</w:t>
+        <w:rPr>
+          <w:rFonts w:ascii="Cambria" w:hAnsi="Cambria"/>
+          <w:sz w:val="22"/>
+          <w:szCs w:val="22"/>
+        </w:rPr>
+      </w:pPr>
+      <w:r>
+        <w:rPr>
+          <w:rFonts w:ascii="Cambria" w:hAnsi="Cambria"/>
+          <w:caps w:val="0"/>
+          <w:sz w:val="22"/>
+          <w:szCs w:val="22"/>
+        </w:rPr>
+        <w:t>WHY CHANGING DATA IS IMPORTANT</w:t>
       </w:r>
     </w:p>
     <w:p>
@@ -2982,6 +3542,7 @@
           <w:numId w:val="33"/>
         </w:numPr>
         <w:rPr>
+          <w:rFonts w:ascii="Cambria" w:hAnsi="Cambria"/>
           <w:caps/>
           <w:spacing w:val="15"/>
           <w:sz w:val="22"/>
@@ -2990,23 +3551,23 @@
       </w:pPr>
       <w:r>
         <w:rPr>
-          <w:caps/>
-          <w:spacing w:val="15"/>
-          <w:sz w:val="22"/>
-          <w:szCs w:val="22"/>
-        </w:rPr>
-        <w:t xml:space="preserve">Makes data </w:t>
-      </w:r>
-      <w:r>
-        <w:rPr>
+          <w:rFonts w:ascii="Cambria" w:hAnsi="Cambria"/>
+          <w:spacing w:val="15"/>
+          <w:sz w:val="22"/>
+          <w:szCs w:val="22"/>
+        </w:rPr>
+        <w:t xml:space="preserve">MAKES DATA </w:t>
+      </w:r>
+      <w:r>
+        <w:rPr>
+          <w:rFonts w:ascii="Cambria" w:hAnsi="Cambria"/>
           <w:b/>
           <w:bCs/>
-          <w:caps/>
-          <w:spacing w:val="15"/>
-          <w:sz w:val="22"/>
-          <w:szCs w:val="22"/>
-        </w:rPr>
-        <w:t>clean</w:t>
+          <w:spacing w:val="15"/>
+          <w:sz w:val="22"/>
+          <w:szCs w:val="22"/>
+        </w:rPr>
+        <w:t>CLEAN</w:t>
       </w:r>
     </w:p>
     <w:p>
@@ -3016,6 +3577,7 @@
           <w:numId w:val="33"/>
         </w:numPr>
         <w:rPr>
+          <w:rFonts w:ascii="Cambria" w:hAnsi="Cambria"/>
           <w:caps/>
           <w:spacing w:val="15"/>
           <w:sz w:val="22"/>
@@ -3024,23 +3586,23 @@
       </w:pPr>
       <w:r>
         <w:rPr>
-          <w:caps/>
-          <w:spacing w:val="15"/>
-          <w:sz w:val="22"/>
-          <w:szCs w:val="22"/>
-        </w:rPr>
-        <w:t xml:space="preserve">Makes models </w:t>
-      </w:r>
-      <w:r>
-        <w:rPr>
+          <w:rFonts w:ascii="Cambria" w:hAnsi="Cambria"/>
+          <w:spacing w:val="15"/>
+          <w:sz w:val="22"/>
+          <w:szCs w:val="22"/>
+        </w:rPr>
+        <w:t xml:space="preserve">MAKES MODELS </w:t>
+      </w:r>
+      <w:r>
+        <w:rPr>
+          <w:rFonts w:ascii="Cambria" w:hAnsi="Cambria"/>
           <w:b/>
           <w:bCs/>
-          <w:caps/>
-          <w:spacing w:val="15"/>
-          <w:sz w:val="22"/>
-          <w:szCs w:val="22"/>
-        </w:rPr>
-        <w:t>work better</w:t>
+          <w:spacing w:val="15"/>
+          <w:sz w:val="22"/>
+          <w:szCs w:val="22"/>
+        </w:rPr>
+        <w:t>WORK BETTER</w:t>
       </w:r>
     </w:p>
     <w:p>
@@ -3050,6 +3612,7 @@
           <w:numId w:val="33"/>
         </w:numPr>
         <w:rPr>
+          <w:rFonts w:ascii="Cambria" w:hAnsi="Cambria"/>
           <w:caps/>
           <w:spacing w:val="15"/>
           <w:sz w:val="22"/>
@@ -3058,20 +3621,31 @@
       </w:pPr>
       <w:r>
         <w:rPr>
-          <w:caps/>
-          <w:spacing w:val="15"/>
-          <w:sz w:val="22"/>
-          <w:szCs w:val="22"/>
-        </w:rPr>
-        <w:t>Reduces errors</w:t>
+          <w:rFonts w:ascii="Cambria" w:hAnsi="Cambria"/>
+          <w:spacing w:val="15"/>
+          <w:sz w:val="22"/>
+          <w:szCs w:val="22"/>
+        </w:rPr>
+        <w:t>REDUCES ERRORS</w:t>
       </w:r>
     </w:p>
     <w:p>
       <w:pPr>
         <w:pStyle w:val="Heading2"/>
-      </w:pPr>
-      <w:r>
-        <w:t>Summary</w:t>
+        <w:rPr>
+          <w:rFonts w:ascii="Cambria" w:hAnsi="Cambria"/>
+          <w:sz w:val="22"/>
+          <w:szCs w:val="22"/>
+        </w:rPr>
+      </w:pPr>
+      <w:r>
+        <w:rPr>
+          <w:rFonts w:ascii="Cambria" w:hAnsi="Cambria"/>
+          <w:caps w:val="0"/>
+          <w:sz w:val="22"/>
+          <w:szCs w:val="22"/>
+        </w:rPr>
+        <w:t>SUMMARY</w:t>
       </w:r>
     </w:p>
     <w:p>
@@ -3081,6 +3655,7 @@
           <w:numId w:val="34"/>
         </w:numPr>
         <w:rPr>
+          <w:rFonts w:ascii="Cambria" w:hAnsi="Cambria"/>
           <w:caps/>
           <w:spacing w:val="15"/>
           <w:sz w:val="22"/>
@@ -3089,12 +3664,12 @@
       </w:pPr>
       <w:r>
         <w:rPr>
-          <w:caps/>
-          <w:spacing w:val="15"/>
-          <w:sz w:val="22"/>
-          <w:szCs w:val="22"/>
-        </w:rPr>
-        <w:t>Changing data = preparing data</w:t>
+          <w:rFonts w:ascii="Cambria" w:hAnsi="Cambria"/>
+          <w:spacing w:val="15"/>
+          <w:sz w:val="22"/>
+          <w:szCs w:val="22"/>
+        </w:rPr>
+        <w:t>CHANGING DATA = PREPARING DATA</w:t>
       </w:r>
     </w:p>
     <w:p>
@@ -3104,6 +3679,7 @@
           <w:numId w:val="34"/>
         </w:numPr>
         <w:rPr>
+          <w:rFonts w:ascii="Cambria" w:hAnsi="Cambria"/>
           <w:caps/>
           <w:spacing w:val="15"/>
           <w:sz w:val="22"/>
@@ -3112,12 +3688,12 @@
       </w:pPr>
       <w:r>
         <w:rPr>
-          <w:caps/>
-          <w:spacing w:val="15"/>
-          <w:sz w:val="22"/>
-          <w:szCs w:val="22"/>
-        </w:rPr>
-        <w:t>Done before machine learning</w:t>
+          <w:rFonts w:ascii="Cambria" w:hAnsi="Cambria"/>
+          <w:spacing w:val="15"/>
+          <w:sz w:val="22"/>
+          <w:szCs w:val="22"/>
+        </w:rPr>
+        <w:t>DONE BEFORE MACHINE LEARNING</w:t>
       </w:r>
     </w:p>
     <w:p>
@@ -3127,6 +3703,7 @@
           <w:numId w:val="34"/>
         </w:numPr>
         <w:rPr>
+          <w:rFonts w:ascii="Cambria" w:hAnsi="Cambria"/>
           <w:caps/>
           <w:spacing w:val="15"/>
           <w:sz w:val="22"/>
@@ -3135,26 +3712,1184 @@
       </w:pPr>
       <w:r>
         <w:rPr>
-          <w:caps/>
-          <w:spacing w:val="15"/>
-          <w:sz w:val="22"/>
-          <w:szCs w:val="22"/>
-        </w:rPr>
-        <w:t>Uses Pandas mostly</w:t>
-      </w:r>
-    </w:p>
-    <w:p>
-      <w:pPr>
-        <w:rPr>
-          <w:caps/>
-          <w:spacing w:val="15"/>
-          <w:sz w:val="22"/>
-          <w:szCs w:val="22"/>
-        </w:rPr>
-      </w:pPr>
-    </w:p>
-    <w:p/>
-    <w:p/>
+          <w:rFonts w:ascii="Cambria" w:hAnsi="Cambria"/>
+          <w:spacing w:val="15"/>
+          <w:sz w:val="22"/>
+          <w:szCs w:val="22"/>
+        </w:rPr>
+        <w:t>USES PANDAS MOSTLY</w:t>
+      </w:r>
+    </w:p>
+    <w:p>
+      <w:pPr>
+        <w:pStyle w:val="Heading1"/>
+        <w:rPr>
+          <w:rFonts w:ascii="Cambria" w:hAnsi="Cambria"/>
+        </w:rPr>
+      </w:pPr>
+      <w:r>
+        <w:rPr>
+          <w:rFonts w:ascii="Cambria" w:hAnsi="Cambria"/>
+          <w:caps w:val="0"/>
+        </w:rPr>
+        <w:t>ADD / REMOVE DATA</w:t>
+      </w:r>
+    </w:p>
+    <w:p>
+      <w:pPr>
+        <w:pStyle w:val="Heading2"/>
+        <w:rPr>
+          <w:rFonts w:ascii="Cambria" w:hAnsi="Cambria"/>
+          <w:sz w:val="22"/>
+          <w:szCs w:val="22"/>
+        </w:rPr>
+      </w:pPr>
+      <w:r>
+        <w:rPr>
+          <w:rFonts w:ascii="Cambria" w:hAnsi="Cambria"/>
+          <w:caps w:val="0"/>
+          <w:sz w:val="22"/>
+          <w:szCs w:val="22"/>
+        </w:rPr>
+        <w:t xml:space="preserve">MANIPULATING DATA </w:t>
+      </w:r>
+    </w:p>
+    <w:p>
+      <w:pPr>
+        <w:rPr>
+          <w:rFonts w:ascii="Cambria" w:hAnsi="Cambria"/>
+          <w:sz w:val="22"/>
+          <w:szCs w:val="22"/>
+        </w:rPr>
+      </w:pPr>
+      <w:r>
+        <w:rPr>
+          <w:rFonts w:ascii="Cambria" w:hAnsi="Cambria"/>
+          <w:sz w:val="22"/>
+          <w:szCs w:val="22"/>
+        </w:rPr>
+        <w:t xml:space="preserve">MANIPULATING DATA MEANS </w:t>
+      </w:r>
+      <w:r>
+        <w:rPr>
+          <w:rFonts w:ascii="Cambria" w:hAnsi="Cambria"/>
+          <w:b/>
+          <w:bCs/>
+          <w:sz w:val="22"/>
+          <w:szCs w:val="22"/>
+        </w:rPr>
+        <w:t>CHANGING, ADDING, OR REMOVING DATA</w:t>
+      </w:r>
+      <w:r>
+        <w:rPr>
+          <w:rFonts w:ascii="Cambria" w:hAnsi="Cambria"/>
+          <w:sz w:val="22"/>
+          <w:szCs w:val="22"/>
+        </w:rPr>
+        <w:t xml:space="preserve"> TO MAKE IT USEFUL.</w:t>
+      </w:r>
+    </w:p>
+    <w:p>
+      <w:pPr>
+        <w:pStyle w:val="Heading3"/>
+        <w:rPr>
+          <w:rFonts w:ascii="Cambria" w:hAnsi="Cambria"/>
+          <w:sz w:val="22"/>
+          <w:szCs w:val="22"/>
+        </w:rPr>
+      </w:pPr>
+      <w:r>
+        <w:rPr>
+          <w:rFonts w:ascii="Cambria" w:hAnsi="Cambria"/>
+          <w:caps w:val="0"/>
+          <w:sz w:val="22"/>
+          <w:szCs w:val="22"/>
+        </w:rPr>
+        <w:t>1. ADDING DATA</w:t>
+      </w:r>
+    </w:p>
+    <w:p>
+      <w:pPr>
+        <w:pStyle w:val="Heading4"/>
+        <w:rPr>
+          <w:rFonts w:ascii="Cambria" w:hAnsi="Cambria"/>
+          <w:sz w:val="22"/>
+          <w:szCs w:val="22"/>
+        </w:rPr>
+      </w:pPr>
+      <w:r>
+        <w:rPr>
+          <w:rFonts w:ascii="Cambria" w:hAnsi="Cambria"/>
+          <w:caps w:val="0"/>
+          <w:sz w:val="22"/>
+          <w:szCs w:val="22"/>
+        </w:rPr>
+        <w:t>A) ADD A NEW COLUMN</w:t>
+      </w:r>
+    </w:p>
+    <w:p>
+      <w:pPr>
+        <w:rPr>
+          <w:rFonts w:ascii="Cambria" w:hAnsi="Cambria"/>
+          <w:sz w:val="22"/>
+          <w:szCs w:val="22"/>
+        </w:rPr>
+      </w:pPr>
+      <w:r>
+        <w:rPr>
+          <w:rFonts w:ascii="Cambria" w:hAnsi="Cambria"/>
+          <w:sz w:val="22"/>
+          <w:szCs w:val="22"/>
+        </w:rPr>
+        <w:t>DF["AGE"] = [20, 21, 22]</w:t>
+      </w:r>
+    </w:p>
+    <w:p>
+      <w:pPr>
+        <w:rPr>
+          <w:rFonts w:ascii="Cambria" w:hAnsi="Cambria"/>
+          <w:sz w:val="22"/>
+          <w:szCs w:val="22"/>
+        </w:rPr>
+      </w:pPr>
+      <w:r>
+        <w:rPr>
+          <w:rFonts w:ascii="Cambria" w:hAnsi="Cambria"/>
+          <w:sz w:val="22"/>
+          <w:szCs w:val="22"/>
+        </w:rPr>
+        <w:t xml:space="preserve"> ADDS A NEW COLUMN CALLED </w:t>
+      </w:r>
+      <w:r>
+        <w:rPr>
+          <w:rFonts w:ascii="Cambria" w:hAnsi="Cambria"/>
+          <w:b/>
+          <w:bCs/>
+          <w:sz w:val="22"/>
+          <w:szCs w:val="22"/>
+        </w:rPr>
+        <w:t>AGE</w:t>
+      </w:r>
+    </w:p>
+    <w:p>
+      <w:pPr>
+        <w:pStyle w:val="Heading4"/>
+        <w:rPr>
+          <w:rFonts w:ascii="Cambria" w:hAnsi="Cambria"/>
+          <w:sz w:val="22"/>
+          <w:szCs w:val="22"/>
+        </w:rPr>
+      </w:pPr>
+      <w:r>
+        <w:rPr>
+          <w:rFonts w:ascii="Cambria" w:hAnsi="Cambria"/>
+          <w:caps w:val="0"/>
+          <w:sz w:val="22"/>
+          <w:szCs w:val="22"/>
+        </w:rPr>
+        <w:lastRenderedPageBreak/>
+        <w:t>B) ADD COLUMN USING EXISTING DATA</w:t>
+      </w:r>
+    </w:p>
+    <w:p>
+      <w:pPr>
+        <w:rPr>
+          <w:rFonts w:ascii="Cambria" w:hAnsi="Cambria"/>
+          <w:sz w:val="22"/>
+          <w:szCs w:val="22"/>
+        </w:rPr>
+      </w:pPr>
+      <w:r>
+        <w:rPr>
+          <w:rFonts w:ascii="Cambria" w:hAnsi="Cambria"/>
+          <w:sz w:val="22"/>
+          <w:szCs w:val="22"/>
+        </w:rPr>
+        <w:t>DF["TOTAL"] = DF["PRICE"] + DF["TAX"]</w:t>
+      </w:r>
+    </w:p>
+    <w:p>
+      <w:pPr>
+        <w:pStyle w:val="Heading4"/>
+        <w:rPr>
+          <w:rFonts w:ascii="Cambria" w:hAnsi="Cambria"/>
+          <w:sz w:val="22"/>
+          <w:szCs w:val="22"/>
+        </w:rPr>
+      </w:pPr>
+      <w:r>
+        <w:rPr>
+          <w:rFonts w:ascii="Cambria" w:hAnsi="Cambria"/>
+          <w:caps w:val="0"/>
+          <w:sz w:val="22"/>
+          <w:szCs w:val="22"/>
+        </w:rPr>
+        <w:t>C) ADD A NEW ROW</w:t>
+      </w:r>
+    </w:p>
+    <w:p>
+      <w:pPr>
+        <w:rPr>
+          <w:rFonts w:ascii="Cambria" w:hAnsi="Cambria"/>
+          <w:sz w:val="22"/>
+          <w:szCs w:val="22"/>
+        </w:rPr>
+      </w:pPr>
+      <w:r>
+        <w:rPr>
+          <w:rFonts w:ascii="Cambria" w:hAnsi="Cambria"/>
+          <w:sz w:val="22"/>
+          <w:szCs w:val="22"/>
+        </w:rPr>
+        <w:t>DF.LOC[LEN(DF)] = [1, "ALI", 20]</w:t>
+      </w:r>
+    </w:p>
+    <w:p>
+      <w:pPr>
+        <w:pStyle w:val="Heading3"/>
+        <w:rPr>
+          <w:rFonts w:ascii="Cambria" w:hAnsi="Cambria"/>
+          <w:sz w:val="22"/>
+          <w:szCs w:val="22"/>
+        </w:rPr>
+      </w:pPr>
+      <w:r>
+        <w:rPr>
+          <w:rFonts w:ascii="Cambria" w:hAnsi="Cambria"/>
+          <w:caps w:val="0"/>
+          <w:sz w:val="22"/>
+          <w:szCs w:val="22"/>
+        </w:rPr>
+        <w:t>2. REMOVING DATA</w:t>
+      </w:r>
+    </w:p>
+    <w:p>
+      <w:pPr>
+        <w:pStyle w:val="Heading4"/>
+        <w:rPr>
+          <w:rFonts w:ascii="Cambria" w:hAnsi="Cambria"/>
+          <w:sz w:val="22"/>
+          <w:szCs w:val="22"/>
+        </w:rPr>
+      </w:pPr>
+      <w:r>
+        <w:rPr>
+          <w:rFonts w:ascii="Cambria" w:hAnsi="Cambria"/>
+          <w:caps w:val="0"/>
+          <w:sz w:val="22"/>
+          <w:szCs w:val="22"/>
+        </w:rPr>
+        <w:t>A) REMOVE A COLUMN</w:t>
+      </w:r>
+    </w:p>
+    <w:p>
+      <w:pPr>
+        <w:rPr>
+          <w:rFonts w:ascii="Cambria" w:hAnsi="Cambria"/>
+          <w:sz w:val="22"/>
+          <w:szCs w:val="22"/>
+        </w:rPr>
+      </w:pPr>
+      <w:r>
+        <w:rPr>
+          <w:rFonts w:ascii="Cambria" w:hAnsi="Cambria"/>
+          <w:sz w:val="22"/>
+          <w:szCs w:val="22"/>
+        </w:rPr>
+        <w:t>DF.DROP("AGE", AXIS=1, INPLACE=TRUE)</w:t>
+      </w:r>
+    </w:p>
+    <w:p>
+      <w:pPr>
+        <w:numPr>
+          <w:ilvl w:val="0"/>
+          <w:numId w:val="35"/>
+        </w:numPr>
+        <w:rPr>
+          <w:rFonts w:ascii="Cambria" w:hAnsi="Cambria"/>
+          <w:sz w:val="22"/>
+          <w:szCs w:val="22"/>
+        </w:rPr>
+      </w:pPr>
+      <w:r>
+        <w:rPr>
+          <w:rFonts w:ascii="Cambria" w:hAnsi="Cambria"/>
+          <w:sz w:val="22"/>
+          <w:szCs w:val="22"/>
+        </w:rPr>
+        <w:t>AXIS=1 → COLUMN</w:t>
+      </w:r>
+    </w:p>
+    <w:p>
+      <w:pPr>
+        <w:pStyle w:val="Heading4"/>
+        <w:rPr>
+          <w:rFonts w:ascii="Cambria" w:hAnsi="Cambria"/>
+          <w:sz w:val="22"/>
+          <w:szCs w:val="22"/>
+        </w:rPr>
+      </w:pPr>
+      <w:r>
+        <w:rPr>
+          <w:rFonts w:ascii="Cambria" w:hAnsi="Cambria"/>
+          <w:caps w:val="0"/>
+          <w:sz w:val="22"/>
+          <w:szCs w:val="22"/>
+        </w:rPr>
+        <w:t>B) REMOVE A ROW</w:t>
+      </w:r>
+    </w:p>
+    <w:p>
+      <w:pPr>
+        <w:rPr>
+          <w:rFonts w:ascii="Cambria" w:hAnsi="Cambria"/>
+          <w:sz w:val="22"/>
+          <w:szCs w:val="22"/>
+        </w:rPr>
+      </w:pPr>
+      <w:r>
+        <w:rPr>
+          <w:rFonts w:ascii="Cambria" w:hAnsi="Cambria"/>
+          <w:sz w:val="22"/>
+          <w:szCs w:val="22"/>
+        </w:rPr>
+        <w:t>DF.DROP(0, INPLACE=TRUE)</w:t>
+      </w:r>
+    </w:p>
+    <w:p>
+      <w:pPr>
+        <w:numPr>
+          <w:ilvl w:val="0"/>
+          <w:numId w:val="36"/>
+        </w:numPr>
+        <w:rPr>
+          <w:rFonts w:ascii="Cambria" w:hAnsi="Cambria"/>
+          <w:sz w:val="22"/>
+          <w:szCs w:val="22"/>
+        </w:rPr>
+      </w:pPr>
+      <w:r>
+        <w:rPr>
+          <w:rFonts w:ascii="Cambria" w:hAnsi="Cambria"/>
+          <w:sz w:val="22"/>
+          <w:szCs w:val="22"/>
+        </w:rPr>
+        <w:t>REMOVES ROW WITH INDEX 0</w:t>
+      </w:r>
+    </w:p>
+    <w:p>
+      <w:pPr>
+        <w:pStyle w:val="Heading4"/>
+        <w:rPr>
+          <w:rFonts w:ascii="Cambria" w:hAnsi="Cambria"/>
+          <w:sz w:val="22"/>
+          <w:szCs w:val="22"/>
+        </w:rPr>
+      </w:pPr>
+      <w:r>
+        <w:rPr>
+          <w:rFonts w:ascii="Cambria" w:hAnsi="Cambria"/>
+          <w:caps w:val="0"/>
+          <w:sz w:val="22"/>
+          <w:szCs w:val="22"/>
+        </w:rPr>
+        <w:t>C) REMOVE ROWS WITH MISSING DATA</w:t>
+      </w:r>
+    </w:p>
+    <w:p>
+      <w:pPr>
+        <w:rPr>
+          <w:rFonts w:ascii="Cambria" w:hAnsi="Cambria"/>
+          <w:sz w:val="22"/>
+          <w:szCs w:val="22"/>
+        </w:rPr>
+      </w:pPr>
+      <w:r>
+        <w:rPr>
+          <w:rFonts w:ascii="Cambria" w:hAnsi="Cambria"/>
+          <w:sz w:val="22"/>
+          <w:szCs w:val="22"/>
+        </w:rPr>
+        <w:t>DF.DROPNA(INPLACE=TRUE)</w:t>
+      </w:r>
+    </w:p>
+    <w:p>
+      <w:pPr>
+        <w:pStyle w:val="Heading3"/>
+        <w:rPr>
+          <w:rFonts w:ascii="Cambria" w:hAnsi="Cambria"/>
+          <w:sz w:val="22"/>
+          <w:szCs w:val="22"/>
+        </w:rPr>
+      </w:pPr>
+      <w:r>
+        <w:rPr>
+          <w:rFonts w:ascii="Cambria" w:hAnsi="Cambria"/>
+          <w:caps w:val="0"/>
+          <w:sz w:val="22"/>
+          <w:szCs w:val="22"/>
+        </w:rPr>
+        <w:t>3. MANIPULATING DATA</w:t>
+      </w:r>
+    </w:p>
+    <w:p>
+      <w:pPr>
+        <w:pStyle w:val="Heading4"/>
+        <w:rPr>
+          <w:rFonts w:ascii="Cambria" w:hAnsi="Cambria"/>
+          <w:sz w:val="22"/>
+          <w:szCs w:val="22"/>
+        </w:rPr>
+      </w:pPr>
+      <w:r>
+        <w:rPr>
+          <w:rFonts w:ascii="Cambria" w:hAnsi="Cambria"/>
+          <w:caps w:val="0"/>
+          <w:sz w:val="22"/>
+          <w:szCs w:val="22"/>
+        </w:rPr>
+        <w:t>A) UPDATE DATA VALUES</w:t>
+      </w:r>
+    </w:p>
+    <w:p>
+      <w:pPr>
+        <w:rPr>
+          <w:rFonts w:ascii="Cambria" w:hAnsi="Cambria"/>
+          <w:sz w:val="22"/>
+          <w:szCs w:val="22"/>
+        </w:rPr>
+      </w:pPr>
+      <w:r>
+        <w:rPr>
+          <w:rFonts w:ascii="Cambria" w:hAnsi="Cambria"/>
+          <w:sz w:val="22"/>
+          <w:szCs w:val="22"/>
+        </w:rPr>
+        <w:t>DF.LOC[0, "NAME"] = "ZAEEM"</w:t>
+      </w:r>
+    </w:p>
+    <w:p>
+      <w:pPr>
+        <w:pStyle w:val="Heading4"/>
+        <w:rPr>
+          <w:rFonts w:ascii="Cambria" w:hAnsi="Cambria"/>
+          <w:sz w:val="22"/>
+          <w:szCs w:val="22"/>
+        </w:rPr>
+      </w:pPr>
+      <w:r>
+        <w:rPr>
+          <w:rFonts w:ascii="Cambria" w:hAnsi="Cambria"/>
+          <w:caps w:val="0"/>
+          <w:sz w:val="22"/>
+          <w:szCs w:val="22"/>
+        </w:rPr>
+        <w:t>B) REPLACE VALUES</w:t>
+      </w:r>
+    </w:p>
+    <w:p>
+      <w:pPr>
+        <w:rPr>
+          <w:rFonts w:ascii="Cambria" w:hAnsi="Cambria"/>
+          <w:sz w:val="22"/>
+          <w:szCs w:val="22"/>
+        </w:rPr>
+      </w:pPr>
+      <w:r>
+        <w:rPr>
+          <w:rFonts w:ascii="Cambria" w:hAnsi="Cambria"/>
+          <w:sz w:val="22"/>
+          <w:szCs w:val="22"/>
+        </w:rPr>
+        <w:t>DF["CITY"].REPLACE("LHR", "LAHORE", INPLACE=TRUE)</w:t>
+      </w:r>
+    </w:p>
+    <w:p>
+      <w:pPr>
+        <w:pStyle w:val="Heading4"/>
+        <w:rPr>
+          <w:rFonts w:ascii="Cambria" w:hAnsi="Cambria"/>
+          <w:sz w:val="22"/>
+          <w:szCs w:val="22"/>
+        </w:rPr>
+      </w:pPr>
+      <w:r>
+        <w:rPr>
+          <w:rFonts w:ascii="Cambria" w:hAnsi="Cambria"/>
+          <w:caps w:val="0"/>
+          <w:sz w:val="22"/>
+          <w:szCs w:val="22"/>
+        </w:rPr>
+        <w:t>C) SORT DATA</w:t>
+      </w:r>
+    </w:p>
+    <w:p>
+      <w:pPr>
+        <w:rPr>
+          <w:rFonts w:ascii="Cambria" w:hAnsi="Cambria"/>
+          <w:sz w:val="22"/>
+          <w:szCs w:val="22"/>
+        </w:rPr>
+      </w:pPr>
+      <w:r>
+        <w:rPr>
+          <w:rFonts w:ascii="Cambria" w:hAnsi="Cambria"/>
+          <w:sz w:val="22"/>
+          <w:szCs w:val="22"/>
+        </w:rPr>
+        <w:t>DF.SORT_VALUES("AGE")</w:t>
+      </w:r>
+    </w:p>
+    <w:p>
+      <w:pPr>
+        <w:pStyle w:val="Heading4"/>
+        <w:rPr>
+          <w:rFonts w:ascii="Cambria" w:hAnsi="Cambria"/>
+          <w:sz w:val="22"/>
+          <w:szCs w:val="22"/>
+        </w:rPr>
+      </w:pPr>
+      <w:r>
+        <w:rPr>
+          <w:rFonts w:ascii="Cambria" w:hAnsi="Cambria"/>
+          <w:caps w:val="0"/>
+          <w:sz w:val="22"/>
+          <w:szCs w:val="22"/>
+        </w:rPr>
+        <w:t>D) FILTER DATA</w:t>
+      </w:r>
+    </w:p>
+    <w:p>
+      <w:pPr>
+        <w:rPr>
+          <w:rFonts w:ascii="Cambria" w:hAnsi="Cambria"/>
+          <w:sz w:val="22"/>
+          <w:szCs w:val="22"/>
+        </w:rPr>
+      </w:pPr>
+      <w:r>
+        <w:rPr>
+          <w:rFonts w:ascii="Cambria" w:hAnsi="Cambria"/>
+          <w:sz w:val="22"/>
+          <w:szCs w:val="22"/>
+        </w:rPr>
+        <w:t>DF[DF["AGE"] &gt; 18]</w:t>
+      </w:r>
+    </w:p>
+    <w:p>
+      <w:pPr>
+        <w:pStyle w:val="Heading4"/>
+        <w:rPr>
+          <w:rFonts w:ascii="Cambria" w:hAnsi="Cambria"/>
+          <w:sz w:val="22"/>
+          <w:szCs w:val="22"/>
+        </w:rPr>
+      </w:pPr>
+      <w:r>
+        <w:rPr>
+          <w:rFonts w:ascii="Cambria" w:hAnsi="Cambria"/>
+          <w:caps w:val="0"/>
+          <w:sz w:val="22"/>
+          <w:szCs w:val="22"/>
+        </w:rPr>
+        <w:t>E) CHANGE DATA TYPE</w:t>
+      </w:r>
+    </w:p>
+    <w:p>
+      <w:pPr>
+        <w:rPr>
+          <w:rFonts w:ascii="Cambria" w:hAnsi="Cambria"/>
+          <w:sz w:val="22"/>
+          <w:szCs w:val="22"/>
+        </w:rPr>
+      </w:pPr>
+      <w:r>
+        <w:rPr>
+          <w:rFonts w:ascii="Cambria" w:hAnsi="Cambria"/>
+          <w:sz w:val="22"/>
+          <w:szCs w:val="22"/>
+        </w:rPr>
+        <w:t>DF["AGE"] = DF["AGE"].ASTYPE(INT)</w:t>
+      </w:r>
+    </w:p>
+    <w:p>
+      <w:pPr>
+        <w:pStyle w:val="Heading3"/>
+        <w:rPr>
+          <w:rFonts w:ascii="Cambria" w:hAnsi="Cambria"/>
+          <w:sz w:val="22"/>
+          <w:szCs w:val="22"/>
+        </w:rPr>
+      </w:pPr>
+      <w:r>
+        <w:rPr>
+          <w:rFonts w:ascii="Cambria" w:hAnsi="Cambria"/>
+          <w:caps w:val="0"/>
+          <w:sz w:val="22"/>
+          <w:szCs w:val="22"/>
+        </w:rPr>
+        <w:t>4. IMPORTANT FUNCTIONS SUMMARY</w:t>
+      </w:r>
+    </w:p>
+    <w:p>
+      <w:pPr>
+        <w:rPr>
+          <w:rFonts w:ascii="Cambria" w:hAnsi="Cambria"/>
+          <w:sz w:val="22"/>
+          <w:szCs w:val="22"/>
+        </w:rPr>
+      </w:pPr>
+    </w:p>
+    <w:tbl>
+      <w:tblPr>
+        <w:tblW w:w="0" w:type="auto"/>
+        <w:tblCellSpacing w:w="15" w:type="dxa"/>
+        <w:tblBorders>
+          <w:top w:val="single" w:sz="4" w:space="0" w:color="auto"/>
+          <w:left w:val="single" w:sz="4" w:space="0" w:color="auto"/>
+          <w:bottom w:val="single" w:sz="4" w:space="0" w:color="auto"/>
+          <w:right w:val="single" w:sz="4" w:space="0" w:color="auto"/>
+          <w:insideH w:val="single" w:sz="4" w:space="0" w:color="auto"/>
+          <w:insideV w:val="single" w:sz="4" w:space="0" w:color="auto"/>
+        </w:tblBorders>
+        <w:tblCellMar>
+          <w:top w:w="15" w:type="dxa"/>
+          <w:left w:w="15" w:type="dxa"/>
+          <w:bottom w:w="15" w:type="dxa"/>
+          <w:right w:w="15" w:type="dxa"/>
+        </w:tblCellMar>
+        <w:tblLook w:val="04A0" w:firstRow="1" w:lastRow="0" w:firstColumn="1" w:lastColumn="0" w:noHBand="0" w:noVBand="1"/>
+      </w:tblPr>
+      <w:tblGrid>
+        <w:gridCol w:w="3539"/>
+        <w:gridCol w:w="4253"/>
+      </w:tblGrid>
+      <w:tr>
+        <w:trPr>
+          <w:tblHeader/>
+          <w:tblCellSpacing w:w="15" w:type="dxa"/>
+        </w:trPr>
+        <w:tc>
+          <w:tcPr>
+            <w:tcW w:w="3494" w:type="dxa"/>
+            <w:vAlign w:val="center"/>
+            <w:hideMark/>
+          </w:tcPr>
+          <w:p>
+            <w:pPr>
+              <w:jc w:val="center"/>
+              <w:rPr>
+                <w:rFonts w:ascii="Cambria" w:hAnsi="Cambria"/>
+                <w:b/>
+                <w:bCs/>
+                <w:sz w:val="22"/>
+                <w:szCs w:val="22"/>
+              </w:rPr>
+            </w:pPr>
+            <w:r>
+              <w:rPr>
+                <w:rFonts w:ascii="Cambria" w:hAnsi="Cambria"/>
+                <w:b/>
+                <w:bCs/>
+                <w:sz w:val="22"/>
+                <w:szCs w:val="22"/>
+              </w:rPr>
+              <w:lastRenderedPageBreak/>
+              <w:t>TASK</w:t>
+            </w:r>
+          </w:p>
+        </w:tc>
+        <w:tc>
+          <w:tcPr>
+            <w:tcW w:w="4208" w:type="dxa"/>
+            <w:vAlign w:val="center"/>
+            <w:hideMark/>
+          </w:tcPr>
+          <w:p>
+            <w:pPr>
+              <w:jc w:val="center"/>
+              <w:rPr>
+                <w:rFonts w:ascii="Cambria" w:hAnsi="Cambria"/>
+                <w:b/>
+                <w:bCs/>
+                <w:sz w:val="22"/>
+                <w:szCs w:val="22"/>
+              </w:rPr>
+            </w:pPr>
+            <w:r>
+              <w:rPr>
+                <w:rFonts w:ascii="Cambria" w:hAnsi="Cambria"/>
+                <w:b/>
+                <w:bCs/>
+                <w:sz w:val="22"/>
+                <w:szCs w:val="22"/>
+              </w:rPr>
+              <w:t>FUNCTION</w:t>
+            </w:r>
+          </w:p>
+        </w:tc>
+      </w:tr>
+      <w:tr>
+        <w:trPr>
+          <w:tblCellSpacing w:w="15" w:type="dxa"/>
+        </w:trPr>
+        <w:tc>
+          <w:tcPr>
+            <w:tcW w:w="3494" w:type="dxa"/>
+            <w:vAlign w:val="center"/>
+            <w:hideMark/>
+          </w:tcPr>
+          <w:p>
+            <w:pPr>
+              <w:jc w:val="center"/>
+              <w:rPr>
+                <w:rFonts w:ascii="Cambria" w:hAnsi="Cambria"/>
+                <w:sz w:val="22"/>
+                <w:szCs w:val="22"/>
+              </w:rPr>
+            </w:pPr>
+            <w:r>
+              <w:rPr>
+                <w:rFonts w:ascii="Cambria" w:hAnsi="Cambria"/>
+                <w:sz w:val="22"/>
+                <w:szCs w:val="22"/>
+              </w:rPr>
+              <w:t>ADD COLUMN</w:t>
+            </w:r>
+          </w:p>
+        </w:tc>
+        <w:tc>
+          <w:tcPr>
+            <w:tcW w:w="4208" w:type="dxa"/>
+            <w:vAlign w:val="center"/>
+            <w:hideMark/>
+          </w:tcPr>
+          <w:p>
+            <w:pPr>
+              <w:jc w:val="center"/>
+              <w:rPr>
+                <w:rFonts w:ascii="Cambria" w:hAnsi="Cambria"/>
+                <w:sz w:val="22"/>
+                <w:szCs w:val="22"/>
+              </w:rPr>
+            </w:pPr>
+            <w:r>
+              <w:rPr>
+                <w:rFonts w:ascii="Cambria" w:hAnsi="Cambria"/>
+                <w:sz w:val="22"/>
+                <w:szCs w:val="22"/>
+              </w:rPr>
+              <w:t>DF["NEW"]</w:t>
+            </w:r>
+          </w:p>
+        </w:tc>
+      </w:tr>
+      <w:tr>
+        <w:trPr>
+          <w:tblCellSpacing w:w="15" w:type="dxa"/>
+        </w:trPr>
+        <w:tc>
+          <w:tcPr>
+            <w:tcW w:w="3494" w:type="dxa"/>
+            <w:vAlign w:val="center"/>
+            <w:hideMark/>
+          </w:tcPr>
+          <w:p>
+            <w:pPr>
+              <w:jc w:val="center"/>
+              <w:rPr>
+                <w:rFonts w:ascii="Cambria" w:hAnsi="Cambria"/>
+                <w:sz w:val="22"/>
+                <w:szCs w:val="22"/>
+              </w:rPr>
+            </w:pPr>
+            <w:r>
+              <w:rPr>
+                <w:rFonts w:ascii="Cambria" w:hAnsi="Cambria"/>
+                <w:sz w:val="22"/>
+                <w:szCs w:val="22"/>
+              </w:rPr>
+              <w:t>ADD ROW</w:t>
+            </w:r>
+          </w:p>
+        </w:tc>
+        <w:tc>
+          <w:tcPr>
+            <w:tcW w:w="4208" w:type="dxa"/>
+            <w:vAlign w:val="center"/>
+            <w:hideMark/>
+          </w:tcPr>
+          <w:p>
+            <w:pPr>
+              <w:jc w:val="center"/>
+              <w:rPr>
+                <w:rFonts w:ascii="Cambria" w:hAnsi="Cambria"/>
+                <w:sz w:val="22"/>
+                <w:szCs w:val="22"/>
+              </w:rPr>
+            </w:pPr>
+            <w:r>
+              <w:rPr>
+                <w:rFonts w:ascii="Cambria" w:hAnsi="Cambria"/>
+                <w:sz w:val="22"/>
+                <w:szCs w:val="22"/>
+              </w:rPr>
+              <w:t>DF.LOC[]</w:t>
+            </w:r>
+          </w:p>
+        </w:tc>
+      </w:tr>
+      <w:tr>
+        <w:trPr>
+          <w:tblCellSpacing w:w="15" w:type="dxa"/>
+        </w:trPr>
+        <w:tc>
+          <w:tcPr>
+            <w:tcW w:w="3494" w:type="dxa"/>
+            <w:vAlign w:val="center"/>
+            <w:hideMark/>
+          </w:tcPr>
+          <w:p>
+            <w:pPr>
+              <w:jc w:val="center"/>
+              <w:rPr>
+                <w:rFonts w:ascii="Cambria" w:hAnsi="Cambria"/>
+                <w:sz w:val="22"/>
+                <w:szCs w:val="22"/>
+              </w:rPr>
+            </w:pPr>
+            <w:r>
+              <w:rPr>
+                <w:rFonts w:ascii="Cambria" w:hAnsi="Cambria"/>
+                <w:sz w:val="22"/>
+                <w:szCs w:val="22"/>
+              </w:rPr>
+              <w:t>REMOVE COLUMN</w:t>
+            </w:r>
+          </w:p>
+        </w:tc>
+        <w:tc>
+          <w:tcPr>
+            <w:tcW w:w="4208" w:type="dxa"/>
+            <w:vAlign w:val="center"/>
+            <w:hideMark/>
+          </w:tcPr>
+          <w:p>
+            <w:pPr>
+              <w:jc w:val="center"/>
+              <w:rPr>
+                <w:rFonts w:ascii="Cambria" w:hAnsi="Cambria"/>
+                <w:sz w:val="22"/>
+                <w:szCs w:val="22"/>
+              </w:rPr>
+            </w:pPr>
+            <w:r>
+              <w:rPr>
+                <w:rFonts w:ascii="Cambria" w:hAnsi="Cambria"/>
+                <w:sz w:val="22"/>
+                <w:szCs w:val="22"/>
+              </w:rPr>
+              <w:t>DROP(AXIS=1)</w:t>
+            </w:r>
+          </w:p>
+        </w:tc>
+      </w:tr>
+      <w:tr>
+        <w:trPr>
+          <w:tblCellSpacing w:w="15" w:type="dxa"/>
+        </w:trPr>
+        <w:tc>
+          <w:tcPr>
+            <w:tcW w:w="3494" w:type="dxa"/>
+            <w:vAlign w:val="center"/>
+            <w:hideMark/>
+          </w:tcPr>
+          <w:p>
+            <w:pPr>
+              <w:jc w:val="center"/>
+              <w:rPr>
+                <w:rFonts w:ascii="Cambria" w:hAnsi="Cambria"/>
+                <w:sz w:val="22"/>
+                <w:szCs w:val="22"/>
+              </w:rPr>
+            </w:pPr>
+            <w:r>
+              <w:rPr>
+                <w:rFonts w:ascii="Cambria" w:hAnsi="Cambria"/>
+                <w:sz w:val="22"/>
+                <w:szCs w:val="22"/>
+              </w:rPr>
+              <w:t>REMOVE ROW</w:t>
+            </w:r>
+          </w:p>
+        </w:tc>
+        <w:tc>
+          <w:tcPr>
+            <w:tcW w:w="4208" w:type="dxa"/>
+            <w:vAlign w:val="center"/>
+            <w:hideMark/>
+          </w:tcPr>
+          <w:p>
+            <w:pPr>
+              <w:jc w:val="center"/>
+              <w:rPr>
+                <w:rFonts w:ascii="Cambria" w:hAnsi="Cambria"/>
+                <w:sz w:val="22"/>
+                <w:szCs w:val="22"/>
+              </w:rPr>
+            </w:pPr>
+            <w:r>
+              <w:rPr>
+                <w:rFonts w:ascii="Cambria" w:hAnsi="Cambria"/>
+                <w:sz w:val="22"/>
+                <w:szCs w:val="22"/>
+              </w:rPr>
+              <w:t>DROP()</w:t>
+            </w:r>
+          </w:p>
+        </w:tc>
+      </w:tr>
+      <w:tr>
+        <w:trPr>
+          <w:tblCellSpacing w:w="15" w:type="dxa"/>
+        </w:trPr>
+        <w:tc>
+          <w:tcPr>
+            <w:tcW w:w="3494" w:type="dxa"/>
+            <w:vAlign w:val="center"/>
+            <w:hideMark/>
+          </w:tcPr>
+          <w:p>
+            <w:pPr>
+              <w:jc w:val="center"/>
+              <w:rPr>
+                <w:rFonts w:ascii="Cambria" w:hAnsi="Cambria"/>
+                <w:sz w:val="22"/>
+                <w:szCs w:val="22"/>
+              </w:rPr>
+            </w:pPr>
+            <w:r>
+              <w:rPr>
+                <w:rFonts w:ascii="Cambria" w:hAnsi="Cambria"/>
+                <w:sz w:val="22"/>
+                <w:szCs w:val="22"/>
+              </w:rPr>
+              <w:t>CHANGE VALUE</w:t>
+            </w:r>
+          </w:p>
+        </w:tc>
+        <w:tc>
+          <w:tcPr>
+            <w:tcW w:w="4208" w:type="dxa"/>
+            <w:vAlign w:val="center"/>
+            <w:hideMark/>
+          </w:tcPr>
+          <w:p>
+            <w:pPr>
+              <w:jc w:val="center"/>
+              <w:rPr>
+                <w:rFonts w:ascii="Cambria" w:hAnsi="Cambria"/>
+                <w:sz w:val="22"/>
+                <w:szCs w:val="22"/>
+              </w:rPr>
+            </w:pPr>
+            <w:r>
+              <w:rPr>
+                <w:rFonts w:ascii="Cambria" w:hAnsi="Cambria"/>
+                <w:sz w:val="22"/>
+                <w:szCs w:val="22"/>
+              </w:rPr>
+              <w:t>LOC[]</w:t>
+            </w:r>
+          </w:p>
+        </w:tc>
+      </w:tr>
+      <w:tr>
+        <w:trPr>
+          <w:tblCellSpacing w:w="15" w:type="dxa"/>
+        </w:trPr>
+        <w:tc>
+          <w:tcPr>
+            <w:tcW w:w="3494" w:type="dxa"/>
+            <w:vAlign w:val="center"/>
+            <w:hideMark/>
+          </w:tcPr>
+          <w:p>
+            <w:pPr>
+              <w:jc w:val="center"/>
+              <w:rPr>
+                <w:rFonts w:ascii="Cambria" w:hAnsi="Cambria"/>
+                <w:sz w:val="22"/>
+                <w:szCs w:val="22"/>
+              </w:rPr>
+            </w:pPr>
+            <w:r>
+              <w:rPr>
+                <w:rFonts w:ascii="Cambria" w:hAnsi="Cambria"/>
+                <w:sz w:val="22"/>
+                <w:szCs w:val="22"/>
+              </w:rPr>
+              <w:t>REPLACE DATA</w:t>
+            </w:r>
+          </w:p>
+        </w:tc>
+        <w:tc>
+          <w:tcPr>
+            <w:tcW w:w="4208" w:type="dxa"/>
+            <w:vAlign w:val="center"/>
+            <w:hideMark/>
+          </w:tcPr>
+          <w:p>
+            <w:pPr>
+              <w:jc w:val="center"/>
+              <w:rPr>
+                <w:rFonts w:ascii="Cambria" w:hAnsi="Cambria"/>
+                <w:sz w:val="22"/>
+                <w:szCs w:val="22"/>
+              </w:rPr>
+            </w:pPr>
+            <w:r>
+              <w:rPr>
+                <w:rFonts w:ascii="Cambria" w:hAnsi="Cambria"/>
+                <w:sz w:val="22"/>
+                <w:szCs w:val="22"/>
+              </w:rPr>
+              <w:t>REPLACE()</w:t>
+            </w:r>
+          </w:p>
+        </w:tc>
+      </w:tr>
+    </w:tbl>
+    <w:p>
+      <w:pPr>
+        <w:rPr>
+          <w:rFonts w:ascii="Cambria" w:hAnsi="Cambria"/>
+          <w:sz w:val="22"/>
+          <w:szCs w:val="22"/>
+        </w:rPr>
+      </w:pPr>
+    </w:p>
+    <w:p>
+      <w:pPr>
+        <w:pStyle w:val="Heading2"/>
+        <w:rPr>
+          <w:rFonts w:ascii="Cambria" w:hAnsi="Cambria"/>
+          <w:sz w:val="22"/>
+          <w:szCs w:val="22"/>
+        </w:rPr>
+      </w:pPr>
+      <w:r>
+        <w:rPr>
+          <w:rFonts w:ascii="Cambria" w:hAnsi="Cambria"/>
+          <w:caps w:val="0"/>
+          <w:sz w:val="22"/>
+          <w:szCs w:val="22"/>
+        </w:rPr>
+        <w:t>WHY DATA MANIPULATION IS IMPORTANT</w:t>
+      </w:r>
+    </w:p>
+    <w:p>
+      <w:pPr>
+        <w:numPr>
+          <w:ilvl w:val="0"/>
+          <w:numId w:val="37"/>
+        </w:numPr>
+        <w:rPr>
+          <w:rFonts w:ascii="Cambria" w:hAnsi="Cambria"/>
+          <w:sz w:val="22"/>
+          <w:szCs w:val="22"/>
+        </w:rPr>
+      </w:pPr>
+      <w:r>
+        <w:rPr>
+          <w:rFonts w:ascii="Cambria" w:hAnsi="Cambria"/>
+          <w:sz w:val="22"/>
+          <w:szCs w:val="22"/>
+        </w:rPr>
+        <w:t xml:space="preserve">MAKES DATA </w:t>
+      </w:r>
+      <w:r>
+        <w:rPr>
+          <w:rFonts w:ascii="Cambria" w:hAnsi="Cambria"/>
+          <w:b/>
+          <w:bCs/>
+          <w:sz w:val="22"/>
+          <w:szCs w:val="22"/>
+        </w:rPr>
+        <w:t>CLEAN</w:t>
+      </w:r>
+    </w:p>
+    <w:p>
+      <w:pPr>
+        <w:numPr>
+          <w:ilvl w:val="0"/>
+          <w:numId w:val="37"/>
+        </w:numPr>
+        <w:rPr>
+          <w:rFonts w:ascii="Cambria" w:hAnsi="Cambria"/>
+          <w:sz w:val="22"/>
+          <w:szCs w:val="22"/>
+        </w:rPr>
+      </w:pPr>
+      <w:r>
+        <w:rPr>
+          <w:rFonts w:ascii="Cambria" w:hAnsi="Cambria"/>
+          <w:sz w:val="22"/>
+          <w:szCs w:val="22"/>
+        </w:rPr>
+        <w:t xml:space="preserve">HELPS IN </w:t>
+      </w:r>
+      <w:r>
+        <w:rPr>
+          <w:rFonts w:ascii="Cambria" w:hAnsi="Cambria"/>
+          <w:b/>
+          <w:bCs/>
+          <w:sz w:val="22"/>
+          <w:szCs w:val="22"/>
+        </w:rPr>
+        <w:t>ANALYSIS</w:t>
+      </w:r>
+    </w:p>
+    <w:p>
+      <w:pPr>
+        <w:numPr>
+          <w:ilvl w:val="0"/>
+          <w:numId w:val="37"/>
+        </w:numPr>
+        <w:rPr>
+          <w:rFonts w:ascii="Cambria" w:hAnsi="Cambria"/>
+          <w:sz w:val="22"/>
+          <w:szCs w:val="22"/>
+        </w:rPr>
+      </w:pPr>
+      <w:r>
+        <w:rPr>
+          <w:rFonts w:ascii="Cambria" w:hAnsi="Cambria"/>
+          <w:sz w:val="22"/>
+          <w:szCs w:val="22"/>
+        </w:rPr>
+        <w:t xml:space="preserve">REQUIRED BEFORE </w:t>
+      </w:r>
+      <w:r>
+        <w:rPr>
+          <w:rFonts w:ascii="Cambria" w:hAnsi="Cambria"/>
+          <w:b/>
+          <w:bCs/>
+          <w:sz w:val="22"/>
+          <w:szCs w:val="22"/>
+        </w:rPr>
+        <w:t>MACHINE LEARNING</w:t>
+      </w:r>
+    </w:p>
+    <w:p>
+      <w:pPr>
+        <w:rPr>
+          <w:rFonts w:ascii="Cambria" w:hAnsi="Cambria"/>
+          <w:sz w:val="22"/>
+          <w:szCs w:val="22"/>
+        </w:rPr>
+      </w:pPr>
+    </w:p>
     <w:sectPr>
       <w:pgSz w:w="11906" w:h="16838"/>
       <w:pgMar w:top="1440" w:right="1440" w:bottom="1440" w:left="1440" w:header="708" w:footer="708" w:gutter="0"/>
@@ -3168,6 +4903,155 @@
 <file path=word/numbering.xml><?xml version="1.0" encoding="utf-8"?>
 <w:numbering xmlns:wpc="http://schemas.microsoft.com/office/word/2010/wordprocessingCanvas" xmlns:cx="http://schemas.microsoft.com/office/drawing/2014/chartex" xmlns:cx1="http://schemas.microsoft.com/office/drawing/2015/9/8/chartex" xmlns:cx2="http://schemas.microsoft.com/office/drawing/2015/10/21/chartex" xmlns:cx3="http://schemas.microsoft.com/office/drawing/2016/5/9/chartex" xmlns:cx4="http://schemas.microsoft.com/office/drawing/2016/5/10/chartex" xmlns:cx5="http://schemas.microsoft.com/office/drawing/2016/5/11/chartex" xmlns:cx6="http://schemas.microsoft.com/office/drawing/2016/5/12/chartex" xmlns:cx7="http://schemas.microsoft.com/office/drawing/2016/5/13/chartex" xmlns:cx8="http://schemas.microsoft.com/office/drawing/2016/5/14/chartex" xmlns:mc="http://schemas.openxmlformats.org/markup-compatibility/2006" xmlns:aink="http://schemas.microsoft.com/office/drawing/2016/ink" xmlns:am3d="http://schemas.microsoft.com/office/drawing/2017/model3d" xmlns:o="urn:schemas-microsoft-com:office:office" xmlns:oel="http://schemas.microsoft.com/office/2019/extlst" xmlns:r="http://schemas.openxmlformats.org/officeDocument/2006/relationships" xmlns:m="http://schemas.openxmlformats.org/officeDocument/2006/math" xmlns:v="urn:schemas-microsoft-com:vml" xmlns:wp14="http://schemas.microsoft.com/office/word/2010/wordprocessingDrawing" xmlns:wp="http://schemas.openxmlformats.org/drawingml/2006/wordprocessingDrawing" xmlns:w10="urn:schemas-microsoft-com:office:word" xmlns:w="http://schemas.openxmlformats.org/wordprocessingml/2006/main" xmlns:w14="http://schemas.microsoft.com/office/word/2010/wordml" xmlns:w15="http://schemas.microsoft.com/office/word/2012/wordml" xmlns:w16cex="http://schemas.microsoft.com/office/word/2018/wordml/cex" xmlns:w16cid="http://schemas.microsoft.com/office/word/2016/wordml/cid" xmlns:w16="http://schemas.microsoft.com/office/word/2018/wordml" xmlns:w16du="http://schemas.microsoft.com/office/word/2023/wordml/word16du" xmlns:w16sdtdh="http://schemas.microsoft.com/office/word/2020/wordml/sdtdatahash" xmlns:w16sdtfl="http://schemas.microsoft.com/office/word/2024/wordml/sdtformatlock" xmlns:w16se="http://schemas.microsoft.com/office/word/2015/wordml/symex" xmlns:wpg="http://schemas.microsoft.com/office/word/2010/wordprocessingGroup" xmlns:wpi="http://schemas.microsoft.com/office/word/2010/wordprocessingInk" xmlns:wne="http://schemas.microsoft.com/office/word/2006/wordml" xmlns:wps="http://schemas.microsoft.com/office/word/2010/wordprocessingShape" mc:Ignorable="w14 w15 w16se w16cid w16 w16cex w16sdtdh w16sdtfl w16du wp14">
   <w:abstractNum w:abstractNumId="0" w15:restartNumberingAfterBreak="0">
+    <w:nsid w:val="00B60731"/>
+    <w:multiLevelType w:val="multilevel"/>
+    <w:tmpl w:val="14545B10"/>
+    <w:lvl w:ilvl="0">
+      <w:start w:val="1"/>
+      <w:numFmt w:val="bullet"/>
+      <w:lvlText w:val=""/>
+      <w:lvlJc w:val="left"/>
+      <w:pPr>
+        <w:tabs>
+          <w:tab w:val="num" w:pos="720"/>
+        </w:tabs>
+        <w:ind w:left="720" w:hanging="360"/>
+      </w:pPr>
+      <w:rPr>
+        <w:rFonts w:ascii="Symbol" w:hAnsi="Symbol" w:hint="default"/>
+        <w:sz w:val="20"/>
+      </w:rPr>
+    </w:lvl>
+    <w:lvl w:ilvl="1" w:tentative="1">
+      <w:start w:val="1"/>
+      <w:numFmt w:val="bullet"/>
+      <w:lvlText w:val="o"/>
+      <w:lvlJc w:val="left"/>
+      <w:pPr>
+        <w:tabs>
+          <w:tab w:val="num" w:pos="1440"/>
+        </w:tabs>
+        <w:ind w:left="1440" w:hanging="360"/>
+      </w:pPr>
+      <w:rPr>
+        <w:rFonts w:ascii="Courier New" w:hAnsi="Courier New" w:hint="default"/>
+        <w:sz w:val="20"/>
+      </w:rPr>
+    </w:lvl>
+    <w:lvl w:ilvl="2" w:tentative="1">
+      <w:start w:val="1"/>
+      <w:numFmt w:val="bullet"/>
+      <w:lvlText w:val=""/>
+      <w:lvlJc w:val="left"/>
+      <w:pPr>
+        <w:tabs>
+          <w:tab w:val="num" w:pos="2160"/>
+        </w:tabs>
+        <w:ind w:left="2160" w:hanging="360"/>
+      </w:pPr>
+      <w:rPr>
+        <w:rFonts w:ascii="Wingdings" w:hAnsi="Wingdings" w:hint="default"/>
+        <w:sz w:val="20"/>
+      </w:rPr>
+    </w:lvl>
+    <w:lvl w:ilvl="3" w:tentative="1">
+      <w:start w:val="1"/>
+      <w:numFmt w:val="bullet"/>
+      <w:lvlText w:val=""/>
+      <w:lvlJc w:val="left"/>
+      <w:pPr>
+        <w:tabs>
+          <w:tab w:val="num" w:pos="2880"/>
+        </w:tabs>
+        <w:ind w:left="2880" w:hanging="360"/>
+      </w:pPr>
+      <w:rPr>
+        <w:rFonts w:ascii="Wingdings" w:hAnsi="Wingdings" w:hint="default"/>
+        <w:sz w:val="20"/>
+      </w:rPr>
+    </w:lvl>
+    <w:lvl w:ilvl="4" w:tentative="1">
+      <w:start w:val="1"/>
+      <w:numFmt w:val="bullet"/>
+      <w:lvlText w:val=""/>
+      <w:lvlJc w:val="left"/>
+      <w:pPr>
+        <w:tabs>
+          <w:tab w:val="num" w:pos="3600"/>
+        </w:tabs>
+        <w:ind w:left="3600" w:hanging="360"/>
+      </w:pPr>
+      <w:rPr>
+        <w:rFonts w:ascii="Wingdings" w:hAnsi="Wingdings" w:hint="default"/>
+        <w:sz w:val="20"/>
+      </w:rPr>
+    </w:lvl>
+    <w:lvl w:ilvl="5" w:tentative="1">
+      <w:start w:val="1"/>
+      <w:numFmt w:val="bullet"/>
+      <w:lvlText w:val=""/>
+      <w:lvlJc w:val="left"/>
+      <w:pPr>
+        <w:tabs>
+          <w:tab w:val="num" w:pos="4320"/>
+        </w:tabs>
+        <w:ind w:left="4320" w:hanging="360"/>
+      </w:pPr>
+      <w:rPr>
+        <w:rFonts w:ascii="Wingdings" w:hAnsi="Wingdings" w:hint="default"/>
+        <w:sz w:val="20"/>
+      </w:rPr>
+    </w:lvl>
+    <w:lvl w:ilvl="6" w:tentative="1">
+      <w:start w:val="1"/>
+      <w:numFmt w:val="bullet"/>
+      <w:lvlText w:val=""/>
+      <w:lvlJc w:val="left"/>
+      <w:pPr>
+        <w:tabs>
+          <w:tab w:val="num" w:pos="5040"/>
+        </w:tabs>
+        <w:ind w:left="5040" w:hanging="360"/>
+      </w:pPr>
+      <w:rPr>
+        <w:rFonts w:ascii="Wingdings" w:hAnsi="Wingdings" w:hint="default"/>
+        <w:sz w:val="20"/>
+      </w:rPr>
+    </w:lvl>
+    <w:lvl w:ilvl="7" w:tentative="1">
+      <w:start w:val="1"/>
+      <w:numFmt w:val="bullet"/>
+      <w:lvlText w:val=""/>
+      <w:lvlJc w:val="left"/>
+      <w:pPr>
+        <w:tabs>
+          <w:tab w:val="num" w:pos="5760"/>
+        </w:tabs>
+        <w:ind w:left="5760" w:hanging="360"/>
+      </w:pPr>
+      <w:rPr>
+        <w:rFonts w:ascii="Wingdings" w:hAnsi="Wingdings" w:hint="default"/>
+        <w:sz w:val="20"/>
+      </w:rPr>
+    </w:lvl>
+    <w:lvl w:ilvl="8" w:tentative="1">
+      <w:start w:val="1"/>
+      <w:numFmt w:val="bullet"/>
+      <w:lvlText w:val=""/>
+      <w:lvlJc w:val="left"/>
+      <w:pPr>
+        <w:tabs>
+          <w:tab w:val="num" w:pos="6480"/>
+        </w:tabs>
+        <w:ind w:left="6480" w:hanging="360"/>
+      </w:pPr>
+      <w:rPr>
+        <w:rFonts w:ascii="Wingdings" w:hAnsi="Wingdings" w:hint="default"/>
+        <w:sz w:val="20"/>
+      </w:rPr>
+    </w:lvl>
+  </w:abstractNum>
+  <w:abstractNum w:abstractNumId="1" w15:restartNumberingAfterBreak="0">
     <w:nsid w:val="05E669AA"/>
     <w:multiLevelType w:val="multilevel"/>
     <w:tmpl w:val="B874AD46"/>
@@ -3316,7 +5200,7 @@
       </w:rPr>
     </w:lvl>
   </w:abstractNum>
-  <w:abstractNum w:abstractNumId="1" w15:restartNumberingAfterBreak="0">
+  <w:abstractNum w:abstractNumId="2" w15:restartNumberingAfterBreak="0">
     <w:nsid w:val="079875E1"/>
     <w:multiLevelType w:val="multilevel"/>
     <w:tmpl w:val="0C709458"/>
@@ -3465,7 +5349,7 @@
       </w:rPr>
     </w:lvl>
   </w:abstractNum>
-  <w:abstractNum w:abstractNumId="2" w15:restartNumberingAfterBreak="0">
+  <w:abstractNum w:abstractNumId="3" w15:restartNumberingAfterBreak="0">
     <w:nsid w:val="0E3248EB"/>
     <w:multiLevelType w:val="multilevel"/>
     <w:tmpl w:val="5860D03C"/>
@@ -3614,7 +5498,7 @@
       </w:rPr>
     </w:lvl>
   </w:abstractNum>
-  <w:abstractNum w:abstractNumId="3" w15:restartNumberingAfterBreak="0">
+  <w:abstractNum w:abstractNumId="4" w15:restartNumberingAfterBreak="0">
     <w:nsid w:val="0E480839"/>
     <w:multiLevelType w:val="multilevel"/>
     <w:tmpl w:val="2F9841C8"/>
@@ -3763,7 +5647,7 @@
       </w:rPr>
     </w:lvl>
   </w:abstractNum>
-  <w:abstractNum w:abstractNumId="4" w15:restartNumberingAfterBreak="0">
+  <w:abstractNum w:abstractNumId="5" w15:restartNumberingAfterBreak="0">
     <w:nsid w:val="11396E6E"/>
     <w:multiLevelType w:val="multilevel"/>
     <w:tmpl w:val="93A8411A"/>
@@ -3912,7 +5796,7 @@
       </w:rPr>
     </w:lvl>
   </w:abstractNum>
-  <w:abstractNum w:abstractNumId="5" w15:restartNumberingAfterBreak="0">
+  <w:abstractNum w:abstractNumId="6" w15:restartNumberingAfterBreak="0">
     <w:nsid w:val="11EB2725"/>
     <w:multiLevelType w:val="multilevel"/>
     <w:tmpl w:val="C45CAD8C"/>
@@ -4061,7 +5945,7 @@
       </w:rPr>
     </w:lvl>
   </w:abstractNum>
-  <w:abstractNum w:abstractNumId="6" w15:restartNumberingAfterBreak="0">
+  <w:abstractNum w:abstractNumId="7" w15:restartNumberingAfterBreak="0">
     <w:nsid w:val="13544403"/>
     <w:multiLevelType w:val="multilevel"/>
     <w:tmpl w:val="F052429C"/>
@@ -4210,7 +6094,7 @@
       </w:rPr>
     </w:lvl>
   </w:abstractNum>
-  <w:abstractNum w:abstractNumId="7" w15:restartNumberingAfterBreak="0">
+  <w:abstractNum w:abstractNumId="8" w15:restartNumberingAfterBreak="0">
     <w:nsid w:val="1D9A58AB"/>
     <w:multiLevelType w:val="multilevel"/>
     <w:tmpl w:val="CE008D12"/>
@@ -4359,7 +6243,7 @@
       </w:rPr>
     </w:lvl>
   </w:abstractNum>
-  <w:abstractNum w:abstractNumId="8" w15:restartNumberingAfterBreak="0">
+  <w:abstractNum w:abstractNumId="9" w15:restartNumberingAfterBreak="0">
     <w:nsid w:val="1E141B4B"/>
     <w:multiLevelType w:val="multilevel"/>
     <w:tmpl w:val="960A6622"/>
@@ -4508,7 +6392,7 @@
       </w:rPr>
     </w:lvl>
   </w:abstractNum>
-  <w:abstractNum w:abstractNumId="9" w15:restartNumberingAfterBreak="0">
+  <w:abstractNum w:abstractNumId="10" w15:restartNumberingAfterBreak="0">
     <w:nsid w:val="20B32952"/>
     <w:multiLevelType w:val="multilevel"/>
     <w:tmpl w:val="BFA468B6"/>
@@ -4657,7 +6541,7 @@
       </w:rPr>
     </w:lvl>
   </w:abstractNum>
-  <w:abstractNum w:abstractNumId="10" w15:restartNumberingAfterBreak="0">
+  <w:abstractNum w:abstractNumId="11" w15:restartNumberingAfterBreak="0">
     <w:nsid w:val="21307118"/>
     <w:multiLevelType w:val="multilevel"/>
     <w:tmpl w:val="D75A45EC"/>
@@ -4806,7 +6690,156 @@
       </w:rPr>
     </w:lvl>
   </w:abstractNum>
-  <w:abstractNum w:abstractNumId="11" w15:restartNumberingAfterBreak="0">
+  <w:abstractNum w:abstractNumId="12" w15:restartNumberingAfterBreak="0">
+    <w:nsid w:val="24E80D17"/>
+    <w:multiLevelType w:val="multilevel"/>
+    <w:tmpl w:val="D28AAC52"/>
+    <w:lvl w:ilvl="0">
+      <w:start w:val="1"/>
+      <w:numFmt w:val="bullet"/>
+      <w:lvlText w:val=""/>
+      <w:lvlJc w:val="left"/>
+      <w:pPr>
+        <w:tabs>
+          <w:tab w:val="num" w:pos="720"/>
+        </w:tabs>
+        <w:ind w:left="720" w:hanging="360"/>
+      </w:pPr>
+      <w:rPr>
+        <w:rFonts w:ascii="Symbol" w:hAnsi="Symbol" w:hint="default"/>
+        <w:sz w:val="20"/>
+      </w:rPr>
+    </w:lvl>
+    <w:lvl w:ilvl="1" w:tentative="1">
+      <w:start w:val="1"/>
+      <w:numFmt w:val="bullet"/>
+      <w:lvlText w:val="o"/>
+      <w:lvlJc w:val="left"/>
+      <w:pPr>
+        <w:tabs>
+          <w:tab w:val="num" w:pos="1440"/>
+        </w:tabs>
+        <w:ind w:left="1440" w:hanging="360"/>
+      </w:pPr>
+      <w:rPr>
+        <w:rFonts w:ascii="Courier New" w:hAnsi="Courier New" w:hint="default"/>
+        <w:sz w:val="20"/>
+      </w:rPr>
+    </w:lvl>
+    <w:lvl w:ilvl="2" w:tentative="1">
+      <w:start w:val="1"/>
+      <w:numFmt w:val="bullet"/>
+      <w:lvlText w:val=""/>
+      <w:lvlJc w:val="left"/>
+      <w:pPr>
+        <w:tabs>
+          <w:tab w:val="num" w:pos="2160"/>
+        </w:tabs>
+        <w:ind w:left="2160" w:hanging="360"/>
+      </w:pPr>
+      <w:rPr>
+        <w:rFonts w:ascii="Wingdings" w:hAnsi="Wingdings" w:hint="default"/>
+        <w:sz w:val="20"/>
+      </w:rPr>
+    </w:lvl>
+    <w:lvl w:ilvl="3" w:tentative="1">
+      <w:start w:val="1"/>
+      <w:numFmt w:val="bullet"/>
+      <w:lvlText w:val=""/>
+      <w:lvlJc w:val="left"/>
+      <w:pPr>
+        <w:tabs>
+          <w:tab w:val="num" w:pos="2880"/>
+        </w:tabs>
+        <w:ind w:left="2880" w:hanging="360"/>
+      </w:pPr>
+      <w:rPr>
+        <w:rFonts w:ascii="Wingdings" w:hAnsi="Wingdings" w:hint="default"/>
+        <w:sz w:val="20"/>
+      </w:rPr>
+    </w:lvl>
+    <w:lvl w:ilvl="4" w:tentative="1">
+      <w:start w:val="1"/>
+      <w:numFmt w:val="bullet"/>
+      <w:lvlText w:val=""/>
+      <w:lvlJc w:val="left"/>
+      <w:pPr>
+        <w:tabs>
+          <w:tab w:val="num" w:pos="3600"/>
+        </w:tabs>
+        <w:ind w:left="3600" w:hanging="360"/>
+      </w:pPr>
+      <w:rPr>
+        <w:rFonts w:ascii="Wingdings" w:hAnsi="Wingdings" w:hint="default"/>
+        <w:sz w:val="20"/>
+      </w:rPr>
+    </w:lvl>
+    <w:lvl w:ilvl="5" w:tentative="1">
+      <w:start w:val="1"/>
+      <w:numFmt w:val="bullet"/>
+      <w:lvlText w:val=""/>
+      <w:lvlJc w:val="left"/>
+      <w:pPr>
+        <w:tabs>
+          <w:tab w:val="num" w:pos="4320"/>
+        </w:tabs>
+        <w:ind w:left="4320" w:hanging="360"/>
+      </w:pPr>
+      <w:rPr>
+        <w:rFonts w:ascii="Wingdings" w:hAnsi="Wingdings" w:hint="default"/>
+        <w:sz w:val="20"/>
+      </w:rPr>
+    </w:lvl>
+    <w:lvl w:ilvl="6" w:tentative="1">
+      <w:start w:val="1"/>
+      <w:numFmt w:val="bullet"/>
+      <w:lvlText w:val=""/>
+      <w:lvlJc w:val="left"/>
+      <w:pPr>
+        <w:tabs>
+          <w:tab w:val="num" w:pos="5040"/>
+        </w:tabs>
+        <w:ind w:left="5040" w:hanging="360"/>
+      </w:pPr>
+      <w:rPr>
+        <w:rFonts w:ascii="Wingdings" w:hAnsi="Wingdings" w:hint="default"/>
+        <w:sz w:val="20"/>
+      </w:rPr>
+    </w:lvl>
+    <w:lvl w:ilvl="7" w:tentative="1">
+      <w:start w:val="1"/>
+      <w:numFmt w:val="bullet"/>
+      <w:lvlText w:val=""/>
+      <w:lvlJc w:val="left"/>
+      <w:pPr>
+        <w:tabs>
+          <w:tab w:val="num" w:pos="5760"/>
+        </w:tabs>
+        <w:ind w:left="5760" w:hanging="360"/>
+      </w:pPr>
+      <w:rPr>
+        <w:rFonts w:ascii="Wingdings" w:hAnsi="Wingdings" w:hint="default"/>
+        <w:sz w:val="20"/>
+      </w:rPr>
+    </w:lvl>
+    <w:lvl w:ilvl="8" w:tentative="1">
+      <w:start w:val="1"/>
+      <w:numFmt w:val="bullet"/>
+      <w:lvlText w:val=""/>
+      <w:lvlJc w:val="left"/>
+      <w:pPr>
+        <w:tabs>
+          <w:tab w:val="num" w:pos="6480"/>
+        </w:tabs>
+        <w:ind w:left="6480" w:hanging="360"/>
+      </w:pPr>
+      <w:rPr>
+        <w:rFonts w:ascii="Wingdings" w:hAnsi="Wingdings" w:hint="default"/>
+        <w:sz w:val="20"/>
+      </w:rPr>
+    </w:lvl>
+  </w:abstractNum>
+  <w:abstractNum w:abstractNumId="13" w15:restartNumberingAfterBreak="0">
     <w:nsid w:val="28EB0B90"/>
     <w:multiLevelType w:val="multilevel"/>
     <w:tmpl w:val="9254375A"/>
@@ -4955,7 +6988,7 @@
       </w:rPr>
     </w:lvl>
   </w:abstractNum>
-  <w:abstractNum w:abstractNumId="12" w15:restartNumberingAfterBreak="0">
+  <w:abstractNum w:abstractNumId="14" w15:restartNumberingAfterBreak="0">
     <w:nsid w:val="2E070E90"/>
     <w:multiLevelType w:val="multilevel"/>
     <w:tmpl w:val="D8B409CC"/>
@@ -5104,7 +7137,7 @@
       </w:rPr>
     </w:lvl>
   </w:abstractNum>
-  <w:abstractNum w:abstractNumId="13" w15:restartNumberingAfterBreak="0">
+  <w:abstractNum w:abstractNumId="15" w15:restartNumberingAfterBreak="0">
     <w:nsid w:val="31DD3A83"/>
     <w:multiLevelType w:val="multilevel"/>
     <w:tmpl w:val="DB3AD422"/>
@@ -5253,7 +7286,7 @@
       </w:rPr>
     </w:lvl>
   </w:abstractNum>
-  <w:abstractNum w:abstractNumId="14" w15:restartNumberingAfterBreak="0">
+  <w:abstractNum w:abstractNumId="16" w15:restartNumberingAfterBreak="0">
     <w:nsid w:val="342A729C"/>
     <w:multiLevelType w:val="multilevel"/>
     <w:tmpl w:val="1FFC925E"/>
@@ -5402,7 +7435,7 @@
       </w:rPr>
     </w:lvl>
   </w:abstractNum>
-  <w:abstractNum w:abstractNumId="15" w15:restartNumberingAfterBreak="0">
+  <w:abstractNum w:abstractNumId="17" w15:restartNumberingAfterBreak="0">
     <w:nsid w:val="373406AA"/>
     <w:multiLevelType w:val="multilevel"/>
     <w:tmpl w:val="CCF45B48"/>
@@ -5551,7 +7584,7 @@
       </w:rPr>
     </w:lvl>
   </w:abstractNum>
-  <w:abstractNum w:abstractNumId="16" w15:restartNumberingAfterBreak="0">
+  <w:abstractNum w:abstractNumId="18" w15:restartNumberingAfterBreak="0">
     <w:nsid w:val="3816530D"/>
     <w:multiLevelType w:val="multilevel"/>
     <w:tmpl w:val="CEF88F0C"/>
@@ -5700,7 +7733,7 @@
       </w:rPr>
     </w:lvl>
   </w:abstractNum>
-  <w:abstractNum w:abstractNumId="17" w15:restartNumberingAfterBreak="0">
+  <w:abstractNum w:abstractNumId="19" w15:restartNumberingAfterBreak="0">
     <w:nsid w:val="42236EF1"/>
     <w:multiLevelType w:val="multilevel"/>
     <w:tmpl w:val="DCEE2BB2"/>
@@ -5849,7 +7882,7 @@
       </w:rPr>
     </w:lvl>
   </w:abstractNum>
-  <w:abstractNum w:abstractNumId="18" w15:restartNumberingAfterBreak="0">
+  <w:abstractNum w:abstractNumId="20" w15:restartNumberingAfterBreak="0">
     <w:nsid w:val="44BB7E9C"/>
     <w:multiLevelType w:val="multilevel"/>
     <w:tmpl w:val="FAEA803A"/>
@@ -5998,7 +8031,7 @@
       </w:rPr>
     </w:lvl>
   </w:abstractNum>
-  <w:abstractNum w:abstractNumId="19" w15:restartNumberingAfterBreak="0">
+  <w:abstractNum w:abstractNumId="21" w15:restartNumberingAfterBreak="0">
     <w:nsid w:val="46125FB0"/>
     <w:multiLevelType w:val="multilevel"/>
     <w:tmpl w:val="566615D6"/>
@@ -6147,7 +8180,7 @@
       </w:rPr>
     </w:lvl>
   </w:abstractNum>
-  <w:abstractNum w:abstractNumId="20" w15:restartNumberingAfterBreak="0">
+  <w:abstractNum w:abstractNumId="22" w15:restartNumberingAfterBreak="0">
     <w:nsid w:val="480D4C6B"/>
     <w:multiLevelType w:val="multilevel"/>
     <w:tmpl w:val="B2D89E22"/>
@@ -6296,7 +8329,7 @@
       </w:rPr>
     </w:lvl>
   </w:abstractNum>
-  <w:abstractNum w:abstractNumId="21" w15:restartNumberingAfterBreak="0">
+  <w:abstractNum w:abstractNumId="23" w15:restartNumberingAfterBreak="0">
     <w:nsid w:val="4BBA6C9C"/>
     <w:multiLevelType w:val="multilevel"/>
     <w:tmpl w:val="B2F2A4B4"/>
@@ -6445,7 +8478,156 @@
       </w:rPr>
     </w:lvl>
   </w:abstractNum>
-  <w:abstractNum w:abstractNumId="22" w15:restartNumberingAfterBreak="0">
+  <w:abstractNum w:abstractNumId="24" w15:restartNumberingAfterBreak="0">
+    <w:nsid w:val="4F9B4212"/>
+    <w:multiLevelType w:val="multilevel"/>
+    <w:tmpl w:val="C30090D6"/>
+    <w:lvl w:ilvl="0">
+      <w:start w:val="1"/>
+      <w:numFmt w:val="bullet"/>
+      <w:lvlText w:val=""/>
+      <w:lvlJc w:val="left"/>
+      <w:pPr>
+        <w:tabs>
+          <w:tab w:val="num" w:pos="720"/>
+        </w:tabs>
+        <w:ind w:left="720" w:hanging="360"/>
+      </w:pPr>
+      <w:rPr>
+        <w:rFonts w:ascii="Symbol" w:hAnsi="Symbol" w:hint="default"/>
+        <w:sz w:val="20"/>
+      </w:rPr>
+    </w:lvl>
+    <w:lvl w:ilvl="1" w:tentative="1">
+      <w:start w:val="1"/>
+      <w:numFmt w:val="bullet"/>
+      <w:lvlText w:val="o"/>
+      <w:lvlJc w:val="left"/>
+      <w:pPr>
+        <w:tabs>
+          <w:tab w:val="num" w:pos="1440"/>
+        </w:tabs>
+        <w:ind w:left="1440" w:hanging="360"/>
+      </w:pPr>
+      <w:rPr>
+        <w:rFonts w:ascii="Courier New" w:hAnsi="Courier New" w:hint="default"/>
+        <w:sz w:val="20"/>
+      </w:rPr>
+    </w:lvl>
+    <w:lvl w:ilvl="2" w:tentative="1">
+      <w:start w:val="1"/>
+      <w:numFmt w:val="bullet"/>
+      <w:lvlText w:val=""/>
+      <w:lvlJc w:val="left"/>
+      <w:pPr>
+        <w:tabs>
+          <w:tab w:val="num" w:pos="2160"/>
+        </w:tabs>
+        <w:ind w:left="2160" w:hanging="360"/>
+      </w:pPr>
+      <w:rPr>
+        <w:rFonts w:ascii="Wingdings" w:hAnsi="Wingdings" w:hint="default"/>
+        <w:sz w:val="20"/>
+      </w:rPr>
+    </w:lvl>
+    <w:lvl w:ilvl="3" w:tentative="1">
+      <w:start w:val="1"/>
+      <w:numFmt w:val="bullet"/>
+      <w:lvlText w:val=""/>
+      <w:lvlJc w:val="left"/>
+      <w:pPr>
+        <w:tabs>
+          <w:tab w:val="num" w:pos="2880"/>
+        </w:tabs>
+        <w:ind w:left="2880" w:hanging="360"/>
+      </w:pPr>
+      <w:rPr>
+        <w:rFonts w:ascii="Wingdings" w:hAnsi="Wingdings" w:hint="default"/>
+        <w:sz w:val="20"/>
+      </w:rPr>
+    </w:lvl>
+    <w:lvl w:ilvl="4" w:tentative="1">
+      <w:start w:val="1"/>
+      <w:numFmt w:val="bullet"/>
+      <w:lvlText w:val=""/>
+      <w:lvlJc w:val="left"/>
+      <w:pPr>
+        <w:tabs>
+          <w:tab w:val="num" w:pos="3600"/>
+        </w:tabs>
+        <w:ind w:left="3600" w:hanging="360"/>
+      </w:pPr>
+      <w:rPr>
+        <w:rFonts w:ascii="Wingdings" w:hAnsi="Wingdings" w:hint="default"/>
+        <w:sz w:val="20"/>
+      </w:rPr>
+    </w:lvl>
+    <w:lvl w:ilvl="5" w:tentative="1">
+      <w:start w:val="1"/>
+      <w:numFmt w:val="bullet"/>
+      <w:lvlText w:val=""/>
+      <w:lvlJc w:val="left"/>
+      <w:pPr>
+        <w:tabs>
+          <w:tab w:val="num" w:pos="4320"/>
+        </w:tabs>
+        <w:ind w:left="4320" w:hanging="360"/>
+      </w:pPr>
+      <w:rPr>
+        <w:rFonts w:ascii="Wingdings" w:hAnsi="Wingdings" w:hint="default"/>
+        <w:sz w:val="20"/>
+      </w:rPr>
+    </w:lvl>
+    <w:lvl w:ilvl="6" w:tentative="1">
+      <w:start w:val="1"/>
+      <w:numFmt w:val="bullet"/>
+      <w:lvlText w:val=""/>
+      <w:lvlJc w:val="left"/>
+      <w:pPr>
+        <w:tabs>
+          <w:tab w:val="num" w:pos="5040"/>
+        </w:tabs>
+        <w:ind w:left="5040" w:hanging="360"/>
+      </w:pPr>
+      <w:rPr>
+        <w:rFonts w:ascii="Wingdings" w:hAnsi="Wingdings" w:hint="default"/>
+        <w:sz w:val="20"/>
+      </w:rPr>
+    </w:lvl>
+    <w:lvl w:ilvl="7" w:tentative="1">
+      <w:start w:val="1"/>
+      <w:numFmt w:val="bullet"/>
+      <w:lvlText w:val=""/>
+      <w:lvlJc w:val="left"/>
+      <w:pPr>
+        <w:tabs>
+          <w:tab w:val="num" w:pos="5760"/>
+        </w:tabs>
+        <w:ind w:left="5760" w:hanging="360"/>
+      </w:pPr>
+      <w:rPr>
+        <w:rFonts w:ascii="Wingdings" w:hAnsi="Wingdings" w:hint="default"/>
+        <w:sz w:val="20"/>
+      </w:rPr>
+    </w:lvl>
+    <w:lvl w:ilvl="8" w:tentative="1">
+      <w:start w:val="1"/>
+      <w:numFmt w:val="bullet"/>
+      <w:lvlText w:val=""/>
+      <w:lvlJc w:val="left"/>
+      <w:pPr>
+        <w:tabs>
+          <w:tab w:val="num" w:pos="6480"/>
+        </w:tabs>
+        <w:ind w:left="6480" w:hanging="360"/>
+      </w:pPr>
+      <w:rPr>
+        <w:rFonts w:ascii="Wingdings" w:hAnsi="Wingdings" w:hint="default"/>
+        <w:sz w:val="20"/>
+      </w:rPr>
+    </w:lvl>
+  </w:abstractNum>
+  <w:abstractNum w:abstractNumId="25" w15:restartNumberingAfterBreak="0">
     <w:nsid w:val="500C23E5"/>
     <w:multiLevelType w:val="multilevel"/>
     <w:tmpl w:val="9BE08458"/>
@@ -6594,7 +8776,7 @@
       </w:rPr>
     </w:lvl>
   </w:abstractNum>
-  <w:abstractNum w:abstractNumId="23" w15:restartNumberingAfterBreak="0">
+  <w:abstractNum w:abstractNumId="26" w15:restartNumberingAfterBreak="0">
     <w:nsid w:val="545C19E8"/>
     <w:multiLevelType w:val="multilevel"/>
     <w:tmpl w:val="1B423618"/>
@@ -6743,7 +8925,7 @@
       </w:rPr>
     </w:lvl>
   </w:abstractNum>
-  <w:abstractNum w:abstractNumId="24" w15:restartNumberingAfterBreak="0">
+  <w:abstractNum w:abstractNumId="27" w15:restartNumberingAfterBreak="0">
     <w:nsid w:val="549D5184"/>
     <w:multiLevelType w:val="multilevel"/>
     <w:tmpl w:val="134CB2D6"/>
@@ -6892,7 +9074,7 @@
       </w:rPr>
     </w:lvl>
   </w:abstractNum>
-  <w:abstractNum w:abstractNumId="25" w15:restartNumberingAfterBreak="0">
+  <w:abstractNum w:abstractNumId="28" w15:restartNumberingAfterBreak="0">
     <w:nsid w:val="5A681313"/>
     <w:multiLevelType w:val="multilevel"/>
     <w:tmpl w:val="FA3EAB7C"/>
@@ -7041,7 +9223,7 @@
       </w:rPr>
     </w:lvl>
   </w:abstractNum>
-  <w:abstractNum w:abstractNumId="26" w15:restartNumberingAfterBreak="0">
+  <w:abstractNum w:abstractNumId="29" w15:restartNumberingAfterBreak="0">
     <w:nsid w:val="60A61CF2"/>
     <w:multiLevelType w:val="multilevel"/>
     <w:tmpl w:val="4B22A894"/>
@@ -7190,7 +9372,7 @@
       </w:rPr>
     </w:lvl>
   </w:abstractNum>
-  <w:abstractNum w:abstractNumId="27" w15:restartNumberingAfterBreak="0">
+  <w:abstractNum w:abstractNumId="30" w15:restartNumberingAfterBreak="0">
     <w:nsid w:val="613F7C03"/>
     <w:multiLevelType w:val="multilevel"/>
     <w:tmpl w:val="B75CB600"/>
@@ -7339,7 +9521,7 @@
       </w:rPr>
     </w:lvl>
   </w:abstractNum>
-  <w:abstractNum w:abstractNumId="28" w15:restartNumberingAfterBreak="0">
+  <w:abstractNum w:abstractNumId="31" w15:restartNumberingAfterBreak="0">
     <w:nsid w:val="63092A0B"/>
     <w:multiLevelType w:val="multilevel"/>
     <w:tmpl w:val="2B524C6E"/>
@@ -7488,7 +9670,7 @@
       </w:rPr>
     </w:lvl>
   </w:abstractNum>
-  <w:abstractNum w:abstractNumId="29" w15:restartNumberingAfterBreak="0">
+  <w:abstractNum w:abstractNumId="32" w15:restartNumberingAfterBreak="0">
     <w:nsid w:val="67754929"/>
     <w:multiLevelType w:val="multilevel"/>
     <w:tmpl w:val="E4AAFDAE"/>
@@ -7637,7 +9819,7 @@
       </w:rPr>
     </w:lvl>
   </w:abstractNum>
-  <w:abstractNum w:abstractNumId="30" w15:restartNumberingAfterBreak="0">
+  <w:abstractNum w:abstractNumId="33" w15:restartNumberingAfterBreak="0">
     <w:nsid w:val="67B27704"/>
     <w:multiLevelType w:val="multilevel"/>
     <w:tmpl w:val="52EA5C16"/>
@@ -7786,7 +9968,7 @@
       </w:rPr>
     </w:lvl>
   </w:abstractNum>
-  <w:abstractNum w:abstractNumId="31" w15:restartNumberingAfterBreak="0">
+  <w:abstractNum w:abstractNumId="34" w15:restartNumberingAfterBreak="0">
     <w:nsid w:val="6FB52FF5"/>
     <w:multiLevelType w:val="multilevel"/>
     <w:tmpl w:val="1636572E"/>
@@ -7935,7 +10117,7 @@
       </w:rPr>
     </w:lvl>
   </w:abstractNum>
-  <w:abstractNum w:abstractNumId="32" w15:restartNumberingAfterBreak="0">
+  <w:abstractNum w:abstractNumId="35" w15:restartNumberingAfterBreak="0">
     <w:nsid w:val="75602EBB"/>
     <w:multiLevelType w:val="multilevel"/>
     <w:tmpl w:val="D6D2DCA6"/>
@@ -8084,7 +10266,7 @@
       </w:rPr>
     </w:lvl>
   </w:abstractNum>
-  <w:abstractNum w:abstractNumId="33" w15:restartNumberingAfterBreak="0">
+  <w:abstractNum w:abstractNumId="36" w15:restartNumberingAfterBreak="0">
     <w:nsid w:val="7F3F554F"/>
     <w:multiLevelType w:val="multilevel"/>
     <w:tmpl w:val="117AED32"/>
@@ -8234,106 +10416,115 @@
     </w:lvl>
   </w:abstractNum>
   <w:num w:numId="1" w16cid:durableId="1470660412">
+    <w:abstractNumId w:val="7"/>
+  </w:num>
+  <w:num w:numId="2" w16cid:durableId="1738818866">
+    <w:abstractNumId w:val="1"/>
+  </w:num>
+  <w:num w:numId="3" w16cid:durableId="2118670987">
+    <w:abstractNumId w:val="23"/>
+  </w:num>
+  <w:num w:numId="4" w16cid:durableId="1728842303">
+    <w:abstractNumId w:val="25"/>
+  </w:num>
+  <w:num w:numId="5" w16cid:durableId="1588153978">
+    <w:abstractNumId w:val="20"/>
+  </w:num>
+  <w:num w:numId="6" w16cid:durableId="1569339199">
+    <w:abstractNumId w:val="32"/>
+  </w:num>
+  <w:num w:numId="7" w16cid:durableId="1191146902">
+    <w:abstractNumId w:val="10"/>
+  </w:num>
+  <w:num w:numId="8" w16cid:durableId="496379820">
+    <w:abstractNumId w:val="21"/>
+  </w:num>
+  <w:num w:numId="9" w16cid:durableId="1995988777">
+    <w:abstractNumId w:val="11"/>
+  </w:num>
+  <w:num w:numId="10" w16cid:durableId="1692805259">
+    <w:abstractNumId w:val="29"/>
+  </w:num>
+  <w:num w:numId="11" w16cid:durableId="1259408970">
+    <w:abstractNumId w:val="9"/>
+  </w:num>
+  <w:num w:numId="12" w16cid:durableId="2126608119">
+    <w:abstractNumId w:val="34"/>
+  </w:num>
+  <w:num w:numId="13" w16cid:durableId="747729190">
+    <w:abstractNumId w:val="17"/>
+  </w:num>
+  <w:num w:numId="14" w16cid:durableId="1976521081">
+    <w:abstractNumId w:val="5"/>
+  </w:num>
+  <w:num w:numId="15" w16cid:durableId="957758618">
+    <w:abstractNumId w:val="31"/>
+  </w:num>
+  <w:num w:numId="16" w16cid:durableId="672953678">
     <w:abstractNumId w:val="6"/>
   </w:num>
-  <w:num w:numId="2" w16cid:durableId="1738818866">
+  <w:num w:numId="17" w16cid:durableId="896162629">
+    <w:abstractNumId w:val="2"/>
+  </w:num>
+  <w:num w:numId="18" w16cid:durableId="347104899">
+    <w:abstractNumId w:val="14"/>
+  </w:num>
+  <w:num w:numId="19" w16cid:durableId="315695358">
+    <w:abstractNumId w:val="36"/>
+  </w:num>
+  <w:num w:numId="20" w16cid:durableId="290789926">
+    <w:abstractNumId w:val="33"/>
+  </w:num>
+  <w:num w:numId="21" w16cid:durableId="1530408654">
+    <w:abstractNumId w:val="26"/>
+  </w:num>
+  <w:num w:numId="22" w16cid:durableId="1764451755">
+    <w:abstractNumId w:val="19"/>
+  </w:num>
+  <w:num w:numId="23" w16cid:durableId="1704284714">
+    <w:abstractNumId w:val="13"/>
+  </w:num>
+  <w:num w:numId="24" w16cid:durableId="835270754">
+    <w:abstractNumId w:val="28"/>
+  </w:num>
+  <w:num w:numId="25" w16cid:durableId="1942102812">
+    <w:abstractNumId w:val="22"/>
+  </w:num>
+  <w:num w:numId="26" w16cid:durableId="897278475">
+    <w:abstractNumId w:val="8"/>
+  </w:num>
+  <w:num w:numId="27" w16cid:durableId="426511349">
+    <w:abstractNumId w:val="27"/>
+  </w:num>
+  <w:num w:numId="28" w16cid:durableId="1215851745">
+    <w:abstractNumId w:val="35"/>
+  </w:num>
+  <w:num w:numId="29" w16cid:durableId="1247878341">
+    <w:abstractNumId w:val="16"/>
+  </w:num>
+  <w:num w:numId="30" w16cid:durableId="1767925373">
+    <w:abstractNumId w:val="30"/>
+  </w:num>
+  <w:num w:numId="31" w16cid:durableId="225918275">
+    <w:abstractNumId w:val="3"/>
+  </w:num>
+  <w:num w:numId="32" w16cid:durableId="1548957243">
+    <w:abstractNumId w:val="15"/>
+  </w:num>
+  <w:num w:numId="33" w16cid:durableId="711421185">
+    <w:abstractNumId w:val="18"/>
+  </w:num>
+  <w:num w:numId="34" w16cid:durableId="87696352">
+    <w:abstractNumId w:val="4"/>
+  </w:num>
+  <w:num w:numId="35" w16cid:durableId="902301575">
+    <w:abstractNumId w:val="12"/>
+  </w:num>
+  <w:num w:numId="36" w16cid:durableId="2090616622">
     <w:abstractNumId w:val="0"/>
   </w:num>
-  <w:num w:numId="3" w16cid:durableId="2118670987">
-    <w:abstractNumId w:val="21"/>
-  </w:num>
-  <w:num w:numId="4" w16cid:durableId="1728842303">
-    <w:abstractNumId w:val="22"/>
-  </w:num>
-  <w:num w:numId="5" w16cid:durableId="1588153978">
-    <w:abstractNumId w:val="18"/>
-  </w:num>
-  <w:num w:numId="6" w16cid:durableId="1569339199">
-    <w:abstractNumId w:val="29"/>
-  </w:num>
-  <w:num w:numId="7" w16cid:durableId="1191146902">
-    <w:abstractNumId w:val="9"/>
-  </w:num>
-  <w:num w:numId="8" w16cid:durableId="496379820">
-    <w:abstractNumId w:val="19"/>
-  </w:num>
-  <w:num w:numId="9" w16cid:durableId="1995988777">
-    <w:abstractNumId w:val="10"/>
-  </w:num>
-  <w:num w:numId="10" w16cid:durableId="1692805259">
-    <w:abstractNumId w:val="26"/>
-  </w:num>
-  <w:num w:numId="11" w16cid:durableId="1259408970">
-    <w:abstractNumId w:val="8"/>
-  </w:num>
-  <w:num w:numId="12" w16cid:durableId="2126608119">
-    <w:abstractNumId w:val="31"/>
-  </w:num>
-  <w:num w:numId="13" w16cid:durableId="747729190">
-    <w:abstractNumId w:val="15"/>
-  </w:num>
-  <w:num w:numId="14" w16cid:durableId="1976521081">
-    <w:abstractNumId w:val="4"/>
-  </w:num>
-  <w:num w:numId="15" w16cid:durableId="957758618">
-    <w:abstractNumId w:val="28"/>
-  </w:num>
-  <w:num w:numId="16" w16cid:durableId="672953678">
-    <w:abstractNumId w:val="5"/>
-  </w:num>
-  <w:num w:numId="17" w16cid:durableId="896162629">
-    <w:abstractNumId w:val="1"/>
-  </w:num>
-  <w:num w:numId="18" w16cid:durableId="347104899">
-    <w:abstractNumId w:val="12"/>
-  </w:num>
-  <w:num w:numId="19" w16cid:durableId="315695358">
-    <w:abstractNumId w:val="33"/>
-  </w:num>
-  <w:num w:numId="20" w16cid:durableId="290789926">
-    <w:abstractNumId w:val="30"/>
-  </w:num>
-  <w:num w:numId="21" w16cid:durableId="1530408654">
-    <w:abstractNumId w:val="23"/>
-  </w:num>
-  <w:num w:numId="22" w16cid:durableId="1764451755">
-    <w:abstractNumId w:val="17"/>
-  </w:num>
-  <w:num w:numId="23" w16cid:durableId="1704284714">
-    <w:abstractNumId w:val="11"/>
-  </w:num>
-  <w:num w:numId="24" w16cid:durableId="835270754">
-    <w:abstractNumId w:val="25"/>
-  </w:num>
-  <w:num w:numId="25" w16cid:durableId="1942102812">
-    <w:abstractNumId w:val="20"/>
-  </w:num>
-  <w:num w:numId="26" w16cid:durableId="897278475">
-    <w:abstractNumId w:val="7"/>
-  </w:num>
-  <w:num w:numId="27" w16cid:durableId="426511349">
+  <w:num w:numId="37" w16cid:durableId="9528458">
     <w:abstractNumId w:val="24"/>
-  </w:num>
-  <w:num w:numId="28" w16cid:durableId="1215851745">
-    <w:abstractNumId w:val="32"/>
-  </w:num>
-  <w:num w:numId="29" w16cid:durableId="1247878341">
-    <w:abstractNumId w:val="14"/>
-  </w:num>
-  <w:num w:numId="30" w16cid:durableId="1767925373">
-    <w:abstractNumId w:val="27"/>
-  </w:num>
-  <w:num w:numId="31" w16cid:durableId="225918275">
-    <w:abstractNumId w:val="2"/>
-  </w:num>
-  <w:num w:numId="32" w16cid:durableId="1548957243">
-    <w:abstractNumId w:val="13"/>
-  </w:num>
-  <w:num w:numId="33" w16cid:durableId="711421185">
-    <w:abstractNumId w:val="16"/>
-  </w:num>
-  <w:num w:numId="34" w16cid:durableId="87696352">
-    <w:abstractNumId w:val="3"/>
   </w:num>
 </w:numbering>
 </file>
@@ -8816,7 +11007,6 @@
     <w:next w:val="Normal"/>
     <w:link w:val="Heading4Char"/>
     <w:uiPriority w:val="9"/>
-    <w:semiHidden/>
     <w:unhideWhenUsed/>
     <w:qFormat/>
     <w:rsid w:val="00EB718B"/>
@@ -9013,7 +11203,6 @@
     <w:basedOn w:val="DefaultParagraphFont"/>
     <w:link w:val="Heading4"/>
     <w:uiPriority w:val="9"/>
-    <w:semiHidden/>
     <w:rsid w:val="00EB718B"/>
     <w:rPr>
       <w:caps/>

--- a/Section-12.docx
+++ b/Section-12.docx
@@ -7,12 +7,16 @@
         <w:pStyle w:val="Heading1"/>
         <w:rPr>
           <w:rFonts w:ascii="Cambria" w:hAnsi="Cambria"/>
+          <w:sz w:val="20"/>
+          <w:szCs w:val="20"/>
         </w:rPr>
       </w:pPr>
       <w:r>
         <w:rPr>
           <w:rFonts w:ascii="Cambria" w:hAnsi="Cambria"/>
           <w:caps w:val="0"/>
+          <w:sz w:val="20"/>
+          <w:szCs w:val="20"/>
         </w:rPr>
         <w:t>TOOLS NEEDED</w:t>
       </w:r>
@@ -24,17 +28,13 @@
           <w:caps/>
           <w:color w:val="000000" w:themeColor="text1"/>
           <w:spacing w:val="15"/>
-          <w:sz w:val="22"/>
-          <w:szCs w:val="22"/>
-        </w:rPr>
-      </w:pPr>
-      <w:r>
-        <w:rPr>
-          <w:rFonts w:ascii="Cambria" w:hAnsi="Cambria"/>
-          <w:color w:val="000000" w:themeColor="text1"/>
-          <w:spacing w:val="15"/>
-          <w:sz w:val="22"/>
-          <w:szCs w:val="22"/>
+        </w:rPr>
+      </w:pPr>
+      <w:r>
+        <w:rPr>
+          <w:rFonts w:ascii="Cambria" w:hAnsi="Cambria"/>
+          <w:color w:val="000000" w:themeColor="text1"/>
+          <w:spacing w:val="15"/>
         </w:rPr>
         <w:t>TOOLS ARE REQUIRED TO WORK ON A MACHINE LEARNING PROJECT.</w:t>
       </w:r>
@@ -44,16 +44,12 @@
         <w:pStyle w:val="Heading2"/>
         <w:rPr>
           <w:rFonts w:ascii="Cambria" w:hAnsi="Cambria"/>
-          <w:sz w:val="22"/>
-          <w:szCs w:val="22"/>
         </w:rPr>
       </w:pPr>
       <w:r>
         <w:rPr>
           <w:rFonts w:ascii="Cambria" w:hAnsi="Cambria"/>
           <w:caps w:val="0"/>
-          <w:sz w:val="22"/>
-          <w:szCs w:val="22"/>
         </w:rPr>
         <w:t>COMMON TOOLS:</w:t>
       </w:r>
@@ -69,17 +65,13 @@
           <w:caps/>
           <w:color w:val="000000" w:themeColor="text1"/>
           <w:spacing w:val="15"/>
-          <w:sz w:val="22"/>
-          <w:szCs w:val="22"/>
-        </w:rPr>
-      </w:pPr>
-      <w:r>
-        <w:rPr>
-          <w:rFonts w:ascii="Cambria" w:hAnsi="Cambria"/>
-          <w:color w:val="000000" w:themeColor="text1"/>
-          <w:spacing w:val="15"/>
-          <w:sz w:val="22"/>
-          <w:szCs w:val="22"/>
+        </w:rPr>
+      </w:pPr>
+      <w:r>
+        <w:rPr>
+          <w:rFonts w:ascii="Cambria" w:hAnsi="Cambria"/>
+          <w:color w:val="000000" w:themeColor="text1"/>
+          <w:spacing w:val="15"/>
         </w:rPr>
         <w:t>PYTHON (PROGRAMMING LANGUAGE)</w:t>
       </w:r>
@@ -95,17 +87,13 @@
           <w:caps/>
           <w:color w:val="000000" w:themeColor="text1"/>
           <w:spacing w:val="15"/>
-          <w:sz w:val="22"/>
-          <w:szCs w:val="22"/>
-        </w:rPr>
-      </w:pPr>
-      <w:r>
-        <w:rPr>
-          <w:rFonts w:ascii="Cambria" w:hAnsi="Cambria"/>
-          <w:color w:val="000000" w:themeColor="text1"/>
-          <w:spacing w:val="15"/>
-          <w:sz w:val="22"/>
-          <w:szCs w:val="22"/>
+        </w:rPr>
+      </w:pPr>
+      <w:r>
+        <w:rPr>
+          <w:rFonts w:ascii="Cambria" w:hAnsi="Cambria"/>
+          <w:color w:val="000000" w:themeColor="text1"/>
+          <w:spacing w:val="15"/>
         </w:rPr>
         <w:t>ANACONDA / MINICONDA (ENVIRONMENT)</w:t>
       </w:r>
@@ -121,17 +109,13 @@
           <w:caps/>
           <w:color w:val="000000" w:themeColor="text1"/>
           <w:spacing w:val="15"/>
-          <w:sz w:val="22"/>
-          <w:szCs w:val="22"/>
-        </w:rPr>
-      </w:pPr>
-      <w:r>
-        <w:rPr>
-          <w:rFonts w:ascii="Cambria" w:hAnsi="Cambria"/>
-          <w:color w:val="000000" w:themeColor="text1"/>
-          <w:spacing w:val="15"/>
-          <w:sz w:val="22"/>
-          <w:szCs w:val="22"/>
+        </w:rPr>
+      </w:pPr>
+      <w:r>
+        <w:rPr>
+          <w:rFonts w:ascii="Cambria" w:hAnsi="Cambria"/>
+          <w:color w:val="000000" w:themeColor="text1"/>
+          <w:spacing w:val="15"/>
         </w:rPr>
         <w:t>JUPYTER NOTEBOOK (CODING AND TESTING)</w:t>
       </w:r>
@@ -147,17 +131,13 @@
           <w:caps/>
           <w:color w:val="000000" w:themeColor="text1"/>
           <w:spacing w:val="15"/>
-          <w:sz w:val="22"/>
-          <w:szCs w:val="22"/>
-        </w:rPr>
-      </w:pPr>
-      <w:r>
-        <w:rPr>
-          <w:rFonts w:ascii="Cambria" w:hAnsi="Cambria"/>
-          <w:color w:val="000000" w:themeColor="text1"/>
-          <w:spacing w:val="15"/>
-          <w:sz w:val="22"/>
-          <w:szCs w:val="22"/>
+        </w:rPr>
+      </w:pPr>
+      <w:r>
+        <w:rPr>
+          <w:rFonts w:ascii="Cambria" w:hAnsi="Cambria"/>
+          <w:color w:val="000000" w:themeColor="text1"/>
+          <w:spacing w:val="15"/>
         </w:rPr>
         <w:t>PANDAS (DATA HANDLING)</w:t>
       </w:r>
@@ -173,17 +153,13 @@
           <w:caps/>
           <w:color w:val="000000" w:themeColor="text1"/>
           <w:spacing w:val="15"/>
-          <w:sz w:val="22"/>
-          <w:szCs w:val="22"/>
-        </w:rPr>
-      </w:pPr>
-      <w:r>
-        <w:rPr>
-          <w:rFonts w:ascii="Cambria" w:hAnsi="Cambria"/>
-          <w:color w:val="000000" w:themeColor="text1"/>
-          <w:spacing w:val="15"/>
-          <w:sz w:val="22"/>
-          <w:szCs w:val="22"/>
+        </w:rPr>
+      </w:pPr>
+      <w:r>
+        <w:rPr>
+          <w:rFonts w:ascii="Cambria" w:hAnsi="Cambria"/>
+          <w:color w:val="000000" w:themeColor="text1"/>
+          <w:spacing w:val="15"/>
         </w:rPr>
         <w:t>NUMPY (MATH OPERATIONS)</w:t>
       </w:r>
@@ -199,17 +175,13 @@
           <w:caps/>
           <w:color w:val="000000" w:themeColor="text1"/>
           <w:spacing w:val="15"/>
-          <w:sz w:val="22"/>
-          <w:szCs w:val="22"/>
-        </w:rPr>
-      </w:pPr>
-      <w:r>
-        <w:rPr>
-          <w:rFonts w:ascii="Cambria" w:hAnsi="Cambria"/>
-          <w:color w:val="000000" w:themeColor="text1"/>
-          <w:spacing w:val="15"/>
-          <w:sz w:val="22"/>
-          <w:szCs w:val="22"/>
+        </w:rPr>
+      </w:pPr>
+      <w:r>
+        <w:rPr>
+          <w:rFonts w:ascii="Cambria" w:hAnsi="Cambria"/>
+          <w:color w:val="000000" w:themeColor="text1"/>
+          <w:spacing w:val="15"/>
         </w:rPr>
         <w:t>MATPLOTLIB / SEABORN (GRAPHS)</w:t>
       </w:r>
@@ -225,17 +197,13 @@
           <w:caps/>
           <w:color w:val="000000" w:themeColor="text1"/>
           <w:spacing w:val="15"/>
-          <w:sz w:val="22"/>
-          <w:szCs w:val="22"/>
-        </w:rPr>
-      </w:pPr>
-      <w:r>
-        <w:rPr>
-          <w:rFonts w:ascii="Cambria" w:hAnsi="Cambria"/>
-          <w:color w:val="000000" w:themeColor="text1"/>
-          <w:spacing w:val="15"/>
-          <w:sz w:val="22"/>
-          <w:szCs w:val="22"/>
+        </w:rPr>
+      </w:pPr>
+      <w:r>
+        <w:rPr>
+          <w:rFonts w:ascii="Cambria" w:hAnsi="Cambria"/>
+          <w:color w:val="000000" w:themeColor="text1"/>
+          <w:spacing w:val="15"/>
         </w:rPr>
         <w:t>SCIKIT-LEARN (MACHINE LEARNING)</w:t>
       </w:r>
@@ -245,12 +213,16 @@
         <w:pStyle w:val="Heading1"/>
         <w:rPr>
           <w:rFonts w:ascii="Cambria" w:hAnsi="Cambria"/>
+          <w:sz w:val="20"/>
+          <w:szCs w:val="20"/>
         </w:rPr>
       </w:pPr>
       <w:r>
         <w:rPr>
           <w:rFonts w:ascii="Cambria" w:hAnsi="Cambria"/>
           <w:caps w:val="0"/>
+          <w:sz w:val="20"/>
+          <w:szCs w:val="20"/>
         </w:rPr>
         <w:t>PROBLEM DEFINITION</w:t>
       </w:r>
@@ -262,17 +234,13 @@
           <w:caps/>
           <w:color w:val="000000" w:themeColor="text1"/>
           <w:spacing w:val="15"/>
-          <w:sz w:val="22"/>
-          <w:szCs w:val="22"/>
-        </w:rPr>
-      </w:pPr>
-      <w:r>
-        <w:rPr>
-          <w:rFonts w:ascii="Cambria" w:hAnsi="Cambria"/>
-          <w:color w:val="000000" w:themeColor="text1"/>
-          <w:spacing w:val="15"/>
-          <w:sz w:val="22"/>
-          <w:szCs w:val="22"/>
+        </w:rPr>
+      </w:pPr>
+      <w:r>
+        <w:rPr>
+          <w:rFonts w:ascii="Cambria" w:hAnsi="Cambria"/>
+          <w:color w:val="000000" w:themeColor="text1"/>
+          <w:spacing w:val="15"/>
         </w:rPr>
         <w:t xml:space="preserve">THIS MEANS </w:t>
       </w:r>
@@ -283,8 +251,6 @@
           <w:bCs/>
           <w:color w:val="000000" w:themeColor="text1"/>
           <w:spacing w:val="15"/>
-          <w:sz w:val="22"/>
-          <w:szCs w:val="22"/>
         </w:rPr>
         <w:t>CLEARLY UNDERSTANDING THE PROBLEM</w:t>
       </w:r>
@@ -293,8 +259,6 @@
           <w:rFonts w:ascii="Cambria" w:hAnsi="Cambria"/>
           <w:color w:val="000000" w:themeColor="text1"/>
           <w:spacing w:val="15"/>
-          <w:sz w:val="22"/>
-          <w:szCs w:val="22"/>
         </w:rPr>
         <w:t>.</w:t>
       </w:r>
@@ -304,16 +268,12 @@
         <w:pStyle w:val="Heading2"/>
         <w:rPr>
           <w:rFonts w:ascii="Cambria" w:hAnsi="Cambria"/>
-          <w:sz w:val="22"/>
-          <w:szCs w:val="22"/>
         </w:rPr>
       </w:pPr>
       <w:r>
         <w:rPr>
           <w:rFonts w:ascii="Cambria" w:hAnsi="Cambria"/>
           <w:caps w:val="0"/>
-          <w:sz w:val="22"/>
-          <w:szCs w:val="22"/>
         </w:rPr>
         <w:t>KEY POINTS:</w:t>
       </w:r>
@@ -329,17 +289,13 @@
           <w:caps/>
           <w:color w:val="000000" w:themeColor="text1"/>
           <w:spacing w:val="15"/>
-          <w:sz w:val="22"/>
-          <w:szCs w:val="22"/>
-        </w:rPr>
-      </w:pPr>
-      <w:r>
-        <w:rPr>
-          <w:rFonts w:ascii="Cambria" w:hAnsi="Cambria"/>
-          <w:color w:val="000000" w:themeColor="text1"/>
-          <w:spacing w:val="15"/>
-          <w:sz w:val="22"/>
-          <w:szCs w:val="22"/>
+        </w:rPr>
+      </w:pPr>
+      <w:r>
+        <w:rPr>
+          <w:rFonts w:ascii="Cambria" w:hAnsi="Cambria"/>
+          <w:color w:val="000000" w:themeColor="text1"/>
+          <w:spacing w:val="15"/>
         </w:rPr>
         <w:t>WHAT PROBLEM ARE WE SOLVING?</w:t>
       </w:r>
@@ -355,17 +311,13 @@
           <w:caps/>
           <w:color w:val="000000" w:themeColor="text1"/>
           <w:spacing w:val="15"/>
-          <w:sz w:val="22"/>
-          <w:szCs w:val="22"/>
-        </w:rPr>
-      </w:pPr>
-      <w:r>
-        <w:rPr>
-          <w:rFonts w:ascii="Cambria" w:hAnsi="Cambria"/>
-          <w:color w:val="000000" w:themeColor="text1"/>
-          <w:spacing w:val="15"/>
-          <w:sz w:val="22"/>
-          <w:szCs w:val="22"/>
+        </w:rPr>
+      </w:pPr>
+      <w:r>
+        <w:rPr>
+          <w:rFonts w:ascii="Cambria" w:hAnsi="Cambria"/>
+          <w:color w:val="000000" w:themeColor="text1"/>
+          <w:spacing w:val="15"/>
         </w:rPr>
         <w:t>WHAT IS THE INPUT?</w:t>
       </w:r>
@@ -381,17 +333,13 @@
           <w:caps/>
           <w:color w:val="000000" w:themeColor="text1"/>
           <w:spacing w:val="15"/>
-          <w:sz w:val="22"/>
-          <w:szCs w:val="22"/>
-        </w:rPr>
-      </w:pPr>
-      <w:r>
-        <w:rPr>
-          <w:rFonts w:ascii="Cambria" w:hAnsi="Cambria"/>
-          <w:color w:val="000000" w:themeColor="text1"/>
-          <w:spacing w:val="15"/>
-          <w:sz w:val="22"/>
-          <w:szCs w:val="22"/>
+        </w:rPr>
+      </w:pPr>
+      <w:r>
+        <w:rPr>
+          <w:rFonts w:ascii="Cambria" w:hAnsi="Cambria"/>
+          <w:color w:val="000000" w:themeColor="text1"/>
+          <w:spacing w:val="15"/>
         </w:rPr>
         <w:t>WHAT IS THE OUTPUT?</w:t>
       </w:r>
@@ -407,17 +355,13 @@
           <w:caps/>
           <w:color w:val="000000" w:themeColor="text1"/>
           <w:spacing w:val="15"/>
-          <w:sz w:val="22"/>
-          <w:szCs w:val="22"/>
-        </w:rPr>
-      </w:pPr>
-      <w:r>
-        <w:rPr>
-          <w:rFonts w:ascii="Cambria" w:hAnsi="Cambria"/>
-          <w:color w:val="000000" w:themeColor="text1"/>
-          <w:spacing w:val="15"/>
-          <w:sz w:val="22"/>
-          <w:szCs w:val="22"/>
+        </w:rPr>
+      </w:pPr>
+      <w:r>
+        <w:rPr>
+          <w:rFonts w:ascii="Cambria" w:hAnsi="Cambria"/>
+          <w:color w:val="000000" w:themeColor="text1"/>
+          <w:spacing w:val="15"/>
         </w:rPr>
         <w:t>IS IT CLASSIFICATION OR PREDICTION?</w:t>
       </w:r>
@@ -427,16 +371,12 @@
         <w:pStyle w:val="Heading2"/>
         <w:rPr>
           <w:rFonts w:ascii="Cambria" w:hAnsi="Cambria"/>
-          <w:sz w:val="22"/>
-          <w:szCs w:val="22"/>
         </w:rPr>
       </w:pPr>
       <w:r>
         <w:rPr>
           <w:rFonts w:ascii="Cambria" w:hAnsi="Cambria"/>
           <w:caps w:val="0"/>
-          <w:sz w:val="22"/>
-          <w:szCs w:val="22"/>
         </w:rPr>
         <w:t>EXAMPLE:</w:t>
       </w:r>
@@ -448,17 +388,13 @@
           <w:caps/>
           <w:color w:val="000000" w:themeColor="text1"/>
           <w:spacing w:val="15"/>
-          <w:sz w:val="22"/>
-          <w:szCs w:val="22"/>
-        </w:rPr>
-      </w:pPr>
-      <w:r>
-        <w:rPr>
-          <w:rFonts w:ascii="Cambria" w:hAnsi="Cambria"/>
-          <w:color w:val="000000" w:themeColor="text1"/>
-          <w:spacing w:val="15"/>
-          <w:sz w:val="22"/>
-          <w:szCs w:val="22"/>
+        </w:rPr>
+      </w:pPr>
+      <w:r>
+        <w:rPr>
+          <w:rFonts w:ascii="Cambria" w:hAnsi="Cambria"/>
+          <w:color w:val="000000" w:themeColor="text1"/>
+          <w:spacing w:val="15"/>
         </w:rPr>
         <w:t>PREDICT HOUSE PRICE BASED ON SIZE AND LOCATION.</w:t>
       </w:r>
@@ -468,12 +404,16 @@
         <w:pStyle w:val="Heading1"/>
         <w:rPr>
           <w:rFonts w:ascii="Cambria" w:hAnsi="Cambria"/>
+          <w:sz w:val="20"/>
+          <w:szCs w:val="20"/>
         </w:rPr>
       </w:pPr>
       <w:r>
         <w:rPr>
           <w:rFonts w:ascii="Cambria" w:hAnsi="Cambria"/>
           <w:caps w:val="0"/>
+          <w:sz w:val="20"/>
+          <w:szCs w:val="20"/>
         </w:rPr>
         <w:t>DATA</w:t>
       </w:r>
@@ -485,17 +425,13 @@
           <w:caps/>
           <w:color w:val="000000" w:themeColor="text1"/>
           <w:spacing w:val="15"/>
-          <w:sz w:val="22"/>
-          <w:szCs w:val="22"/>
-        </w:rPr>
-      </w:pPr>
-      <w:r>
-        <w:rPr>
-          <w:rFonts w:ascii="Cambria" w:hAnsi="Cambria"/>
-          <w:color w:val="000000" w:themeColor="text1"/>
-          <w:spacing w:val="15"/>
-          <w:sz w:val="22"/>
-          <w:szCs w:val="22"/>
+        </w:rPr>
+      </w:pPr>
+      <w:r>
+        <w:rPr>
+          <w:rFonts w:ascii="Cambria" w:hAnsi="Cambria"/>
+          <w:color w:val="000000" w:themeColor="text1"/>
+          <w:spacing w:val="15"/>
         </w:rPr>
         <w:t xml:space="preserve">DATA IS THE </w:t>
       </w:r>
@@ -506,8 +442,6 @@
           <w:bCs/>
           <w:color w:val="000000" w:themeColor="text1"/>
           <w:spacing w:val="15"/>
-          <w:sz w:val="22"/>
-          <w:szCs w:val="22"/>
         </w:rPr>
         <w:t>MAIN PART</w:t>
       </w:r>
@@ -516,8 +450,6 @@
           <w:rFonts w:ascii="Cambria" w:hAnsi="Cambria"/>
           <w:color w:val="000000" w:themeColor="text1"/>
           <w:spacing w:val="15"/>
-          <w:sz w:val="22"/>
-          <w:szCs w:val="22"/>
         </w:rPr>
         <w:t xml:space="preserve"> OF ANY ML PROJECT.</w:t>
       </w:r>
@@ -527,16 +459,12 @@
         <w:pStyle w:val="Heading2"/>
         <w:rPr>
           <w:rFonts w:ascii="Cambria" w:hAnsi="Cambria"/>
-          <w:sz w:val="22"/>
-          <w:szCs w:val="22"/>
         </w:rPr>
       </w:pPr>
       <w:r>
         <w:rPr>
           <w:rFonts w:ascii="Cambria" w:hAnsi="Cambria"/>
           <w:caps w:val="0"/>
-          <w:sz w:val="22"/>
-          <w:szCs w:val="22"/>
         </w:rPr>
         <w:t>TYPES OF DATA:</w:t>
       </w:r>
@@ -552,17 +480,13 @@
           <w:caps/>
           <w:color w:val="000000" w:themeColor="text1"/>
           <w:spacing w:val="15"/>
-          <w:sz w:val="22"/>
-          <w:szCs w:val="22"/>
-        </w:rPr>
-      </w:pPr>
-      <w:r>
-        <w:rPr>
-          <w:rFonts w:ascii="Cambria" w:hAnsi="Cambria"/>
-          <w:color w:val="000000" w:themeColor="text1"/>
-          <w:spacing w:val="15"/>
-          <w:sz w:val="22"/>
-          <w:szCs w:val="22"/>
+        </w:rPr>
+      </w:pPr>
+      <w:r>
+        <w:rPr>
+          <w:rFonts w:ascii="Cambria" w:hAnsi="Cambria"/>
+          <w:color w:val="000000" w:themeColor="text1"/>
+          <w:spacing w:val="15"/>
         </w:rPr>
         <w:t>STRUCTURED (TABLES, CSV FILES)</w:t>
       </w:r>
@@ -578,17 +502,13 @@
           <w:caps/>
           <w:color w:val="000000" w:themeColor="text1"/>
           <w:spacing w:val="15"/>
-          <w:sz w:val="22"/>
-          <w:szCs w:val="22"/>
-        </w:rPr>
-      </w:pPr>
-      <w:r>
-        <w:rPr>
-          <w:rFonts w:ascii="Cambria" w:hAnsi="Cambria"/>
-          <w:color w:val="000000" w:themeColor="text1"/>
-          <w:spacing w:val="15"/>
-          <w:sz w:val="22"/>
-          <w:szCs w:val="22"/>
+        </w:rPr>
+      </w:pPr>
+      <w:r>
+        <w:rPr>
+          <w:rFonts w:ascii="Cambria" w:hAnsi="Cambria"/>
+          <w:color w:val="000000" w:themeColor="text1"/>
+          <w:spacing w:val="15"/>
         </w:rPr>
         <w:t>UNSTRUCTURED (TEXT, IMAGES)</w:t>
       </w:r>
@@ -598,16 +518,12 @@
         <w:pStyle w:val="Heading2"/>
         <w:rPr>
           <w:rFonts w:ascii="Cambria" w:hAnsi="Cambria"/>
-          <w:sz w:val="22"/>
-          <w:szCs w:val="22"/>
         </w:rPr>
       </w:pPr>
       <w:r>
         <w:rPr>
           <w:rFonts w:ascii="Cambria" w:hAnsi="Cambria"/>
           <w:caps w:val="0"/>
-          <w:sz w:val="22"/>
-          <w:szCs w:val="22"/>
         </w:rPr>
         <w:t>GOOD DATA SHOULD BE:</w:t>
       </w:r>
@@ -623,17 +539,13 @@
           <w:caps/>
           <w:color w:val="000000" w:themeColor="text1"/>
           <w:spacing w:val="15"/>
-          <w:sz w:val="22"/>
-          <w:szCs w:val="22"/>
-        </w:rPr>
-      </w:pPr>
-      <w:r>
-        <w:rPr>
-          <w:rFonts w:ascii="Cambria" w:hAnsi="Cambria"/>
-          <w:color w:val="000000" w:themeColor="text1"/>
-          <w:spacing w:val="15"/>
-          <w:sz w:val="22"/>
-          <w:szCs w:val="22"/>
+        </w:rPr>
+      </w:pPr>
+      <w:r>
+        <w:rPr>
+          <w:rFonts w:ascii="Cambria" w:hAnsi="Cambria"/>
+          <w:color w:val="000000" w:themeColor="text1"/>
+          <w:spacing w:val="15"/>
         </w:rPr>
         <w:t>CLEAN</w:t>
       </w:r>
@@ -649,17 +561,13 @@
           <w:caps/>
           <w:color w:val="000000" w:themeColor="text1"/>
           <w:spacing w:val="15"/>
-          <w:sz w:val="22"/>
-          <w:szCs w:val="22"/>
-        </w:rPr>
-      </w:pPr>
-      <w:r>
-        <w:rPr>
-          <w:rFonts w:ascii="Cambria" w:hAnsi="Cambria"/>
-          <w:color w:val="000000" w:themeColor="text1"/>
-          <w:spacing w:val="15"/>
-          <w:sz w:val="22"/>
-          <w:szCs w:val="22"/>
+        </w:rPr>
+      </w:pPr>
+      <w:r>
+        <w:rPr>
+          <w:rFonts w:ascii="Cambria" w:hAnsi="Cambria"/>
+          <w:color w:val="000000" w:themeColor="text1"/>
+          <w:spacing w:val="15"/>
         </w:rPr>
         <w:t>COMPLETE</w:t>
       </w:r>
@@ -675,17 +583,13 @@
           <w:caps/>
           <w:color w:val="000000" w:themeColor="text1"/>
           <w:spacing w:val="15"/>
-          <w:sz w:val="22"/>
-          <w:szCs w:val="22"/>
-        </w:rPr>
-      </w:pPr>
-      <w:r>
-        <w:rPr>
-          <w:rFonts w:ascii="Cambria" w:hAnsi="Cambria"/>
-          <w:color w:val="000000" w:themeColor="text1"/>
-          <w:spacing w:val="15"/>
-          <w:sz w:val="22"/>
-          <w:szCs w:val="22"/>
+        </w:rPr>
+      </w:pPr>
+      <w:r>
+        <w:rPr>
+          <w:rFonts w:ascii="Cambria" w:hAnsi="Cambria"/>
+          <w:color w:val="000000" w:themeColor="text1"/>
+          <w:spacing w:val="15"/>
         </w:rPr>
         <w:t>RELEVANT</w:t>
       </w:r>
@@ -695,36 +599,36 @@
         <w:pStyle w:val="Heading1"/>
         <w:rPr>
           <w:rFonts w:ascii="Cambria" w:hAnsi="Cambria"/>
+          <w:sz w:val="20"/>
+          <w:szCs w:val="20"/>
         </w:rPr>
       </w:pPr>
       <w:r>
         <w:rPr>
           <w:rFonts w:ascii="Cambria" w:hAnsi="Cambria"/>
           <w:caps w:val="0"/>
+          <w:sz w:val="20"/>
+          <w:szCs w:val="20"/>
+        </w:rPr>
+        <w:t>EVALUATION</w:t>
+      </w:r>
+    </w:p>
+    <w:p>
+      <w:pPr>
+        <w:rPr>
+          <w:rFonts w:ascii="Cambria" w:hAnsi="Cambria"/>
+          <w:caps/>
+          <w:color w:val="000000" w:themeColor="text1"/>
+          <w:spacing w:val="15"/>
+        </w:rPr>
+      </w:pPr>
+      <w:r>
+        <w:rPr>
+          <w:rFonts w:ascii="Cambria" w:hAnsi="Cambria"/>
+          <w:color w:val="000000" w:themeColor="text1"/>
+          <w:spacing w:val="15"/>
         </w:rPr>
         <w:lastRenderedPageBreak/>
-        <w:t>EVALUATION</w:t>
-      </w:r>
-    </w:p>
-    <w:p>
-      <w:pPr>
-        <w:rPr>
-          <w:rFonts w:ascii="Cambria" w:hAnsi="Cambria"/>
-          <w:caps/>
-          <w:color w:val="000000" w:themeColor="text1"/>
-          <w:spacing w:val="15"/>
-          <w:sz w:val="22"/>
-          <w:szCs w:val="22"/>
-        </w:rPr>
-      </w:pPr>
-      <w:r>
-        <w:rPr>
-          <w:rFonts w:ascii="Cambria" w:hAnsi="Cambria"/>
-          <w:color w:val="000000" w:themeColor="text1"/>
-          <w:spacing w:val="15"/>
-          <w:sz w:val="22"/>
-          <w:szCs w:val="22"/>
-        </w:rPr>
         <w:t xml:space="preserve">EVALUATION CHECKS </w:t>
       </w:r>
       <w:r>
@@ -734,8 +638,6 @@
           <w:bCs/>
           <w:color w:val="000000" w:themeColor="text1"/>
           <w:spacing w:val="15"/>
-          <w:sz w:val="22"/>
-          <w:szCs w:val="22"/>
         </w:rPr>
         <w:t>HOW GOOD THE MODEL IS</w:t>
       </w:r>
@@ -744,8 +646,6 @@
           <w:rFonts w:ascii="Cambria" w:hAnsi="Cambria"/>
           <w:color w:val="000000" w:themeColor="text1"/>
           <w:spacing w:val="15"/>
-          <w:sz w:val="22"/>
-          <w:szCs w:val="22"/>
         </w:rPr>
         <w:t>.</w:t>
       </w:r>
@@ -755,16 +655,12 @@
         <w:pStyle w:val="Heading2"/>
         <w:rPr>
           <w:rFonts w:ascii="Cambria" w:hAnsi="Cambria"/>
-          <w:sz w:val="22"/>
-          <w:szCs w:val="22"/>
         </w:rPr>
       </w:pPr>
       <w:r>
         <w:rPr>
           <w:rFonts w:ascii="Cambria" w:hAnsi="Cambria"/>
           <w:caps w:val="0"/>
-          <w:sz w:val="22"/>
-          <w:szCs w:val="22"/>
         </w:rPr>
         <w:t>COMMON METHODS:</w:t>
       </w:r>
@@ -780,17 +676,13 @@
           <w:caps/>
           <w:color w:val="000000" w:themeColor="text1"/>
           <w:spacing w:val="15"/>
-          <w:sz w:val="22"/>
-          <w:szCs w:val="22"/>
-        </w:rPr>
-      </w:pPr>
-      <w:r>
-        <w:rPr>
-          <w:rFonts w:ascii="Cambria" w:hAnsi="Cambria"/>
-          <w:color w:val="000000" w:themeColor="text1"/>
-          <w:spacing w:val="15"/>
-          <w:sz w:val="22"/>
-          <w:szCs w:val="22"/>
+        </w:rPr>
+      </w:pPr>
+      <w:r>
+        <w:rPr>
+          <w:rFonts w:ascii="Cambria" w:hAnsi="Cambria"/>
+          <w:color w:val="000000" w:themeColor="text1"/>
+          <w:spacing w:val="15"/>
         </w:rPr>
         <w:t>ACCURACY</w:t>
       </w:r>
@@ -806,17 +698,13 @@
           <w:caps/>
           <w:color w:val="000000" w:themeColor="text1"/>
           <w:spacing w:val="15"/>
-          <w:sz w:val="22"/>
-          <w:szCs w:val="22"/>
-        </w:rPr>
-      </w:pPr>
-      <w:r>
-        <w:rPr>
-          <w:rFonts w:ascii="Cambria" w:hAnsi="Cambria"/>
-          <w:color w:val="000000" w:themeColor="text1"/>
-          <w:spacing w:val="15"/>
-          <w:sz w:val="22"/>
-          <w:szCs w:val="22"/>
+        </w:rPr>
+      </w:pPr>
+      <w:r>
+        <w:rPr>
+          <w:rFonts w:ascii="Cambria" w:hAnsi="Cambria"/>
+          <w:color w:val="000000" w:themeColor="text1"/>
+          <w:spacing w:val="15"/>
         </w:rPr>
         <w:t>PRECISION</w:t>
       </w:r>
@@ -832,17 +720,13 @@
           <w:caps/>
           <w:color w:val="000000" w:themeColor="text1"/>
           <w:spacing w:val="15"/>
-          <w:sz w:val="22"/>
-          <w:szCs w:val="22"/>
-        </w:rPr>
-      </w:pPr>
-      <w:r>
-        <w:rPr>
-          <w:rFonts w:ascii="Cambria" w:hAnsi="Cambria"/>
-          <w:color w:val="000000" w:themeColor="text1"/>
-          <w:spacing w:val="15"/>
-          <w:sz w:val="22"/>
-          <w:szCs w:val="22"/>
+        </w:rPr>
+      </w:pPr>
+      <w:r>
+        <w:rPr>
+          <w:rFonts w:ascii="Cambria" w:hAnsi="Cambria"/>
+          <w:color w:val="000000" w:themeColor="text1"/>
+          <w:spacing w:val="15"/>
         </w:rPr>
         <w:t>RECALL</w:t>
       </w:r>
@@ -858,17 +742,13 @@
           <w:caps/>
           <w:color w:val="000000" w:themeColor="text1"/>
           <w:spacing w:val="15"/>
-          <w:sz w:val="22"/>
-          <w:szCs w:val="22"/>
-        </w:rPr>
-      </w:pPr>
-      <w:r>
-        <w:rPr>
-          <w:rFonts w:ascii="Cambria" w:hAnsi="Cambria"/>
-          <w:color w:val="000000" w:themeColor="text1"/>
-          <w:spacing w:val="15"/>
-          <w:sz w:val="22"/>
-          <w:szCs w:val="22"/>
+        </w:rPr>
+      </w:pPr>
+      <w:r>
+        <w:rPr>
+          <w:rFonts w:ascii="Cambria" w:hAnsi="Cambria"/>
+          <w:color w:val="000000" w:themeColor="text1"/>
+          <w:spacing w:val="15"/>
         </w:rPr>
         <w:t>ERROR RATE</w:t>
       </w:r>
@@ -879,16 +759,12 @@
         <w:spacing w:line="240" w:lineRule="auto"/>
         <w:rPr>
           <w:rFonts w:ascii="Cambria" w:hAnsi="Cambria"/>
-          <w:sz w:val="22"/>
-          <w:szCs w:val="22"/>
         </w:rPr>
       </w:pPr>
       <w:r>
         <w:rPr>
           <w:rFonts w:ascii="Cambria" w:hAnsi="Cambria"/>
           <w:caps w:val="0"/>
-          <w:sz w:val="22"/>
-          <w:szCs w:val="22"/>
         </w:rPr>
         <w:t>PURPOSE:</w:t>
       </w:r>
@@ -900,17 +776,13 @@
           <w:caps/>
           <w:color w:val="000000" w:themeColor="text1"/>
           <w:spacing w:val="15"/>
-          <w:sz w:val="22"/>
-          <w:szCs w:val="22"/>
-        </w:rPr>
-      </w:pPr>
-      <w:r>
-        <w:rPr>
-          <w:rFonts w:ascii="Cambria" w:hAnsi="Cambria"/>
-          <w:color w:val="000000" w:themeColor="text1"/>
-          <w:spacing w:val="15"/>
-          <w:sz w:val="22"/>
-          <w:szCs w:val="22"/>
+        </w:rPr>
+      </w:pPr>
+      <w:r>
+        <w:rPr>
+          <w:rFonts w:ascii="Cambria" w:hAnsi="Cambria"/>
+          <w:color w:val="000000" w:themeColor="text1"/>
+          <w:spacing w:val="15"/>
         </w:rPr>
         <w:t>TO KNOW IF THE MODEL IS WORKING CORRECTLY.</w:t>
       </w:r>
@@ -920,12 +792,16 @@
         <w:pStyle w:val="Heading1"/>
         <w:rPr>
           <w:rFonts w:ascii="Cambria" w:hAnsi="Cambria"/>
+          <w:sz w:val="20"/>
+          <w:szCs w:val="20"/>
         </w:rPr>
       </w:pPr>
       <w:r>
         <w:rPr>
           <w:rFonts w:ascii="Cambria" w:hAnsi="Cambria"/>
           <w:caps w:val="0"/>
+          <w:sz w:val="20"/>
+          <w:szCs w:val="20"/>
         </w:rPr>
         <w:t>FEATURES</w:t>
       </w:r>
@@ -937,17 +813,13 @@
           <w:caps/>
           <w:color w:val="000000" w:themeColor="text1"/>
           <w:spacing w:val="15"/>
-          <w:sz w:val="22"/>
-          <w:szCs w:val="22"/>
-        </w:rPr>
-      </w:pPr>
-      <w:r>
-        <w:rPr>
-          <w:rFonts w:ascii="Cambria" w:hAnsi="Cambria"/>
-          <w:color w:val="000000" w:themeColor="text1"/>
-          <w:spacing w:val="15"/>
-          <w:sz w:val="22"/>
-          <w:szCs w:val="22"/>
+        </w:rPr>
+      </w:pPr>
+      <w:r>
+        <w:rPr>
+          <w:rFonts w:ascii="Cambria" w:hAnsi="Cambria"/>
+          <w:color w:val="000000" w:themeColor="text1"/>
+          <w:spacing w:val="15"/>
         </w:rPr>
         <w:t xml:space="preserve">FEATURES ARE </w:t>
       </w:r>
@@ -958,8 +830,6 @@
           <w:bCs/>
           <w:color w:val="000000" w:themeColor="text1"/>
           <w:spacing w:val="15"/>
-          <w:sz w:val="22"/>
-          <w:szCs w:val="22"/>
         </w:rPr>
         <w:t>INPUT VARIABLES</w:t>
       </w:r>
@@ -968,8 +838,6 @@
           <w:rFonts w:ascii="Cambria" w:hAnsi="Cambria"/>
           <w:color w:val="000000" w:themeColor="text1"/>
           <w:spacing w:val="15"/>
-          <w:sz w:val="22"/>
-          <w:szCs w:val="22"/>
         </w:rPr>
         <w:t xml:space="preserve"> USED BY THE MODEL.</w:t>
       </w:r>
@@ -979,16 +847,12 @@
         <w:pStyle w:val="Heading2"/>
         <w:rPr>
           <w:rFonts w:ascii="Cambria" w:hAnsi="Cambria"/>
-          <w:sz w:val="22"/>
-          <w:szCs w:val="22"/>
         </w:rPr>
       </w:pPr>
       <w:r>
         <w:rPr>
           <w:rFonts w:ascii="Cambria" w:hAnsi="Cambria"/>
           <w:caps w:val="0"/>
-          <w:sz w:val="22"/>
-          <w:szCs w:val="22"/>
         </w:rPr>
         <w:t>EXAMPLE:</w:t>
       </w:r>
@@ -1004,17 +868,13 @@
           <w:caps/>
           <w:color w:val="000000" w:themeColor="text1"/>
           <w:spacing w:val="15"/>
-          <w:sz w:val="22"/>
-          <w:szCs w:val="22"/>
-        </w:rPr>
-      </w:pPr>
-      <w:r>
-        <w:rPr>
-          <w:rFonts w:ascii="Cambria" w:hAnsi="Cambria"/>
-          <w:color w:val="000000" w:themeColor="text1"/>
-          <w:spacing w:val="15"/>
-          <w:sz w:val="22"/>
-          <w:szCs w:val="22"/>
+        </w:rPr>
+      </w:pPr>
+      <w:r>
+        <w:rPr>
+          <w:rFonts w:ascii="Cambria" w:hAnsi="Cambria"/>
+          <w:color w:val="000000" w:themeColor="text1"/>
+          <w:spacing w:val="15"/>
         </w:rPr>
         <w:t>AGE</w:t>
       </w:r>
@@ -1030,17 +890,13 @@
           <w:caps/>
           <w:color w:val="000000" w:themeColor="text1"/>
           <w:spacing w:val="15"/>
-          <w:sz w:val="22"/>
-          <w:szCs w:val="22"/>
-        </w:rPr>
-      </w:pPr>
-      <w:r>
-        <w:rPr>
-          <w:rFonts w:ascii="Cambria" w:hAnsi="Cambria"/>
-          <w:color w:val="000000" w:themeColor="text1"/>
-          <w:spacing w:val="15"/>
-          <w:sz w:val="22"/>
-          <w:szCs w:val="22"/>
+        </w:rPr>
+      </w:pPr>
+      <w:r>
+        <w:rPr>
+          <w:rFonts w:ascii="Cambria" w:hAnsi="Cambria"/>
+          <w:color w:val="000000" w:themeColor="text1"/>
+          <w:spacing w:val="15"/>
         </w:rPr>
         <w:t>SALARY</w:t>
       </w:r>
@@ -1056,17 +912,13 @@
           <w:caps/>
           <w:color w:val="000000" w:themeColor="text1"/>
           <w:spacing w:val="15"/>
-          <w:sz w:val="22"/>
-          <w:szCs w:val="22"/>
-        </w:rPr>
-      </w:pPr>
-      <w:r>
-        <w:rPr>
-          <w:rFonts w:ascii="Cambria" w:hAnsi="Cambria"/>
-          <w:color w:val="000000" w:themeColor="text1"/>
-          <w:spacing w:val="15"/>
-          <w:sz w:val="22"/>
-          <w:szCs w:val="22"/>
+        </w:rPr>
+      </w:pPr>
+      <w:r>
+        <w:rPr>
+          <w:rFonts w:ascii="Cambria" w:hAnsi="Cambria"/>
+          <w:color w:val="000000" w:themeColor="text1"/>
+          <w:spacing w:val="15"/>
         </w:rPr>
         <w:t>HEIGHT</w:t>
       </w:r>
@@ -1076,16 +928,12 @@
         <w:pStyle w:val="Heading2"/>
         <w:rPr>
           <w:rFonts w:ascii="Cambria" w:hAnsi="Cambria"/>
-          <w:sz w:val="22"/>
-          <w:szCs w:val="22"/>
         </w:rPr>
       </w:pPr>
       <w:r>
         <w:rPr>
           <w:rFonts w:ascii="Cambria" w:hAnsi="Cambria"/>
           <w:caps w:val="0"/>
-          <w:sz w:val="22"/>
-          <w:szCs w:val="22"/>
         </w:rPr>
         <w:t>FEATURE SELECTION HELPS:</w:t>
       </w:r>
@@ -1101,17 +949,13 @@
           <w:caps/>
           <w:color w:val="000000" w:themeColor="text1"/>
           <w:spacing w:val="15"/>
-          <w:sz w:val="22"/>
-          <w:szCs w:val="22"/>
-        </w:rPr>
-      </w:pPr>
-      <w:r>
-        <w:rPr>
-          <w:rFonts w:ascii="Cambria" w:hAnsi="Cambria"/>
-          <w:color w:val="000000" w:themeColor="text1"/>
-          <w:spacing w:val="15"/>
-          <w:sz w:val="22"/>
-          <w:szCs w:val="22"/>
+        </w:rPr>
+      </w:pPr>
+      <w:r>
+        <w:rPr>
+          <w:rFonts w:ascii="Cambria" w:hAnsi="Cambria"/>
+          <w:color w:val="000000" w:themeColor="text1"/>
+          <w:spacing w:val="15"/>
         </w:rPr>
         <w:t>IMPROVE ACCURACY</w:t>
       </w:r>
@@ -1127,17 +971,13 @@
           <w:caps/>
           <w:color w:val="000000" w:themeColor="text1"/>
           <w:spacing w:val="15"/>
-          <w:sz w:val="22"/>
-          <w:szCs w:val="22"/>
-        </w:rPr>
-      </w:pPr>
-      <w:r>
-        <w:rPr>
-          <w:rFonts w:ascii="Cambria" w:hAnsi="Cambria"/>
-          <w:color w:val="000000" w:themeColor="text1"/>
-          <w:spacing w:val="15"/>
-          <w:sz w:val="22"/>
-          <w:szCs w:val="22"/>
+        </w:rPr>
+      </w:pPr>
+      <w:r>
+        <w:rPr>
+          <w:rFonts w:ascii="Cambria" w:hAnsi="Cambria"/>
+          <w:color w:val="000000" w:themeColor="text1"/>
+          <w:spacing w:val="15"/>
         </w:rPr>
         <w:t>REDUCE COMPLEXITY</w:t>
       </w:r>
@@ -1153,17 +993,13 @@
           <w:caps/>
           <w:color w:val="000000" w:themeColor="text1"/>
           <w:spacing w:val="15"/>
-          <w:sz w:val="22"/>
-          <w:szCs w:val="22"/>
-        </w:rPr>
-      </w:pPr>
-      <w:r>
-        <w:rPr>
-          <w:rFonts w:ascii="Cambria" w:hAnsi="Cambria"/>
-          <w:color w:val="000000" w:themeColor="text1"/>
-          <w:spacing w:val="15"/>
-          <w:sz w:val="22"/>
-          <w:szCs w:val="22"/>
+        </w:rPr>
+      </w:pPr>
+      <w:r>
+        <w:rPr>
+          <w:rFonts w:ascii="Cambria" w:hAnsi="Cambria"/>
+          <w:color w:val="000000" w:themeColor="text1"/>
+          <w:spacing w:val="15"/>
         </w:rPr>
         <w:t>SAVE TIME</w:t>
       </w:r>
@@ -1173,12 +1009,16 @@
         <w:pStyle w:val="Heading1"/>
         <w:rPr>
           <w:rFonts w:ascii="Cambria" w:hAnsi="Cambria"/>
+          <w:sz w:val="20"/>
+          <w:szCs w:val="20"/>
         </w:rPr>
       </w:pPr>
       <w:r>
         <w:rPr>
           <w:rFonts w:ascii="Cambria" w:hAnsi="Cambria"/>
           <w:caps w:val="0"/>
+          <w:sz w:val="20"/>
+          <w:szCs w:val="20"/>
         </w:rPr>
         <w:t>MODELLING</w:t>
       </w:r>
@@ -1190,17 +1030,13 @@
           <w:caps/>
           <w:color w:val="000000" w:themeColor="text1"/>
           <w:spacing w:val="15"/>
-          <w:sz w:val="22"/>
-          <w:szCs w:val="22"/>
-        </w:rPr>
-      </w:pPr>
-      <w:r>
-        <w:rPr>
-          <w:rFonts w:ascii="Cambria" w:hAnsi="Cambria"/>
-          <w:color w:val="000000" w:themeColor="text1"/>
-          <w:spacing w:val="15"/>
-          <w:sz w:val="22"/>
-          <w:szCs w:val="22"/>
+        </w:rPr>
+      </w:pPr>
+      <w:r>
+        <w:rPr>
+          <w:rFonts w:ascii="Cambria" w:hAnsi="Cambria"/>
+          <w:color w:val="000000" w:themeColor="text1"/>
+          <w:spacing w:val="15"/>
         </w:rPr>
         <w:t xml:space="preserve">MODELING MEANS </w:t>
       </w:r>
@@ -1211,8 +1047,6 @@
           <w:bCs/>
           <w:color w:val="000000" w:themeColor="text1"/>
           <w:spacing w:val="15"/>
-          <w:sz w:val="22"/>
-          <w:szCs w:val="22"/>
         </w:rPr>
         <w:t>TRAINING THE MACHINE LEARNING MODEL</w:t>
       </w:r>
@@ -1221,8 +1055,6 @@
           <w:rFonts w:ascii="Cambria" w:hAnsi="Cambria"/>
           <w:color w:val="000000" w:themeColor="text1"/>
           <w:spacing w:val="15"/>
-          <w:sz w:val="22"/>
-          <w:szCs w:val="22"/>
         </w:rPr>
         <w:t>.</w:t>
       </w:r>
@@ -1232,16 +1064,12 @@
         <w:pStyle w:val="Heading2"/>
         <w:rPr>
           <w:rFonts w:ascii="Cambria" w:hAnsi="Cambria"/>
-          <w:sz w:val="22"/>
-          <w:szCs w:val="22"/>
         </w:rPr>
       </w:pPr>
       <w:r>
         <w:rPr>
           <w:rFonts w:ascii="Cambria" w:hAnsi="Cambria"/>
           <w:caps w:val="0"/>
-          <w:sz w:val="22"/>
-          <w:szCs w:val="22"/>
         </w:rPr>
         <w:t>STEPS:</w:t>
       </w:r>
@@ -1257,17 +1085,13 @@
           <w:caps/>
           <w:color w:val="000000" w:themeColor="text1"/>
           <w:spacing w:val="15"/>
-          <w:sz w:val="22"/>
-          <w:szCs w:val="22"/>
-        </w:rPr>
-      </w:pPr>
-      <w:r>
-        <w:rPr>
-          <w:rFonts w:ascii="Cambria" w:hAnsi="Cambria"/>
-          <w:color w:val="000000" w:themeColor="text1"/>
-          <w:spacing w:val="15"/>
-          <w:sz w:val="22"/>
-          <w:szCs w:val="22"/>
+        </w:rPr>
+      </w:pPr>
+      <w:r>
+        <w:rPr>
+          <w:rFonts w:ascii="Cambria" w:hAnsi="Cambria"/>
+          <w:color w:val="000000" w:themeColor="text1"/>
+          <w:spacing w:val="15"/>
         </w:rPr>
         <w:t>CHOOSE AN ALGORITHM</w:t>
       </w:r>
@@ -1283,17 +1107,13 @@
           <w:caps/>
           <w:color w:val="000000" w:themeColor="text1"/>
           <w:spacing w:val="15"/>
-          <w:sz w:val="22"/>
-          <w:szCs w:val="22"/>
-        </w:rPr>
-      </w:pPr>
-      <w:r>
-        <w:rPr>
-          <w:rFonts w:ascii="Cambria" w:hAnsi="Cambria"/>
-          <w:color w:val="000000" w:themeColor="text1"/>
-          <w:spacing w:val="15"/>
-          <w:sz w:val="22"/>
-          <w:szCs w:val="22"/>
+        </w:rPr>
+      </w:pPr>
+      <w:r>
+        <w:rPr>
+          <w:rFonts w:ascii="Cambria" w:hAnsi="Cambria"/>
+          <w:color w:val="000000" w:themeColor="text1"/>
+          <w:spacing w:val="15"/>
         </w:rPr>
         <w:t>TRAIN THE MODEL</w:t>
       </w:r>
@@ -1309,17 +1129,13 @@
           <w:caps/>
           <w:color w:val="000000" w:themeColor="text1"/>
           <w:spacing w:val="15"/>
-          <w:sz w:val="22"/>
-          <w:szCs w:val="22"/>
-        </w:rPr>
-      </w:pPr>
-      <w:r>
-        <w:rPr>
-          <w:rFonts w:ascii="Cambria" w:hAnsi="Cambria"/>
-          <w:color w:val="000000" w:themeColor="text1"/>
-          <w:spacing w:val="15"/>
-          <w:sz w:val="22"/>
-          <w:szCs w:val="22"/>
+        </w:rPr>
+      </w:pPr>
+      <w:r>
+        <w:rPr>
+          <w:rFonts w:ascii="Cambria" w:hAnsi="Cambria"/>
+          <w:color w:val="000000" w:themeColor="text1"/>
+          <w:spacing w:val="15"/>
         </w:rPr>
         <w:t>TEST THE MODEL</w:t>
       </w:r>
@@ -1329,16 +1145,12 @@
         <w:pStyle w:val="Heading2"/>
         <w:rPr>
           <w:rFonts w:ascii="Cambria" w:hAnsi="Cambria"/>
-          <w:sz w:val="22"/>
-          <w:szCs w:val="22"/>
         </w:rPr>
       </w:pPr>
       <w:r>
         <w:rPr>
           <w:rFonts w:ascii="Cambria" w:hAnsi="Cambria"/>
           <w:caps w:val="0"/>
-          <w:sz w:val="22"/>
-          <w:szCs w:val="22"/>
         </w:rPr>
         <w:t>EXAMPLES:</w:t>
       </w:r>
@@ -1354,17 +1166,13 @@
           <w:caps/>
           <w:color w:val="000000" w:themeColor="text1"/>
           <w:spacing w:val="15"/>
-          <w:sz w:val="22"/>
-          <w:szCs w:val="22"/>
-        </w:rPr>
-      </w:pPr>
-      <w:r>
-        <w:rPr>
-          <w:rFonts w:ascii="Cambria" w:hAnsi="Cambria"/>
-          <w:color w:val="000000" w:themeColor="text1"/>
-          <w:spacing w:val="15"/>
-          <w:sz w:val="22"/>
-          <w:szCs w:val="22"/>
+        </w:rPr>
+      </w:pPr>
+      <w:r>
+        <w:rPr>
+          <w:rFonts w:ascii="Cambria" w:hAnsi="Cambria"/>
+          <w:color w:val="000000" w:themeColor="text1"/>
+          <w:spacing w:val="15"/>
         </w:rPr>
         <w:t>LINEAR REGRESSION</w:t>
       </w:r>
@@ -1380,17 +1188,13 @@
           <w:caps/>
           <w:color w:val="000000" w:themeColor="text1"/>
           <w:spacing w:val="15"/>
-          <w:sz w:val="22"/>
-          <w:szCs w:val="22"/>
-        </w:rPr>
-      </w:pPr>
-      <w:r>
-        <w:rPr>
-          <w:rFonts w:ascii="Cambria" w:hAnsi="Cambria"/>
-          <w:color w:val="000000" w:themeColor="text1"/>
-          <w:spacing w:val="15"/>
-          <w:sz w:val="22"/>
-          <w:szCs w:val="22"/>
+        </w:rPr>
+      </w:pPr>
+      <w:r>
+        <w:rPr>
+          <w:rFonts w:ascii="Cambria" w:hAnsi="Cambria"/>
+          <w:color w:val="000000" w:themeColor="text1"/>
+          <w:spacing w:val="15"/>
         </w:rPr>
         <w:t>DECISION TREE</w:t>
       </w:r>
@@ -1406,56 +1210,52 @@
           <w:caps/>
           <w:color w:val="000000" w:themeColor="text1"/>
           <w:spacing w:val="15"/>
-          <w:sz w:val="22"/>
-          <w:szCs w:val="22"/>
-        </w:rPr>
-      </w:pPr>
-      <w:r>
-        <w:rPr>
-          <w:rFonts w:ascii="Cambria" w:hAnsi="Cambria"/>
-          <w:color w:val="000000" w:themeColor="text1"/>
-          <w:spacing w:val="15"/>
-          <w:sz w:val="22"/>
-          <w:szCs w:val="22"/>
+        </w:rPr>
+      </w:pPr>
+      <w:r>
+        <w:rPr>
+          <w:rFonts w:ascii="Cambria" w:hAnsi="Cambria"/>
+          <w:color w:val="000000" w:themeColor="text1"/>
+          <w:spacing w:val="15"/>
+        </w:rPr>
+        <w:t>LOGISTIC REGRESSION</w:t>
+      </w:r>
+    </w:p>
+    <w:p>
+      <w:pPr>
+        <w:pStyle w:val="Heading1"/>
+        <w:rPr>
+          <w:rFonts w:ascii="Cambria" w:hAnsi="Cambria"/>
+          <w:sz w:val="20"/>
+          <w:szCs w:val="20"/>
+        </w:rPr>
+      </w:pPr>
+      <w:r>
+        <w:rPr>
+          <w:rFonts w:ascii="Cambria" w:hAnsi="Cambria"/>
+          <w:caps w:val="0"/>
+          <w:sz w:val="20"/>
+          <w:szCs w:val="20"/>
+        </w:rPr>
+        <w:t>ITERATION</w:t>
+      </w:r>
+    </w:p>
+    <w:p>
+      <w:pPr>
+        <w:rPr>
+          <w:rFonts w:ascii="Cambria" w:hAnsi="Cambria"/>
+          <w:caps/>
+          <w:color w:val="000000" w:themeColor="text1"/>
+          <w:spacing w:val="15"/>
+        </w:rPr>
+      </w:pPr>
+      <w:r>
+        <w:rPr>
+          <w:rFonts w:ascii="Cambria" w:hAnsi="Cambria"/>
+          <w:color w:val="000000" w:themeColor="text1"/>
+          <w:spacing w:val="15"/>
         </w:rPr>
         <w:lastRenderedPageBreak/>
-        <w:t>LOGISTIC REGRESSION</w:t>
-      </w:r>
-    </w:p>
-    <w:p>
-      <w:pPr>
-        <w:pStyle w:val="Heading1"/>
-        <w:rPr>
-          <w:rFonts w:ascii="Cambria" w:hAnsi="Cambria"/>
-        </w:rPr>
-      </w:pPr>
-      <w:r>
-        <w:rPr>
-          <w:rFonts w:ascii="Cambria" w:hAnsi="Cambria"/>
-          <w:caps w:val="0"/>
-        </w:rPr>
-        <w:t>ITERATION</w:t>
-      </w:r>
-    </w:p>
-    <w:p>
-      <w:pPr>
-        <w:rPr>
-          <w:rFonts w:ascii="Cambria" w:hAnsi="Cambria"/>
-          <w:caps/>
-          <w:color w:val="000000" w:themeColor="text1"/>
-          <w:spacing w:val="15"/>
-          <w:sz w:val="22"/>
-          <w:szCs w:val="22"/>
-        </w:rPr>
-      </w:pPr>
-      <w:r>
-        <w:rPr>
-          <w:rFonts w:ascii="Cambria" w:hAnsi="Cambria"/>
-          <w:color w:val="000000" w:themeColor="text1"/>
-          <w:spacing w:val="15"/>
-          <w:sz w:val="22"/>
-          <w:szCs w:val="22"/>
-        </w:rPr>
         <w:t xml:space="preserve">ITERATION MEANS </w:t>
       </w:r>
       <w:r>
@@ -1465,8 +1265,6 @@
           <w:bCs/>
           <w:color w:val="000000" w:themeColor="text1"/>
           <w:spacing w:val="15"/>
-          <w:sz w:val="22"/>
-          <w:szCs w:val="22"/>
         </w:rPr>
         <w:t>REPEATING STEPS</w:t>
       </w:r>
@@ -1475,8 +1273,6 @@
           <w:rFonts w:ascii="Cambria" w:hAnsi="Cambria"/>
           <w:color w:val="000000" w:themeColor="text1"/>
           <w:spacing w:val="15"/>
-          <w:sz w:val="22"/>
-          <w:szCs w:val="22"/>
         </w:rPr>
         <w:t xml:space="preserve"> TO IMPROVE RESULTS.</w:t>
       </w:r>
@@ -1486,16 +1282,12 @@
         <w:pStyle w:val="Heading2"/>
         <w:rPr>
           <w:rFonts w:ascii="Cambria" w:hAnsi="Cambria"/>
-          <w:sz w:val="22"/>
-          <w:szCs w:val="22"/>
         </w:rPr>
       </w:pPr>
       <w:r>
         <w:rPr>
           <w:rFonts w:ascii="Cambria" w:hAnsi="Cambria"/>
           <w:caps w:val="0"/>
-          <w:sz w:val="22"/>
-          <w:szCs w:val="22"/>
         </w:rPr>
         <w:t>INCLUDES:</w:t>
       </w:r>
@@ -1511,17 +1303,13 @@
           <w:caps/>
           <w:color w:val="000000" w:themeColor="text1"/>
           <w:spacing w:val="15"/>
-          <w:sz w:val="22"/>
-          <w:szCs w:val="22"/>
-        </w:rPr>
-      </w:pPr>
-      <w:r>
-        <w:rPr>
-          <w:rFonts w:ascii="Cambria" w:hAnsi="Cambria"/>
-          <w:color w:val="000000" w:themeColor="text1"/>
-          <w:spacing w:val="15"/>
-          <w:sz w:val="22"/>
-          <w:szCs w:val="22"/>
+        </w:rPr>
+      </w:pPr>
+      <w:r>
+        <w:rPr>
+          <w:rFonts w:ascii="Cambria" w:hAnsi="Cambria"/>
+          <w:color w:val="000000" w:themeColor="text1"/>
+          <w:spacing w:val="15"/>
         </w:rPr>
         <w:t>CHANGING FEATURES</w:t>
       </w:r>
@@ -1537,17 +1325,13 @@
           <w:caps/>
           <w:color w:val="000000" w:themeColor="text1"/>
           <w:spacing w:val="15"/>
-          <w:sz w:val="22"/>
-          <w:szCs w:val="22"/>
-        </w:rPr>
-      </w:pPr>
-      <w:r>
-        <w:rPr>
-          <w:rFonts w:ascii="Cambria" w:hAnsi="Cambria"/>
-          <w:color w:val="000000" w:themeColor="text1"/>
-          <w:spacing w:val="15"/>
-          <w:sz w:val="22"/>
-          <w:szCs w:val="22"/>
+        </w:rPr>
+      </w:pPr>
+      <w:r>
+        <w:rPr>
+          <w:rFonts w:ascii="Cambria" w:hAnsi="Cambria"/>
+          <w:color w:val="000000" w:themeColor="text1"/>
+          <w:spacing w:val="15"/>
         </w:rPr>
         <w:t>USING A DIFFERENT MODEL</w:t>
       </w:r>
@@ -1563,17 +1347,13 @@
           <w:caps/>
           <w:color w:val="000000" w:themeColor="text1"/>
           <w:spacing w:val="15"/>
-          <w:sz w:val="22"/>
-          <w:szCs w:val="22"/>
-        </w:rPr>
-      </w:pPr>
-      <w:r>
-        <w:rPr>
-          <w:rFonts w:ascii="Cambria" w:hAnsi="Cambria"/>
-          <w:color w:val="000000" w:themeColor="text1"/>
-          <w:spacing w:val="15"/>
-          <w:sz w:val="22"/>
-          <w:szCs w:val="22"/>
+        </w:rPr>
+      </w:pPr>
+      <w:r>
+        <w:rPr>
+          <w:rFonts w:ascii="Cambria" w:hAnsi="Cambria"/>
+          <w:color w:val="000000" w:themeColor="text1"/>
+          <w:spacing w:val="15"/>
         </w:rPr>
         <w:t>TUNING PARAMETERS</w:t>
       </w:r>
@@ -1583,16 +1363,12 @@
         <w:pStyle w:val="Heading2"/>
         <w:rPr>
           <w:rFonts w:ascii="Cambria" w:hAnsi="Cambria"/>
-          <w:sz w:val="22"/>
-          <w:szCs w:val="22"/>
         </w:rPr>
       </w:pPr>
       <w:r>
         <w:rPr>
           <w:rFonts w:ascii="Cambria" w:hAnsi="Cambria"/>
           <w:caps w:val="0"/>
-          <w:sz w:val="22"/>
-          <w:szCs w:val="22"/>
         </w:rPr>
         <w:t>GOAL:</w:t>
       </w:r>
@@ -1604,17 +1380,13 @@
           <w:caps/>
           <w:color w:val="000000" w:themeColor="text1"/>
           <w:spacing w:val="15"/>
-          <w:sz w:val="22"/>
-          <w:szCs w:val="22"/>
-        </w:rPr>
-      </w:pPr>
-      <w:r>
-        <w:rPr>
-          <w:rFonts w:ascii="Cambria" w:hAnsi="Cambria"/>
-          <w:color w:val="000000" w:themeColor="text1"/>
-          <w:spacing w:val="15"/>
-          <w:sz w:val="22"/>
-          <w:szCs w:val="22"/>
+        </w:rPr>
+      </w:pPr>
+      <w:r>
+        <w:rPr>
+          <w:rFonts w:ascii="Cambria" w:hAnsi="Cambria"/>
+          <w:color w:val="000000" w:themeColor="text1"/>
+          <w:spacing w:val="15"/>
         </w:rPr>
         <w:t>GET BETTER PERFORMANCE.</w:t>
       </w:r>
@@ -1624,12 +1396,16 @@
         <w:pStyle w:val="Heading1"/>
         <w:rPr>
           <w:rFonts w:ascii="Cambria" w:hAnsi="Cambria"/>
+          <w:sz w:val="20"/>
+          <w:szCs w:val="20"/>
         </w:rPr>
       </w:pPr>
       <w:r>
         <w:rPr>
           <w:rFonts w:ascii="Cambria" w:hAnsi="Cambria"/>
           <w:caps w:val="0"/>
+          <w:sz w:val="20"/>
+          <w:szCs w:val="20"/>
         </w:rPr>
         <w:t>PANDAS</w:t>
       </w:r>
@@ -1641,17 +1417,13 @@
           <w:caps/>
           <w:color w:val="000000" w:themeColor="text1"/>
           <w:spacing w:val="15"/>
-          <w:sz w:val="22"/>
-          <w:szCs w:val="22"/>
-        </w:rPr>
-      </w:pPr>
-      <w:r>
-        <w:rPr>
-          <w:rFonts w:ascii="Cambria" w:hAnsi="Cambria"/>
-          <w:color w:val="000000" w:themeColor="text1"/>
-          <w:spacing w:val="15"/>
-          <w:sz w:val="22"/>
-          <w:szCs w:val="22"/>
+        </w:rPr>
+      </w:pPr>
+      <w:r>
+        <w:rPr>
+          <w:rFonts w:ascii="Cambria" w:hAnsi="Cambria"/>
+          <w:color w:val="000000" w:themeColor="text1"/>
+          <w:spacing w:val="15"/>
         </w:rPr>
         <w:t xml:space="preserve">PANDAS IS A </w:t>
       </w:r>
@@ -1662,8 +1434,6 @@
           <w:bCs/>
           <w:color w:val="000000" w:themeColor="text1"/>
           <w:spacing w:val="15"/>
-          <w:sz w:val="22"/>
-          <w:szCs w:val="22"/>
         </w:rPr>
         <w:t>PYTHON LIBRARY</w:t>
       </w:r>
@@ -1672,8 +1442,6 @@
           <w:rFonts w:ascii="Cambria" w:hAnsi="Cambria"/>
           <w:color w:val="000000" w:themeColor="text1"/>
           <w:spacing w:val="15"/>
-          <w:sz w:val="22"/>
-          <w:szCs w:val="22"/>
         </w:rPr>
         <w:t xml:space="preserve"> FOR DATA ANALYSIS.</w:t>
       </w:r>
@@ -1683,16 +1451,12 @@
         <w:pStyle w:val="Heading2"/>
         <w:rPr>
           <w:rFonts w:ascii="Cambria" w:hAnsi="Cambria"/>
-          <w:sz w:val="22"/>
-          <w:szCs w:val="22"/>
         </w:rPr>
       </w:pPr>
       <w:r>
         <w:rPr>
           <w:rFonts w:ascii="Cambria" w:hAnsi="Cambria"/>
           <w:caps w:val="0"/>
-          <w:sz w:val="22"/>
-          <w:szCs w:val="22"/>
         </w:rPr>
         <w:t>USES:</w:t>
       </w:r>
@@ -1708,17 +1472,13 @@
           <w:caps/>
           <w:color w:val="000000" w:themeColor="text1"/>
           <w:spacing w:val="15"/>
-          <w:sz w:val="22"/>
-          <w:szCs w:val="22"/>
-        </w:rPr>
-      </w:pPr>
-      <w:r>
-        <w:rPr>
-          <w:rFonts w:ascii="Cambria" w:hAnsi="Cambria"/>
-          <w:color w:val="000000" w:themeColor="text1"/>
-          <w:spacing w:val="15"/>
-          <w:sz w:val="22"/>
-          <w:szCs w:val="22"/>
+        </w:rPr>
+      </w:pPr>
+      <w:r>
+        <w:rPr>
+          <w:rFonts w:ascii="Cambria" w:hAnsi="Cambria"/>
+          <w:color w:val="000000" w:themeColor="text1"/>
+          <w:spacing w:val="15"/>
         </w:rPr>
         <w:t>READ DATA FILES</w:t>
       </w:r>
@@ -1734,17 +1494,13 @@
           <w:caps/>
           <w:color w:val="000000" w:themeColor="text1"/>
           <w:spacing w:val="15"/>
-          <w:sz w:val="22"/>
-          <w:szCs w:val="22"/>
-        </w:rPr>
-      </w:pPr>
-      <w:r>
-        <w:rPr>
-          <w:rFonts w:ascii="Cambria" w:hAnsi="Cambria"/>
-          <w:color w:val="000000" w:themeColor="text1"/>
-          <w:spacing w:val="15"/>
-          <w:sz w:val="22"/>
-          <w:szCs w:val="22"/>
+        </w:rPr>
+      </w:pPr>
+      <w:r>
+        <w:rPr>
+          <w:rFonts w:ascii="Cambria" w:hAnsi="Cambria"/>
+          <w:color w:val="000000" w:themeColor="text1"/>
+          <w:spacing w:val="15"/>
         </w:rPr>
         <w:t>CLEAN DATA</w:t>
       </w:r>
@@ -1760,17 +1516,13 @@
           <w:caps/>
           <w:color w:val="000000" w:themeColor="text1"/>
           <w:spacing w:val="15"/>
-          <w:sz w:val="22"/>
-          <w:szCs w:val="22"/>
-        </w:rPr>
-      </w:pPr>
-      <w:r>
-        <w:rPr>
-          <w:rFonts w:ascii="Cambria" w:hAnsi="Cambria"/>
-          <w:color w:val="000000" w:themeColor="text1"/>
-          <w:spacing w:val="15"/>
-          <w:sz w:val="22"/>
-          <w:szCs w:val="22"/>
+        </w:rPr>
+      </w:pPr>
+      <w:r>
+        <w:rPr>
+          <w:rFonts w:ascii="Cambria" w:hAnsi="Cambria"/>
+          <w:color w:val="000000" w:themeColor="text1"/>
+          <w:spacing w:val="15"/>
         </w:rPr>
         <w:t>ANALYZE DATA</w:t>
       </w:r>
@@ -1780,12 +1532,16 @@
         <w:pStyle w:val="Heading1"/>
         <w:rPr>
           <w:rFonts w:ascii="Cambria" w:hAnsi="Cambria"/>
+          <w:sz w:val="20"/>
+          <w:szCs w:val="20"/>
         </w:rPr>
       </w:pPr>
       <w:r>
         <w:rPr>
           <w:rFonts w:ascii="Cambria" w:hAnsi="Cambria"/>
           <w:caps w:val="0"/>
+          <w:sz w:val="20"/>
+          <w:szCs w:val="20"/>
         </w:rPr>
         <w:t>DATA FRAMES</w:t>
       </w:r>
@@ -1797,17 +1553,13 @@
           <w:caps/>
           <w:color w:val="000000" w:themeColor="text1"/>
           <w:spacing w:val="15"/>
-          <w:sz w:val="22"/>
-          <w:szCs w:val="22"/>
-        </w:rPr>
-      </w:pPr>
-      <w:r>
-        <w:rPr>
-          <w:rFonts w:ascii="Cambria" w:hAnsi="Cambria"/>
-          <w:color w:val="000000" w:themeColor="text1"/>
-          <w:spacing w:val="15"/>
-          <w:sz w:val="22"/>
-          <w:szCs w:val="22"/>
+        </w:rPr>
+      </w:pPr>
+      <w:r>
+        <w:rPr>
+          <w:rFonts w:ascii="Cambria" w:hAnsi="Cambria"/>
+          <w:color w:val="000000" w:themeColor="text1"/>
+          <w:spacing w:val="15"/>
         </w:rPr>
         <w:t xml:space="preserve">A DATAFRAME IS A </w:t>
       </w:r>
@@ -1818,8 +1570,6 @@
           <w:bCs/>
           <w:color w:val="000000" w:themeColor="text1"/>
           <w:spacing w:val="15"/>
-          <w:sz w:val="22"/>
-          <w:szCs w:val="22"/>
         </w:rPr>
         <w:t>TABLE-LIKE STRUCTURE</w:t>
       </w:r>
@@ -1828,8 +1578,6 @@
           <w:rFonts w:ascii="Cambria" w:hAnsi="Cambria"/>
           <w:color w:val="000000" w:themeColor="text1"/>
           <w:spacing w:val="15"/>
-          <w:sz w:val="22"/>
-          <w:szCs w:val="22"/>
         </w:rPr>
         <w:t xml:space="preserve"> IN PANDAS.</w:t>
       </w:r>
@@ -1839,16 +1587,12 @@
         <w:pStyle w:val="Heading2"/>
         <w:rPr>
           <w:rFonts w:ascii="Cambria" w:hAnsi="Cambria"/>
-          <w:sz w:val="22"/>
-          <w:szCs w:val="22"/>
         </w:rPr>
       </w:pPr>
       <w:r>
         <w:rPr>
           <w:rFonts w:ascii="Cambria" w:hAnsi="Cambria"/>
           <w:caps w:val="0"/>
-          <w:sz w:val="22"/>
-          <w:szCs w:val="22"/>
         </w:rPr>
         <w:t>FEATURES:</w:t>
       </w:r>
@@ -1864,17 +1608,13 @@
           <w:caps/>
           <w:color w:val="000000" w:themeColor="text1"/>
           <w:spacing w:val="15"/>
-          <w:sz w:val="22"/>
-          <w:szCs w:val="22"/>
-        </w:rPr>
-      </w:pPr>
-      <w:r>
-        <w:rPr>
-          <w:rFonts w:ascii="Cambria" w:hAnsi="Cambria"/>
-          <w:color w:val="000000" w:themeColor="text1"/>
-          <w:spacing w:val="15"/>
-          <w:sz w:val="22"/>
-          <w:szCs w:val="22"/>
+        </w:rPr>
+      </w:pPr>
+      <w:r>
+        <w:rPr>
+          <w:rFonts w:ascii="Cambria" w:hAnsi="Cambria"/>
+          <w:color w:val="000000" w:themeColor="text1"/>
+          <w:spacing w:val="15"/>
         </w:rPr>
         <w:t>ROWS AND COLUMNS</w:t>
       </w:r>
@@ -1890,17 +1630,13 @@
           <w:caps/>
           <w:color w:val="000000" w:themeColor="text1"/>
           <w:spacing w:val="15"/>
-          <w:sz w:val="22"/>
-          <w:szCs w:val="22"/>
-        </w:rPr>
-      </w:pPr>
-      <w:r>
-        <w:rPr>
-          <w:rFonts w:ascii="Cambria" w:hAnsi="Cambria"/>
-          <w:color w:val="000000" w:themeColor="text1"/>
-          <w:spacing w:val="15"/>
-          <w:sz w:val="22"/>
-          <w:szCs w:val="22"/>
+        </w:rPr>
+      </w:pPr>
+      <w:r>
+        <w:rPr>
+          <w:rFonts w:ascii="Cambria" w:hAnsi="Cambria"/>
+          <w:color w:val="000000" w:themeColor="text1"/>
+          <w:spacing w:val="15"/>
         </w:rPr>
         <w:t>SIMILAR TO EXCEL SHEETS</w:t>
       </w:r>
@@ -1916,17 +1652,13 @@
           <w:caps/>
           <w:color w:val="000000" w:themeColor="text1"/>
           <w:spacing w:val="15"/>
-          <w:sz w:val="22"/>
-          <w:szCs w:val="22"/>
-        </w:rPr>
-      </w:pPr>
-      <w:r>
-        <w:rPr>
-          <w:rFonts w:ascii="Cambria" w:hAnsi="Cambria"/>
-          <w:color w:val="000000" w:themeColor="text1"/>
-          <w:spacing w:val="15"/>
-          <w:sz w:val="22"/>
-          <w:szCs w:val="22"/>
+        </w:rPr>
+      </w:pPr>
+      <w:r>
+        <w:rPr>
+          <w:rFonts w:ascii="Cambria" w:hAnsi="Cambria"/>
+          <w:color w:val="000000" w:themeColor="text1"/>
+          <w:spacing w:val="15"/>
         </w:rPr>
         <w:t>EASY DATA HANDLING</w:t>
       </w:r>
@@ -1936,12 +1668,16 @@
         <w:pStyle w:val="Heading1"/>
         <w:rPr>
           <w:rFonts w:ascii="Cambria" w:hAnsi="Cambria"/>
+          <w:sz w:val="20"/>
+          <w:szCs w:val="20"/>
         </w:rPr>
       </w:pPr>
       <w:r>
         <w:rPr>
           <w:rFonts w:ascii="Cambria" w:hAnsi="Cambria"/>
           <w:caps w:val="0"/>
+          <w:sz w:val="20"/>
+          <w:szCs w:val="20"/>
         </w:rPr>
         <w:t>HOW TO IMPORT DATA</w:t>
       </w:r>
@@ -1953,17 +1689,13 @@
           <w:caps/>
           <w:color w:val="000000" w:themeColor="text1"/>
           <w:spacing w:val="15"/>
-          <w:sz w:val="22"/>
-          <w:szCs w:val="22"/>
-        </w:rPr>
-      </w:pPr>
-      <w:r>
-        <w:rPr>
-          <w:rFonts w:ascii="Cambria" w:hAnsi="Cambria"/>
-          <w:color w:val="000000" w:themeColor="text1"/>
-          <w:spacing w:val="15"/>
-          <w:sz w:val="22"/>
-          <w:szCs w:val="22"/>
+        </w:rPr>
+      </w:pPr>
+      <w:r>
+        <w:rPr>
+          <w:rFonts w:ascii="Cambria" w:hAnsi="Cambria"/>
+          <w:color w:val="000000" w:themeColor="text1"/>
+          <w:spacing w:val="15"/>
         </w:rPr>
         <w:t>DATA IS USUALLY IMPORTED USING PANDAS.</w:t>
       </w:r>
@@ -1973,16 +1705,12 @@
         <w:pStyle w:val="Heading2"/>
         <w:rPr>
           <w:rFonts w:ascii="Cambria" w:hAnsi="Cambria"/>
-          <w:sz w:val="22"/>
-          <w:szCs w:val="22"/>
         </w:rPr>
       </w:pPr>
       <w:r>
         <w:rPr>
           <w:rFonts w:ascii="Cambria" w:hAnsi="Cambria"/>
           <w:caps w:val="0"/>
-          <w:sz w:val="22"/>
-          <w:szCs w:val="22"/>
         </w:rPr>
         <w:t>COMMON FORMATS:</w:t>
       </w:r>
@@ -1998,17 +1726,13 @@
           <w:caps/>
           <w:color w:val="000000" w:themeColor="text1"/>
           <w:spacing w:val="15"/>
-          <w:sz w:val="22"/>
-          <w:szCs w:val="22"/>
-        </w:rPr>
-      </w:pPr>
-      <w:r>
-        <w:rPr>
-          <w:rFonts w:ascii="Cambria" w:hAnsi="Cambria"/>
-          <w:color w:val="000000" w:themeColor="text1"/>
-          <w:spacing w:val="15"/>
-          <w:sz w:val="22"/>
-          <w:szCs w:val="22"/>
+        </w:rPr>
+      </w:pPr>
+      <w:r>
+        <w:rPr>
+          <w:rFonts w:ascii="Cambria" w:hAnsi="Cambria"/>
+          <w:color w:val="000000" w:themeColor="text1"/>
+          <w:spacing w:val="15"/>
         </w:rPr>
         <w:t>CSV</w:t>
       </w:r>
@@ -2024,17 +1748,13 @@
           <w:caps/>
           <w:color w:val="000000" w:themeColor="text1"/>
           <w:spacing w:val="15"/>
-          <w:sz w:val="22"/>
-          <w:szCs w:val="22"/>
-        </w:rPr>
-      </w:pPr>
-      <w:r>
-        <w:rPr>
-          <w:rFonts w:ascii="Cambria" w:hAnsi="Cambria"/>
-          <w:color w:val="000000" w:themeColor="text1"/>
-          <w:spacing w:val="15"/>
-          <w:sz w:val="22"/>
-          <w:szCs w:val="22"/>
+        </w:rPr>
+      </w:pPr>
+      <w:r>
+        <w:rPr>
+          <w:rFonts w:ascii="Cambria" w:hAnsi="Cambria"/>
+          <w:color w:val="000000" w:themeColor="text1"/>
+          <w:spacing w:val="15"/>
         </w:rPr>
         <w:t>EXCEL</w:t>
       </w:r>
@@ -2050,17 +1770,13 @@
           <w:caps/>
           <w:color w:val="000000" w:themeColor="text1"/>
           <w:spacing w:val="15"/>
-          <w:sz w:val="22"/>
-          <w:szCs w:val="22"/>
-        </w:rPr>
-      </w:pPr>
-      <w:r>
-        <w:rPr>
-          <w:rFonts w:ascii="Cambria" w:hAnsi="Cambria"/>
-          <w:color w:val="000000" w:themeColor="text1"/>
-          <w:spacing w:val="15"/>
-          <w:sz w:val="22"/>
-          <w:szCs w:val="22"/>
+        </w:rPr>
+      </w:pPr>
+      <w:r>
+        <w:rPr>
+          <w:rFonts w:ascii="Cambria" w:hAnsi="Cambria"/>
+          <w:color w:val="000000" w:themeColor="text1"/>
+          <w:spacing w:val="15"/>
         </w:rPr>
         <w:t>JSON</w:t>
       </w:r>
@@ -2070,97 +1786,85 @@
         <w:pStyle w:val="Heading2"/>
         <w:rPr>
           <w:rFonts w:ascii="Cambria" w:hAnsi="Cambria"/>
-          <w:sz w:val="22"/>
-          <w:szCs w:val="22"/>
         </w:rPr>
       </w:pPr>
       <w:r>
         <w:rPr>
           <w:rFonts w:ascii="Cambria" w:hAnsi="Cambria"/>
           <w:caps w:val="0"/>
-          <w:sz w:val="22"/>
-          <w:szCs w:val="22"/>
+        </w:rPr>
+        <w:t>EXAMPLE CODE:</w:t>
+      </w:r>
+    </w:p>
+    <w:p>
+      <w:pPr>
+        <w:rPr>
+          <w:rFonts w:ascii="Cambria" w:hAnsi="Cambria"/>
+          <w:caps/>
+          <w:color w:val="000000" w:themeColor="text1"/>
+          <w:spacing w:val="15"/>
+        </w:rPr>
+      </w:pPr>
+      <w:r>
+        <w:rPr>
+          <w:rFonts w:ascii="Cambria" w:hAnsi="Cambria"/>
+          <w:color w:val="000000" w:themeColor="text1"/>
+          <w:spacing w:val="15"/>
+        </w:rPr>
+        <w:t>IMPORT PANDAS AS PD</w:t>
+      </w:r>
+    </w:p>
+    <w:p>
+      <w:pPr>
+        <w:rPr>
+          <w:rFonts w:ascii="Cambria" w:hAnsi="Cambria"/>
+          <w:caps/>
+          <w:color w:val="000000" w:themeColor="text1"/>
+          <w:spacing w:val="15"/>
+        </w:rPr>
+      </w:pPr>
+      <w:r>
+        <w:rPr>
+          <w:rFonts w:ascii="Cambria" w:hAnsi="Cambria"/>
+          <w:color w:val="000000" w:themeColor="text1"/>
+          <w:spacing w:val="15"/>
+        </w:rPr>
+        <w:t>DF = PD.READ_CSV("DATA.CSV")</w:t>
+      </w:r>
+    </w:p>
+    <w:p>
+      <w:pPr>
+        <w:pStyle w:val="Heading1"/>
+        <w:rPr>
+          <w:rFonts w:ascii="Cambria" w:hAnsi="Cambria"/>
+          <w:sz w:val="20"/>
+          <w:szCs w:val="20"/>
+        </w:rPr>
+      </w:pPr>
+      <w:r>
+        <w:rPr>
+          <w:rFonts w:ascii="Cambria" w:hAnsi="Cambria"/>
+          <w:caps w:val="0"/>
+          <w:sz w:val="20"/>
+          <w:szCs w:val="20"/>
+        </w:rPr>
+        <w:t>DESCRIBING DATA</w:t>
+      </w:r>
+    </w:p>
+    <w:p>
+      <w:pPr>
+        <w:rPr>
+          <w:rFonts w:ascii="Cambria" w:hAnsi="Cambria"/>
+          <w:caps/>
+          <w:spacing w:val="15"/>
+        </w:rPr>
+      </w:pPr>
+      <w:r>
+        <w:rPr>
+          <w:rFonts w:ascii="Cambria" w:hAnsi="Cambria"/>
+          <w:spacing w:val="15"/>
         </w:rPr>
         <w:lastRenderedPageBreak/>
-        <w:t>EXAMPLE CODE:</w:t>
-      </w:r>
-    </w:p>
-    <w:p>
-      <w:pPr>
-        <w:rPr>
-          <w:rFonts w:ascii="Cambria" w:hAnsi="Cambria"/>
-          <w:caps/>
-          <w:color w:val="000000" w:themeColor="text1"/>
-          <w:spacing w:val="15"/>
-          <w:sz w:val="22"/>
-          <w:szCs w:val="22"/>
-        </w:rPr>
-      </w:pPr>
-      <w:r>
-        <w:rPr>
-          <w:rFonts w:ascii="Cambria" w:hAnsi="Cambria"/>
-          <w:color w:val="000000" w:themeColor="text1"/>
-          <w:spacing w:val="15"/>
-          <w:sz w:val="22"/>
-          <w:szCs w:val="22"/>
-        </w:rPr>
-        <w:t>IMPORT PANDAS AS PD</w:t>
-      </w:r>
-    </w:p>
-    <w:p>
-      <w:pPr>
-        <w:rPr>
-          <w:rFonts w:ascii="Cambria" w:hAnsi="Cambria"/>
-          <w:caps/>
-          <w:color w:val="000000" w:themeColor="text1"/>
-          <w:spacing w:val="15"/>
-          <w:sz w:val="22"/>
-          <w:szCs w:val="22"/>
-        </w:rPr>
-      </w:pPr>
-      <w:r>
-        <w:rPr>
-          <w:rFonts w:ascii="Cambria" w:hAnsi="Cambria"/>
-          <w:color w:val="000000" w:themeColor="text1"/>
-          <w:spacing w:val="15"/>
-          <w:sz w:val="22"/>
-          <w:szCs w:val="22"/>
-        </w:rPr>
-        <w:t>DF = PD.READ_CSV("DATA.CSV")</w:t>
-      </w:r>
-    </w:p>
-    <w:p>
-      <w:pPr>
-        <w:pStyle w:val="Heading1"/>
-        <w:rPr>
-          <w:rFonts w:ascii="Cambria" w:hAnsi="Cambria"/>
-        </w:rPr>
-      </w:pPr>
-      <w:r>
-        <w:rPr>
-          <w:rFonts w:ascii="Cambria" w:hAnsi="Cambria"/>
-          <w:caps w:val="0"/>
-        </w:rPr>
-        <w:t>DESCRIBING DATA</w:t>
-      </w:r>
-    </w:p>
-    <w:p>
-      <w:pPr>
-        <w:rPr>
-          <w:rFonts w:ascii="Cambria" w:hAnsi="Cambria"/>
-          <w:caps/>
-          <w:spacing w:val="15"/>
-          <w:sz w:val="22"/>
-          <w:szCs w:val="22"/>
-        </w:rPr>
-      </w:pPr>
-      <w:r>
-        <w:rPr>
-          <w:rFonts w:ascii="Cambria" w:hAnsi="Cambria"/>
-          <w:spacing w:val="15"/>
-          <w:sz w:val="22"/>
-          <w:szCs w:val="22"/>
-        </w:rPr>
         <w:t xml:space="preserve">DESCRIBING DATA MEANS </w:t>
       </w:r>
       <w:r>
@@ -2169,8 +1873,6 @@
           <w:b/>
           <w:bCs/>
           <w:spacing w:val="15"/>
-          <w:sz w:val="22"/>
-          <w:szCs w:val="22"/>
         </w:rPr>
         <w:t>UNDERSTANDING THE DATA</w:t>
       </w:r>
@@ -2178,8 +1880,6 @@
         <w:rPr>
           <w:rFonts w:ascii="Cambria" w:hAnsi="Cambria"/>
           <w:spacing w:val="15"/>
-          <w:sz w:val="22"/>
-          <w:szCs w:val="22"/>
         </w:rPr>
         <w:t xml:space="preserve"> BEFORE USING IT.</w:t>
       </w:r>
@@ -2189,16 +1889,12 @@
         <w:pStyle w:val="Heading2"/>
         <w:rPr>
           <w:rFonts w:ascii="Cambria" w:hAnsi="Cambria"/>
-          <w:sz w:val="22"/>
-          <w:szCs w:val="22"/>
         </w:rPr>
       </w:pPr>
       <w:r>
         <w:rPr>
           <w:rFonts w:ascii="Cambria" w:hAnsi="Cambria"/>
           <w:caps w:val="0"/>
-          <w:sz w:val="22"/>
-          <w:szCs w:val="22"/>
         </w:rPr>
         <w:t>WHY IT IS IMPORTANT:</w:t>
       </w:r>
@@ -2213,16 +1909,12 @@
           <w:rFonts w:ascii="Cambria" w:hAnsi="Cambria"/>
           <w:caps/>
           <w:spacing w:val="15"/>
-          <w:sz w:val="22"/>
-          <w:szCs w:val="22"/>
-        </w:rPr>
-      </w:pPr>
-      <w:r>
-        <w:rPr>
-          <w:rFonts w:ascii="Cambria" w:hAnsi="Cambria"/>
-          <w:spacing w:val="15"/>
-          <w:sz w:val="22"/>
-          <w:szCs w:val="22"/>
+        </w:rPr>
+      </w:pPr>
+      <w:r>
+        <w:rPr>
+          <w:rFonts w:ascii="Cambria" w:hAnsi="Cambria"/>
+          <w:spacing w:val="15"/>
         </w:rPr>
         <w:t>TO KNOW WHAT THE DATA CONTAINS</w:t>
       </w:r>
@@ -2237,16 +1929,12 @@
           <w:rFonts w:ascii="Cambria" w:hAnsi="Cambria"/>
           <w:caps/>
           <w:spacing w:val="15"/>
-          <w:sz w:val="22"/>
-          <w:szCs w:val="22"/>
-        </w:rPr>
-      </w:pPr>
-      <w:r>
-        <w:rPr>
-          <w:rFonts w:ascii="Cambria" w:hAnsi="Cambria"/>
-          <w:spacing w:val="15"/>
-          <w:sz w:val="22"/>
-          <w:szCs w:val="22"/>
+        </w:rPr>
+      </w:pPr>
+      <w:r>
+        <w:rPr>
+          <w:rFonts w:ascii="Cambria" w:hAnsi="Cambria"/>
+          <w:spacing w:val="15"/>
         </w:rPr>
         <w:t>TO FIND MISSING OR WRONG VALUES</w:t>
       </w:r>
@@ -2261,16 +1949,12 @@
           <w:rFonts w:ascii="Cambria" w:hAnsi="Cambria"/>
           <w:caps/>
           <w:spacing w:val="15"/>
-          <w:sz w:val="22"/>
-          <w:szCs w:val="22"/>
-        </w:rPr>
-      </w:pPr>
-      <w:r>
-        <w:rPr>
-          <w:rFonts w:ascii="Cambria" w:hAnsi="Cambria"/>
-          <w:spacing w:val="15"/>
-          <w:sz w:val="22"/>
-          <w:szCs w:val="22"/>
+        </w:rPr>
+      </w:pPr>
+      <w:r>
+        <w:rPr>
+          <w:rFonts w:ascii="Cambria" w:hAnsi="Cambria"/>
+          <w:spacing w:val="15"/>
         </w:rPr>
         <w:t>TO UNDERSTAND PATTERNS AND TRENDS</w:t>
       </w:r>
@@ -2280,16 +1964,12 @@
         <w:pStyle w:val="Heading2"/>
         <w:rPr>
           <w:rFonts w:ascii="Cambria" w:hAnsi="Cambria"/>
-          <w:sz w:val="22"/>
-          <w:szCs w:val="22"/>
         </w:rPr>
       </w:pPr>
       <w:r>
         <w:rPr>
           <w:rFonts w:ascii="Cambria" w:hAnsi="Cambria"/>
           <w:caps w:val="0"/>
-          <w:sz w:val="22"/>
-          <w:szCs w:val="22"/>
         </w:rPr>
         <w:t>COMMON WAYS TO DESCRIBE DATA:</w:t>
       </w:r>
@@ -2304,16 +1984,12 @@
           <w:rFonts w:ascii="Cambria" w:hAnsi="Cambria"/>
           <w:caps/>
           <w:spacing w:val="15"/>
-          <w:sz w:val="22"/>
-          <w:szCs w:val="22"/>
-        </w:rPr>
-      </w:pPr>
-      <w:r>
-        <w:rPr>
-          <w:rFonts w:ascii="Cambria" w:hAnsi="Cambria"/>
-          <w:spacing w:val="15"/>
-          <w:sz w:val="22"/>
-          <w:szCs w:val="22"/>
+        </w:rPr>
+      </w:pPr>
+      <w:r>
+        <w:rPr>
+          <w:rFonts w:ascii="Cambria" w:hAnsi="Cambria"/>
+          <w:spacing w:val="15"/>
         </w:rPr>
         <w:t>NUMBER OF ROWS AND COLUMNS</w:t>
       </w:r>
@@ -2328,16 +2004,12 @@
           <w:rFonts w:ascii="Cambria" w:hAnsi="Cambria"/>
           <w:caps/>
           <w:spacing w:val="15"/>
-          <w:sz w:val="22"/>
-          <w:szCs w:val="22"/>
-        </w:rPr>
-      </w:pPr>
-      <w:r>
-        <w:rPr>
-          <w:rFonts w:ascii="Cambria" w:hAnsi="Cambria"/>
-          <w:spacing w:val="15"/>
-          <w:sz w:val="22"/>
-          <w:szCs w:val="22"/>
+        </w:rPr>
+      </w:pPr>
+      <w:r>
+        <w:rPr>
+          <w:rFonts w:ascii="Cambria" w:hAnsi="Cambria"/>
+          <w:spacing w:val="15"/>
         </w:rPr>
         <w:t>DATA TYPES (NUMBER, TEXT, ETC.)</w:t>
       </w:r>
@@ -2352,16 +2024,12 @@
           <w:rFonts w:ascii="Cambria" w:hAnsi="Cambria"/>
           <w:caps/>
           <w:spacing w:val="15"/>
-          <w:sz w:val="22"/>
-          <w:szCs w:val="22"/>
-        </w:rPr>
-      </w:pPr>
-      <w:r>
-        <w:rPr>
-          <w:rFonts w:ascii="Cambria" w:hAnsi="Cambria"/>
-          <w:spacing w:val="15"/>
-          <w:sz w:val="22"/>
-          <w:szCs w:val="22"/>
+        </w:rPr>
+      </w:pPr>
+      <w:r>
+        <w:rPr>
+          <w:rFonts w:ascii="Cambria" w:hAnsi="Cambria"/>
+          <w:spacing w:val="15"/>
         </w:rPr>
         <w:t>MEAN, MINIMUM, MAXIMUM</w:t>
       </w:r>
@@ -2376,16 +2044,12 @@
           <w:rFonts w:ascii="Cambria" w:hAnsi="Cambria"/>
           <w:caps/>
           <w:spacing w:val="15"/>
-          <w:sz w:val="22"/>
-          <w:szCs w:val="22"/>
-        </w:rPr>
-      </w:pPr>
-      <w:r>
-        <w:rPr>
-          <w:rFonts w:ascii="Cambria" w:hAnsi="Cambria"/>
-          <w:spacing w:val="15"/>
-          <w:sz w:val="22"/>
-          <w:szCs w:val="22"/>
+        </w:rPr>
+      </w:pPr>
+      <w:r>
+        <w:rPr>
+          <w:rFonts w:ascii="Cambria" w:hAnsi="Cambria"/>
+          <w:spacing w:val="15"/>
         </w:rPr>
         <w:t>COUNT OF MISSING VALUES</w:t>
       </w:r>
@@ -2395,16 +2059,12 @@
         <w:pStyle w:val="Heading2"/>
         <w:rPr>
           <w:rFonts w:ascii="Cambria" w:hAnsi="Cambria"/>
-          <w:sz w:val="22"/>
-          <w:szCs w:val="22"/>
         </w:rPr>
       </w:pPr>
       <w:r>
         <w:rPr>
           <w:rFonts w:ascii="Cambria" w:hAnsi="Cambria"/>
           <w:caps w:val="0"/>
-          <w:sz w:val="22"/>
-          <w:szCs w:val="22"/>
         </w:rPr>
         <w:t>PANDAS FUNCTIONS USED:</w:t>
       </w:r>
@@ -2415,16 +2075,12 @@
           <w:rFonts w:ascii="Cambria" w:hAnsi="Cambria"/>
           <w:caps/>
           <w:spacing w:val="15"/>
-          <w:sz w:val="22"/>
-          <w:szCs w:val="22"/>
-        </w:rPr>
-      </w:pPr>
-      <w:r>
-        <w:rPr>
-          <w:rFonts w:ascii="Cambria" w:hAnsi="Cambria"/>
-          <w:spacing w:val="15"/>
-          <w:sz w:val="22"/>
-          <w:szCs w:val="22"/>
+        </w:rPr>
+      </w:pPr>
+      <w:r>
+        <w:rPr>
+          <w:rFonts w:ascii="Cambria" w:hAnsi="Cambria"/>
+          <w:spacing w:val="15"/>
         </w:rPr>
         <w:t>DF.HEAD()      # FIRST 5 ROWS</w:t>
       </w:r>
@@ -2435,16 +2091,12 @@
           <w:rFonts w:ascii="Cambria" w:hAnsi="Cambria"/>
           <w:caps/>
           <w:spacing w:val="15"/>
-          <w:sz w:val="22"/>
-          <w:szCs w:val="22"/>
-        </w:rPr>
-      </w:pPr>
-      <w:r>
-        <w:rPr>
-          <w:rFonts w:ascii="Cambria" w:hAnsi="Cambria"/>
-          <w:spacing w:val="15"/>
-          <w:sz w:val="22"/>
-          <w:szCs w:val="22"/>
+        </w:rPr>
+      </w:pPr>
+      <w:r>
+        <w:rPr>
+          <w:rFonts w:ascii="Cambria" w:hAnsi="Cambria"/>
+          <w:spacing w:val="15"/>
         </w:rPr>
         <w:t>DF.INFO()      # DATA TYPES AND NULL VALUES</w:t>
       </w:r>
@@ -2455,16 +2107,12 @@
           <w:rFonts w:ascii="Cambria" w:hAnsi="Cambria"/>
           <w:caps/>
           <w:spacing w:val="15"/>
-          <w:sz w:val="22"/>
-          <w:szCs w:val="22"/>
-        </w:rPr>
-      </w:pPr>
-      <w:r>
-        <w:rPr>
-          <w:rFonts w:ascii="Cambria" w:hAnsi="Cambria"/>
-          <w:spacing w:val="15"/>
-          <w:sz w:val="22"/>
-          <w:szCs w:val="22"/>
+        </w:rPr>
+      </w:pPr>
+      <w:r>
+        <w:rPr>
+          <w:rFonts w:ascii="Cambria" w:hAnsi="Cambria"/>
+          <w:spacing w:val="15"/>
         </w:rPr>
         <w:t>DF.DESCRIBE()  # SUMMARY OF NUMERIC DATA</w:t>
       </w:r>
@@ -2474,12 +2122,16 @@
         <w:pStyle w:val="Heading1"/>
         <w:rPr>
           <w:rFonts w:ascii="Cambria" w:hAnsi="Cambria"/>
+          <w:sz w:val="20"/>
+          <w:szCs w:val="20"/>
         </w:rPr>
       </w:pPr>
       <w:r>
         <w:rPr>
           <w:rFonts w:ascii="Cambria" w:hAnsi="Cambria"/>
           <w:caps w:val="0"/>
+          <w:sz w:val="20"/>
+          <w:szCs w:val="20"/>
         </w:rPr>
         <w:t>DATA SELECTION</w:t>
       </w:r>
@@ -2490,16 +2142,12 @@
           <w:rFonts w:ascii="Cambria" w:hAnsi="Cambria"/>
           <w:caps/>
           <w:spacing w:val="15"/>
-          <w:sz w:val="22"/>
-          <w:szCs w:val="22"/>
-        </w:rPr>
-      </w:pPr>
-      <w:r>
-        <w:rPr>
-          <w:rFonts w:ascii="Cambria" w:hAnsi="Cambria"/>
-          <w:spacing w:val="15"/>
-          <w:sz w:val="22"/>
-          <w:szCs w:val="22"/>
+        </w:rPr>
+      </w:pPr>
+      <w:r>
+        <w:rPr>
+          <w:rFonts w:ascii="Cambria" w:hAnsi="Cambria"/>
+          <w:spacing w:val="15"/>
         </w:rPr>
         <w:t xml:space="preserve">DATA SELECTION MEANS </w:t>
       </w:r>
@@ -2509,8 +2157,6 @@
           <w:b/>
           <w:bCs/>
           <w:spacing w:val="15"/>
-          <w:sz w:val="22"/>
-          <w:szCs w:val="22"/>
         </w:rPr>
         <w:t>CHOOSING THE REQUIRED DATA</w:t>
       </w:r>
@@ -2518,8 +2164,6 @@
         <w:rPr>
           <w:rFonts w:ascii="Cambria" w:hAnsi="Cambria"/>
           <w:spacing w:val="15"/>
-          <w:sz w:val="22"/>
-          <w:szCs w:val="22"/>
         </w:rPr>
         <w:t xml:space="preserve"> FOR ANALYSIS OR MODELING.</w:t>
       </w:r>
@@ -2529,16 +2173,12 @@
         <w:pStyle w:val="Heading2"/>
         <w:rPr>
           <w:rFonts w:ascii="Cambria" w:hAnsi="Cambria"/>
-          <w:sz w:val="22"/>
-          <w:szCs w:val="22"/>
         </w:rPr>
       </w:pPr>
       <w:r>
         <w:rPr>
           <w:rFonts w:ascii="Cambria" w:hAnsi="Cambria"/>
           <w:caps w:val="0"/>
-          <w:sz w:val="22"/>
-          <w:szCs w:val="22"/>
         </w:rPr>
         <w:t>WHY DATA SELECTION IS NEEDED:</w:t>
       </w:r>
@@ -2553,16 +2193,12 @@
           <w:rFonts w:ascii="Cambria" w:hAnsi="Cambria"/>
           <w:caps/>
           <w:spacing w:val="15"/>
-          <w:sz w:val="22"/>
-          <w:szCs w:val="22"/>
-        </w:rPr>
-      </w:pPr>
-      <w:r>
-        <w:rPr>
-          <w:rFonts w:ascii="Cambria" w:hAnsi="Cambria"/>
-          <w:spacing w:val="15"/>
-          <w:sz w:val="22"/>
-          <w:szCs w:val="22"/>
+        </w:rPr>
+      </w:pPr>
+      <w:r>
+        <w:rPr>
+          <w:rFonts w:ascii="Cambria" w:hAnsi="Cambria"/>
+          <w:spacing w:val="15"/>
         </w:rPr>
         <w:t>REMOVE UNNECESSARY DATA</w:t>
       </w:r>
@@ -2577,16 +2213,12 @@
           <w:rFonts w:ascii="Cambria" w:hAnsi="Cambria"/>
           <w:caps/>
           <w:spacing w:val="15"/>
-          <w:sz w:val="22"/>
-          <w:szCs w:val="22"/>
-        </w:rPr>
-      </w:pPr>
-      <w:r>
-        <w:rPr>
-          <w:rFonts w:ascii="Cambria" w:hAnsi="Cambria"/>
-          <w:spacing w:val="15"/>
-          <w:sz w:val="22"/>
-          <w:szCs w:val="22"/>
+        </w:rPr>
+      </w:pPr>
+      <w:r>
+        <w:rPr>
+          <w:rFonts w:ascii="Cambria" w:hAnsi="Cambria"/>
+          <w:spacing w:val="15"/>
         </w:rPr>
         <w:t>FOCUS ON USEFUL FEATURES</w:t>
       </w:r>
@@ -2601,16 +2233,12 @@
           <w:rFonts w:ascii="Cambria" w:hAnsi="Cambria"/>
           <w:caps/>
           <w:spacing w:val="15"/>
-          <w:sz w:val="22"/>
-          <w:szCs w:val="22"/>
-        </w:rPr>
-      </w:pPr>
-      <w:r>
-        <w:rPr>
-          <w:rFonts w:ascii="Cambria" w:hAnsi="Cambria"/>
-          <w:spacing w:val="15"/>
-          <w:sz w:val="22"/>
-          <w:szCs w:val="22"/>
+        </w:rPr>
+      </w:pPr>
+      <w:r>
+        <w:rPr>
+          <w:rFonts w:ascii="Cambria" w:hAnsi="Cambria"/>
+          <w:spacing w:val="15"/>
         </w:rPr>
         <w:t>IMPROVE MODEL PERFORMANCE</w:t>
       </w:r>
@@ -2620,16 +2248,12 @@
         <w:pStyle w:val="Heading2"/>
         <w:rPr>
           <w:rFonts w:ascii="Cambria" w:hAnsi="Cambria"/>
-          <w:sz w:val="22"/>
-          <w:szCs w:val="22"/>
         </w:rPr>
       </w:pPr>
       <w:r>
         <w:rPr>
           <w:rFonts w:ascii="Cambria" w:hAnsi="Cambria"/>
           <w:caps w:val="0"/>
-          <w:sz w:val="22"/>
-          <w:szCs w:val="22"/>
         </w:rPr>
         <w:t>TYPES OF DATA SELECTION:</w:t>
       </w:r>
@@ -2644,16 +2268,12 @@
           <w:rFonts w:ascii="Cambria" w:hAnsi="Cambria"/>
           <w:caps/>
           <w:spacing w:val="15"/>
-          <w:sz w:val="22"/>
-          <w:szCs w:val="22"/>
-        </w:rPr>
-      </w:pPr>
-      <w:r>
-        <w:rPr>
-          <w:rFonts w:ascii="Cambria" w:hAnsi="Cambria"/>
-          <w:spacing w:val="15"/>
-          <w:sz w:val="22"/>
-          <w:szCs w:val="22"/>
+        </w:rPr>
+      </w:pPr>
+      <w:r>
+        <w:rPr>
+          <w:rFonts w:ascii="Cambria" w:hAnsi="Cambria"/>
+          <w:spacing w:val="15"/>
         </w:rPr>
         <w:t>SELECTING COLUMNS (FEATURES)</w:t>
       </w:r>
@@ -2668,16 +2288,12 @@
           <w:rFonts w:ascii="Cambria" w:hAnsi="Cambria"/>
           <w:caps/>
           <w:spacing w:val="15"/>
-          <w:sz w:val="22"/>
-          <w:szCs w:val="22"/>
-        </w:rPr>
-      </w:pPr>
-      <w:r>
-        <w:rPr>
-          <w:rFonts w:ascii="Cambria" w:hAnsi="Cambria"/>
-          <w:spacing w:val="15"/>
-          <w:sz w:val="22"/>
-          <w:szCs w:val="22"/>
+        </w:rPr>
+      </w:pPr>
+      <w:r>
+        <w:rPr>
+          <w:rFonts w:ascii="Cambria" w:hAnsi="Cambria"/>
+          <w:spacing w:val="15"/>
         </w:rPr>
         <w:t>SELECTING ROWS (RECORDS)</w:t>
       </w:r>
@@ -2692,112 +2308,96 @@
           <w:rFonts w:ascii="Cambria" w:hAnsi="Cambria"/>
           <w:caps/>
           <w:spacing w:val="15"/>
-          <w:sz w:val="22"/>
-          <w:szCs w:val="22"/>
-        </w:rPr>
-      </w:pPr>
-      <w:r>
-        <w:rPr>
-          <w:rFonts w:ascii="Cambria" w:hAnsi="Cambria"/>
-          <w:spacing w:val="15"/>
-          <w:sz w:val="22"/>
-          <w:szCs w:val="22"/>
+        </w:rPr>
+      </w:pPr>
+      <w:r>
+        <w:rPr>
+          <w:rFonts w:ascii="Cambria" w:hAnsi="Cambria"/>
+          <w:spacing w:val="15"/>
+        </w:rPr>
+        <w:t>FILTERING DATA BASED ON CONDITIONS</w:t>
+      </w:r>
+    </w:p>
+    <w:p>
+      <w:pPr>
+        <w:pStyle w:val="Heading2"/>
+        <w:rPr>
+          <w:rFonts w:ascii="Cambria" w:hAnsi="Cambria"/>
+        </w:rPr>
+      </w:pPr>
+      <w:r>
+        <w:rPr>
+          <w:rFonts w:ascii="Cambria" w:hAnsi="Cambria"/>
+          <w:caps w:val="0"/>
+        </w:rPr>
+        <w:t>EXAMPLES:</w:t>
+      </w:r>
+    </w:p>
+    <w:p>
+      <w:pPr>
+        <w:rPr>
+          <w:rFonts w:ascii="Cambria" w:hAnsi="Cambria"/>
+          <w:caps/>
+          <w:spacing w:val="15"/>
+        </w:rPr>
+      </w:pPr>
+      <w:r>
+        <w:rPr>
+          <w:rFonts w:ascii="Cambria" w:hAnsi="Cambria"/>
+          <w:spacing w:val="15"/>
+        </w:rPr>
+        <w:t>DF["AGE"]                 # SELECT ONE COLUMN</w:t>
+      </w:r>
+    </w:p>
+    <w:p>
+      <w:pPr>
+        <w:rPr>
+          <w:rFonts w:ascii="Cambria" w:hAnsi="Cambria"/>
+          <w:caps/>
+          <w:spacing w:val="15"/>
+        </w:rPr>
+      </w:pPr>
+      <w:r>
+        <w:rPr>
+          <w:rFonts w:ascii="Cambria" w:hAnsi="Cambria"/>
+          <w:spacing w:val="15"/>
+        </w:rPr>
+        <w:t>DF[["AGE", "SALARY"]]    # SELECT MULTIPLE COLUMNS</w:t>
+      </w:r>
+    </w:p>
+    <w:p>
+      <w:pPr>
+        <w:rPr>
+          <w:rFonts w:ascii="Cambria" w:hAnsi="Cambria"/>
+          <w:caps/>
+          <w:spacing w:val="15"/>
+        </w:rPr>
+      </w:pPr>
+      <w:r>
+        <w:rPr>
+          <w:rFonts w:ascii="Cambria" w:hAnsi="Cambria"/>
+          <w:spacing w:val="15"/>
+        </w:rPr>
+        <w:t>DF[DF["AGE"] &gt; 30]       # FILTER ROWS</w:t>
+      </w:r>
+    </w:p>
+    <w:p>
+      <w:pPr>
+        <w:pStyle w:val="Heading1"/>
+        <w:rPr>
+          <w:rFonts w:ascii="Cambria" w:hAnsi="Cambria"/>
+          <w:sz w:val="20"/>
+          <w:szCs w:val="20"/>
+        </w:rPr>
+      </w:pPr>
+      <w:r>
+        <w:rPr>
+          <w:rFonts w:ascii="Cambria" w:hAnsi="Cambria"/>
+          <w:caps w:val="0"/>
+          <w:sz w:val="20"/>
+          <w:szCs w:val="20"/>
         </w:rPr>
         <w:lastRenderedPageBreak/>
-        <w:t>FILTERING DATA BASED ON CONDITIONS</w:t>
-      </w:r>
-    </w:p>
-    <w:p>
-      <w:pPr>
-        <w:pStyle w:val="Heading2"/>
-        <w:rPr>
-          <w:rFonts w:ascii="Cambria" w:hAnsi="Cambria"/>
-          <w:sz w:val="22"/>
-          <w:szCs w:val="22"/>
-        </w:rPr>
-      </w:pPr>
-      <w:r>
-        <w:rPr>
-          <w:rFonts w:ascii="Cambria" w:hAnsi="Cambria"/>
-          <w:caps w:val="0"/>
-          <w:sz w:val="22"/>
-          <w:szCs w:val="22"/>
-        </w:rPr>
-        <w:t>EXAMPLES:</w:t>
-      </w:r>
-    </w:p>
-    <w:p>
-      <w:pPr>
-        <w:rPr>
-          <w:rFonts w:ascii="Cambria" w:hAnsi="Cambria"/>
-          <w:caps/>
-          <w:spacing w:val="15"/>
-          <w:sz w:val="22"/>
-          <w:szCs w:val="22"/>
-        </w:rPr>
-      </w:pPr>
-      <w:r>
-        <w:rPr>
-          <w:rFonts w:ascii="Cambria" w:hAnsi="Cambria"/>
-          <w:spacing w:val="15"/>
-          <w:sz w:val="22"/>
-          <w:szCs w:val="22"/>
-        </w:rPr>
-        <w:t>DF["AGE"]                 # SELECT ONE COLUMN</w:t>
-      </w:r>
-    </w:p>
-    <w:p>
-      <w:pPr>
-        <w:rPr>
-          <w:rFonts w:ascii="Cambria" w:hAnsi="Cambria"/>
-          <w:caps/>
-          <w:spacing w:val="15"/>
-          <w:sz w:val="22"/>
-          <w:szCs w:val="22"/>
-        </w:rPr>
-      </w:pPr>
-      <w:r>
-        <w:rPr>
-          <w:rFonts w:ascii="Cambria" w:hAnsi="Cambria"/>
-          <w:spacing w:val="15"/>
-          <w:sz w:val="22"/>
-          <w:szCs w:val="22"/>
-        </w:rPr>
-        <w:t>DF[["AGE", "SALARY"]]    # SELECT MULTIPLE COLUMNS</w:t>
-      </w:r>
-    </w:p>
-    <w:p>
-      <w:pPr>
-        <w:rPr>
-          <w:rFonts w:ascii="Cambria" w:hAnsi="Cambria"/>
-          <w:caps/>
-          <w:spacing w:val="15"/>
-          <w:sz w:val="22"/>
-          <w:szCs w:val="22"/>
-        </w:rPr>
-      </w:pPr>
-      <w:r>
-        <w:rPr>
-          <w:rFonts w:ascii="Cambria" w:hAnsi="Cambria"/>
-          <w:spacing w:val="15"/>
-          <w:sz w:val="22"/>
-          <w:szCs w:val="22"/>
-        </w:rPr>
-        <w:t>DF[DF["AGE"] &gt; 30]       # FILTER ROWS</w:t>
-      </w:r>
-    </w:p>
-    <w:p>
-      <w:pPr>
-        <w:pStyle w:val="Heading1"/>
-        <w:rPr>
-          <w:rFonts w:ascii="Cambria" w:hAnsi="Cambria"/>
-        </w:rPr>
-      </w:pPr>
-      <w:r>
-        <w:rPr>
-          <w:rFonts w:ascii="Cambria" w:hAnsi="Cambria"/>
-          <w:caps w:val="0"/>
-        </w:rPr>
         <w:t>SUMMARY</w:t>
       </w:r>
     </w:p>
@@ -2811,8 +2411,6 @@
           <w:rFonts w:ascii="Cambria" w:hAnsi="Cambria"/>
           <w:caps/>
           <w:spacing w:val="15"/>
-          <w:sz w:val="22"/>
-          <w:szCs w:val="22"/>
         </w:rPr>
       </w:pPr>
       <w:r>
@@ -2821,8 +2419,6 @@
           <w:b/>
           <w:bCs/>
           <w:spacing w:val="15"/>
-          <w:sz w:val="22"/>
-          <w:szCs w:val="22"/>
         </w:rPr>
         <w:t>DESCRIBING DATA</w:t>
       </w:r>
@@ -2830,8 +2426,6 @@
         <w:rPr>
           <w:rFonts w:ascii="Cambria" w:hAnsi="Cambria"/>
           <w:spacing w:val="15"/>
-          <w:sz w:val="22"/>
-          <w:szCs w:val="22"/>
         </w:rPr>
         <w:t xml:space="preserve"> HELPS UNDERSTAND DATA QUALITY AND STRUCTURE</w:t>
       </w:r>
@@ -2846,8 +2440,6 @@
           <w:rFonts w:ascii="Cambria" w:hAnsi="Cambria"/>
           <w:caps/>
           <w:spacing w:val="15"/>
-          <w:sz w:val="22"/>
-          <w:szCs w:val="22"/>
         </w:rPr>
       </w:pPr>
       <w:r>
@@ -2856,8 +2448,6 @@
           <w:b/>
           <w:bCs/>
           <w:spacing w:val="15"/>
-          <w:sz w:val="22"/>
-          <w:szCs w:val="22"/>
         </w:rPr>
         <w:t>DATA SELECTION</w:t>
       </w:r>
@@ -2865,8 +2455,6 @@
         <w:rPr>
           <w:rFonts w:ascii="Cambria" w:hAnsi="Cambria"/>
           <w:spacing w:val="15"/>
-          <w:sz w:val="22"/>
-          <w:szCs w:val="22"/>
         </w:rPr>
         <w:t xml:space="preserve"> HELPS CHOOSE ONLY USEFUL DATA</w:t>
       </w:r>
@@ -2881,16 +2469,12 @@
           <w:rFonts w:ascii="Cambria" w:hAnsi="Cambria"/>
           <w:caps/>
           <w:spacing w:val="15"/>
-          <w:sz w:val="22"/>
-          <w:szCs w:val="22"/>
-        </w:rPr>
-      </w:pPr>
-      <w:r>
-        <w:rPr>
-          <w:rFonts w:ascii="Cambria" w:hAnsi="Cambria"/>
-          <w:spacing w:val="15"/>
-          <w:sz w:val="22"/>
-          <w:szCs w:val="22"/>
+        </w:rPr>
+      </w:pPr>
+      <w:r>
+        <w:rPr>
+          <w:rFonts w:ascii="Cambria" w:hAnsi="Cambria"/>
+          <w:spacing w:val="15"/>
         </w:rPr>
         <w:t>BOTH STEPS ARE VERY IMPORTANT BEFORE MODELING</w:t>
       </w:r>
@@ -2900,12 +2484,16 @@
         <w:pStyle w:val="Heading1"/>
         <w:rPr>
           <w:rFonts w:ascii="Cambria" w:hAnsi="Cambria"/>
+          <w:sz w:val="20"/>
+          <w:szCs w:val="20"/>
         </w:rPr>
       </w:pPr>
       <w:r>
         <w:rPr>
           <w:rFonts w:ascii="Cambria" w:hAnsi="Cambria"/>
           <w:caps w:val="0"/>
+          <w:sz w:val="20"/>
+          <w:szCs w:val="20"/>
         </w:rPr>
         <w:t>CHANGING DATA (DATA TRANSFORMATION)</w:t>
       </w:r>
@@ -2916,16 +2504,12 @@
           <w:rFonts w:ascii="Cambria" w:hAnsi="Cambria"/>
           <w:caps/>
           <w:spacing w:val="15"/>
-          <w:sz w:val="22"/>
-          <w:szCs w:val="22"/>
-        </w:rPr>
-      </w:pPr>
-      <w:r>
-        <w:rPr>
-          <w:rFonts w:ascii="Cambria" w:hAnsi="Cambria"/>
-          <w:spacing w:val="15"/>
-          <w:sz w:val="22"/>
-          <w:szCs w:val="22"/>
+        </w:rPr>
+      </w:pPr>
+      <w:r>
+        <w:rPr>
+          <w:rFonts w:ascii="Cambria" w:hAnsi="Cambria"/>
+          <w:spacing w:val="15"/>
         </w:rPr>
         <w:t xml:space="preserve">CHANGING DATA MEANS </w:t>
       </w:r>
@@ -2935,8 +2519,6 @@
           <w:b/>
           <w:bCs/>
           <w:spacing w:val="15"/>
-          <w:sz w:val="22"/>
-          <w:szCs w:val="22"/>
         </w:rPr>
         <w:t>MODIFYING DATA</w:t>
       </w:r>
@@ -2944,8 +2526,6 @@
         <w:rPr>
           <w:rFonts w:ascii="Cambria" w:hAnsi="Cambria"/>
           <w:spacing w:val="15"/>
-          <w:sz w:val="22"/>
-          <w:szCs w:val="22"/>
         </w:rPr>
         <w:t xml:space="preserve"> SO IT CAN BE USED EASILY FOR ANALYSIS OR MACHINE LEARNING.</w:t>
       </w:r>
@@ -2955,16 +2535,12 @@
         <w:pStyle w:val="Heading2"/>
         <w:rPr>
           <w:rFonts w:ascii="Cambria" w:hAnsi="Cambria"/>
-          <w:sz w:val="22"/>
-          <w:szCs w:val="22"/>
         </w:rPr>
       </w:pPr>
       <w:r>
         <w:rPr>
           <w:rFonts w:ascii="Cambria" w:hAnsi="Cambria"/>
           <w:caps w:val="0"/>
-          <w:sz w:val="22"/>
-          <w:szCs w:val="22"/>
         </w:rPr>
         <w:t>WHY WE CHANGE DATA</w:t>
       </w:r>
@@ -2979,16 +2555,12 @@
           <w:rFonts w:ascii="Cambria" w:hAnsi="Cambria"/>
           <w:caps/>
           <w:spacing w:val="15"/>
-          <w:sz w:val="22"/>
-          <w:szCs w:val="22"/>
-        </w:rPr>
-      </w:pPr>
-      <w:r>
-        <w:rPr>
-          <w:rFonts w:ascii="Cambria" w:hAnsi="Cambria"/>
-          <w:spacing w:val="15"/>
-          <w:sz w:val="22"/>
-          <w:szCs w:val="22"/>
+        </w:rPr>
+      </w:pPr>
+      <w:r>
+        <w:rPr>
+          <w:rFonts w:ascii="Cambria" w:hAnsi="Cambria"/>
+          <w:spacing w:val="15"/>
         </w:rPr>
         <w:t xml:space="preserve">RAW DATA IS OFTEN </w:t>
       </w:r>
@@ -2998,8 +2570,6 @@
           <w:b/>
           <w:bCs/>
           <w:spacing w:val="15"/>
-          <w:sz w:val="22"/>
-          <w:szCs w:val="22"/>
         </w:rPr>
         <w:t>NOT CLEAN</w:t>
       </w:r>
@@ -3014,16 +2584,12 @@
           <w:rFonts w:ascii="Cambria" w:hAnsi="Cambria"/>
           <w:caps/>
           <w:spacing w:val="15"/>
-          <w:sz w:val="22"/>
-          <w:szCs w:val="22"/>
-        </w:rPr>
-      </w:pPr>
-      <w:r>
-        <w:rPr>
-          <w:rFonts w:ascii="Cambria" w:hAnsi="Cambria"/>
-          <w:spacing w:val="15"/>
-          <w:sz w:val="22"/>
-          <w:szCs w:val="22"/>
+        </w:rPr>
+      </w:pPr>
+      <w:r>
+        <w:rPr>
+          <w:rFonts w:ascii="Cambria" w:hAnsi="Cambria"/>
+          <w:spacing w:val="15"/>
         </w:rPr>
         <w:t xml:space="preserve">MACHINE LEARNING MODELS NEED </w:t>
       </w:r>
@@ -3033,8 +2599,6 @@
           <w:b/>
           <w:bCs/>
           <w:spacing w:val="15"/>
-          <w:sz w:val="22"/>
-          <w:szCs w:val="22"/>
         </w:rPr>
         <w:t>NUMERIC AND CLEAN DATA</w:t>
       </w:r>
@@ -3049,16 +2613,12 @@
           <w:rFonts w:ascii="Cambria" w:hAnsi="Cambria"/>
           <w:caps/>
           <w:spacing w:val="15"/>
-          <w:sz w:val="22"/>
-          <w:szCs w:val="22"/>
-        </w:rPr>
-      </w:pPr>
-      <w:r>
-        <w:rPr>
-          <w:rFonts w:ascii="Cambria" w:hAnsi="Cambria"/>
-          <w:spacing w:val="15"/>
-          <w:sz w:val="22"/>
-          <w:szCs w:val="22"/>
+        </w:rPr>
+      </w:pPr>
+      <w:r>
+        <w:rPr>
+          <w:rFonts w:ascii="Cambria" w:hAnsi="Cambria"/>
+          <w:spacing w:val="15"/>
         </w:rPr>
         <w:t>TO IMPROVE ACCURACY OF RESULTS</w:t>
       </w:r>
@@ -3068,16 +2628,12 @@
         <w:pStyle w:val="Heading2"/>
         <w:rPr>
           <w:rFonts w:ascii="Cambria" w:hAnsi="Cambria"/>
-          <w:sz w:val="22"/>
-          <w:szCs w:val="22"/>
         </w:rPr>
       </w:pPr>
       <w:r>
         <w:rPr>
           <w:rFonts w:ascii="Cambria" w:hAnsi="Cambria"/>
           <w:caps w:val="0"/>
-          <w:sz w:val="22"/>
-          <w:szCs w:val="22"/>
         </w:rPr>
         <w:t>COMMON WAYS TO CHANGE DATA</w:t>
       </w:r>
@@ -3087,16 +2643,12 @@
         <w:pStyle w:val="Heading3"/>
         <w:rPr>
           <w:rFonts w:ascii="Cambria" w:hAnsi="Cambria"/>
-          <w:sz w:val="22"/>
-          <w:szCs w:val="22"/>
         </w:rPr>
       </w:pPr>
       <w:r>
         <w:rPr>
           <w:rFonts w:ascii="Cambria" w:hAnsi="Cambria"/>
           <w:caps w:val="0"/>
-          <w:sz w:val="22"/>
-          <w:szCs w:val="22"/>
         </w:rPr>
         <w:t>RENAMING COLUMNS</w:t>
       </w:r>
@@ -3107,16 +2659,12 @@
           <w:rFonts w:ascii="Cambria" w:hAnsi="Cambria"/>
           <w:caps/>
           <w:spacing w:val="15"/>
-          <w:sz w:val="22"/>
-          <w:szCs w:val="22"/>
-        </w:rPr>
-      </w:pPr>
-      <w:r>
-        <w:rPr>
-          <w:rFonts w:ascii="Cambria" w:hAnsi="Cambria"/>
-          <w:spacing w:val="15"/>
-          <w:sz w:val="22"/>
-          <w:szCs w:val="22"/>
+        </w:rPr>
+      </w:pPr>
+      <w:r>
+        <w:rPr>
+          <w:rFonts w:ascii="Cambria" w:hAnsi="Cambria"/>
+          <w:spacing w:val="15"/>
         </w:rPr>
         <w:t>USED TO MAKE COLUMN NAMES CLEAR.</w:t>
       </w:r>
@@ -3127,16 +2675,12 @@
           <w:rFonts w:ascii="Cambria" w:hAnsi="Cambria"/>
           <w:caps/>
           <w:spacing w:val="15"/>
-          <w:sz w:val="22"/>
-          <w:szCs w:val="22"/>
-        </w:rPr>
-      </w:pPr>
-      <w:r>
-        <w:rPr>
-          <w:rFonts w:ascii="Cambria" w:hAnsi="Cambria"/>
-          <w:spacing w:val="15"/>
-          <w:sz w:val="22"/>
-          <w:szCs w:val="22"/>
+        </w:rPr>
+      </w:pPr>
+      <w:r>
+        <w:rPr>
+          <w:rFonts w:ascii="Cambria" w:hAnsi="Cambria"/>
+          <w:spacing w:val="15"/>
         </w:rPr>
         <w:t>DF.RENAME(COLUMNS={"OLDNAME": "NEWNAME"}, INPLACE=TRUE)</w:t>
       </w:r>
@@ -3146,16 +2690,12 @@
         <w:pStyle w:val="Heading3"/>
         <w:rPr>
           <w:rFonts w:ascii="Cambria" w:hAnsi="Cambria"/>
-          <w:sz w:val="22"/>
-          <w:szCs w:val="22"/>
         </w:rPr>
       </w:pPr>
       <w:r>
         <w:rPr>
           <w:rFonts w:ascii="Cambria" w:hAnsi="Cambria"/>
           <w:caps w:val="0"/>
-          <w:sz w:val="22"/>
-          <w:szCs w:val="22"/>
         </w:rPr>
         <w:t>CHANGING DATA TYPES</w:t>
       </w:r>
@@ -3166,16 +2706,12 @@
           <w:rFonts w:ascii="Cambria" w:hAnsi="Cambria"/>
           <w:caps/>
           <w:spacing w:val="15"/>
-          <w:sz w:val="22"/>
-          <w:szCs w:val="22"/>
-        </w:rPr>
-      </w:pPr>
-      <w:r>
-        <w:rPr>
-          <w:rFonts w:ascii="Cambria" w:hAnsi="Cambria"/>
-          <w:spacing w:val="15"/>
-          <w:sz w:val="22"/>
-          <w:szCs w:val="22"/>
+        </w:rPr>
+      </w:pPr>
+      <w:r>
+        <w:rPr>
+          <w:rFonts w:ascii="Cambria" w:hAnsi="Cambria"/>
+          <w:spacing w:val="15"/>
         </w:rPr>
         <w:t>CONVERT TEXT TO NUMBERS OR NUMBERS TO TEXT.</w:t>
       </w:r>
@@ -3186,16 +2722,12 @@
           <w:rFonts w:ascii="Cambria" w:hAnsi="Cambria"/>
           <w:caps/>
           <w:spacing w:val="15"/>
-          <w:sz w:val="22"/>
-          <w:szCs w:val="22"/>
-        </w:rPr>
-      </w:pPr>
-      <w:r>
-        <w:rPr>
-          <w:rFonts w:ascii="Cambria" w:hAnsi="Cambria"/>
-          <w:spacing w:val="15"/>
-          <w:sz w:val="22"/>
-          <w:szCs w:val="22"/>
+        </w:rPr>
+      </w:pPr>
+      <w:r>
+        <w:rPr>
+          <w:rFonts w:ascii="Cambria" w:hAnsi="Cambria"/>
+          <w:spacing w:val="15"/>
         </w:rPr>
         <w:t>DF["AGE"] = DF["AGE"].ASTYPE(INT)</w:t>
       </w:r>
@@ -3205,16 +2737,12 @@
         <w:pStyle w:val="Heading3"/>
         <w:rPr>
           <w:rFonts w:ascii="Cambria" w:hAnsi="Cambria"/>
-          <w:sz w:val="22"/>
-          <w:szCs w:val="22"/>
         </w:rPr>
       </w:pPr>
       <w:r>
         <w:rPr>
           <w:rFonts w:ascii="Cambria" w:hAnsi="Cambria"/>
           <w:caps w:val="0"/>
-          <w:sz w:val="22"/>
-          <w:szCs w:val="22"/>
         </w:rPr>
         <w:t>HANDLING MISSING VALUES</w:t>
       </w:r>
@@ -3225,16 +2753,12 @@
           <w:rFonts w:ascii="Cambria" w:hAnsi="Cambria"/>
           <w:caps/>
           <w:spacing w:val="15"/>
-          <w:sz w:val="22"/>
-          <w:szCs w:val="22"/>
-        </w:rPr>
-      </w:pPr>
-      <w:r>
-        <w:rPr>
-          <w:rFonts w:ascii="Cambria" w:hAnsi="Cambria"/>
-          <w:spacing w:val="15"/>
-          <w:sz w:val="22"/>
-          <w:szCs w:val="22"/>
+        </w:rPr>
+      </w:pPr>
+      <w:r>
+        <w:rPr>
+          <w:rFonts w:ascii="Cambria" w:hAnsi="Cambria"/>
+          <w:spacing w:val="15"/>
         </w:rPr>
         <w:t>FILL OR REMOVE MISSING DATA.</w:t>
       </w:r>
@@ -3245,16 +2769,12 @@
           <w:rFonts w:ascii="Cambria" w:hAnsi="Cambria"/>
           <w:caps/>
           <w:spacing w:val="15"/>
-          <w:sz w:val="22"/>
-          <w:szCs w:val="22"/>
-        </w:rPr>
-      </w:pPr>
-      <w:r>
-        <w:rPr>
-          <w:rFonts w:ascii="Cambria" w:hAnsi="Cambria"/>
-          <w:spacing w:val="15"/>
-          <w:sz w:val="22"/>
-          <w:szCs w:val="22"/>
+        </w:rPr>
+      </w:pPr>
+      <w:r>
+        <w:rPr>
+          <w:rFonts w:ascii="Cambria" w:hAnsi="Cambria"/>
+          <w:spacing w:val="15"/>
         </w:rPr>
         <w:t>DF.FILLNA(0, INPLACE=TRUE)</w:t>
       </w:r>
@@ -3265,16 +2785,12 @@
           <w:rFonts w:ascii="Cambria" w:hAnsi="Cambria"/>
           <w:caps/>
           <w:spacing w:val="15"/>
-          <w:sz w:val="22"/>
-          <w:szCs w:val="22"/>
-        </w:rPr>
-      </w:pPr>
-      <w:r>
-        <w:rPr>
-          <w:rFonts w:ascii="Cambria" w:hAnsi="Cambria"/>
-          <w:spacing w:val="15"/>
-          <w:sz w:val="22"/>
-          <w:szCs w:val="22"/>
+        </w:rPr>
+      </w:pPr>
+      <w:r>
+        <w:rPr>
+          <w:rFonts w:ascii="Cambria" w:hAnsi="Cambria"/>
+          <w:spacing w:val="15"/>
         </w:rPr>
         <w:t>DF.DROPNA(INPLACE=TRUE)</w:t>
       </w:r>
@@ -3284,19 +2800,125 @@
         <w:pStyle w:val="Heading3"/>
         <w:rPr>
           <w:rFonts w:ascii="Cambria" w:hAnsi="Cambria"/>
-          <w:sz w:val="22"/>
-          <w:szCs w:val="22"/>
         </w:rPr>
       </w:pPr>
       <w:r>
         <w:rPr>
           <w:rFonts w:ascii="Cambria" w:hAnsi="Cambria"/>
           <w:caps w:val="0"/>
-          <w:sz w:val="22"/>
-          <w:szCs w:val="22"/>
+        </w:rPr>
+        <w:t>REPLACING VALUES</w:t>
+      </w:r>
+    </w:p>
+    <w:p>
+      <w:pPr>
+        <w:rPr>
+          <w:rFonts w:ascii="Cambria" w:hAnsi="Cambria"/>
+          <w:caps/>
+          <w:spacing w:val="15"/>
+        </w:rPr>
+      </w:pPr>
+      <w:r>
+        <w:rPr>
+          <w:rFonts w:ascii="Cambria" w:hAnsi="Cambria"/>
+          <w:spacing w:val="15"/>
+        </w:rPr>
+        <w:t>CHANGE SPECIFIC VALUES.</w:t>
+      </w:r>
+    </w:p>
+    <w:p>
+      <w:pPr>
+        <w:rPr>
+          <w:rFonts w:ascii="Cambria" w:hAnsi="Cambria"/>
+          <w:caps/>
+          <w:spacing w:val="15"/>
+        </w:rPr>
+      </w:pPr>
+      <w:r>
+        <w:rPr>
+          <w:rFonts w:ascii="Cambria" w:hAnsi="Cambria"/>
+          <w:spacing w:val="15"/>
+        </w:rPr>
+        <w:t>DF["GENDER"].REPLACE("M", "MALE", INPLACE=TRUE)</w:t>
+      </w:r>
+    </w:p>
+    <w:p>
+      <w:pPr>
+        <w:pStyle w:val="Heading3"/>
+        <w:rPr>
+          <w:rFonts w:ascii="Cambria" w:hAnsi="Cambria"/>
+        </w:rPr>
+      </w:pPr>
+      <w:r>
+        <w:rPr>
+          <w:rFonts w:ascii="Cambria" w:hAnsi="Cambria"/>
+          <w:caps w:val="0"/>
+        </w:rPr>
+        <w:t>CREATING NEW COLUMNS</w:t>
+      </w:r>
+    </w:p>
+    <w:p>
+      <w:pPr>
+        <w:rPr>
+          <w:rFonts w:ascii="Cambria" w:hAnsi="Cambria"/>
+          <w:caps/>
+          <w:spacing w:val="15"/>
+        </w:rPr>
+      </w:pPr>
+      <w:r>
+        <w:rPr>
+          <w:rFonts w:ascii="Cambria" w:hAnsi="Cambria"/>
+          <w:spacing w:val="15"/>
+        </w:rPr>
+        <w:t>CREATE NEW DATA FROM EXISTING DATA.</w:t>
+      </w:r>
+    </w:p>
+    <w:p>
+      <w:pPr>
+        <w:rPr>
+          <w:rFonts w:ascii="Cambria" w:hAnsi="Cambria"/>
+          <w:caps/>
+          <w:spacing w:val="15"/>
+        </w:rPr>
+      </w:pPr>
+      <w:r>
+        <w:rPr>
+          <w:rFonts w:ascii="Cambria" w:hAnsi="Cambria"/>
+          <w:spacing w:val="15"/>
+        </w:rPr>
+        <w:t>DF["TOTAL"] = DF["PRICE"] + DF["TAX"]</w:t>
+      </w:r>
+    </w:p>
+    <w:p>
+      <w:pPr>
+        <w:pStyle w:val="Heading3"/>
+        <w:rPr>
+          <w:rFonts w:ascii="Cambria" w:hAnsi="Cambria"/>
+        </w:rPr>
+      </w:pPr>
+      <w:r>
+        <w:rPr>
+          <w:rFonts w:ascii="Cambria" w:hAnsi="Cambria"/>
+          <w:caps w:val="0"/>
+        </w:rPr>
+        <w:t>SCALING DATA</w:t>
+      </w:r>
+    </w:p>
+    <w:p>
+      <w:pPr>
+        <w:rPr>
+          <w:rFonts w:ascii="Cambria" w:hAnsi="Cambria"/>
+          <w:caps/>
+          <w:spacing w:val="15"/>
+        </w:rPr>
+      </w:pPr>
+      <w:r>
+        <w:rPr>
+          <w:rFonts w:ascii="Cambria" w:hAnsi="Cambria"/>
+          <w:spacing w:val="15"/>
         </w:rPr>
         <w:lastRenderedPageBreak/>
-        <w:t>REPLACING VALUES</w:t>
+        <w:t>MAKE NUMBERS SMALL AND EQUAL IN RANGE.</w:t>
       </w:r>
     </w:p>
     <w:p>
@@ -3305,18 +2927,29 @@
           <w:rFonts w:ascii="Cambria" w:hAnsi="Cambria"/>
           <w:caps/>
           <w:spacing w:val="15"/>
-          <w:sz w:val="22"/>
-          <w:szCs w:val="22"/>
-        </w:rPr>
-      </w:pPr>
-      <w:r>
-        <w:rPr>
-          <w:rFonts w:ascii="Cambria" w:hAnsi="Cambria"/>
-          <w:spacing w:val="15"/>
-          <w:sz w:val="22"/>
-          <w:szCs w:val="22"/>
-        </w:rPr>
-        <w:t>CHANGE SPECIFIC VALUES.</w:t>
+        </w:rPr>
+      </w:pPr>
+      <w:r>
+        <w:rPr>
+          <w:rFonts w:ascii="Cambria" w:hAnsi="Cambria"/>
+          <w:spacing w:val="15"/>
+        </w:rPr>
+        <w:t>DF["SALARY"] = DF["SALARY"] / 1000</w:t>
+      </w:r>
+    </w:p>
+    <w:p>
+      <w:pPr>
+        <w:pStyle w:val="Heading3"/>
+        <w:rPr>
+          <w:rFonts w:ascii="Cambria" w:hAnsi="Cambria"/>
+        </w:rPr>
+      </w:pPr>
+      <w:r>
+        <w:rPr>
+          <w:rFonts w:ascii="Cambria" w:hAnsi="Cambria"/>
+          <w:caps w:val="0"/>
+        </w:rPr>
+        <w:t>ENCODING TEXT DATA</w:t>
       </w:r>
     </w:p>
     <w:p>
@@ -3325,212 +2958,43 @@
           <w:rFonts w:ascii="Cambria" w:hAnsi="Cambria"/>
           <w:caps/>
           <w:spacing w:val="15"/>
-          <w:sz w:val="22"/>
-          <w:szCs w:val="22"/>
-        </w:rPr>
-      </w:pPr>
-      <w:r>
-        <w:rPr>
-          <w:rFonts w:ascii="Cambria" w:hAnsi="Cambria"/>
-          <w:spacing w:val="15"/>
-          <w:sz w:val="22"/>
-          <w:szCs w:val="22"/>
-        </w:rPr>
-        <w:t>DF["GENDER"].REPLACE("M", "MALE", INPLACE=TRUE)</w:t>
-      </w:r>
-    </w:p>
-    <w:p>
-      <w:pPr>
-        <w:pStyle w:val="Heading3"/>
-        <w:rPr>
-          <w:rFonts w:ascii="Cambria" w:hAnsi="Cambria"/>
-          <w:sz w:val="22"/>
-          <w:szCs w:val="22"/>
+        </w:rPr>
+      </w:pPr>
+      <w:r>
+        <w:rPr>
+          <w:rFonts w:ascii="Cambria" w:hAnsi="Cambria"/>
+          <w:spacing w:val="15"/>
+        </w:rPr>
+        <w:t>CONVERT TEXT INTO NUMBERS.</w:t>
+      </w:r>
+    </w:p>
+    <w:p>
+      <w:pPr>
+        <w:rPr>
+          <w:rFonts w:ascii="Cambria" w:hAnsi="Cambria"/>
+          <w:caps/>
+          <w:spacing w:val="15"/>
+        </w:rPr>
+      </w:pPr>
+      <w:r>
+        <w:rPr>
+          <w:rFonts w:ascii="Cambria" w:hAnsi="Cambria"/>
+          <w:spacing w:val="15"/>
+        </w:rPr>
+        <w:t>PD.GET_DUMMIES(DF["CITY"])</w:t>
+      </w:r>
+    </w:p>
+    <w:p>
+      <w:pPr>
+        <w:pStyle w:val="Heading2"/>
+        <w:rPr>
+          <w:rFonts w:ascii="Cambria" w:hAnsi="Cambria"/>
         </w:rPr>
       </w:pPr>
       <w:r>
         <w:rPr>
           <w:rFonts w:ascii="Cambria" w:hAnsi="Cambria"/>
           <w:caps w:val="0"/>
-          <w:sz w:val="22"/>
-          <w:szCs w:val="22"/>
-        </w:rPr>
-        <w:t>CREATING NEW COLUMNS</w:t>
-      </w:r>
-    </w:p>
-    <w:p>
-      <w:pPr>
-        <w:rPr>
-          <w:rFonts w:ascii="Cambria" w:hAnsi="Cambria"/>
-          <w:caps/>
-          <w:spacing w:val="15"/>
-          <w:sz w:val="22"/>
-          <w:szCs w:val="22"/>
-        </w:rPr>
-      </w:pPr>
-      <w:r>
-        <w:rPr>
-          <w:rFonts w:ascii="Cambria" w:hAnsi="Cambria"/>
-          <w:spacing w:val="15"/>
-          <w:sz w:val="22"/>
-          <w:szCs w:val="22"/>
-        </w:rPr>
-        <w:t>CREATE NEW DATA FROM EXISTING DATA.</w:t>
-      </w:r>
-    </w:p>
-    <w:p>
-      <w:pPr>
-        <w:rPr>
-          <w:rFonts w:ascii="Cambria" w:hAnsi="Cambria"/>
-          <w:caps/>
-          <w:spacing w:val="15"/>
-          <w:sz w:val="22"/>
-          <w:szCs w:val="22"/>
-        </w:rPr>
-      </w:pPr>
-      <w:r>
-        <w:rPr>
-          <w:rFonts w:ascii="Cambria" w:hAnsi="Cambria"/>
-          <w:spacing w:val="15"/>
-          <w:sz w:val="22"/>
-          <w:szCs w:val="22"/>
-        </w:rPr>
-        <w:t>DF["TOTAL"] = DF["PRICE"] + DF["TAX"]</w:t>
-      </w:r>
-    </w:p>
-    <w:p>
-      <w:pPr>
-        <w:pStyle w:val="Heading3"/>
-        <w:rPr>
-          <w:rFonts w:ascii="Cambria" w:hAnsi="Cambria"/>
-          <w:sz w:val="22"/>
-          <w:szCs w:val="22"/>
-        </w:rPr>
-      </w:pPr>
-      <w:r>
-        <w:rPr>
-          <w:rFonts w:ascii="Cambria" w:hAnsi="Cambria"/>
-          <w:caps w:val="0"/>
-          <w:sz w:val="22"/>
-          <w:szCs w:val="22"/>
-        </w:rPr>
-        <w:t>SCALING DATA</w:t>
-      </w:r>
-    </w:p>
-    <w:p>
-      <w:pPr>
-        <w:rPr>
-          <w:rFonts w:ascii="Cambria" w:hAnsi="Cambria"/>
-          <w:caps/>
-          <w:spacing w:val="15"/>
-          <w:sz w:val="22"/>
-          <w:szCs w:val="22"/>
-        </w:rPr>
-      </w:pPr>
-      <w:r>
-        <w:rPr>
-          <w:rFonts w:ascii="Cambria" w:hAnsi="Cambria"/>
-          <w:spacing w:val="15"/>
-          <w:sz w:val="22"/>
-          <w:szCs w:val="22"/>
-        </w:rPr>
-        <w:t>MAKE NUMBERS SMALL AND EQUAL IN RANGE.</w:t>
-      </w:r>
-    </w:p>
-    <w:p>
-      <w:pPr>
-        <w:rPr>
-          <w:rFonts w:ascii="Cambria" w:hAnsi="Cambria"/>
-          <w:caps/>
-          <w:spacing w:val="15"/>
-          <w:sz w:val="22"/>
-          <w:szCs w:val="22"/>
-        </w:rPr>
-      </w:pPr>
-      <w:r>
-        <w:rPr>
-          <w:rFonts w:ascii="Cambria" w:hAnsi="Cambria"/>
-          <w:spacing w:val="15"/>
-          <w:sz w:val="22"/>
-          <w:szCs w:val="22"/>
-        </w:rPr>
-        <w:t>DF["SALARY"] = DF["SALARY"] / 1000</w:t>
-      </w:r>
-    </w:p>
-    <w:p>
-      <w:pPr>
-        <w:pStyle w:val="Heading3"/>
-        <w:rPr>
-          <w:rFonts w:ascii="Cambria" w:hAnsi="Cambria"/>
-          <w:sz w:val="22"/>
-          <w:szCs w:val="22"/>
-        </w:rPr>
-      </w:pPr>
-      <w:r>
-        <w:rPr>
-          <w:rFonts w:ascii="Cambria" w:hAnsi="Cambria"/>
-          <w:caps w:val="0"/>
-          <w:sz w:val="22"/>
-          <w:szCs w:val="22"/>
-        </w:rPr>
-        <w:t>ENCODING TEXT DATA</w:t>
-      </w:r>
-    </w:p>
-    <w:p>
-      <w:pPr>
-        <w:rPr>
-          <w:rFonts w:ascii="Cambria" w:hAnsi="Cambria"/>
-          <w:caps/>
-          <w:spacing w:val="15"/>
-          <w:sz w:val="22"/>
-          <w:szCs w:val="22"/>
-        </w:rPr>
-      </w:pPr>
-      <w:r>
-        <w:rPr>
-          <w:rFonts w:ascii="Cambria" w:hAnsi="Cambria"/>
-          <w:spacing w:val="15"/>
-          <w:sz w:val="22"/>
-          <w:szCs w:val="22"/>
-        </w:rPr>
-        <w:t>CONVERT TEXT INTO NUMBERS.</w:t>
-      </w:r>
-    </w:p>
-    <w:p>
-      <w:pPr>
-        <w:rPr>
-          <w:rFonts w:ascii="Cambria" w:hAnsi="Cambria"/>
-          <w:caps/>
-          <w:spacing w:val="15"/>
-          <w:sz w:val="22"/>
-          <w:szCs w:val="22"/>
-        </w:rPr>
-      </w:pPr>
-      <w:r>
-        <w:rPr>
-          <w:rFonts w:ascii="Cambria" w:hAnsi="Cambria"/>
-          <w:spacing w:val="15"/>
-          <w:sz w:val="22"/>
-          <w:szCs w:val="22"/>
-        </w:rPr>
-        <w:t>PD.GET_DUMMIES(DF["CITY"])</w:t>
-      </w:r>
-    </w:p>
-    <w:p>
-      <w:pPr>
-        <w:pStyle w:val="Heading2"/>
-        <w:rPr>
-          <w:rFonts w:ascii="Cambria" w:hAnsi="Cambria"/>
-          <w:sz w:val="22"/>
-          <w:szCs w:val="22"/>
-        </w:rPr>
-      </w:pPr>
-      <w:r>
-        <w:rPr>
-          <w:rFonts w:ascii="Cambria" w:hAnsi="Cambria"/>
-          <w:caps w:val="0"/>
-          <w:sz w:val="22"/>
-          <w:szCs w:val="22"/>
         </w:rPr>
         <w:t>WHY CHANGING DATA IS IMPORTANT</w:t>
       </w:r>
@@ -3545,16 +3009,12 @@
           <w:rFonts w:ascii="Cambria" w:hAnsi="Cambria"/>
           <w:caps/>
           <w:spacing w:val="15"/>
-          <w:sz w:val="22"/>
-          <w:szCs w:val="22"/>
-        </w:rPr>
-      </w:pPr>
-      <w:r>
-        <w:rPr>
-          <w:rFonts w:ascii="Cambria" w:hAnsi="Cambria"/>
-          <w:spacing w:val="15"/>
-          <w:sz w:val="22"/>
-          <w:szCs w:val="22"/>
+        </w:rPr>
+      </w:pPr>
+      <w:r>
+        <w:rPr>
+          <w:rFonts w:ascii="Cambria" w:hAnsi="Cambria"/>
+          <w:spacing w:val="15"/>
         </w:rPr>
         <w:t xml:space="preserve">MAKES DATA </w:t>
       </w:r>
@@ -3564,8 +3024,6 @@
           <w:b/>
           <w:bCs/>
           <w:spacing w:val="15"/>
-          <w:sz w:val="22"/>
-          <w:szCs w:val="22"/>
         </w:rPr>
         <w:t>CLEAN</w:t>
       </w:r>
@@ -3580,16 +3038,12 @@
           <w:rFonts w:ascii="Cambria" w:hAnsi="Cambria"/>
           <w:caps/>
           <w:spacing w:val="15"/>
-          <w:sz w:val="22"/>
-          <w:szCs w:val="22"/>
-        </w:rPr>
-      </w:pPr>
-      <w:r>
-        <w:rPr>
-          <w:rFonts w:ascii="Cambria" w:hAnsi="Cambria"/>
-          <w:spacing w:val="15"/>
-          <w:sz w:val="22"/>
-          <w:szCs w:val="22"/>
+        </w:rPr>
+      </w:pPr>
+      <w:r>
+        <w:rPr>
+          <w:rFonts w:ascii="Cambria" w:hAnsi="Cambria"/>
+          <w:spacing w:val="15"/>
         </w:rPr>
         <w:t xml:space="preserve">MAKES MODELS </w:t>
       </w:r>
@@ -3599,8 +3053,6 @@
           <w:b/>
           <w:bCs/>
           <w:spacing w:val="15"/>
-          <w:sz w:val="22"/>
-          <w:szCs w:val="22"/>
         </w:rPr>
         <w:t>WORK BETTER</w:t>
       </w:r>
@@ -3615,16 +3067,12 @@
           <w:rFonts w:ascii="Cambria" w:hAnsi="Cambria"/>
           <w:caps/>
           <w:spacing w:val="15"/>
-          <w:sz w:val="22"/>
-          <w:szCs w:val="22"/>
-        </w:rPr>
-      </w:pPr>
-      <w:r>
-        <w:rPr>
-          <w:rFonts w:ascii="Cambria" w:hAnsi="Cambria"/>
-          <w:spacing w:val="15"/>
-          <w:sz w:val="22"/>
-          <w:szCs w:val="22"/>
+        </w:rPr>
+      </w:pPr>
+      <w:r>
+        <w:rPr>
+          <w:rFonts w:ascii="Cambria" w:hAnsi="Cambria"/>
+          <w:spacing w:val="15"/>
         </w:rPr>
         <w:t>REDUCES ERRORS</w:t>
       </w:r>
@@ -3634,16 +3082,12 @@
         <w:pStyle w:val="Heading2"/>
         <w:rPr>
           <w:rFonts w:ascii="Cambria" w:hAnsi="Cambria"/>
-          <w:sz w:val="22"/>
-          <w:szCs w:val="22"/>
         </w:rPr>
       </w:pPr>
       <w:r>
         <w:rPr>
           <w:rFonts w:ascii="Cambria" w:hAnsi="Cambria"/>
           <w:caps w:val="0"/>
-          <w:sz w:val="22"/>
-          <w:szCs w:val="22"/>
         </w:rPr>
         <w:t>SUMMARY</w:t>
       </w:r>
@@ -3658,16 +3102,12 @@
           <w:rFonts w:ascii="Cambria" w:hAnsi="Cambria"/>
           <w:caps/>
           <w:spacing w:val="15"/>
-          <w:sz w:val="22"/>
-          <w:szCs w:val="22"/>
-        </w:rPr>
-      </w:pPr>
-      <w:r>
-        <w:rPr>
-          <w:rFonts w:ascii="Cambria" w:hAnsi="Cambria"/>
-          <w:spacing w:val="15"/>
-          <w:sz w:val="22"/>
-          <w:szCs w:val="22"/>
+        </w:rPr>
+      </w:pPr>
+      <w:r>
+        <w:rPr>
+          <w:rFonts w:ascii="Cambria" w:hAnsi="Cambria"/>
+          <w:spacing w:val="15"/>
         </w:rPr>
         <w:t>CHANGING DATA = PREPARING DATA</w:t>
       </w:r>
@@ -3682,16 +3122,12 @@
           <w:rFonts w:ascii="Cambria" w:hAnsi="Cambria"/>
           <w:caps/>
           <w:spacing w:val="15"/>
-          <w:sz w:val="22"/>
-          <w:szCs w:val="22"/>
-        </w:rPr>
-      </w:pPr>
-      <w:r>
-        <w:rPr>
-          <w:rFonts w:ascii="Cambria" w:hAnsi="Cambria"/>
-          <w:spacing w:val="15"/>
-          <w:sz w:val="22"/>
-          <w:szCs w:val="22"/>
+        </w:rPr>
+      </w:pPr>
+      <w:r>
+        <w:rPr>
+          <w:rFonts w:ascii="Cambria" w:hAnsi="Cambria"/>
+          <w:spacing w:val="15"/>
         </w:rPr>
         <w:t>DONE BEFORE MACHINE LEARNING</w:t>
       </w:r>
@@ -3706,16 +3142,12 @@
           <w:rFonts w:ascii="Cambria" w:hAnsi="Cambria"/>
           <w:caps/>
           <w:spacing w:val="15"/>
-          <w:sz w:val="22"/>
-          <w:szCs w:val="22"/>
-        </w:rPr>
-      </w:pPr>
-      <w:r>
-        <w:rPr>
-          <w:rFonts w:ascii="Cambria" w:hAnsi="Cambria"/>
-          <w:spacing w:val="15"/>
-          <w:sz w:val="22"/>
-          <w:szCs w:val="22"/>
+        </w:rPr>
+      </w:pPr>
+      <w:r>
+        <w:rPr>
+          <w:rFonts w:ascii="Cambria" w:hAnsi="Cambria"/>
+          <w:spacing w:val="15"/>
         </w:rPr>
         <w:t>USES PANDAS MOSTLY</w:t>
       </w:r>
@@ -3725,12 +3157,16 @@
         <w:pStyle w:val="Heading1"/>
         <w:rPr>
           <w:rFonts w:ascii="Cambria" w:hAnsi="Cambria"/>
+          <w:sz w:val="20"/>
+          <w:szCs w:val="20"/>
         </w:rPr>
       </w:pPr>
       <w:r>
         <w:rPr>
           <w:rFonts w:ascii="Cambria" w:hAnsi="Cambria"/>
           <w:caps w:val="0"/>
+          <w:sz w:val="20"/>
+          <w:szCs w:val="20"/>
         </w:rPr>
         <w:t>ADD / REMOVE DATA</w:t>
       </w:r>
@@ -3740,16 +3176,12 @@
         <w:pStyle w:val="Heading2"/>
         <w:rPr>
           <w:rFonts w:ascii="Cambria" w:hAnsi="Cambria"/>
-          <w:sz w:val="22"/>
-          <w:szCs w:val="22"/>
         </w:rPr>
       </w:pPr>
       <w:r>
         <w:rPr>
           <w:rFonts w:ascii="Cambria" w:hAnsi="Cambria"/>
           <w:caps w:val="0"/>
-          <w:sz w:val="22"/>
-          <w:szCs w:val="22"/>
         </w:rPr>
         <w:t xml:space="preserve">MANIPULATING DATA </w:t>
       </w:r>
@@ -3758,15 +3190,11 @@
       <w:pPr>
         <w:rPr>
           <w:rFonts w:ascii="Cambria" w:hAnsi="Cambria"/>
-          <w:sz w:val="22"/>
-          <w:szCs w:val="22"/>
-        </w:rPr>
-      </w:pPr>
-      <w:r>
-        <w:rPr>
-          <w:rFonts w:ascii="Cambria" w:hAnsi="Cambria"/>
-          <w:sz w:val="22"/>
-          <w:szCs w:val="22"/>
+        </w:rPr>
+      </w:pPr>
+      <w:r>
+        <w:rPr>
+          <w:rFonts w:ascii="Cambria" w:hAnsi="Cambria"/>
         </w:rPr>
         <w:t xml:space="preserve">MANIPULATING DATA MEANS </w:t>
       </w:r>
@@ -3775,16 +3203,12 @@
           <w:rFonts w:ascii="Cambria" w:hAnsi="Cambria"/>
           <w:b/>
           <w:bCs/>
-          <w:sz w:val="22"/>
-          <w:szCs w:val="22"/>
         </w:rPr>
         <w:t>CHANGING, ADDING, OR REMOVING DATA</w:t>
       </w:r>
       <w:r>
         <w:rPr>
           <w:rFonts w:ascii="Cambria" w:hAnsi="Cambria"/>
-          <w:sz w:val="22"/>
-          <w:szCs w:val="22"/>
         </w:rPr>
         <w:t xml:space="preserve"> TO MAKE IT USEFUL.</w:t>
       </w:r>
@@ -3794,16 +3218,12 @@
         <w:pStyle w:val="Heading3"/>
         <w:rPr>
           <w:rFonts w:ascii="Cambria" w:hAnsi="Cambria"/>
-          <w:sz w:val="22"/>
-          <w:szCs w:val="22"/>
         </w:rPr>
       </w:pPr>
       <w:r>
         <w:rPr>
           <w:rFonts w:ascii="Cambria" w:hAnsi="Cambria"/>
           <w:caps w:val="0"/>
-          <w:sz w:val="22"/>
-          <w:szCs w:val="22"/>
         </w:rPr>
         <w:t>1. ADDING DATA</w:t>
       </w:r>
@@ -3813,16 +3233,12 @@
         <w:pStyle w:val="Heading4"/>
         <w:rPr>
           <w:rFonts w:ascii="Cambria" w:hAnsi="Cambria"/>
-          <w:sz w:val="22"/>
-          <w:szCs w:val="22"/>
         </w:rPr>
       </w:pPr>
       <w:r>
         <w:rPr>
           <w:rFonts w:ascii="Cambria" w:hAnsi="Cambria"/>
           <w:caps w:val="0"/>
-          <w:sz w:val="22"/>
-          <w:szCs w:val="22"/>
         </w:rPr>
         <w:t>A) ADD A NEW COLUMN</w:t>
       </w:r>
@@ -3831,15 +3247,11 @@
       <w:pPr>
         <w:rPr>
           <w:rFonts w:ascii="Cambria" w:hAnsi="Cambria"/>
-          <w:sz w:val="22"/>
-          <w:szCs w:val="22"/>
-        </w:rPr>
-      </w:pPr>
-      <w:r>
-        <w:rPr>
-          <w:rFonts w:ascii="Cambria" w:hAnsi="Cambria"/>
-          <w:sz w:val="22"/>
-          <w:szCs w:val="22"/>
+        </w:rPr>
+      </w:pPr>
+      <w:r>
+        <w:rPr>
+          <w:rFonts w:ascii="Cambria" w:hAnsi="Cambria"/>
         </w:rPr>
         <w:t>DF["AGE"] = [20, 21, 22]</w:t>
       </w:r>
@@ -3848,15 +3260,11 @@
       <w:pPr>
         <w:rPr>
           <w:rFonts w:ascii="Cambria" w:hAnsi="Cambria"/>
-          <w:sz w:val="22"/>
-          <w:szCs w:val="22"/>
-        </w:rPr>
-      </w:pPr>
-      <w:r>
-        <w:rPr>
-          <w:rFonts w:ascii="Cambria" w:hAnsi="Cambria"/>
-          <w:sz w:val="22"/>
-          <w:szCs w:val="22"/>
+        </w:rPr>
+      </w:pPr>
+      <w:r>
+        <w:rPr>
+          <w:rFonts w:ascii="Cambria" w:hAnsi="Cambria"/>
         </w:rPr>
         <w:t xml:space="preserve"> ADDS A NEW COLUMN CALLED </w:t>
       </w:r>
@@ -3865,8 +3273,6 @@
           <w:rFonts w:ascii="Cambria" w:hAnsi="Cambria"/>
           <w:b/>
           <w:bCs/>
-          <w:sz w:val="22"/>
-          <w:szCs w:val="22"/>
         </w:rPr>
         <w:t>AGE</w:t>
       </w:r>
@@ -3876,18 +3282,13 @@
         <w:pStyle w:val="Heading4"/>
         <w:rPr>
           <w:rFonts w:ascii="Cambria" w:hAnsi="Cambria"/>
-          <w:sz w:val="22"/>
-          <w:szCs w:val="22"/>
         </w:rPr>
       </w:pPr>
       <w:r>
         <w:rPr>
           <w:rFonts w:ascii="Cambria" w:hAnsi="Cambria"/>
           <w:caps w:val="0"/>
-          <w:sz w:val="22"/>
-          <w:szCs w:val="22"/>
-        </w:rPr>
-        <w:lastRenderedPageBreak/>
+        </w:rPr>
         <w:t>B) ADD COLUMN USING EXISTING DATA</w:t>
       </w:r>
     </w:p>
@@ -3895,15 +3296,11 @@
       <w:pPr>
         <w:rPr>
           <w:rFonts w:ascii="Cambria" w:hAnsi="Cambria"/>
-          <w:sz w:val="22"/>
-          <w:szCs w:val="22"/>
-        </w:rPr>
-      </w:pPr>
-      <w:r>
-        <w:rPr>
-          <w:rFonts w:ascii="Cambria" w:hAnsi="Cambria"/>
-          <w:sz w:val="22"/>
-          <w:szCs w:val="22"/>
+        </w:rPr>
+      </w:pPr>
+      <w:r>
+        <w:rPr>
+          <w:rFonts w:ascii="Cambria" w:hAnsi="Cambria"/>
         </w:rPr>
         <w:t>DF["TOTAL"] = DF["PRICE"] + DF["TAX"]</w:t>
       </w:r>
@@ -3913,16 +3310,12 @@
         <w:pStyle w:val="Heading4"/>
         <w:rPr>
           <w:rFonts w:ascii="Cambria" w:hAnsi="Cambria"/>
-          <w:sz w:val="22"/>
-          <w:szCs w:val="22"/>
         </w:rPr>
       </w:pPr>
       <w:r>
         <w:rPr>
           <w:rFonts w:ascii="Cambria" w:hAnsi="Cambria"/>
           <w:caps w:val="0"/>
-          <w:sz w:val="22"/>
-          <w:szCs w:val="22"/>
         </w:rPr>
         <w:t>C) ADD A NEW ROW</w:t>
       </w:r>
@@ -3931,15 +3324,11 @@
       <w:pPr>
         <w:rPr>
           <w:rFonts w:ascii="Cambria" w:hAnsi="Cambria"/>
-          <w:sz w:val="22"/>
-          <w:szCs w:val="22"/>
-        </w:rPr>
-      </w:pPr>
-      <w:r>
-        <w:rPr>
-          <w:rFonts w:ascii="Cambria" w:hAnsi="Cambria"/>
-          <w:sz w:val="22"/>
-          <w:szCs w:val="22"/>
+        </w:rPr>
+      </w:pPr>
+      <w:r>
+        <w:rPr>
+          <w:rFonts w:ascii="Cambria" w:hAnsi="Cambria"/>
         </w:rPr>
         <w:t>DF.LOC[LEN(DF)] = [1, "ALI", 20]</w:t>
       </w:r>
@@ -3949,16 +3338,12 @@
         <w:pStyle w:val="Heading3"/>
         <w:rPr>
           <w:rFonts w:ascii="Cambria" w:hAnsi="Cambria"/>
-          <w:sz w:val="22"/>
-          <w:szCs w:val="22"/>
         </w:rPr>
       </w:pPr>
       <w:r>
         <w:rPr>
           <w:rFonts w:ascii="Cambria" w:hAnsi="Cambria"/>
           <w:caps w:val="0"/>
-          <w:sz w:val="22"/>
-          <w:szCs w:val="22"/>
         </w:rPr>
         <w:t>2. REMOVING DATA</w:t>
       </w:r>
@@ -3968,16 +3353,12 @@
         <w:pStyle w:val="Heading4"/>
         <w:rPr>
           <w:rFonts w:ascii="Cambria" w:hAnsi="Cambria"/>
-          <w:sz w:val="22"/>
-          <w:szCs w:val="22"/>
         </w:rPr>
       </w:pPr>
       <w:r>
         <w:rPr>
           <w:rFonts w:ascii="Cambria" w:hAnsi="Cambria"/>
           <w:caps w:val="0"/>
-          <w:sz w:val="22"/>
-          <w:szCs w:val="22"/>
         </w:rPr>
         <w:t>A) REMOVE A COLUMN</w:t>
       </w:r>
@@ -3986,15 +3367,11 @@
       <w:pPr>
         <w:rPr>
           <w:rFonts w:ascii="Cambria" w:hAnsi="Cambria"/>
-          <w:sz w:val="22"/>
-          <w:szCs w:val="22"/>
-        </w:rPr>
-      </w:pPr>
-      <w:r>
-        <w:rPr>
-          <w:rFonts w:ascii="Cambria" w:hAnsi="Cambria"/>
-          <w:sz w:val="22"/>
-          <w:szCs w:val="22"/>
+        </w:rPr>
+      </w:pPr>
+      <w:r>
+        <w:rPr>
+          <w:rFonts w:ascii="Cambria" w:hAnsi="Cambria"/>
         </w:rPr>
         <w:t>DF.DROP("AGE", AXIS=1, INPLACE=TRUE)</w:t>
       </w:r>
@@ -4007,15 +3384,11 @@
         </w:numPr>
         <w:rPr>
           <w:rFonts w:ascii="Cambria" w:hAnsi="Cambria"/>
-          <w:sz w:val="22"/>
-          <w:szCs w:val="22"/>
-        </w:rPr>
-      </w:pPr>
-      <w:r>
-        <w:rPr>
-          <w:rFonts w:ascii="Cambria" w:hAnsi="Cambria"/>
-          <w:sz w:val="22"/>
-          <w:szCs w:val="22"/>
+        </w:rPr>
+      </w:pPr>
+      <w:r>
+        <w:rPr>
+          <w:rFonts w:ascii="Cambria" w:hAnsi="Cambria"/>
         </w:rPr>
         <w:t>AXIS=1 → COLUMN</w:t>
       </w:r>
@@ -4025,16 +3398,12 @@
         <w:pStyle w:val="Heading4"/>
         <w:rPr>
           <w:rFonts w:ascii="Cambria" w:hAnsi="Cambria"/>
-          <w:sz w:val="22"/>
-          <w:szCs w:val="22"/>
         </w:rPr>
       </w:pPr>
       <w:r>
         <w:rPr>
           <w:rFonts w:ascii="Cambria" w:hAnsi="Cambria"/>
           <w:caps w:val="0"/>
-          <w:sz w:val="22"/>
-          <w:szCs w:val="22"/>
         </w:rPr>
         <w:t>B) REMOVE A ROW</w:t>
       </w:r>
@@ -4043,16 +3412,13 @@
       <w:pPr>
         <w:rPr>
           <w:rFonts w:ascii="Cambria" w:hAnsi="Cambria"/>
-          <w:sz w:val="22"/>
-          <w:szCs w:val="22"/>
-        </w:rPr>
-      </w:pPr>
-      <w:r>
-        <w:rPr>
-          <w:rFonts w:ascii="Cambria" w:hAnsi="Cambria"/>
-          <w:sz w:val="22"/>
-          <w:szCs w:val="22"/>
-        </w:rPr>
+        </w:rPr>
+      </w:pPr>
+      <w:r>
+        <w:rPr>
+          <w:rFonts w:ascii="Cambria" w:hAnsi="Cambria"/>
+        </w:rPr>
+        <w:lastRenderedPageBreak/>
         <w:t>DF.DROP(0, INPLACE=TRUE)</w:t>
       </w:r>
     </w:p>
@@ -4064,15 +3430,11 @@
         </w:numPr>
         <w:rPr>
           <w:rFonts w:ascii="Cambria" w:hAnsi="Cambria"/>
-          <w:sz w:val="22"/>
-          <w:szCs w:val="22"/>
-        </w:rPr>
-      </w:pPr>
-      <w:r>
-        <w:rPr>
-          <w:rFonts w:ascii="Cambria" w:hAnsi="Cambria"/>
-          <w:sz w:val="22"/>
-          <w:szCs w:val="22"/>
+        </w:rPr>
+      </w:pPr>
+      <w:r>
+        <w:rPr>
+          <w:rFonts w:ascii="Cambria" w:hAnsi="Cambria"/>
         </w:rPr>
         <w:t>REMOVES ROW WITH INDEX 0</w:t>
       </w:r>
@@ -4082,16 +3444,12 @@
         <w:pStyle w:val="Heading4"/>
         <w:rPr>
           <w:rFonts w:ascii="Cambria" w:hAnsi="Cambria"/>
-          <w:sz w:val="22"/>
-          <w:szCs w:val="22"/>
         </w:rPr>
       </w:pPr>
       <w:r>
         <w:rPr>
           <w:rFonts w:ascii="Cambria" w:hAnsi="Cambria"/>
           <w:caps w:val="0"/>
-          <w:sz w:val="22"/>
-          <w:szCs w:val="22"/>
         </w:rPr>
         <w:t>C) REMOVE ROWS WITH MISSING DATA</w:t>
       </w:r>
@@ -4100,15 +3458,11 @@
       <w:pPr>
         <w:rPr>
           <w:rFonts w:ascii="Cambria" w:hAnsi="Cambria"/>
-          <w:sz w:val="22"/>
-          <w:szCs w:val="22"/>
-        </w:rPr>
-      </w:pPr>
-      <w:r>
-        <w:rPr>
-          <w:rFonts w:ascii="Cambria" w:hAnsi="Cambria"/>
-          <w:sz w:val="22"/>
-          <w:szCs w:val="22"/>
+        </w:rPr>
+      </w:pPr>
+      <w:r>
+        <w:rPr>
+          <w:rFonts w:ascii="Cambria" w:hAnsi="Cambria"/>
         </w:rPr>
         <w:t>DF.DROPNA(INPLACE=TRUE)</w:t>
       </w:r>
@@ -4118,16 +3472,12 @@
         <w:pStyle w:val="Heading3"/>
         <w:rPr>
           <w:rFonts w:ascii="Cambria" w:hAnsi="Cambria"/>
-          <w:sz w:val="22"/>
-          <w:szCs w:val="22"/>
         </w:rPr>
       </w:pPr>
       <w:r>
         <w:rPr>
           <w:rFonts w:ascii="Cambria" w:hAnsi="Cambria"/>
           <w:caps w:val="0"/>
-          <w:sz w:val="22"/>
-          <w:szCs w:val="22"/>
         </w:rPr>
         <w:t>3. MANIPULATING DATA</w:t>
       </w:r>
@@ -4137,16 +3487,12 @@
         <w:pStyle w:val="Heading4"/>
         <w:rPr>
           <w:rFonts w:ascii="Cambria" w:hAnsi="Cambria"/>
-          <w:sz w:val="22"/>
-          <w:szCs w:val="22"/>
         </w:rPr>
       </w:pPr>
       <w:r>
         <w:rPr>
           <w:rFonts w:ascii="Cambria" w:hAnsi="Cambria"/>
           <w:caps w:val="0"/>
-          <w:sz w:val="22"/>
-          <w:szCs w:val="22"/>
         </w:rPr>
         <w:t>A) UPDATE DATA VALUES</w:t>
       </w:r>
@@ -4155,15 +3501,11 @@
       <w:pPr>
         <w:rPr>
           <w:rFonts w:ascii="Cambria" w:hAnsi="Cambria"/>
-          <w:sz w:val="22"/>
-          <w:szCs w:val="22"/>
-        </w:rPr>
-      </w:pPr>
-      <w:r>
-        <w:rPr>
-          <w:rFonts w:ascii="Cambria" w:hAnsi="Cambria"/>
-          <w:sz w:val="22"/>
-          <w:szCs w:val="22"/>
+        </w:rPr>
+      </w:pPr>
+      <w:r>
+        <w:rPr>
+          <w:rFonts w:ascii="Cambria" w:hAnsi="Cambria"/>
         </w:rPr>
         <w:t>DF.LOC[0, "NAME"] = "ZAEEM"</w:t>
       </w:r>
@@ -4173,16 +3515,12 @@
         <w:pStyle w:val="Heading4"/>
         <w:rPr>
           <w:rFonts w:ascii="Cambria" w:hAnsi="Cambria"/>
-          <w:sz w:val="22"/>
-          <w:szCs w:val="22"/>
         </w:rPr>
       </w:pPr>
       <w:r>
         <w:rPr>
           <w:rFonts w:ascii="Cambria" w:hAnsi="Cambria"/>
           <w:caps w:val="0"/>
-          <w:sz w:val="22"/>
-          <w:szCs w:val="22"/>
         </w:rPr>
         <w:t>B) REPLACE VALUES</w:t>
       </w:r>
@@ -4191,15 +3529,11 @@
       <w:pPr>
         <w:rPr>
           <w:rFonts w:ascii="Cambria" w:hAnsi="Cambria"/>
-          <w:sz w:val="22"/>
-          <w:szCs w:val="22"/>
-        </w:rPr>
-      </w:pPr>
-      <w:r>
-        <w:rPr>
-          <w:rFonts w:ascii="Cambria" w:hAnsi="Cambria"/>
-          <w:sz w:val="22"/>
-          <w:szCs w:val="22"/>
+        </w:rPr>
+      </w:pPr>
+      <w:r>
+        <w:rPr>
+          <w:rFonts w:ascii="Cambria" w:hAnsi="Cambria"/>
         </w:rPr>
         <w:t>DF["CITY"].REPLACE("LHR", "LAHORE", INPLACE=TRUE)</w:t>
       </w:r>
@@ -4209,16 +3543,12 @@
         <w:pStyle w:val="Heading4"/>
         <w:rPr>
           <w:rFonts w:ascii="Cambria" w:hAnsi="Cambria"/>
-          <w:sz w:val="22"/>
-          <w:szCs w:val="22"/>
         </w:rPr>
       </w:pPr>
       <w:r>
         <w:rPr>
           <w:rFonts w:ascii="Cambria" w:hAnsi="Cambria"/>
           <w:caps w:val="0"/>
-          <w:sz w:val="22"/>
-          <w:szCs w:val="22"/>
         </w:rPr>
         <w:t>C) SORT DATA</w:t>
       </w:r>
@@ -4227,15 +3557,11 @@
       <w:pPr>
         <w:rPr>
           <w:rFonts w:ascii="Cambria" w:hAnsi="Cambria"/>
-          <w:sz w:val="22"/>
-          <w:szCs w:val="22"/>
-        </w:rPr>
-      </w:pPr>
-      <w:r>
-        <w:rPr>
-          <w:rFonts w:ascii="Cambria" w:hAnsi="Cambria"/>
-          <w:sz w:val="22"/>
-          <w:szCs w:val="22"/>
+        </w:rPr>
+      </w:pPr>
+      <w:r>
+        <w:rPr>
+          <w:rFonts w:ascii="Cambria" w:hAnsi="Cambria"/>
         </w:rPr>
         <w:t>DF.SORT_VALUES("AGE")</w:t>
       </w:r>
@@ -4245,16 +3571,12 @@
         <w:pStyle w:val="Heading4"/>
         <w:rPr>
           <w:rFonts w:ascii="Cambria" w:hAnsi="Cambria"/>
-          <w:sz w:val="22"/>
-          <w:szCs w:val="22"/>
         </w:rPr>
       </w:pPr>
       <w:r>
         <w:rPr>
           <w:rFonts w:ascii="Cambria" w:hAnsi="Cambria"/>
           <w:caps w:val="0"/>
-          <w:sz w:val="22"/>
-          <w:szCs w:val="22"/>
         </w:rPr>
         <w:t>D) FILTER DATA</w:t>
       </w:r>
@@ -4263,15 +3585,11 @@
       <w:pPr>
         <w:rPr>
           <w:rFonts w:ascii="Cambria" w:hAnsi="Cambria"/>
-          <w:sz w:val="22"/>
-          <w:szCs w:val="22"/>
-        </w:rPr>
-      </w:pPr>
-      <w:r>
-        <w:rPr>
-          <w:rFonts w:ascii="Cambria" w:hAnsi="Cambria"/>
-          <w:sz w:val="22"/>
-          <w:szCs w:val="22"/>
+        </w:rPr>
+      </w:pPr>
+      <w:r>
+        <w:rPr>
+          <w:rFonts w:ascii="Cambria" w:hAnsi="Cambria"/>
         </w:rPr>
         <w:t>DF[DF["AGE"] &gt; 18]</w:t>
       </w:r>
@@ -4281,16 +3599,12 @@
         <w:pStyle w:val="Heading4"/>
         <w:rPr>
           <w:rFonts w:ascii="Cambria" w:hAnsi="Cambria"/>
-          <w:sz w:val="22"/>
-          <w:szCs w:val="22"/>
         </w:rPr>
       </w:pPr>
       <w:r>
         <w:rPr>
           <w:rFonts w:ascii="Cambria" w:hAnsi="Cambria"/>
           <w:caps w:val="0"/>
-          <w:sz w:val="22"/>
-          <w:szCs w:val="22"/>
         </w:rPr>
         <w:t>E) CHANGE DATA TYPE</w:t>
       </w:r>
@@ -4299,15 +3613,11 @@
       <w:pPr>
         <w:rPr>
           <w:rFonts w:ascii="Cambria" w:hAnsi="Cambria"/>
-          <w:sz w:val="22"/>
-          <w:szCs w:val="22"/>
-        </w:rPr>
-      </w:pPr>
-      <w:r>
-        <w:rPr>
-          <w:rFonts w:ascii="Cambria" w:hAnsi="Cambria"/>
-          <w:sz w:val="22"/>
-          <w:szCs w:val="22"/>
+        </w:rPr>
+      </w:pPr>
+      <w:r>
+        <w:rPr>
+          <w:rFonts w:ascii="Cambria" w:hAnsi="Cambria"/>
         </w:rPr>
         <w:t>DF["AGE"] = DF["AGE"].ASTYPE(INT)</w:t>
       </w:r>
@@ -4317,16 +3627,12 @@
         <w:pStyle w:val="Heading3"/>
         <w:rPr>
           <w:rFonts w:ascii="Cambria" w:hAnsi="Cambria"/>
-          <w:sz w:val="22"/>
-          <w:szCs w:val="22"/>
         </w:rPr>
       </w:pPr>
       <w:r>
         <w:rPr>
           <w:rFonts w:ascii="Cambria" w:hAnsi="Cambria"/>
           <w:caps w:val="0"/>
-          <w:sz w:val="22"/>
-          <w:szCs w:val="22"/>
         </w:rPr>
         <w:t>4. IMPORTANT FUNCTIONS SUMMARY</w:t>
       </w:r>
@@ -4335,8 +3641,6 @@
       <w:pPr>
         <w:rPr>
           <w:rFonts w:ascii="Cambria" w:hAnsi="Cambria"/>
-          <w:sz w:val="22"/>
-          <w:szCs w:val="22"/>
         </w:rPr>
       </w:pPr>
     </w:p>
@@ -4382,8 +3686,6 @@
                 <w:rFonts w:ascii="Cambria" w:hAnsi="Cambria"/>
                 <w:b/>
                 <w:bCs/>
-                <w:sz w:val="22"/>
-                <w:szCs w:val="22"/>
               </w:rPr>
             </w:pPr>
             <w:r>
@@ -4391,10 +3693,7 @@
                 <w:rFonts w:ascii="Cambria" w:hAnsi="Cambria"/>
                 <w:b/>
                 <w:bCs/>
-                <w:sz w:val="22"/>
-                <w:szCs w:val="22"/>
               </w:rPr>
-              <w:lastRenderedPageBreak/>
               <w:t>TASK</w:t>
             </w:r>
           </w:p>
@@ -4412,8 +3711,6 @@
                 <w:rFonts w:ascii="Cambria" w:hAnsi="Cambria"/>
                 <w:b/>
                 <w:bCs/>
-                <w:sz w:val="22"/>
-                <w:szCs w:val="22"/>
               </w:rPr>
             </w:pPr>
             <w:r>
@@ -4421,8 +3718,6 @@
                 <w:rFonts w:ascii="Cambria" w:hAnsi="Cambria"/>
                 <w:b/>
                 <w:bCs/>
-                <w:sz w:val="22"/>
-                <w:szCs w:val="22"/>
               </w:rPr>
               <w:t>FUNCTION</w:t>
             </w:r>
@@ -4444,15 +3739,11 @@
               <w:jc w:val="center"/>
               <w:rPr>
                 <w:rFonts w:ascii="Cambria" w:hAnsi="Cambria"/>
-                <w:sz w:val="22"/>
-                <w:szCs w:val="22"/>
               </w:rPr>
             </w:pPr>
             <w:r>
               <w:rPr>
                 <w:rFonts w:ascii="Cambria" w:hAnsi="Cambria"/>
-                <w:sz w:val="22"/>
-                <w:szCs w:val="22"/>
               </w:rPr>
               <w:t>ADD COLUMN</w:t>
             </w:r>
@@ -4469,15 +3760,11 @@
               <w:jc w:val="center"/>
               <w:rPr>
                 <w:rFonts w:ascii="Cambria" w:hAnsi="Cambria"/>
-                <w:sz w:val="22"/>
-                <w:szCs w:val="22"/>
               </w:rPr>
             </w:pPr>
             <w:r>
               <w:rPr>
                 <w:rFonts w:ascii="Cambria" w:hAnsi="Cambria"/>
-                <w:sz w:val="22"/>
-                <w:szCs w:val="22"/>
               </w:rPr>
               <w:t>DF["NEW"]</w:t>
             </w:r>
@@ -4499,15 +3786,11 @@
               <w:jc w:val="center"/>
               <w:rPr>
                 <w:rFonts w:ascii="Cambria" w:hAnsi="Cambria"/>
-                <w:sz w:val="22"/>
-                <w:szCs w:val="22"/>
               </w:rPr>
             </w:pPr>
             <w:r>
               <w:rPr>
                 <w:rFonts w:ascii="Cambria" w:hAnsi="Cambria"/>
-                <w:sz w:val="22"/>
-                <w:szCs w:val="22"/>
               </w:rPr>
               <w:t>ADD ROW</w:t>
             </w:r>
@@ -4524,15 +3807,11 @@
               <w:jc w:val="center"/>
               <w:rPr>
                 <w:rFonts w:ascii="Cambria" w:hAnsi="Cambria"/>
-                <w:sz w:val="22"/>
-                <w:szCs w:val="22"/>
               </w:rPr>
             </w:pPr>
             <w:r>
               <w:rPr>
                 <w:rFonts w:ascii="Cambria" w:hAnsi="Cambria"/>
-                <w:sz w:val="22"/>
-                <w:szCs w:val="22"/>
               </w:rPr>
               <w:t>DF.LOC[]</w:t>
             </w:r>
@@ -4554,15 +3833,11 @@
               <w:jc w:val="center"/>
               <w:rPr>
                 <w:rFonts w:ascii="Cambria" w:hAnsi="Cambria"/>
-                <w:sz w:val="22"/>
-                <w:szCs w:val="22"/>
               </w:rPr>
             </w:pPr>
             <w:r>
               <w:rPr>
                 <w:rFonts w:ascii="Cambria" w:hAnsi="Cambria"/>
-                <w:sz w:val="22"/>
-                <w:szCs w:val="22"/>
               </w:rPr>
               <w:t>REMOVE COLUMN</w:t>
             </w:r>
@@ -4579,15 +3854,11 @@
               <w:jc w:val="center"/>
               <w:rPr>
                 <w:rFonts w:ascii="Cambria" w:hAnsi="Cambria"/>
-                <w:sz w:val="22"/>
-                <w:szCs w:val="22"/>
               </w:rPr>
             </w:pPr>
             <w:r>
               <w:rPr>
                 <w:rFonts w:ascii="Cambria" w:hAnsi="Cambria"/>
-                <w:sz w:val="22"/>
-                <w:szCs w:val="22"/>
               </w:rPr>
               <w:t>DROP(AXIS=1)</w:t>
             </w:r>
@@ -4609,15 +3880,11 @@
               <w:jc w:val="center"/>
               <w:rPr>
                 <w:rFonts w:ascii="Cambria" w:hAnsi="Cambria"/>
-                <w:sz w:val="22"/>
-                <w:szCs w:val="22"/>
               </w:rPr>
             </w:pPr>
             <w:r>
               <w:rPr>
                 <w:rFonts w:ascii="Cambria" w:hAnsi="Cambria"/>
-                <w:sz w:val="22"/>
-                <w:szCs w:val="22"/>
               </w:rPr>
               <w:t>REMOVE ROW</w:t>
             </w:r>
@@ -4634,15 +3901,11 @@
               <w:jc w:val="center"/>
               <w:rPr>
                 <w:rFonts w:ascii="Cambria" w:hAnsi="Cambria"/>
-                <w:sz w:val="22"/>
-                <w:szCs w:val="22"/>
               </w:rPr>
             </w:pPr>
             <w:r>
               <w:rPr>
                 <w:rFonts w:ascii="Cambria" w:hAnsi="Cambria"/>
-                <w:sz w:val="22"/>
-                <w:szCs w:val="22"/>
               </w:rPr>
               <w:t>DROP()</w:t>
             </w:r>
@@ -4664,15 +3927,11 @@
               <w:jc w:val="center"/>
               <w:rPr>
                 <w:rFonts w:ascii="Cambria" w:hAnsi="Cambria"/>
-                <w:sz w:val="22"/>
-                <w:szCs w:val="22"/>
               </w:rPr>
             </w:pPr>
             <w:r>
               <w:rPr>
                 <w:rFonts w:ascii="Cambria" w:hAnsi="Cambria"/>
-                <w:sz w:val="22"/>
-                <w:szCs w:val="22"/>
               </w:rPr>
               <w:t>CHANGE VALUE</w:t>
             </w:r>
@@ -4689,15 +3948,11 @@
               <w:jc w:val="center"/>
               <w:rPr>
                 <w:rFonts w:ascii="Cambria" w:hAnsi="Cambria"/>
-                <w:sz w:val="22"/>
-                <w:szCs w:val="22"/>
               </w:rPr>
             </w:pPr>
             <w:r>
               <w:rPr>
                 <w:rFonts w:ascii="Cambria" w:hAnsi="Cambria"/>
-                <w:sz w:val="22"/>
-                <w:szCs w:val="22"/>
               </w:rPr>
               <w:t>LOC[]</w:t>
             </w:r>
@@ -4719,15 +3974,11 @@
               <w:jc w:val="center"/>
               <w:rPr>
                 <w:rFonts w:ascii="Cambria" w:hAnsi="Cambria"/>
-                <w:sz w:val="22"/>
-                <w:szCs w:val="22"/>
               </w:rPr>
             </w:pPr>
             <w:r>
               <w:rPr>
                 <w:rFonts w:ascii="Cambria" w:hAnsi="Cambria"/>
-                <w:sz w:val="22"/>
-                <w:szCs w:val="22"/>
               </w:rPr>
               <w:t>REPLACE DATA</w:t>
             </w:r>
@@ -4744,15 +3995,11 @@
               <w:jc w:val="center"/>
               <w:rPr>
                 <w:rFonts w:ascii="Cambria" w:hAnsi="Cambria"/>
-                <w:sz w:val="22"/>
-                <w:szCs w:val="22"/>
               </w:rPr>
             </w:pPr>
             <w:r>
               <w:rPr>
                 <w:rFonts w:ascii="Cambria" w:hAnsi="Cambria"/>
-                <w:sz w:val="22"/>
-                <w:szCs w:val="22"/>
               </w:rPr>
               <w:t>REPLACE()</w:t>
             </w:r>
@@ -4764,8 +4011,6 @@
       <w:pPr>
         <w:rPr>
           <w:rFonts w:ascii="Cambria" w:hAnsi="Cambria"/>
-          <w:sz w:val="22"/>
-          <w:szCs w:val="22"/>
         </w:rPr>
       </w:pPr>
     </w:p>
@@ -4774,16 +4019,12 @@
         <w:pStyle w:val="Heading2"/>
         <w:rPr>
           <w:rFonts w:ascii="Cambria" w:hAnsi="Cambria"/>
-          <w:sz w:val="22"/>
-          <w:szCs w:val="22"/>
         </w:rPr>
       </w:pPr>
       <w:r>
         <w:rPr>
           <w:rFonts w:ascii="Cambria" w:hAnsi="Cambria"/>
           <w:caps w:val="0"/>
-          <w:sz w:val="22"/>
-          <w:szCs w:val="22"/>
         </w:rPr>
         <w:t>WHY DATA MANIPULATION IS IMPORTANT</w:t>
       </w:r>
@@ -4796,15 +4037,11 @@
         </w:numPr>
         <w:rPr>
           <w:rFonts w:ascii="Cambria" w:hAnsi="Cambria"/>
-          <w:sz w:val="22"/>
-          <w:szCs w:val="22"/>
-        </w:rPr>
-      </w:pPr>
-      <w:r>
-        <w:rPr>
-          <w:rFonts w:ascii="Cambria" w:hAnsi="Cambria"/>
-          <w:sz w:val="22"/>
-          <w:szCs w:val="22"/>
+        </w:rPr>
+      </w:pPr>
+      <w:r>
+        <w:rPr>
+          <w:rFonts w:ascii="Cambria" w:hAnsi="Cambria"/>
         </w:rPr>
         <w:t xml:space="preserve">MAKES DATA </w:t>
       </w:r>
@@ -4813,8 +4050,6 @@
           <w:rFonts w:ascii="Cambria" w:hAnsi="Cambria"/>
           <w:b/>
           <w:bCs/>
-          <w:sz w:val="22"/>
-          <w:szCs w:val="22"/>
         </w:rPr>
         <w:t>CLEAN</w:t>
       </w:r>
@@ -4827,16 +4062,13 @@
         </w:numPr>
         <w:rPr>
           <w:rFonts w:ascii="Cambria" w:hAnsi="Cambria"/>
-          <w:sz w:val="22"/>
-          <w:szCs w:val="22"/>
-        </w:rPr>
-      </w:pPr>
-      <w:r>
-        <w:rPr>
-          <w:rFonts w:ascii="Cambria" w:hAnsi="Cambria"/>
-          <w:sz w:val="22"/>
-          <w:szCs w:val="22"/>
-        </w:rPr>
+        </w:rPr>
+      </w:pPr>
+      <w:r>
+        <w:rPr>
+          <w:rFonts w:ascii="Cambria" w:hAnsi="Cambria"/>
+        </w:rPr>
+        <w:lastRenderedPageBreak/>
         <w:t xml:space="preserve">HELPS IN </w:t>
       </w:r>
       <w:r>
@@ -4844,8 +4076,6 @@
           <w:rFonts w:ascii="Cambria" w:hAnsi="Cambria"/>
           <w:b/>
           <w:bCs/>
-          <w:sz w:val="22"/>
-          <w:szCs w:val="22"/>
         </w:rPr>
         <w:t>ANALYSIS</w:t>
       </w:r>
@@ -4858,15 +4088,11 @@
         </w:numPr>
         <w:rPr>
           <w:rFonts w:ascii="Cambria" w:hAnsi="Cambria"/>
-          <w:sz w:val="22"/>
-          <w:szCs w:val="22"/>
-        </w:rPr>
-      </w:pPr>
-      <w:r>
-        <w:rPr>
-          <w:rFonts w:ascii="Cambria" w:hAnsi="Cambria"/>
-          <w:sz w:val="22"/>
-          <w:szCs w:val="22"/>
+        </w:rPr>
+      </w:pPr>
+      <w:r>
+        <w:rPr>
+          <w:rFonts w:ascii="Cambria" w:hAnsi="Cambria"/>
         </w:rPr>
         <w:t xml:space="preserve">REQUIRED BEFORE </w:t>
       </w:r>
@@ -4875,8 +4101,6 @@
           <w:rFonts w:ascii="Cambria" w:hAnsi="Cambria"/>
           <w:b/>
           <w:bCs/>
-          <w:sz w:val="22"/>
-          <w:szCs w:val="22"/>
         </w:rPr>
         <w:t>MACHINE LEARNING</w:t>
       </w:r>
@@ -4885,8 +4109,6 @@
       <w:pPr>
         <w:rPr>
           <w:rFonts w:ascii="Cambria" w:hAnsi="Cambria"/>
-          <w:sz w:val="22"/>
-          <w:szCs w:val="22"/>
         </w:rPr>
       </w:pPr>
     </w:p>
@@ -11136,6 +10358,7 @@
   <w:style w:type="character" w:default="1" w:styleId="DefaultParagraphFont">
     <w:name w:val="Default Paragraph Font"/>
     <w:uiPriority w:val="1"/>
+    <w:semiHidden/>
     <w:unhideWhenUsed/>
   </w:style>
   <w:style w:type="table" w:default="1" w:styleId="TableNormal">
